--- a/docs/MANUALE_Cardiac_FP_Analyzer.docx
+++ b/docs/MANUALE_Cardiac_FP_Analyzer.docx
@@ -51,7 +51,7 @@
         <w:t xml:space="preserve"> </w:t>
       </w:r>
       <w:r>
-        <w:t xml:space="preserve">3.14.0</w:t>
+        <w:t xml:space="preserve">3.14.1</w:t>
       </w:r>
       <w:r>
         <w:t xml:space="preserve"> </w:t>
@@ -8918,7 +8918,7 @@
         <w:t xml:space="preserve">threshold_factor</w:t>
       </w:r>
       <w:r>
-        <w:t xml:space="preserve">). Ciascuno riceve un punteggio (periodo medio in 0,4–3 s: 30; CV &lt; 15/30/50 %: 30/20/10; numero di battiti plausibile: 20; bonus 15 al rivelatore a derivata) e vince il più alto. Seguono, in ordine: correzione del periodo bimodale, soglia di rumore, scarto della popolazione minore, gruppi di ampiezza, classificazione della topologia (regolare, caotico, alternanza, ectopici, rumore, trimodale), validazione morfologica (correlazione ≥ 0,7 con il template, ampiezza ≥ 25 %), recupero dei battiti mancanti nei buchi, seconda soglia di rumore, filtro adattato a basso SNR. Se restano meno di 5 battiti su più di 10 s, secondo tentativo con distanza 300 ms e soglia 3.</w:t>
+        <w:t xml:space="preserve">). Ciascuno riceve un punteggio (periodo medio in 0,4–3 s: 30; CV &lt; 15/30/50 %: 30/20/10; numero di battiti plausibile: 20; bonus 15 al rivelatore a derivata) e vince il più alto. Seguono, in ordine: correzione del periodo bimodale, soglia di rumore, scarto della popolazione minore, gruppi di ampiezza, classificazione della topologia (regolare, caotico, alternanza, ectopici, rumore, trimodale), validazione morfologica (correlazione ≥ 0,7 con il template, ampiezza ≥ 25 %), recupero dei battiti mancanti nei buchi, seconda soglia di rumore, filtro adattato a basso SNR. Se restano meno di 5 battiti su più di 10 s, secondo tentativo con distanza 300 ms e soglia 3 (stessa configurazione per il resto).</w:t>
       </w:r>
     </w:p>
     <w:p>
@@ -9541,7 +9541,7 @@
         <w:t xml:space="preserve"> </w:t>
       </w:r>
       <w:r>
-        <w:t xml:space="preserve">di una dose: l’ultimo baseline/t0 analizzabile del tessuto prima della prima dose (con gli orari di acquisizione); senza orari, stessa cartella, poi t0, poi voto QC.</w:t>
+        <w:t xml:space="preserve">di una dose: l’ultimo baseline/t0 analizzabile, e che ha passato l’inclusione, del tessuto prima della prima dose (con gli orari di acquisizione); senza orari, stessa cartella, poi t0, poi voto QC. Se nessun baseline del tessuto ha passato l’inclusione la dose resta senza riferimento, con il motivo.</w:t>
       </w:r>
     </w:p>
     <w:p>
@@ -10408,10 +10408,19 @@
         <w:pStyle w:val="FirstParagraph"/>
       </w:pPr>
       <w:r>
-        <w:t xml:space="preserve">I campi</w:t>
-      </w:r>
-      <w:r>
-        <w:t xml:space="preserve"> </w:t>
+        <w:t xml:space="preserve">I parametri di cessazione e spettro non sono modificabili da</w:t>
+      </w:r>
+      <w:r>
+        <w:t xml:space="preserve"> </w:t>
+      </w:r>
+      <w:r>
+        <w:rPr>
+          <w:rStyle w:val="VerbatimChar"/>
+        </w:rPr>
+        <w:t xml:space="preserve">AnalysisConfig</w:t>
+      </w:r>
+      <w:r>
+        <w:t xml:space="preserve">. Alcuni campi che esistevano ma non venivano letti (</w:t>
       </w:r>
       <w:r>
         <w:rPr>
@@ -10441,7 +10450,7 @@
         <w:rPr>
           <w:rStyle w:val="VerbatimChar"/>
         </w:rPr>
-        <w:t xml:space="preserve">beat_detection.topology_noise_gap_ratio</w:t>
+        <w:t xml:space="preserve">topology_noise_gap_ratio</w:t>
       </w:r>
       <w:r>
         <w:t xml:space="preserve">,</w:t>
@@ -10453,7 +10462,7 @@
         <w:rPr>
           <w:rStyle w:val="VerbatimChar"/>
         </w:rPr>
-        <w:t xml:space="preserve">arrhythmia.ead_critical_count</w:t>
+        <w:t xml:space="preserve">ead_critical_count</w:t>
       </w:r>
       <w:r>
         <w:t xml:space="preserve">,</w:t>
@@ -10465,7 +10474,7 @@
         <w:rPr>
           <w:rStyle w:val="VerbatimChar"/>
         </w:rPr>
-        <w:t xml:space="preserve">arrhythmia.premature_count_threshold</w:t>
+        <w:t xml:space="preserve">premature_count_threshold</w:t>
       </w:r>
       <w:r>
         <w:t xml:space="preserve">,</w:t>
@@ -10477,40 +10486,25 @@
         <w:rPr>
           <w:rStyle w:val="VerbatimChar"/>
         </w:rPr>
-        <w:t xml:space="preserve">arrhythmia.tdp_require_severe_only</w:t>
-      </w:r>
-      <w:r>
-        <w:t xml:space="preserve"> </w:t>
-      </w:r>
-      <w:r>
-        <w:t xml:space="preserve">e</w:t>
-      </w:r>
-      <w:r>
-        <w:t xml:space="preserve"> </w:t>
-      </w:r>
-      <w:r>
-        <w:rPr>
-          <w:rStyle w:val="VerbatimChar"/>
-        </w:rPr>
-        <w:t xml:space="preserve">channel_selection.snr_good/snr_fair</w:t>
-      </w:r>
-      <w:r>
-        <w:t xml:space="preserve"> </w:t>
-      </w:r>
-      <w:r>
-        <w:t xml:space="preserve">esistono ma non sono letti dalla pipeline; i parametri di cessazione e spettro non sono modificabili da</w:t>
-      </w:r>
-      <w:r>
-        <w:t xml:space="preserve"> </w:t>
-      </w:r>
-      <w:r>
-        <w:rPr>
-          <w:rStyle w:val="VerbatimChar"/>
-        </w:rPr>
-        <w:t xml:space="preserve">AnalysisConfig</w:t>
-      </w:r>
-      <w:r>
-        <w:t xml:space="preserve">.</w:t>
+        <w:t xml:space="preserve">tdp_require_severe_only</w:t>
+      </w:r>
+      <w:r>
+        <w:t xml:space="preserve">,</w:t>
+      </w:r>
+      <w:r>
+        <w:t xml:space="preserve"> </w:t>
+      </w:r>
+      <w:r>
+        <w:rPr>
+          <w:rStyle w:val="VerbatimChar"/>
+        </w:rPr>
+        <w:t xml:space="preserve">snr_good/snr_fair</w:t>
+      </w:r>
+      <w:r>
+        <w:t xml:space="preserve"> </w:t>
+      </w:r>
+      <w:r>
+        <w:t xml:space="preserve">della scelta del canale) sono stati rimossi nella v3.14.1; i file JSON che li contengono si leggono comunque.</w:t>
       </w:r>
     </w:p>
     <w:p>
@@ -10798,16 +10792,10 @@
         <w:rPr>
           <w:b/>
         </w:rPr>
-        <w:t xml:space="preserve">Discordanze note tra commenti e codice</w:t>
-      </w:r>
-      <w:r>
-        <w:t xml:space="preserve"> </w:t>
-      </w:r>
-      <w:r>
-        <w:t xml:space="preserve">(nessuna cambia i numeri di default) e un difetto da correggere nel filtro di ritmo con indici di gruppo non aggiornati: elencati in</w:t>
-      </w:r>
-      <w:r>
-        <w:t xml:space="preserve"> </w:t>
+        <w:t xml:space="preserve">Verifica della v3.14.0</w:t>
+      </w:r>
+      <w:r>
+        <w:t xml:space="preserve">: le discordanze tra commenti e codice e il difetto del filtro di ritmo (indici di gruppo non aggiornati) trovati scrivendo la scheda dei parametri sono stati corretti nella v3.14.1 (</w:t>
       </w:r>
       <w:r>
         <w:rPr>
@@ -10819,7 +10807,7 @@
         <w:t xml:space="preserve"> </w:t>
       </w:r>
       <w:r>
-        <w:t xml:space="preserve">§11.12.</w:t>
+        <w:t xml:space="preserve">§11.12); i valori di camera sulla piastra PHOENIX PM01001 sono invariati.</w:t>
       </w:r>
     </w:p>
     <w:p>

--- a/docs/MANUALE_Cardiac_FP_Analyzer.docx
+++ b/docs/MANUALE_Cardiac_FP_Analyzer.docx
@@ -51,7 +51,7 @@
         <w:t xml:space="preserve"> </w:t>
       </w:r>
       <w:r>
-        <w:t xml:space="preserve">3.14.1</w:t>
+        <w:t xml:space="preserve">3.15.0</w:t>
       </w:r>
       <w:r>
         <w:t xml:space="preserve"> </w:t>
@@ -8519,7 +8519,7 @@
         <w:t xml:space="preserve">fpd_source = chamber consensus (10 electrodes)</w:t>
       </w:r>
       <w:r>
-        <w:t xml:space="preserve">). L’onda di ogni elettrodo diventa il template della camera.</w:t>
+        <w:t xml:space="preserve">). L’onda di consenso, letta su ogni elettrodo attorno alla stessa latenza, diventa il template della camera.</w:t>
       </w:r>
     </w:p>
     <w:p>
@@ -9088,7 +9088,7 @@
         <w:t xml:space="preserve"> </w:t>
       </w:r>
       <w:r>
-        <w:t xml:space="preserve">(battito mediano di fino a 60 battiti allineati): finestra da 150 ms dopo lo spike a max(900 ms, 70 % del RR), tagliata prima dello spike successivo; passa-basso 20 Hz e detrend; FPD minimo max(120 ms, 20 % RR, ≤ 600 ms); candidati = picchi positivi e negativi con prominenza ≥ 15 % della deviazione;</w:t>
+        <w:t xml:space="preserve">(battito mediano di fino a 60 battiti allineati): finestra da 150 ms dopo lo spike a max(900 ms, 70 % del RR, min(85 % del RR, inizio del battito più precoce − 60 ms)): su un ritmo regolare la ricerca arriva all’85 % del ciclo, su uno irregolare si ferma prima di dove può cominciare il battito successivo; passa-basso 20 Hz e detrend; FPD minimo max(120 ms, 20 % RR, ≤ 600 ms); candidati = picchi positivi e negativi con prominenza ≥ 15 % della deviazione;</w:t>
       </w:r>
       <w:r>
         <w:t xml:space="preserve"> </w:t>
@@ -10778,6 +10778,27 @@
       </w:r>
       <w:r>
         <w:t xml:space="preserve">: CiPA (Visone 2023) 6/7 composti; gold standard manuale GG; PHOENIX D10.1 cinque piastre (§7.3). Il consenso di camera è validato contro l’analisi di riferimento del report PHOENIX, non ancora contro misure manuali indipendenti del laboratorio.</w:t>
+      </w:r>
+    </w:p>
+    <w:p>
+      <w:pPr>
+        <w:numPr>
+          <w:ilvl w:val="0"/>
+          <w:numId w:val="1027"/>
+        </w:numPr>
+        <w:pStyle w:val="Compact"/>
+      </w:pPr>
+      <w:r>
+        <w:rPr>
+          <w:b/>
+        </w:rPr>
+        <w:t xml:space="preserve">Finestra di ricerca dell’onda</w:t>
+      </w:r>
+      <w:r>
+        <w:t xml:space="preserve"> </w:t>
+      </w:r>
+      <w:r>
+        <w:t xml:space="preserve">(v3.15): fino all’85 % del ciclo su un ritmo regolare; su un ritmo irregolare si ferma prima di dove può cominciare il battito successivo. Sui tessuti con plateau positivo seguito da una deflessione negativa la scelta tra i due candidati resta delicata (prominenze simili); in camera il consenso tra elettrodi protegge, sul singolo elettrodo conviene guardare il template.</w:t>
       </w:r>
     </w:p>
     <w:p>
@@ -11105,6 +11126,30 @@
                 <w:rStyle w:val="VerbatimChar"/>
               </w:rPr>
               <w:t xml:space="preserve">chamber_status_reason</w:t>
+            </w:r>
+          </w:p>
+        </w:tc>
+      </w:tr>
+      <w:tr>
+        <w:tc>
+          <w:p>
+            <w:pPr>
+              <w:pStyle w:val="Compact"/>
+              <w:jc w:val="left"/>
+            </w:pPr>
+            <w:r>
+              <w:t xml:space="preserve">Composto che allunga molto il QT: l’FPD si ferma o salta</w:t>
+            </w:r>
+          </w:p>
+        </w:tc>
+        <w:tc>
+          <w:p>
+            <w:pPr>
+              <w:pStyle w:val="Compact"/>
+              <w:jc w:val="left"/>
+            </w:pPr>
+            <w:r>
+              <w:t xml:space="preserve">la ricerca arriva all’85 % del ciclo su un ritmo regolare (fino alla v3.14.1 al 70 %); un’onda oltre l’80 % del ciclo si fonde con il battito successivo e non è misurabile (il criterio FPD/RR ≤ 0,8 lo esclude): è il limite fisico, non del software</w:t>
             </w:r>
           </w:p>
         </w:tc>

--- a/docs/MANUALE_Cardiac_FP_Analyzer.docx
+++ b/docs/MANUALE_Cardiac_FP_Analyzer.docx
@@ -51,7 +51,7 @@
         <w:t xml:space="preserve"> </w:t>
       </w:r>
       <w:r>
-        <w:t xml:space="preserve">3.15.0</w:t>
+        <w:t xml:space="preserve">3.16.0</w:t>
       </w:r>
       <w:r>
         <w:t xml:space="preserve"> </w:t>
@@ -9088,7 +9088,7 @@
         <w:t xml:space="preserve"> </w:t>
       </w:r>
       <w:r>
-        <w:t xml:space="preserve">(battito mediano di fino a 60 battiti allineati): finestra da 150 ms dopo lo spike a max(900 ms, 70 % del RR, min(85 % del RR, inizio del battito più precoce − 60 ms)): su un ritmo regolare la ricerca arriva all’85 % del ciclo, su uno irregolare si ferma prima di dove può cominciare il battito successivo; passa-basso 20 Hz e detrend; FPD minimo max(120 ms, 20 % RR, ≤ 600 ms); candidati = picchi positivi e negativi con prominenza ≥ 15 % della deviazione;</w:t>
+        <w:t xml:space="preserve">(battito mediano di fino a 60 battiti allineati): finestra da 150 ms dopo lo spike a max(900 ms, 70 % del RR, min(85 % del RR, inizio del battito più precoce − 60 ms)): su un ritmo regolare la ricerca arriva all’85 % del ciclo, su uno irregolare si ferma prima di dove può cominciare il battito successivo; passa-basso 20 Hz e segmento riferito al livello di riposo del battito (50–15 ms prima dello spike), così la prominenza dei candidati non dipende dalla finestra; FPD minimo max(120 ms, 20 % RR, ≤ 600 ms); candidati = picchi positivi e negativi con prominenza ≥ 15 % della deviazione;</w:t>
       </w:r>
       <w:r>
         <w:t xml:space="preserve"> </w:t>

--- a/docs/MANUALE_Cardiac_FP_Analyzer.docx
+++ b/docs/MANUALE_Cardiac_FP_Analyzer.docx
@@ -557,7 +557,19 @@
         <w:pStyle w:val="Compact"/>
       </w:pPr>
       <w:r>
-        <w:t xml:space="preserve">5.8 GUI web Streamlit (legacy)</w:t>
+        <w:t xml:space="preserve">5.8 Revisione (dalla v3.17)</w:t>
+      </w:r>
+    </w:p>
+    <w:p>
+      <w:pPr>
+        <w:numPr>
+          <w:ilvl w:val="1"/>
+          <w:numId w:val="1011"/>
+        </w:numPr>
+        <w:pStyle w:val="Compact"/>
+      </w:pPr>
+      <w:r>
+        <w:t xml:space="preserve">5.9 GUI web Streamlit (legacy)</w:t>
       </w:r>
     </w:p>
     <w:p>
@@ -7153,9 +7165,9 @@
       <w:pPr>
         <w:pStyle w:val="Heading2"/>
       </w:pPr>
-      <w:bookmarkStart w:id="47" w:name="gui-web-streamlit-legacy"/>
-      <w:r>
-        <w:t xml:space="preserve">5.8 GUI web Streamlit (legacy)</w:t>
+      <w:bookmarkStart w:id="47" w:name="revisione-dalla-v3.17"/>
+      <w:r>
+        <w:t xml:space="preserve">5.8 Revisione (dalla v3.17)</w:t>
       </w:r>
       <w:bookmarkEnd w:id="47"/>
     </w:p>
@@ -7164,6 +7176,543 @@
         <w:pStyle w:val="FirstParagraph"/>
       </w:pPr>
       <w:r>
+        <w:t xml:space="preserve">La revisione è il flusso dell’operatore: il software propone depolarizzazioni e ripolarizzazioni, l’operatore corregge dove serve, le misure si aggiornano subito e le correzioni restano accanto ai dati.</w:t>
+      </w:r>
+    </w:p>
+    <w:p>
+      <w:pPr>
+        <w:pStyle w:val="BodyText"/>
+      </w:pPr>
+      <w:r>
+        <w:rPr>
+          <w:b/>
+        </w:rPr>
+        <w:t xml:space="preserve">Pannello Revisione</w:t>
+      </w:r>
+      <w:r>
+        <w:t xml:space="preserve"> </w:t>
+      </w:r>
+      <w:r>
+        <w:t xml:space="preserve">(a destra, menu Revisione ▸ Pannello misure). In alto il</w:t>
+      </w:r>
+      <w:r>
+        <w:t xml:space="preserve"> </w:t>
+      </w:r>
+      <w:r>
+        <w:rPr>
+          <w:b/>
+        </w:rPr>
+        <w:t xml:space="preserve">giudizio</w:t>
+      </w:r>
+      <w:r>
+        <w:t xml:space="preserve"> </w:t>
+      </w:r>
+      <w:r>
+        <w:t xml:space="preserve">della registrazione — verde</w:t>
+      </w:r>
+      <w:r>
+        <w:t xml:space="preserve"> </w:t>
+      </w:r>
+      <w:r>
+        <w:rPr>
+          <w:i/>
+        </w:rPr>
+        <w:t xml:space="preserve">Buono</w:t>
+      </w:r>
+      <w:r>
+        <w:t xml:space="preserve">, giallo</w:t>
+      </w:r>
+      <w:r>
+        <w:t xml:space="preserve"> </w:t>
+      </w:r>
+      <w:r>
+        <w:rPr>
+          <w:i/>
+        </w:rPr>
+        <w:t xml:space="preserve">Da verificare</w:t>
+      </w:r>
+      <w:r>
+        <w:t xml:space="preserve">, rosso</w:t>
+      </w:r>
+      <w:r>
+        <w:t xml:space="preserve"> </w:t>
+      </w:r>
+      <w:r>
+        <w:rPr>
+          <w:i/>
+        </w:rPr>
+        <w:t xml:space="preserve">Problemi</w:t>
+      </w:r>
+      <w:r>
+        <w:t xml:space="preserve"> </w:t>
+      </w:r>
+      <w:r>
+        <w:t xml:space="preserve">— con l’elenco dei problemi trovati (non analizzabile e perché, segnale debole, burst di rumore dell’incubatore e quanto tempo occupano, battiti mancanti, ritmo irregolare o con buchi, FPD non misurabile o incerto, rilevamenti tolti dai veti, ingresso senza tessuto, stato della camera). Poi la</w:t>
+      </w:r>
+      <w:r>
+        <w:t xml:space="preserve"> </w:t>
+      </w:r>
+      <w:r>
+        <w:rPr>
+          <w:b/>
+        </w:rPr>
+        <w:t xml:space="preserve">vista</w:t>
+      </w:r>
+      <w:r>
+        <w:t xml:space="preserve"> </w:t>
+      </w:r>
+      <w:r>
+        <w:t xml:space="preserve">del tracciato:</w:t>
+      </w:r>
+      <w:r>
+        <w:t xml:space="preserve"> </w:t>
+      </w:r>
+      <w:r>
+        <w:rPr>
+          <w:i/>
+        </w:rPr>
+        <w:t xml:space="preserve">Filtrato</w:t>
+      </w:r>
+      <w:r>
+        <w:t xml:space="preserve"> </w:t>
+      </w:r>
+      <w:r>
+        <w:t xml:space="preserve">(quello su cui lavora il software),</w:t>
+      </w:r>
+      <w:r>
+        <w:t xml:space="preserve"> </w:t>
+      </w:r>
+      <w:r>
+        <w:rPr>
+          <w:i/>
+        </w:rPr>
+        <w:t xml:space="preserve">Grezzo</w:t>
+      </w:r>
+      <w:r>
+        <w:t xml:space="preserve">,</w:t>
+      </w:r>
+      <w:r>
+        <w:t xml:space="preserve"> </w:t>
+      </w:r>
+      <w:r>
+        <w:rPr>
+          <w:i/>
+        </w:rPr>
+        <w:t xml:space="preserve">1–40 Hz (operatori)</w:t>
+      </w:r>
+      <w:r>
+        <w:t xml:space="preserve"> </w:t>
+      </w:r>
+      <w:r>
+        <w:t xml:space="preserve">(notch 50 Hz + passa-banda 1–40 Hz di ordine 1, la vista del software semi-automatico del laboratorio); le</w:t>
+      </w:r>
+      <w:r>
+        <w:t xml:space="preserve"> </w:t>
+      </w:r>
+      <w:r>
+        <w:rPr>
+          <w:b/>
+        </w:rPr>
+        <w:t xml:space="preserve">misure</w:t>
+      </w:r>
+      <w:r>
+        <w:t xml:space="preserve"> </w:t>
+      </w:r>
+      <w:r>
+        <w:t xml:space="preserve">con le colonne dei fogli Results (Beating Period, St. dev., CV, FPD, FPD Fridericia, Dep. Amplitude in µV dal segnale non filtrato) e, sotto, il filtraggio applicato; la</w:t>
+      </w:r>
+      <w:r>
+        <w:t xml:space="preserve"> </w:t>
+      </w:r>
+      <w:r>
+        <w:rPr>
+          <w:b/>
+        </w:rPr>
+        <w:t xml:space="preserve">tabella dei battiti</w:t>
+      </w:r>
+      <w:r>
+        <w:t xml:space="preserve"> </w:t>
+      </w:r>
+      <w:r>
+        <w:t xml:space="preserve">come il foglio</w:t>
+      </w:r>
+      <w:r>
+        <w:t xml:space="preserve"> </w:t>
+      </w:r>
+      <w:r>
+        <w:t xml:space="preserve">“</w:t>
+      </w:r>
+      <w:r>
+        <w:t xml:space="preserve">CHIP X raw</w:t>
+      </w:r>
+      <w:r>
+        <w:t xml:space="preserve">”</w:t>
+      </w:r>
+      <w:r>
+        <w:t xml:space="preserve"> </w:t>
+      </w:r>
+      <w:r>
+        <w:t xml:space="preserve">(tempo della depolarizzazione, periodo, tempo della ripolarizzazione, FPD, ampiezza, stato:</w:t>
+      </w:r>
+      <w:r>
+        <w:t xml:space="preserve"> </w:t>
+      </w:r>
+      <w:r>
+        <w:rPr>
+          <w:i/>
+        </w:rPr>
+        <w:t xml:space="preserve">auto</w:t>
+      </w:r>
+      <w:r>
+        <w:t xml:space="preserve">,</w:t>
+      </w:r>
+      <w:r>
+        <w:t xml:space="preserve"> </w:t>
+      </w:r>
+      <w:r>
+        <w:rPr>
+          <w:i/>
+        </w:rPr>
+        <w:t xml:space="preserve">corretto</w:t>
+      </w:r>
+      <w:r>
+        <w:t xml:space="preserve">,</w:t>
+      </w:r>
+      <w:r>
+        <w:t xml:space="preserve"> </w:t>
+      </w:r>
+      <w:r>
+        <w:rPr>
+          <w:i/>
+        </w:rPr>
+        <w:t xml:space="preserve">aggiunto</w:t>
+      </w:r>
+      <w:r>
+        <w:t xml:space="preserve">,</w:t>
+      </w:r>
+      <w:r>
+        <w:t xml:space="preserve"> </w:t>
+      </w:r>
+      <w:r>
+        <w:rPr>
+          <w:i/>
+        </w:rPr>
+        <w:t xml:space="preserve">ripristinato</w:t>
+      </w:r>
+      <w:r>
+        <w:t xml:space="preserve">; per la ripolarizzazione anche</w:t>
+      </w:r>
+      <w:r>
+        <w:t xml:space="preserve"> </w:t>
+      </w:r>
+      <w:r>
+        <w:rPr>
+          <w:i/>
+        </w:rPr>
+        <w:t xml:space="preserve">propagato</w:t>
+      </w:r>
+      <w:r>
+        <w:t xml:space="preserve">,</w:t>
+      </w:r>
+      <w:r>
+        <w:t xml:space="preserve"> </w:t>
+      </w:r>
+      <w:r>
+        <w:rPr>
+          <w:i/>
+        </w:rPr>
+        <w:t xml:space="preserve">ambiguo</w:t>
+      </w:r>
+      <w:r>
+        <w:t xml:space="preserve">,</w:t>
+      </w:r>
+      <w:r>
+        <w:t xml:space="preserve"> </w:t>
+      </w:r>
+      <w:r>
+        <w:rPr>
+          <w:i/>
+        </w:rPr>
+        <w:t xml:space="preserve">assente</w:t>
+      </w:r>
+      <w:r>
+        <w:t xml:space="preserve">). Doppio clic su una riga: il tracciato si centra su quel battito.</w:t>
+      </w:r>
+    </w:p>
+    <w:p>
+      <w:pPr>
+        <w:pStyle w:val="BodyText"/>
+      </w:pPr>
+      <w:r>
+        <w:rPr>
+          <w:b/>
+        </w:rPr>
+        <w:t xml:space="preserve">Correzioni</w:t>
+      </w:r>
+      <w:r>
+        <w:t xml:space="preserve"> </w:t>
+      </w:r>
+      <w:r>
+        <w:t xml:space="preserve">(scheda Segnale, modalità</w:t>
+      </w:r>
+      <w:r>
+        <w:t xml:space="preserve"> </w:t>
+      </w:r>
+      <w:r>
+        <w:rPr>
+          <w:i/>
+        </w:rPr>
+        <w:t xml:space="preserve">Edit</w:t>
+      </w:r>
+      <w:r>
+        <w:t xml:space="preserve">, clic sul tracciato). Vicino a una depolarizzazione:</w:t>
+      </w:r>
+      <w:r>
+        <w:t xml:space="preserve"> </w:t>
+      </w:r>
+      <w:r>
+        <w:rPr>
+          <w:i/>
+        </w:rPr>
+        <w:t xml:space="preserve">Rimuovi</w:t>
+      </w:r>
+      <w:r>
+        <w:t xml:space="preserve"> </w:t>
+      </w:r>
+      <w:r>
+        <w:t xml:space="preserve">o</w:t>
+      </w:r>
+      <w:r>
+        <w:t xml:space="preserve"> </w:t>
+      </w:r>
+      <w:r>
+        <w:rPr>
+          <w:i/>
+        </w:rPr>
+        <w:t xml:space="preserve">Sposta qui</w:t>
+      </w:r>
+      <w:r>
+        <w:t xml:space="preserve">; altrove:</w:t>
+      </w:r>
+      <w:r>
+        <w:t xml:space="preserve"> </w:t>
+      </w:r>
+      <w:r>
+        <w:rPr>
+          <w:i/>
+        </w:rPr>
+        <w:t xml:space="preserve">Aggiungi depolarizzazione qui</w:t>
+      </w:r>
+      <w:r>
+        <w:t xml:space="preserve"> </w:t>
+      </w:r>
+      <w:r>
+        <w:t xml:space="preserve">(agganciata al picco entro ±10 ms, con la ripolarizzazione proposta); vicino a una croce grigia:</w:t>
+      </w:r>
+      <w:r>
+        <w:t xml:space="preserve"> </w:t>
+      </w:r>
+      <w:r>
+        <w:rPr>
+          <w:i/>
+        </w:rPr>
+        <w:t xml:space="preserve">Ripristina il rilevamento tolto dai veti</w:t>
+      </w:r>
+      <w:r>
+        <w:t xml:space="preserve">; dopo una depolarizzazione:</w:t>
+      </w:r>
+      <w:r>
+        <w:t xml:space="preserve"> </w:t>
+      </w:r>
+      <w:r>
+        <w:rPr>
+          <w:i/>
+        </w:rPr>
+        <w:t xml:space="preserve">Ripolarizzazione del battito #N qui</w:t>
+      </w:r>
+      <w:r>
+        <w:t xml:space="preserve"> </w:t>
+      </w:r>
+      <w:r>
+        <w:t xml:space="preserve">(agganciata all’estremo locale più vicino) oppure</w:t>
+      </w:r>
+      <w:r>
+        <w:t xml:space="preserve"> </w:t>
+      </w:r>
+      <w:r>
+        <w:rPr>
+          <w:i/>
+        </w:rPr>
+        <w:t xml:space="preserve">… qui e propaga il criterio a tutti</w:t>
+      </w:r>
+      <w:r>
+        <w:t xml:space="preserve">. I burst di rumore sono evidenziati in arancio. Tastiera: ← → battito precedente/successivo (cerchio arancione), Canc toglie il battito selezionato, P / N ripolarizzazione sul picco positivo / negativo per tutti i battiti, Ctrl+Z / Ctrl+Shift+Z annulla e ripete qualsiasi correzione, Ctrl+S salva.</w:t>
+      </w:r>
+    </w:p>
+    <w:p>
+      <w:pPr>
+        <w:pStyle w:val="BodyText"/>
+      </w:pPr>
+      <w:r>
+        <w:rPr>
+          <w:b/>
+        </w:rPr>
+        <w:t xml:space="preserve">Propagazione del criterio.</w:t>
+      </w:r>
+      <w:r>
+        <w:t xml:space="preserve"> </w:t>
+      </w:r>
+      <w:r>
+        <w:t xml:space="preserve">Quando si sposta una ripolarizzazione e si chiede di propagare, il software deduce la polarità dell’onda scelta e la sua latenza dalla depolarizzazione e, in ogni altro battito, prende l’onda di quella polarità più evidente vicino a quella latenza (±15 %, almeno ±100 ms); i battiti senza un’onda così restano come sono e sono marcati</w:t>
+      </w:r>
+      <w:r>
+        <w:t xml:space="preserve"> </w:t>
+      </w:r>
+      <w:r>
+        <w:rPr>
+          <w:i/>
+        </w:rPr>
+        <w:t xml:space="preserve">ambiguo</w:t>
+      </w:r>
+      <w:r>
+        <w:t xml:space="preserve">; se nel punto scelto non c’è un’onda riconoscibile non si muove nulla e la barra di stato lo dice. Oggi riconosce picchi positivi o negativi a una data latenza, non il ritorno alla linea di base.</w:t>
+      </w:r>
+    </w:p>
+    <w:p>
+      <w:pPr>
+        <w:pStyle w:val="BodyText"/>
+      </w:pPr>
+      <w:r>
+        <w:rPr>
+          <w:b/>
+        </w:rPr>
+        <w:t xml:space="preserve">Salvataggio.</w:t>
+      </w:r>
+      <w:r>
+        <w:t xml:space="preserve"> </w:t>
+      </w:r>
+      <w:r>
+        <w:rPr>
+          <w:i/>
+        </w:rPr>
+        <w:t xml:space="preserve">Salva correzioni</w:t>
+      </w:r>
+      <w:r>
+        <w:t xml:space="preserve"> </w:t>
+      </w:r>
+      <w:r>
+        <w:t xml:space="preserve">(Ctrl+S) scrive</w:t>
+      </w:r>
+      <w:r>
+        <w:t xml:space="preserve"> </w:t>
+      </w:r>
+      <w:r>
+        <w:rPr>
+          <w:rStyle w:val="VerbatimChar"/>
+        </w:rPr>
+        <w:t xml:space="preserve">&lt;registrazione&gt;.review.json</w:t>
+      </w:r>
+      <w:r>
+        <w:t xml:space="preserve"> </w:t>
+      </w:r>
+      <w:r>
+        <w:t xml:space="preserve">accanto al file, una voce per ingresso (el1/el2) o elettrodo; riaprendo il file le correzioni vengono ricaricate.</w:t>
+      </w:r>
+      <w:r>
+        <w:t xml:space="preserve"> </w:t>
+      </w:r>
+      <w:r>
+        <w:rPr>
+          <w:i/>
+        </w:rPr>
+        <w:t xml:space="preserve">Ricalcola</w:t>
+      </w:r>
+      <w:r>
+        <w:t xml:space="preserve"> </w:t>
+      </w:r>
+      <w:r>
+        <w:t xml:space="preserve">rilancia la pipeline sui battiti correnti conservando le ripolarizzazioni corrette.</w:t>
+      </w:r>
+    </w:p>
+    <w:p>
+      <w:pPr>
+        <w:pStyle w:val="BodyText"/>
+      </w:pPr>
+      <w:r>
+        <w:rPr>
+          <w:b/>
+        </w:rPr>
+        <w:t xml:space="preserve">Coda di revisione</w:t>
+      </w:r>
+      <w:r>
+        <w:t xml:space="preserve"> </w:t>
+      </w:r>
+      <w:r>
+        <w:t xml:space="preserve">(a sinistra, Revisione ▸ Coda di revisione, Ctrl+Shift+R).</w:t>
+      </w:r>
+      <w:r>
+        <w:t xml:space="preserve"> </w:t>
+      </w:r>
+      <w:r>
+        <w:rPr>
+          <w:i/>
+        </w:rPr>
+        <w:t xml:space="preserve">Aggiungi file…</w:t>
+      </w:r>
+      <w:r>
+        <w:t xml:space="preserve"> </w:t>
+      </w:r>
+      <w:r>
+        <w:t xml:space="preserve">o</w:t>
+      </w:r>
+      <w:r>
+        <w:t xml:space="preserve"> </w:t>
+      </w:r>
+      <w:r>
+        <w:rPr>
+          <w:i/>
+        </w:rPr>
+        <w:t xml:space="preserve">Aggiungi cartella…</w:t>
+      </w:r>
+      <w:r>
+        <w:t xml:space="preserve">: ogni ingresso di un CSV a due tessuti e ogni camera di un chip viene analizzato in background con le impostazioni correnti e messo in lista con giudizio, periodo, FPD e problemi, prima le registrazioni con problemi; doppio clic per aprirla; dopo il salvataggio la riga è marcata</w:t>
+      </w:r>
+      <w:r>
+        <w:t xml:space="preserve"> </w:t>
+      </w:r>
+      <w:r>
+        <w:rPr>
+          <w:i/>
+        </w:rPr>
+        <w:t xml:space="preserve">rivista</w:t>
+      </w:r>
+      <w:r>
+        <w:t xml:space="preserve">.</w:t>
+      </w:r>
+    </w:p>
+    <w:p>
+      <w:pPr>
+        <w:pStyle w:val="BodyText"/>
+      </w:pPr>
+      <w:r>
+        <w:t xml:space="preserve">Le tre opzioni della v3.17 (rilevamenti deboli, burst, ritmo con battiti mancanti) e l’intervallo minimo fisiologico tra depolarizzazioni sono in Impostazioni ▸ Detection e QC, disattivi di default.</w:t>
+      </w:r>
+    </w:p>
+    <w:p>
+      <w:pPr>
+        <w:pStyle w:val="Heading2"/>
+      </w:pPr>
+      <w:bookmarkStart w:id="48" w:name="gui-web-streamlit-legacy"/>
+      <w:r>
+        <w:t xml:space="preserve">5.9 GUI web Streamlit (legacy)</w:t>
+      </w:r>
+      <w:bookmarkEnd w:id="48"/>
+    </w:p>
+    <w:p>
+      <w:pPr>
+        <w:pStyle w:val="FirstParagraph"/>
+      </w:pPr>
+      <w:r>
         <w:rPr>
           <w:rStyle w:val="VerbatimChar"/>
         </w:rPr>
@@ -7228,11 +7777,11 @@
       <w:pPr>
         <w:pStyle w:val="Heading1"/>
       </w:pPr>
-      <w:bookmarkStart w:id="48" w:name="come-leggere-un-risultato"/>
+      <w:bookmarkStart w:id="49" w:name="come-leggere-un-risultato"/>
       <w:r>
         <w:t xml:space="preserve">6. Come leggere un risultato</w:t>
       </w:r>
-      <w:bookmarkEnd w:id="48"/>
+      <w:bookmarkEnd w:id="49"/>
     </w:p>
     <w:p>
       <w:pPr>
@@ -8111,21 +8660,21 @@
       <w:pPr>
         <w:pStyle w:val="Heading1"/>
       </w:pPr>
-      <w:bookmarkStart w:id="49" w:name="chip-a-più-camere-µheart-mvp-64"/>
+      <w:bookmarkStart w:id="50" w:name="chip-a-più-camere-µheart-mvp-64"/>
       <w:r>
         <w:t xml:space="preserve">7. Chip a più camere (µHeart MVP 64)</w:t>
       </w:r>
-      <w:bookmarkEnd w:id="49"/>
+      <w:bookmarkEnd w:id="50"/>
     </w:p>
     <w:p>
       <w:pPr>
         <w:pStyle w:val="Heading2"/>
       </w:pPr>
-      <w:bookmarkStart w:id="50" w:name="layout"/>
+      <w:bookmarkStart w:id="51" w:name="layout"/>
       <w:r>
         <w:t xml:space="preserve">7.1 Layout</w:t>
       </w:r>
-      <w:bookmarkEnd w:id="50"/>
+      <w:bookmarkEnd w:id="51"/>
     </w:p>
     <w:p>
       <w:pPr>
@@ -8238,11 +8787,11 @@
       <w:pPr>
         <w:pStyle w:val="Heading2"/>
       </w:pPr>
-      <w:bookmarkStart w:id="51" w:name="una-registrazione-per-camera"/>
+      <w:bookmarkStart w:id="52" w:name="una-registrazione-per-camera"/>
       <w:r>
         <w:t xml:space="preserve">7.2 Una registrazione per camera</w:t>
       </w:r>
-      <w:bookmarkEnd w:id="51"/>
+      <w:bookmarkEnd w:id="52"/>
     </w:p>
     <w:p>
       <w:pPr>
@@ -8295,11 +8844,11 @@
       <w:pPr>
         <w:pStyle w:val="Heading2"/>
       </w:pPr>
-      <w:bookmarkStart w:id="52" w:name="misure-di-camera-consenso"/>
+      <w:bookmarkStart w:id="53" w:name="misure-di-camera-consenso"/>
       <w:r>
         <w:t xml:space="preserve">7.3 Misure di camera (consenso)</w:t>
       </w:r>
-      <w:bookmarkEnd w:id="52"/>
+      <w:bookmarkEnd w:id="53"/>
     </w:p>
     <w:p>
       <w:pPr>
@@ -8704,11 +9253,11 @@
       <w:pPr>
         <w:pStyle w:val="Heading2"/>
       </w:pPr>
-      <w:bookmarkStart w:id="53" w:name="che-cosa-aspettarsi-dai-composti"/>
+      <w:bookmarkStart w:id="54" w:name="che-cosa-aspettarsi-dai-composti"/>
       <w:r>
         <w:t xml:space="preserve">7.4 Che cosa aspettarsi dai composti</w:t>
       </w:r>
-      <w:bookmarkEnd w:id="53"/>
+      <w:bookmarkEnd w:id="54"/>
     </w:p>
     <w:p>
       <w:pPr>
@@ -8743,11 +9292,11 @@
       <w:pPr>
         <w:pStyle w:val="Heading1"/>
       </w:pPr>
-      <w:bookmarkStart w:id="54" w:name="Xaadc2938818348ab01be82179b18b1ba2fe0973"/>
+      <w:bookmarkStart w:id="55" w:name="Xaadc2938818348ab01be82179b18b1ba2fe0973"/>
       <w:r>
         <w:t xml:space="preserve">8. Scheda dei parametri (come si ottiene ogni numero)</w:t>
       </w:r>
-      <w:bookmarkEnd w:id="54"/>
+      <w:bookmarkEnd w:id="55"/>
     </w:p>
     <w:p>
       <w:pPr>
@@ -8788,11 +9337,11 @@
       <w:pPr>
         <w:pStyle w:val="Heading2"/>
       </w:pPr>
-      <w:bookmarkStart w:id="55" w:name="ordine-delle-operazioni"/>
+      <w:bookmarkStart w:id="56" w:name="ordine-delle-operazioni"/>
       <w:r>
         <w:t xml:space="preserve">8.1 Ordine delle operazioni</w:t>
       </w:r>
-      <w:bookmarkEnd w:id="55"/>
+      <w:bookmarkEnd w:id="56"/>
     </w:p>
     <w:p>
       <w:pPr>
@@ -8889,11 +9438,11 @@
       <w:pPr>
         <w:pStyle w:val="Heading2"/>
       </w:pPr>
-      <w:bookmarkStart w:id="56" w:name="battiti"/>
+      <w:bookmarkStart w:id="57" w:name="battiti"/>
       <w:r>
         <w:t xml:space="preserve">8.2 Battiti</w:t>
       </w:r>
-      <w:bookmarkEnd w:id="56"/>
+      <w:bookmarkEnd w:id="57"/>
     </w:p>
     <w:p>
       <w:pPr>
@@ -8925,11 +9474,11 @@
       <w:pPr>
         <w:pStyle w:val="Heading2"/>
       </w:pPr>
-      <w:bookmarkStart w:id="57" w:name="periodo-frequenza-cv"/>
+      <w:bookmarkStart w:id="58" w:name="periodo-frequenza-cv"/>
       <w:r>
         <w:t xml:space="preserve">8.3 Periodo, frequenza, CV</w:t>
       </w:r>
-      <w:bookmarkEnd w:id="57"/>
+      <w:bookmarkEnd w:id="58"/>
     </w:p>
     <w:p>
       <w:pPr>
@@ -8979,11 +9528,11 @@
       <w:pPr>
         <w:pStyle w:val="Heading2"/>
       </w:pPr>
-      <w:bookmarkStart w:id="58" w:name="qc-e-analizzabilità"/>
+      <w:bookmarkStart w:id="59" w:name="qc-e-analizzabilità"/>
       <w:r>
         <w:t xml:space="preserve">8.4 QC e analizzabilità</w:t>
       </w:r>
-      <w:bookmarkEnd w:id="58"/>
+      <w:bookmarkEnd w:id="59"/>
     </w:p>
     <w:p>
       <w:pPr>
@@ -9062,11 +9611,11 @@
       <w:pPr>
         <w:pStyle w:val="Heading2"/>
       </w:pPr>
-      <w:bookmarkStart w:id="59" w:name="fpd"/>
+      <w:bookmarkStart w:id="60" w:name="fpd"/>
       <w:r>
         <w:t xml:space="preserve">8.5 FPD</w:t>
       </w:r>
-      <w:bookmarkEnd w:id="59"/>
+      <w:bookmarkEnd w:id="60"/>
     </w:p>
     <w:p>
       <w:pPr>
@@ -9333,11 +9882,11 @@
       <w:pPr>
         <w:pStyle w:val="Heading2"/>
       </w:pPr>
-      <w:bookmarkStart w:id="60" w:name="fpdc"/>
+      <w:bookmarkStart w:id="61" w:name="fpdc"/>
       <w:r>
         <w:t xml:space="preserve">8.6 FPDc</w:t>
       </w:r>
-      <w:bookmarkEnd w:id="60"/>
+      <w:bookmarkEnd w:id="61"/>
     </w:p>
     <w:p>
       <w:pPr>
@@ -9414,11 +9963,11 @@
       <w:pPr>
         <w:pStyle w:val="Heading2"/>
       </w:pPr>
-      <w:bookmarkStart w:id="61" w:name="ampiezza-e-spike"/>
+      <w:bookmarkStart w:id="62" w:name="ampiezza-e-spike"/>
       <w:r>
         <w:t xml:space="preserve">8.7 Ampiezza e spike</w:t>
       </w:r>
-      <w:bookmarkEnd w:id="61"/>
+      <w:bookmarkEnd w:id="62"/>
     </w:p>
     <w:p>
       <w:pPr>
@@ -9441,11 +9990,11 @@
       <w:pPr>
         <w:pStyle w:val="Heading2"/>
       </w:pPr>
-      <w:bookmarkStart w:id="62" w:name="aritmie"/>
+      <w:bookmarkStart w:id="63" w:name="aritmie"/>
       <w:r>
         <w:t xml:space="preserve">8.8 Aritmie</w:t>
       </w:r>
-      <w:bookmarkEnd w:id="62"/>
+      <w:bookmarkEnd w:id="63"/>
     </w:p>
     <w:p>
       <w:pPr>
@@ -9489,11 +10038,11 @@
       <w:pPr>
         <w:pStyle w:val="Heading2"/>
       </w:pPr>
-      <w:bookmarkStart w:id="63" w:name="batch-inclusione-abbinamento-decisione"/>
+      <w:bookmarkStart w:id="64" w:name="batch-inclusione-abbinamento-decisione"/>
       <w:r>
         <w:t xml:space="preserve">8.9 Batch: inclusione, abbinamento, decisione</w:t>
       </w:r>
-      <w:bookmarkEnd w:id="63"/>
+      <w:bookmarkEnd w:id="64"/>
     </w:p>
     <w:p>
       <w:pPr>
@@ -9732,11 +10281,11 @@
       <w:pPr>
         <w:pStyle w:val="Heading1"/>
       </w:pPr>
-      <w:bookmarkStart w:id="64" w:name="configurazione"/>
+      <w:bookmarkStart w:id="65" w:name="configurazione"/>
       <w:r>
         <w:t xml:space="preserve">9. Configurazione</w:t>
       </w:r>
-      <w:bookmarkEnd w:id="64"/>
+      <w:bookmarkEnd w:id="65"/>
     </w:p>
     <w:p>
       <w:pPr>
@@ -10511,11 +11060,11 @@
       <w:pPr>
         <w:pStyle w:val="Heading1"/>
       </w:pPr>
-      <w:bookmarkStart w:id="65" w:name="export-cdisc-send"/>
+      <w:bookmarkStart w:id="66" w:name="export-cdisc-send"/>
       <w:r>
         <w:t xml:space="preserve">10. Export CDISC SEND</w:t>
       </w:r>
-      <w:bookmarkEnd w:id="65"/>
+      <w:bookmarkEnd w:id="66"/>
     </w:p>
     <w:p>
       <w:pPr>
@@ -10663,11 +11212,11 @@
       <w:pPr>
         <w:pStyle w:val="Heading1"/>
       </w:pPr>
-      <w:bookmarkStart w:id="66" w:name="limiti-noti-e-lavori-in-corso"/>
+      <w:bookmarkStart w:id="67" w:name="limiti-noti-e-lavori-in-corso"/>
       <w:r>
         <w:t xml:space="preserve">11. Limiti noti e lavori in corso</w:t>
       </w:r>
-      <w:bookmarkEnd w:id="66"/>
+      <w:bookmarkEnd w:id="67"/>
     </w:p>
     <w:p>
       <w:pPr>
@@ -10835,11 +11384,11 @@
       <w:pPr>
         <w:pStyle w:val="Heading1"/>
       </w:pPr>
-      <w:bookmarkStart w:id="67" w:name="risoluzione-dei-problemi"/>
+      <w:bookmarkStart w:id="68" w:name="risoluzione-dei-problemi"/>
       <w:r>
         <w:t xml:space="preserve">12. Risoluzione dei problemi</w:t>
       </w:r>
-      <w:bookmarkEnd w:id="67"/>
+      <w:bookmarkEnd w:id="68"/>
     </w:p>
     <w:tbl>
       <w:tblPr>
@@ -11447,11 +11996,11 @@
       <w:pPr>
         <w:pStyle w:val="Heading1"/>
       </w:pPr>
-      <w:bookmarkStart w:id="68" w:name="X211434cf33f83b18f344f9c930af72250e2d6ac"/>
+      <w:bookmarkStart w:id="69" w:name="X211434cf33f83b18f344f9c930af72250e2d6ac"/>
       <w:r>
         <w:t xml:space="preserve">Appendice A — Glossario dei campi usati nei report</w:t>
       </w:r>
-      <w:bookmarkEnd w:id="68"/>
+      <w:bookmarkEnd w:id="69"/>
     </w:p>
     <w:p>
       <w:pPr>
@@ -11744,11 +12293,11 @@
       <w:pPr>
         <w:pStyle w:val="Heading1"/>
       </w:pPr>
-      <w:bookmarkStart w:id="69" w:name="appendice-b-riferimenti"/>
+      <w:bookmarkStart w:id="70" w:name="appendice-b-riferimenti"/>
       <w:r>
         <w:t xml:space="preserve">Appendice B — Riferimenti</w:t>
       </w:r>
-      <w:bookmarkEnd w:id="69"/>
+      <w:bookmarkEnd w:id="70"/>
     </w:p>
     <w:p>
       <w:pPr>

--- a/docs/MANUALE_Cardiac_FP_Analyzer.docx
+++ b/docs/MANUALE_Cardiac_FP_Analyzer.docx
@@ -51,7 +51,7 @@
         <w:t xml:space="preserve"> </w:t>
       </w:r>
       <w:r>
-        <w:t xml:space="preserve">3.16.0</w:t>
+        <w:t xml:space="preserve">3.18.0</w:t>
       </w:r>
       <w:r>
         <w:t xml:space="preserve"> </w:t>
@@ -175,7 +175,7 @@
         <w:pStyle w:val="Date"/>
       </w:pPr>
       <w:r>
-        <w:t xml:space="preserve">4</w:t>
+        <w:t xml:space="preserve">24</w:t>
       </w:r>
       <w:r>
         <w:t xml:space="preserve"> </w:t>
@@ -7675,7 +7675,7 @@
         <w:t xml:space="preserve">Aggiungi cartella…</w:t>
       </w:r>
       <w:r>
-        <w:t xml:space="preserve">: ogni ingresso di un CSV a due tessuti e ogni camera di un chip viene analizzato in background con le impostazioni correnti e messo in lista con giudizio, periodo, FPD e problemi, prima le registrazioni con problemi; doppio clic per aprirla; dopo il salvataggio la riga è marcata</w:t>
+        <w:t xml:space="preserve">: ogni ingresso di un CSV a due tessuti e ogni camera di un chip viene analizzato in background con le impostazioni correnti e messo in lista con tessuto (chip, camera, test item), condizione, giudizio, periodo, FPD e problemi, prima le registrazioni con problemi; doppio clic per aprirla; dopo il salvataggio la riga è marcata</w:t>
       </w:r>
       <w:r>
         <w:t xml:space="preserve"> </w:t>
@@ -7687,7 +7687,111 @@
         <w:t xml:space="preserve">rivista</w:t>
       </w:r>
       <w:r>
-        <w:t xml:space="preserve">.</w:t>
+        <w:t xml:space="preserve">. Le identità seguono le regole del batch (§3.4, §3.5): se l’esperimento ha una</w:t>
+      </w:r>
+      <w:r>
+        <w:t xml:space="preserve"> </w:t>
+      </w:r>
+      <w:r>
+        <w:rPr>
+          <w:rStyle w:val="VerbatimChar"/>
+        </w:rPr>
+        <w:t xml:space="preserve">samples.csv</w:t>
+      </w:r>
+      <w:r>
+        <w:t xml:space="preserve">, anche in una cartella sopra a quella aperta, è lei a dire chip, camera, test item e dose di ogni ingresso.</w:t>
+      </w:r>
+    </w:p>
+    <w:p>
+      <w:pPr>
+        <w:pStyle w:val="BodyText"/>
+      </w:pPr>
+      <w:r>
+        <w:rPr>
+          <w:b/>
+        </w:rPr>
+        <w:t xml:space="preserve">Esporta Results…</w:t>
+      </w:r>
+      <w:r>
+        <w:t xml:space="preserve"> </w:t>
+      </w:r>
+      <w:r>
+        <w:t xml:space="preserve">(nella coda, dalla v3.18) scrive il foglio Excel nel formato con cui il laboratorio registra i risultati: un foglio</w:t>
+      </w:r>
+      <w:r>
+        <w:t xml:space="preserve"> </w:t>
+      </w:r>
+      <w:r>
+        <w:rPr>
+          <w:rStyle w:val="VerbatimChar"/>
+        </w:rPr>
+        <w:t xml:space="preserve">CHIP X</w:t>
+      </w:r>
+      <w:r>
+        <w:t xml:space="preserve"> </w:t>
+      </w:r>
+      <w:r>
+        <w:t xml:space="preserve">per chip con, per ogni canale, la baseline e le dosi (Beating Period, St. dev., CV, Field Potential Duration, FPD Fridericia, Dep. Amplitude, percentuali e variazioni rispetto alla baseline come formule), una nota che dice se la riga è automatica o corretta dall’operatore e quali problemi ha, il file e l’ingresso; un foglio</w:t>
+      </w:r>
+      <w:r>
+        <w:t xml:space="preserve"> </w:t>
+      </w:r>
+      <w:r>
+        <w:rPr>
+          <w:rStyle w:val="VerbatimChar"/>
+        </w:rPr>
+        <w:t xml:space="preserve">CHIP X raw</w:t>
+      </w:r>
+      <w:r>
+        <w:t xml:space="preserve"> </w:t>
+      </w:r>
+      <w:r>
+        <w:t xml:space="preserve">con i battiti di ogni condizione (tempo di depolarizzazione, periodo, tempo di ripolarizzazione, FPD, tensioni all’amplificatore, ampiezza in µV, con le formule e le righe Mean / St. dev); un foglio</w:t>
+      </w:r>
+      <w:r>
+        <w:t xml:space="preserve"> </w:t>
+      </w:r>
+      <w:r>
+        <w:rPr>
+          <w:rStyle w:val="VerbatimChar"/>
+        </w:rPr>
+        <w:t xml:space="preserve">samples</w:t>
+      </w:r>
+      <w:r>
+        <w:t xml:space="preserve"> </w:t>
+      </w:r>
+      <w:r>
+        <w:t xml:space="preserve">con tutte le registrazioni. Le misure sono quelle del pannello Revisione, correzioni comprese; una ripetizione della stessa condizione resta fuori dal foglio del chip (vince la registrazione corretta, poi il giudizio migliore) ed è citata nella nota. Da terminale:</w:t>
+      </w:r>
+      <w:r>
+        <w:t xml:space="preserve"> </w:t>
+      </w:r>
+      <w:r>
+        <w:rPr>
+          <w:rStyle w:val="VerbatimChar"/>
+        </w:rPr>
+        <w:t xml:space="preserve">cardiac-fp-results &lt;cartella&gt; -o file.xlsx</w:t>
+      </w:r>
+      <w:r>
+        <w:t xml:space="preserve"> </w:t>
+      </w:r>
+      <w:r>
+        <w:t xml:space="preserve">(analizza tutto, applica i</w:t>
+      </w:r>
+      <w:r>
+        <w:t xml:space="preserve"> </w:t>
+      </w:r>
+      <w:r>
+        <w:rPr>
+          <w:rStyle w:val="VerbatimChar"/>
+        </w:rPr>
+        <w:t xml:space="preserve">.review.json</w:t>
+      </w:r>
+      <w:r>
+        <w:t xml:space="preserve"> </w:t>
+      </w:r>
+      <w:r>
+        <w:t xml:space="preserve">salvati).</w:t>
       </w:r>
     </w:p>
     <w:p>

--- a/docs/MANUALE_Cardiac_FP_Analyzer.docx
+++ b/docs/MANUALE_Cardiac_FP_Analyzer.docx
@@ -7547,6 +7547,65 @@
       </w:r>
       <w:r>
         <w:t xml:space="preserve">. I burst di rumore sono evidenziati in arancio. Tastiera: ← → battito precedente/successivo (cerchio arancione), Canc toglie il battito selezionato, P / N ripolarizzazione sul picco positivo / negativo per tutti i battiti, Ctrl+Z / Ctrl+Shift+Z annulla e ripete qualsiasi correzione, Ctrl+S salva.</w:t>
+      </w:r>
+    </w:p>
+    <w:p>
+      <w:pPr>
+        <w:pStyle w:val="BodyText"/>
+      </w:pPr>
+      <w:r>
+        <w:rPr>
+          <w:b/>
+        </w:rPr>
+        <w:t xml:space="preserve">Tratti da controllare</w:t>
+      </w:r>
+      <w:r>
+        <w:t xml:space="preserve"> </w:t>
+      </w:r>
+      <w:r>
+        <w:t xml:space="preserve">(dalla v3.18). Sul tracciato sono evidenziati in colore i tratti dove la sequenza dei marcatori non torna: in rosso un intervallo tra due depolarizzazioni più lungo di 1,5 volte la mediana (</w:t>
+      </w:r>
+      <w:r>
+        <w:rPr>
+          <w:i/>
+        </w:rPr>
+        <w:t xml:space="preserve">battito mancante?</w:t>
+      </w:r>
+      <w:r>
+        <w:t xml:space="preserve">: una depolarizzazione probabilmente non rilevata; lo stesso intervallo è escluso dal periodo), in blu un intervallo più corto della metà della mediana (</w:t>
+      </w:r>
+      <w:r>
+        <w:rPr>
+          <w:i/>
+        </w:rPr>
+        <w:t xml:space="preserve">battiti troppo vicini</w:t>
+      </w:r>
+      <w:r>
+        <w:t xml:space="preserve">: un rilevamento di troppo), in viola il tratto dopo una depolarizzazione senza ripolarizzazione fino al battito successivo (</w:t>
+      </w:r>
+      <w:r>
+        <w:rPr>
+          <w:i/>
+        </w:rPr>
+        <w:t xml:space="preserve">ripolarizzazione assente</w:t>
+      </w:r>
+      <w:r>
+        <w:t xml:space="preserve">); i burst restano in arancio. La legenda con i conteggi è nel pannello Revisione;</w:t>
+      </w:r>
+      <w:r>
+        <w:t xml:space="preserve"> </w:t>
+      </w:r>
+      <w:r>
+        <w:rPr>
+          <w:i/>
+        </w:rPr>
+        <w:t xml:space="preserve">Prossimo tratto ▶</w:t>
+      </w:r>
+      <w:r>
+        <w:t xml:space="preserve"> </w:t>
+      </w:r>
+      <w:r>
+        <w:t xml:space="preserve">(Ctrl+G) e ◀ (Ctrl+Shift+G) portano la vista sul tratto successivo o precedente e selezionano il battito che lo precede, così da correggere direttamente con il menu di Edit.</w:t>
       </w:r>
     </w:p>
     <w:p>

--- a/docs/MANUALE_Cardiac_FP_Analyzer.docx
+++ b/docs/MANUALE_Cardiac_FP_Analyzer.docx
@@ -7546,7 +7546,7 @@
         <w:t xml:space="preserve">… qui e propaga il criterio a tutti</w:t>
       </w:r>
       <w:r>
-        <w:t xml:space="preserve">. I burst di rumore sono evidenziati in arancio. Tastiera: ← → battito precedente/successivo (cerchio arancione), Canc toglie il battito selezionato, P / N ripolarizzazione sul picco positivo / negativo per tutti i battiti, Ctrl+Z / Ctrl+Shift+Z annulla e ripete qualsiasi correzione, Ctrl+S salva.</w:t>
+        <w:t xml:space="preserve">. I burst di rumore sono evidenziati in grigio. Tastiera: ← → battito precedente/successivo (cerchio arancione), Canc toglie il battito selezionato, P / N ripolarizzazione sul picco positivo / negativo per tutti i battiti, Ctrl+Z / Ctrl+Shift+Z annulla e ripete qualsiasi correzione, Ctrl+S salva.</w:t>
       </w:r>
     </w:p>
     <w:p>
@@ -7563,7 +7563,7 @@
         <w:t xml:space="preserve"> </w:t>
       </w:r>
       <w:r>
-        <w:t xml:space="preserve">(dalla v3.18). Sul tracciato sono evidenziati in colore i tratti dove la sequenza dei marcatori non torna: in rosso un intervallo tra due depolarizzazioni più lungo di 1,5 volte la mediana (</w:t>
+        <w:t xml:space="preserve">(dalla v3.18). Sul tracciato sono evidenziati in colore i tratti dove la sequenza dei marcatori non torna: in arancio un intervallo tra due depolarizzazioni più lungo di 1,5 volte la mediana (</w:t>
       </w:r>
       <w:r>
         <w:rPr>
@@ -7590,7 +7590,7 @@
         <w:t xml:space="preserve">ripolarizzazione assente</w:t>
       </w:r>
       <w:r>
-        <w:t xml:space="preserve">); i burst restano in arancio. La legenda con i conteggi è nel pannello Revisione;</w:t>
+        <w:t xml:space="preserve">); i burst sono in grigio (il rosso è dei marcatori di depolarizzazione). La legenda con i conteggi è nel pannello Revisione;</w:t>
       </w:r>
       <w:r>
         <w:t xml:space="preserve"> </w:t>

--- a/docs/MANUALE_Cardiac_FP_Analyzer.docx
+++ b/docs/MANUALE_Cardiac_FP_Analyzer.docx
@@ -386,7 +386,7 @@
         <w:pStyle w:val="Compact"/>
       </w:pPr>
       <w:r>
-        <w:t xml:space="preserve">3.4 Identità del tessuto dai nomi</w:t>
+        <w:t xml:space="preserve">3.4 File NWB (dalla v3.18)</w:t>
       </w:r>
     </w:p>
     <w:p>
@@ -398,7 +398,19 @@
         <w:pStyle w:val="Compact"/>
       </w:pPr>
       <w:r>
-        <w:t xml:space="preserve">3.5 La mappa dei campioni</w:t>
+        <w:t xml:space="preserve">3.5 Identità del tessuto dai nomi</w:t>
+      </w:r>
+    </w:p>
+    <w:p>
+      <w:pPr>
+        <w:numPr>
+          <w:ilvl w:val="1"/>
+          <w:numId w:val="1007"/>
+        </w:numPr>
+        <w:pStyle w:val="Compact"/>
+      </w:pPr>
+      <w:r>
+        <w:t xml:space="preserve">3.6 La mappa dei campioni</w:t>
       </w:r>
       <w:r>
         <w:t xml:space="preserve"> </w:t>
@@ -3438,9 +3450,9 @@
       <w:pPr>
         <w:pStyle w:val="Heading2"/>
       </w:pPr>
-      <w:bookmarkStart w:id="35" w:name="identità-del-tessuto-dai-nomi"/>
-      <w:r>
-        <w:t xml:space="preserve">3.4 Identità del tessuto dai nomi</w:t>
+      <w:bookmarkStart w:id="35" w:name="file-nwb-dalla-v3.18"/>
+      <w:r>
+        <w:t xml:space="preserve">3.4 File NWB (dalla v3.18)</w:t>
       </w:r>
       <w:bookmarkEnd w:id="35"/>
     </w:p>
@@ -3449,6 +3461,304 @@
         <w:pStyle w:val="FirstParagraph"/>
       </w:pPr>
       <w:r>
+        <w:t xml:space="preserve">Il software legge e scrive file</w:t>
+      </w:r>
+      <w:r>
+        <w:t xml:space="preserve"> </w:t>
+      </w:r>
+      <w:r>
+        <w:rPr>
+          <w:b/>
+        </w:rPr>
+        <w:t xml:space="preserve">NWB 2</w:t>
+      </w:r>
+      <w:r>
+        <w:t xml:space="preserve"> </w:t>
+      </w:r>
+      <w:r>
+        <w:t xml:space="preserve">(Neurodata Without Borders), lo standard aperto per i dati elettrofisiologici su HDF5. Il convertitore</w:t>
+      </w:r>
+      <w:r>
+        <w:t xml:space="preserve"> </w:t>
+      </w:r>
+      <w:r>
+        <w:rPr>
+          <w:rStyle w:val="VerbatimChar"/>
+        </w:rPr>
+        <w:t xml:space="preserve">cardiac-fp-nwb</w:t>
+      </w:r>
+      <w:r>
+        <w:t xml:space="preserve"> </w:t>
+      </w:r>
+      <w:r>
+        <w:t xml:space="preserve">trasforma i CSV di WaveForms in</w:t>
+      </w:r>
+      <w:r>
+        <w:t xml:space="preserve"> </w:t>
+      </w:r>
+      <w:r>
+        <w:rPr>
+          <w:rStyle w:val="VerbatimChar"/>
+        </w:rPr>
+        <w:t xml:space="preserve">.nwb</w:t>
+      </w:r>
+      <w:r>
+        <w:t xml:space="preserve"> </w:t>
+      </w:r>
+      <w:r>
+        <w:t xml:space="preserve">conservando tutto: l’header completo nelle note, strumento e numero di serie, l’istante di inizio con il fuso orario, i campioni in volt all’oscilloscopio con il fattore di conversione (1 / guadagno) che dà i volt all’elettrodo, la modalità di campionamento e il trigger, e per ogni ingresso registrato (uno o due) l’identità del tessuto — chip, camera, test item, condizione, esperimento, giorno — presa dalla</w:t>
+      </w:r>
+      <w:r>
+        <w:t xml:space="preserve"> </w:t>
+      </w:r>
+      <w:r>
+        <w:rPr>
+          <w:rStyle w:val="VerbatimChar"/>
+        </w:rPr>
+        <w:t xml:space="preserve">samples.csv</w:t>
+      </w:r>
+      <w:r>
+        <w:t xml:space="preserve"> </w:t>
+      </w:r>
+      <w:r>
+        <w:t xml:space="preserve">dell’esperimento o dal nome del file (tabella</w:t>
+      </w:r>
+      <w:r>
+        <w:t xml:space="preserve"> </w:t>
+      </w:r>
+      <w:r>
+        <w:rPr>
+          <w:rStyle w:val="VerbatimChar"/>
+        </w:rPr>
+        <w:t xml:space="preserve">electrodes</w:t>
+      </w:r>
+      <w:r>
+        <w:t xml:space="preserve">, un gruppo di elettrodi per tessuto). La serie parte da t = 0: se l’asse dei tempi del CSV cominciava prima del trigger (−30 s), l’inizio della sessione è spostato indietro di altrettanto e il trigger è annotato nei commenti.</w:t>
+      </w:r>
+    </w:p>
+    <w:p>
+      <w:pPr>
+        <w:pStyle w:val="SourceCode"/>
+      </w:pPr>
+      <w:r>
+        <w:rPr>
+          <w:rStyle w:val="ExtensionTok"/>
+        </w:rPr>
+        <w:t xml:space="preserve">pip</w:t>
+      </w:r>
+      <w:r>
+        <w:rPr>
+          <w:rStyle w:val="NormalTok"/>
+        </w:rPr>
+        <w:t xml:space="preserve"> install </w:t>
+      </w:r>
+      <w:r>
+        <w:rPr>
+          <w:rStyle w:val="StringTok"/>
+        </w:rPr>
+        <w:t xml:space="preserve">".[nwb]"</w:t>
+      </w:r>
+      <w:r>
+        <w:rPr>
+          <w:rStyle w:val="NormalTok"/>
+        </w:rPr>
+        <w:t xml:space="preserve">                                   # pynwb (la lettura usa solo h5py)</w:t>
+      </w:r>
+      <w:r>
+        <w:br/>
+      </w:r>
+      <w:r>
+        <w:rPr>
+          <w:rStyle w:val="ExtensionTok"/>
+        </w:rPr>
+        <w:t xml:space="preserve">cardiac-fp-nwb</w:t>
+      </w:r>
+      <w:r>
+        <w:rPr>
+          <w:rStyle w:val="NormalTok"/>
+        </w:rPr>
+        <w:t xml:space="preserve"> </w:t>
+      </w:r>
+      <w:r>
+        <w:rPr>
+          <w:rStyle w:val="StringTok"/>
+        </w:rPr>
+        <w:t xml:space="preserve">"Exp 5/Day8"</w:t>
+      </w:r>
+      <w:r>
+        <w:rPr>
+          <w:rStyle w:val="NormalTok"/>
+        </w:rPr>
+        <w:t xml:space="preserve"> -o nwb/ --validate         # una cartella o singoli CSV</w:t>
+      </w:r>
+      <w:r>
+        <w:rPr>
+          <w:rStyle w:val="KeywordTok"/>
+        </w:rPr>
+        <w:t xml:space="preserve">;</w:t>
+      </w:r>
+      <w:r>
+        <w:rPr>
+          <w:rStyle w:val="NormalTok"/>
+        </w:rPr>
+        <w:t xml:space="preserve"> </w:t>
+      </w:r>
+      <w:r>
+        <w:rPr>
+          <w:rStyle w:val="ExtensionTok"/>
+        </w:rPr>
+        <w:t xml:space="preserve">--validate</w:t>
+      </w:r>
+      <w:r>
+        <w:rPr>
+          <w:rStyle w:val="NormalTok"/>
+        </w:rPr>
+        <w:t xml:space="preserve"> usa nwbinspector</w:t>
+      </w:r>
+      <w:r>
+        <w:br/>
+      </w:r>
+      <w:r>
+        <w:rPr>
+          <w:rStyle w:val="ExtensionTok"/>
+        </w:rPr>
+        <w:t xml:space="preserve">cardiac-fp-nwb</w:t>
+      </w:r>
+      <w:r>
+        <w:rPr>
+          <w:rStyle w:val="NormalTok"/>
+        </w:rPr>
+        <w:t xml:space="preserve"> file.csv --lab </w:t>
+      </w:r>
+      <w:r>
+        <w:rPr>
+          <w:rStyle w:val="StringTok"/>
+        </w:rPr>
+        <w:t xml:space="preserve">"…"</w:t>
+      </w:r>
+      <w:r>
+        <w:rPr>
+          <w:rStyle w:val="NormalTok"/>
+        </w:rPr>
+        <w:t xml:space="preserve"> --institution </w:t>
+      </w:r>
+      <w:r>
+        <w:rPr>
+          <w:rStyle w:val="StringTok"/>
+        </w:rPr>
+        <w:t xml:space="preserve">"…"</w:t>
+      </w:r>
+      <w:r>
+        <w:rPr>
+          <w:rStyle w:val="NormalTok"/>
+        </w:rPr>
+        <w:t xml:space="preserve"> --experimenter </w:t>
+      </w:r>
+      <w:r>
+        <w:rPr>
+          <w:rStyle w:val="StringTok"/>
+        </w:rPr>
+        <w:t xml:space="preserve">"Cognome, Nome"</w:t>
+      </w:r>
+      <w:r>
+        <w:rPr>
+          <w:rStyle w:val="NormalTok"/>
+        </w:rPr>
+        <w:t xml:space="preserve"> --gain 10000 --tz Europe/Rome</w:t>
+      </w:r>
+    </w:p>
+    <w:p>
+      <w:pPr>
+        <w:pStyle w:val="FirstParagraph"/>
+      </w:pPr>
+      <w:r>
+        <w:t xml:space="preserve">Un</w:t>
+      </w:r>
+      <w:r>
+        <w:t xml:space="preserve"> </w:t>
+      </w:r>
+      <w:r>
+        <w:rPr>
+          <w:rStyle w:val="VerbatimChar"/>
+        </w:rPr>
+        <w:t xml:space="preserve">.nwb</w:t>
+      </w:r>
+      <w:r>
+        <w:t xml:space="preserve"> </w:t>
+      </w:r>
+      <w:r>
+        <w:t xml:space="preserve">si apre nella GUI, nella coda di revisione e nel batch come un CSV: i canali sono</w:t>
+      </w:r>
+      <w:r>
+        <w:t xml:space="preserve"> </w:t>
+      </w:r>
+      <w:r>
+        <w:rPr>
+          <w:rStyle w:val="VerbatimChar"/>
+        </w:rPr>
+        <w:t xml:space="preserve">el1</w:t>
+      </w:r>
+      <w:r>
+        <w:t xml:space="preserve"> </w:t>
+      </w:r>
+      <w:r>
+        <w:t xml:space="preserve">/</w:t>
+      </w:r>
+      <w:r>
+        <w:t xml:space="preserve"> </w:t>
+      </w:r>
+      <w:r>
+        <w:rPr>
+          <w:rStyle w:val="VerbatimChar"/>
+        </w:rPr>
+        <w:t xml:space="preserve">el2</w:t>
+      </w:r>
+      <w:r>
+        <w:t xml:space="preserve">, l’identità viene dal file stesso (una registrazione per tessuto se i due ingressi portano tessuti diversi) e la pipeline non applica il guadagno perché il file ha già la conversione. Un file con un solo ingresso dà</w:t>
+      </w:r>
+      <w:r>
+        <w:t xml:space="preserve"> </w:t>
+      </w:r>
+      <w:r>
+        <w:rPr>
+          <w:rStyle w:val="VerbatimChar"/>
+        </w:rPr>
+        <w:t xml:space="preserve">el1</w:t>
+      </w:r>
+      <w:r>
+        <w:t xml:space="preserve"> </w:t>
+      </w:r>
+      <w:r>
+        <w:t xml:space="preserve">(duplicato in</w:t>
+      </w:r>
+      <w:r>
+        <w:t xml:space="preserve"> </w:t>
+      </w:r>
+      <w:r>
+        <w:rPr>
+          <w:rStyle w:val="VerbatimChar"/>
+        </w:rPr>
+        <w:t xml:space="preserve">el2</w:t>
+      </w:r>
+      <w:r>
+        <w:t xml:space="preserve">, come per i CSV a un canale).</w:t>
+      </w:r>
+    </w:p>
+    <w:p>
+      <w:pPr>
+        <w:pStyle w:val="Heading2"/>
+      </w:pPr>
+      <w:bookmarkStart w:id="36" w:name="identità-del-tessuto-dai-nomi"/>
+      <w:r>
+        <w:t xml:space="preserve">3.5 Identità del tessuto dai nomi</w:t>
+      </w:r>
+      <w:bookmarkEnd w:id="36"/>
+    </w:p>
+    <w:p>
+      <w:pPr>
+        <w:pStyle w:val="FirstParagraph"/>
+      </w:pPr>
+      <w:r>
         <w:t xml:space="preserve">Per i CSV il software legge dalle cartelle e dal nome: esperimento (</w:t>
       </w:r>
       <w:r>
@@ -3766,9 +4076,9 @@
       <w:pPr>
         <w:pStyle w:val="Heading2"/>
       </w:pPr>
-      <w:bookmarkStart w:id="36" w:name="la-mappa-dei-campioni-samples.csv"/>
-      <w:r>
-        <w:t xml:space="preserve">3.5 La mappa dei campioni</w:t>
+      <w:bookmarkStart w:id="37" w:name="la-mappa-dei-campioni-samples.csv"/>
+      <w:r>
+        <w:t xml:space="preserve">3.6 La mappa dei campioni</w:t>
       </w:r>
       <w:r>
         <w:t xml:space="preserve"> </w:t>
@@ -3779,7 +4089,7 @@
         </w:rPr>
         <w:t xml:space="preserve">samples.csv</w:t>
       </w:r>
-      <w:bookmarkEnd w:id="36"/>
+      <w:bookmarkEnd w:id="37"/>
     </w:p>
     <w:p>
       <w:pPr>
@@ -4429,7 +4739,7 @@
       <w:pPr>
         <w:pStyle w:val="Heading1"/>
       </w:pPr>
-      <w:bookmarkStart w:id="37" w:name="riga-di-comando-cardiac-fp"/>
+      <w:bookmarkStart w:id="38" w:name="riga-di-comando-cardiac-fp"/>
       <w:r>
         <w:t xml:space="preserve">4. Riga di comando:</w:t>
       </w:r>
@@ -4442,7 +4752,7 @@
         </w:rPr>
         <w:t xml:space="preserve">cardiac-fp</w:t>
       </w:r>
-      <w:bookmarkEnd w:id="37"/>
+      <w:bookmarkEnd w:id="38"/>
     </w:p>
     <w:p>
       <w:pPr>
@@ -5367,11 +5677,11 @@
       <w:pPr>
         <w:pStyle w:val="Heading2"/>
       </w:pPr>
-      <w:bookmarkStart w:id="38" w:name="da-python"/>
+      <w:bookmarkStart w:id="39" w:name="da-python"/>
       <w:r>
         <w:t xml:space="preserve">4.1 Da Python</w:t>
       </w:r>
-      <w:bookmarkEnd w:id="38"/>
+      <w:bookmarkEnd w:id="39"/>
     </w:p>
     <w:p>
       <w:pPr>
@@ -5837,7 +6147,7 @@
       <w:pPr>
         <w:pStyle w:val="Heading1"/>
       </w:pPr>
-      <w:bookmarkStart w:id="39" w:name="gui-desktop-cardiac-fp-gui"/>
+      <w:bookmarkStart w:id="40" w:name="gui-desktop-cardiac-fp-gui"/>
       <w:r>
         <w:t xml:space="preserve">5. GUI desktop:</w:t>
       </w:r>
@@ -5850,17 +6160,17 @@
         </w:rPr>
         <w:t xml:space="preserve">cardiac-fp-gui</w:t>
       </w:r>
-      <w:bookmarkEnd w:id="39"/>
+      <w:bookmarkEnd w:id="40"/>
     </w:p>
     <w:p>
       <w:pPr>
         <w:pStyle w:val="Heading2"/>
       </w:pPr>
-      <w:bookmarkStart w:id="40" w:name="finestra-principale"/>
+      <w:bookmarkStart w:id="41" w:name="finestra-principale"/>
       <w:r>
         <w:t xml:space="preserve">5.1 Finestra principale</w:t>
       </w:r>
-      <w:bookmarkEnd w:id="40"/>
+      <w:bookmarkEnd w:id="41"/>
     </w:p>
     <w:p>
       <w:pPr>
@@ -6059,11 +6369,11 @@
       <w:pPr>
         <w:pStyle w:val="Heading2"/>
       </w:pPr>
-      <w:bookmarkStart w:id="41" w:name="scheda-segnale"/>
+      <w:bookmarkStart w:id="42" w:name="scheda-segnale"/>
       <w:r>
         <w:t xml:space="preserve">5.2 Scheda Segnale</w:t>
       </w:r>
-      <w:bookmarkEnd w:id="41"/>
+      <w:bookmarkEnd w:id="42"/>
     </w:p>
     <w:p>
       <w:pPr>
@@ -6503,11 +6813,11 @@
       <w:pPr>
         <w:pStyle w:val="Heading2"/>
       </w:pPr>
-      <w:bookmarkStart w:id="42" w:name="scheda-battiti"/>
+      <w:bookmarkStart w:id="43" w:name="scheda-battiti"/>
       <w:r>
         <w:t xml:space="preserve">5.3 Scheda Battiti</w:t>
       </w:r>
-      <w:bookmarkEnd w:id="42"/>
+      <w:bookmarkEnd w:id="43"/>
     </w:p>
     <w:p>
       <w:pPr>
@@ -6575,11 +6885,11 @@
       <w:pPr>
         <w:pStyle w:val="Heading2"/>
       </w:pPr>
-      <w:bookmarkStart w:id="43" w:name="scheda-parametri"/>
+      <w:bookmarkStart w:id="44" w:name="scheda-parametri"/>
       <w:r>
         <w:t xml:space="preserve">5.4 Scheda Parametri</w:t>
       </w:r>
-      <w:bookmarkEnd w:id="43"/>
+      <w:bookmarkEnd w:id="44"/>
     </w:p>
     <w:p>
       <w:pPr>
@@ -6686,11 +6996,11 @@
       <w:pPr>
         <w:pStyle w:val="Heading2"/>
       </w:pPr>
-      <w:bookmarkStart w:id="44" w:name="scheda-aritmie"/>
+      <w:bookmarkStart w:id="45" w:name="scheda-aritmie"/>
       <w:r>
         <w:t xml:space="preserve">5.5 Scheda Aritmie</w:t>
       </w:r>
-      <w:bookmarkEnd w:id="44"/>
+      <w:bookmarkEnd w:id="45"/>
     </w:p>
     <w:p>
       <w:pPr>
@@ -6716,11 +7026,11 @@
       <w:pPr>
         <w:pStyle w:val="Heading2"/>
       </w:pPr>
-      <w:bookmarkStart w:id="45" w:name="impostazioni"/>
+      <w:bookmarkStart w:id="46" w:name="impostazioni"/>
       <w:r>
         <w:t xml:space="preserve">5.6 Impostazioni</w:t>
       </w:r>
-      <w:bookmarkEnd w:id="45"/>
+      <w:bookmarkEnd w:id="46"/>
     </w:p>
     <w:p>
       <w:pPr>
@@ -6926,11 +7236,11 @@
       <w:pPr>
         <w:pStyle w:val="Heading2"/>
       </w:pPr>
-      <w:bookmarkStart w:id="46" w:name="pannello-studi"/>
+      <w:bookmarkStart w:id="47" w:name="pannello-studi"/>
       <w:r>
         <w:t xml:space="preserve">5.7 Pannello Studi</w:t>
       </w:r>
-      <w:bookmarkEnd w:id="46"/>
+      <w:bookmarkEnd w:id="47"/>
     </w:p>
     <w:p>
       <w:pPr>
@@ -7165,11 +7475,11 @@
       <w:pPr>
         <w:pStyle w:val="Heading2"/>
       </w:pPr>
-      <w:bookmarkStart w:id="47" w:name="revisione-dalla-v3.17"/>
+      <w:bookmarkStart w:id="48" w:name="revisione-dalla-v3.17"/>
       <w:r>
         <w:t xml:space="preserve">5.8 Revisione (dalla v3.17)</w:t>
       </w:r>
-      <w:bookmarkEnd w:id="47"/>
+      <w:bookmarkEnd w:id="48"/>
     </w:p>
     <w:p>
       <w:pPr>
@@ -7746,7 +8056,7 @@
         <w:t xml:space="preserve">rivista</w:t>
       </w:r>
       <w:r>
-        <w:t xml:space="preserve">. Le identità seguono le regole del batch (§3.4, §3.5): se l’esperimento ha una</w:t>
+        <w:t xml:space="preserve">. Le identità seguono le regole del batch (§3.5, §3.6): se l’esperimento ha una</w:t>
       </w:r>
       <w:r>
         <w:t xml:space="preserve"> </w:t>
@@ -7865,11 +8175,11 @@
       <w:pPr>
         <w:pStyle w:val="Heading2"/>
       </w:pPr>
-      <w:bookmarkStart w:id="48" w:name="gui-web-streamlit-legacy"/>
+      <w:bookmarkStart w:id="49" w:name="gui-web-streamlit-legacy"/>
       <w:r>
         <w:t xml:space="preserve">5.9 GUI web Streamlit (legacy)</w:t>
       </w:r>
-      <w:bookmarkEnd w:id="48"/>
+      <w:bookmarkEnd w:id="49"/>
     </w:p>
     <w:p>
       <w:pPr>
@@ -7940,11 +8250,11 @@
       <w:pPr>
         <w:pStyle w:val="Heading1"/>
       </w:pPr>
-      <w:bookmarkStart w:id="49" w:name="come-leggere-un-risultato"/>
+      <w:bookmarkStart w:id="50" w:name="come-leggere-un-risultato"/>
       <w:r>
         <w:t xml:space="preserve">6. Come leggere un risultato</w:t>
       </w:r>
-      <w:bookmarkEnd w:id="49"/>
+      <w:bookmarkEnd w:id="50"/>
     </w:p>
     <w:p>
       <w:pPr>
@@ -8823,21 +9133,21 @@
       <w:pPr>
         <w:pStyle w:val="Heading1"/>
       </w:pPr>
-      <w:bookmarkStart w:id="50" w:name="chip-a-più-camere-µheart-mvp-64"/>
+      <w:bookmarkStart w:id="51" w:name="chip-a-più-camere-µheart-mvp-64"/>
       <w:r>
         <w:t xml:space="preserve">7. Chip a più camere (µHeart MVP 64)</w:t>
       </w:r>
-      <w:bookmarkEnd w:id="50"/>
+      <w:bookmarkEnd w:id="51"/>
     </w:p>
     <w:p>
       <w:pPr>
         <w:pStyle w:val="Heading2"/>
       </w:pPr>
-      <w:bookmarkStart w:id="51" w:name="layout"/>
+      <w:bookmarkStart w:id="52" w:name="layout"/>
       <w:r>
         <w:t xml:space="preserve">7.1 Layout</w:t>
       </w:r>
-      <w:bookmarkEnd w:id="51"/>
+      <w:bookmarkEnd w:id="52"/>
     </w:p>
     <w:p>
       <w:pPr>
@@ -8950,11 +9260,11 @@
       <w:pPr>
         <w:pStyle w:val="Heading2"/>
       </w:pPr>
-      <w:bookmarkStart w:id="52" w:name="una-registrazione-per-camera"/>
+      <w:bookmarkStart w:id="53" w:name="una-registrazione-per-camera"/>
       <w:r>
         <w:t xml:space="preserve">7.2 Una registrazione per camera</w:t>
       </w:r>
-      <w:bookmarkEnd w:id="52"/>
+      <w:bookmarkEnd w:id="53"/>
     </w:p>
     <w:p>
       <w:pPr>
@@ -9007,11 +9317,11 @@
       <w:pPr>
         <w:pStyle w:val="Heading2"/>
       </w:pPr>
-      <w:bookmarkStart w:id="53" w:name="misure-di-camera-consenso"/>
+      <w:bookmarkStart w:id="54" w:name="misure-di-camera-consenso"/>
       <w:r>
         <w:t xml:space="preserve">7.3 Misure di camera (consenso)</w:t>
       </w:r>
-      <w:bookmarkEnd w:id="53"/>
+      <w:bookmarkEnd w:id="54"/>
     </w:p>
     <w:p>
       <w:pPr>
@@ -9416,11 +9726,11 @@
       <w:pPr>
         <w:pStyle w:val="Heading2"/>
       </w:pPr>
-      <w:bookmarkStart w:id="54" w:name="che-cosa-aspettarsi-dai-composti"/>
+      <w:bookmarkStart w:id="55" w:name="che-cosa-aspettarsi-dai-composti"/>
       <w:r>
         <w:t xml:space="preserve">7.4 Che cosa aspettarsi dai composti</w:t>
       </w:r>
-      <w:bookmarkEnd w:id="54"/>
+      <w:bookmarkEnd w:id="55"/>
     </w:p>
     <w:p>
       <w:pPr>
@@ -9455,11 +9765,11 @@
       <w:pPr>
         <w:pStyle w:val="Heading1"/>
       </w:pPr>
-      <w:bookmarkStart w:id="55" w:name="Xaadc2938818348ab01be82179b18b1ba2fe0973"/>
+      <w:bookmarkStart w:id="56" w:name="Xaadc2938818348ab01be82179b18b1ba2fe0973"/>
       <w:r>
         <w:t xml:space="preserve">8. Scheda dei parametri (come si ottiene ogni numero)</w:t>
       </w:r>
-      <w:bookmarkEnd w:id="55"/>
+      <w:bookmarkEnd w:id="56"/>
     </w:p>
     <w:p>
       <w:pPr>
@@ -9500,11 +9810,11 @@
       <w:pPr>
         <w:pStyle w:val="Heading2"/>
       </w:pPr>
-      <w:bookmarkStart w:id="56" w:name="ordine-delle-operazioni"/>
+      <w:bookmarkStart w:id="57" w:name="ordine-delle-operazioni"/>
       <w:r>
         <w:t xml:space="preserve">8.1 Ordine delle operazioni</w:t>
       </w:r>
-      <w:bookmarkEnd w:id="56"/>
+      <w:bookmarkEnd w:id="57"/>
     </w:p>
     <w:p>
       <w:pPr>
@@ -9601,11 +9911,11 @@
       <w:pPr>
         <w:pStyle w:val="Heading2"/>
       </w:pPr>
-      <w:bookmarkStart w:id="57" w:name="battiti"/>
+      <w:bookmarkStart w:id="58" w:name="battiti"/>
       <w:r>
         <w:t xml:space="preserve">8.2 Battiti</w:t>
       </w:r>
-      <w:bookmarkEnd w:id="57"/>
+      <w:bookmarkEnd w:id="58"/>
     </w:p>
     <w:p>
       <w:pPr>
@@ -9637,11 +9947,11 @@
       <w:pPr>
         <w:pStyle w:val="Heading2"/>
       </w:pPr>
-      <w:bookmarkStart w:id="58" w:name="periodo-frequenza-cv"/>
+      <w:bookmarkStart w:id="59" w:name="periodo-frequenza-cv"/>
       <w:r>
         <w:t xml:space="preserve">8.3 Periodo, frequenza, CV</w:t>
       </w:r>
-      <w:bookmarkEnd w:id="58"/>
+      <w:bookmarkEnd w:id="59"/>
     </w:p>
     <w:p>
       <w:pPr>
@@ -9691,11 +10001,11 @@
       <w:pPr>
         <w:pStyle w:val="Heading2"/>
       </w:pPr>
-      <w:bookmarkStart w:id="59" w:name="qc-e-analizzabilità"/>
+      <w:bookmarkStart w:id="60" w:name="qc-e-analizzabilità"/>
       <w:r>
         <w:t xml:space="preserve">8.4 QC e analizzabilità</w:t>
       </w:r>
-      <w:bookmarkEnd w:id="59"/>
+      <w:bookmarkEnd w:id="60"/>
     </w:p>
     <w:p>
       <w:pPr>
@@ -9774,11 +10084,11 @@
       <w:pPr>
         <w:pStyle w:val="Heading2"/>
       </w:pPr>
-      <w:bookmarkStart w:id="60" w:name="fpd"/>
+      <w:bookmarkStart w:id="61" w:name="fpd"/>
       <w:r>
         <w:t xml:space="preserve">8.5 FPD</w:t>
       </w:r>
-      <w:bookmarkEnd w:id="60"/>
+      <w:bookmarkEnd w:id="61"/>
     </w:p>
     <w:p>
       <w:pPr>
@@ -10045,11 +10355,11 @@
       <w:pPr>
         <w:pStyle w:val="Heading2"/>
       </w:pPr>
-      <w:bookmarkStart w:id="61" w:name="fpdc"/>
+      <w:bookmarkStart w:id="62" w:name="fpdc"/>
       <w:r>
         <w:t xml:space="preserve">8.6 FPDc</w:t>
       </w:r>
-      <w:bookmarkEnd w:id="61"/>
+      <w:bookmarkEnd w:id="62"/>
     </w:p>
     <w:p>
       <w:pPr>
@@ -10126,11 +10436,11 @@
       <w:pPr>
         <w:pStyle w:val="Heading2"/>
       </w:pPr>
-      <w:bookmarkStart w:id="62" w:name="ampiezza-e-spike"/>
+      <w:bookmarkStart w:id="63" w:name="ampiezza-e-spike"/>
       <w:r>
         <w:t xml:space="preserve">8.7 Ampiezza e spike</w:t>
       </w:r>
-      <w:bookmarkEnd w:id="62"/>
+      <w:bookmarkEnd w:id="63"/>
     </w:p>
     <w:p>
       <w:pPr>
@@ -10153,11 +10463,11 @@
       <w:pPr>
         <w:pStyle w:val="Heading2"/>
       </w:pPr>
-      <w:bookmarkStart w:id="63" w:name="aritmie"/>
+      <w:bookmarkStart w:id="64" w:name="aritmie"/>
       <w:r>
         <w:t xml:space="preserve">8.8 Aritmie</w:t>
       </w:r>
-      <w:bookmarkEnd w:id="63"/>
+      <w:bookmarkEnd w:id="64"/>
     </w:p>
     <w:p>
       <w:pPr>
@@ -10201,11 +10511,11 @@
       <w:pPr>
         <w:pStyle w:val="Heading2"/>
       </w:pPr>
-      <w:bookmarkStart w:id="64" w:name="batch-inclusione-abbinamento-decisione"/>
+      <w:bookmarkStart w:id="65" w:name="batch-inclusione-abbinamento-decisione"/>
       <w:r>
         <w:t xml:space="preserve">8.9 Batch: inclusione, abbinamento, decisione</w:t>
       </w:r>
-      <w:bookmarkEnd w:id="64"/>
+      <w:bookmarkEnd w:id="65"/>
     </w:p>
     <w:p>
       <w:pPr>
@@ -10444,11 +10754,11 @@
       <w:pPr>
         <w:pStyle w:val="Heading1"/>
       </w:pPr>
-      <w:bookmarkStart w:id="65" w:name="configurazione"/>
+      <w:bookmarkStart w:id="66" w:name="configurazione"/>
       <w:r>
         <w:t xml:space="preserve">9. Configurazione</w:t>
       </w:r>
-      <w:bookmarkEnd w:id="65"/>
+      <w:bookmarkEnd w:id="66"/>
     </w:p>
     <w:p>
       <w:pPr>
@@ -11223,11 +11533,11 @@
       <w:pPr>
         <w:pStyle w:val="Heading1"/>
       </w:pPr>
-      <w:bookmarkStart w:id="66" w:name="export-cdisc-send"/>
+      <w:bookmarkStart w:id="67" w:name="export-cdisc-send"/>
       <w:r>
         <w:t xml:space="preserve">10. Export CDISC SEND</w:t>
       </w:r>
-      <w:bookmarkEnd w:id="66"/>
+      <w:bookmarkEnd w:id="67"/>
     </w:p>
     <w:p>
       <w:pPr>
@@ -11375,11 +11685,11 @@
       <w:pPr>
         <w:pStyle w:val="Heading1"/>
       </w:pPr>
-      <w:bookmarkStart w:id="67" w:name="limiti-noti-e-lavori-in-corso"/>
+      <w:bookmarkStart w:id="68" w:name="limiti-noti-e-lavori-in-corso"/>
       <w:r>
         <w:t xml:space="preserve">11. Limiti noti e lavori in corso</w:t>
       </w:r>
-      <w:bookmarkEnd w:id="67"/>
+      <w:bookmarkEnd w:id="68"/>
     </w:p>
     <w:p>
       <w:pPr>
@@ -11547,11 +11857,11 @@
       <w:pPr>
         <w:pStyle w:val="Heading1"/>
       </w:pPr>
-      <w:bookmarkStart w:id="68" w:name="risoluzione-dei-problemi"/>
+      <w:bookmarkStart w:id="69" w:name="risoluzione-dei-problemi"/>
       <w:r>
         <w:t xml:space="preserve">12. Risoluzione dei problemi</w:t>
       </w:r>
-      <w:bookmarkEnd w:id="68"/>
+      <w:bookmarkEnd w:id="69"/>
     </w:p>
     <w:tbl>
       <w:tblPr>
@@ -12159,11 +12469,11 @@
       <w:pPr>
         <w:pStyle w:val="Heading1"/>
       </w:pPr>
-      <w:bookmarkStart w:id="69" w:name="X211434cf33f83b18f344f9c930af72250e2d6ac"/>
+      <w:bookmarkStart w:id="70" w:name="X211434cf33f83b18f344f9c930af72250e2d6ac"/>
       <w:r>
         <w:t xml:space="preserve">Appendice A — Glossario dei campi usati nei report</w:t>
       </w:r>
-      <w:bookmarkEnd w:id="69"/>
+      <w:bookmarkEnd w:id="70"/>
     </w:p>
     <w:p>
       <w:pPr>
@@ -12456,11 +12766,11 @@
       <w:pPr>
         <w:pStyle w:val="Heading1"/>
       </w:pPr>
-      <w:bookmarkStart w:id="70" w:name="appendice-b-riferimenti"/>
+      <w:bookmarkStart w:id="71" w:name="appendice-b-riferimenti"/>
       <w:r>
         <w:t xml:space="preserve">Appendice B — Riferimenti</w:t>
       </w:r>
-      <w:bookmarkEnd w:id="70"/>
+      <w:bookmarkEnd w:id="71"/>
     </w:p>
     <w:p>
       <w:pPr>

--- a/docs/MANUALE_Cardiac_FP_Analyzer.docx
+++ b/docs/MANUALE_Cardiac_FP_Analyzer.docx
@@ -8069,6 +8069,110 @@
       </w:r>
       <w:r>
         <w:t xml:space="preserve">, anche in una cartella sopra a quella aperta, è lei a dire chip, camera, test item e dose di ogni ingresso.</w:t>
+      </w:r>
+    </w:p>
+    <w:p>
+      <w:pPr>
+        <w:pStyle w:val="BodyText"/>
+      </w:pPr>
+      <w:r>
+        <w:rPr>
+          <w:b/>
+        </w:rPr>
+        <w:t xml:space="preserve">Due elettrodi dello stesso tessuto.</w:t>
+      </w:r>
+      <w:r>
+        <w:t xml:space="preserve"> </w:t>
+      </w:r>
+      <w:r>
+        <w:t xml:space="preserve">Quando un file contiene i due elettrodi dello stesso costrutto (un CSV a un tessuto con due ingressi) la coda li analizza entrambi e li mostra come sotto-righe EL1 / EL2 della riga del tessuto, ciascuna con giudizio e misure; la spunta nella colonna</w:t>
+      </w:r>
+      <w:r>
+        <w:t xml:space="preserve"> </w:t>
+      </w:r>
+      <w:r>
+        <w:rPr>
+          <w:i/>
+        </w:rPr>
+        <w:t xml:space="preserve">Usa</w:t>
+      </w:r>
+      <w:r>
+        <w:t xml:space="preserve"> </w:t>
+      </w:r>
+      <w:r>
+        <w:t xml:space="preserve">indica l’elettrodo usato per le misure — di default quello scelto dal software per qualità del segnale, segnato</w:t>
+      </w:r>
+      <w:r>
+        <w:t xml:space="preserve"> </w:t>
+      </w:r>
+      <w:r>
+        <w:t xml:space="preserve">“</w:t>
+      </w:r>
+      <w:r>
+        <w:t xml:space="preserve">scelta del software</w:t>
+      </w:r>
+      <w:r>
+        <w:t xml:space="preserve">”</w:t>
+      </w:r>
+      <w:r>
+        <w:t xml:space="preserve"> </w:t>
+      </w:r>
+      <w:r>
+        <w:t xml:space="preserve">— e si può spostare sull’altro. La scelta viene salvata nel</w:t>
+      </w:r>
+      <w:r>
+        <w:t xml:space="preserve"> </w:t>
+      </w:r>
+      <w:r>
+        <w:rPr>
+          <w:rStyle w:val="VerbatimChar"/>
+        </w:rPr>
+        <w:t xml:space="preserve">.review.json</w:t>
+      </w:r>
+      <w:r>
+        <w:t xml:space="preserve"> </w:t>
+      </w:r>
+      <w:r>
+        <w:t xml:space="preserve">della registrazione (</w:t>
+      </w:r>
+      <w:r>
+        <w:rPr>
+          <w:rStyle w:val="VerbatimChar"/>
+        </w:rPr>
+        <w:t xml:space="preserve">elettrodo_scelto</w:t>
+      </w:r>
+      <w:r>
+        <w:t xml:space="preserve">) e vale anche quando il file viene riaperto in modalità</w:t>
+      </w:r>
+      <w:r>
+        <w:t xml:space="preserve"> </w:t>
+      </w:r>
+      <w:r>
+        <w:rPr>
+          <w:i/>
+        </w:rPr>
+        <w:t xml:space="preserve">Auto</w:t>
+      </w:r>
+      <w:r>
+        <w:t xml:space="preserve">, nell’export Results e nel batch (con</w:t>
+      </w:r>
+      <w:r>
+        <w:t xml:space="preserve"> </w:t>
+      </w:r>
+      <w:r>
+        <w:t xml:space="preserve">“</w:t>
+      </w:r>
+      <w:r>
+        <w:t xml:space="preserve">Applica correzioni manuali</w:t>
+      </w:r>
+      <w:r>
+        <w:t xml:space="preserve">”</w:t>
+      </w:r>
+      <w:r>
+        <w:t xml:space="preserve"> </w:t>
+      </w:r>
+      <w:r>
+        <w:t xml:space="preserve">attivo). Nei file a due tessuti (un tessuto per ingresso) e nelle camere dei chip la riga è una per tessuto, senza sotto-righe.</w:t>
       </w:r>
     </w:p>
     <w:p>

--- a/docs/MANUALE_Cardiac_FP_Analyzer.docx
+++ b/docs/MANUALE_Cardiac_FP_Analyzer.docx
@@ -7945,6 +7945,173 @@
       </w:r>
       <w:r>
         <w:t xml:space="preserve">; se nel punto scelto non c’è un’onda riconoscibile non si muove nulla e la barra di stato lo dice. Oggi riconosce picchi positivi o negativi a una data latenza, non il ritorno alla linea di base.</w:t>
+      </w:r>
+    </w:p>
+    <w:p>
+      <w:pPr>
+        <w:pStyle w:val="BodyText"/>
+      </w:pPr>
+      <w:r>
+        <w:rPr>
+          <w:b/>
+        </w:rPr>
+        <w:t xml:space="preserve">Approvazione e chiusura</w:t>
+      </w:r>
+      <w:r>
+        <w:t xml:space="preserve"> </w:t>
+      </w:r>
+      <w:r>
+        <w:t xml:space="preserve">(dalla v3.18). Ogni registrazione (ogni ingresso) ha uno stato:</w:t>
+      </w:r>
+      <w:r>
+        <w:t xml:space="preserve"> </w:t>
+      </w:r>
+      <w:r>
+        <w:rPr>
+          <w:i/>
+        </w:rPr>
+        <w:t xml:space="preserve">da rivedere</w:t>
+      </w:r>
+      <w:r>
+        <w:t xml:space="preserve"> </w:t>
+      </w:r>
+      <w:r>
+        <w:t xml:space="preserve">→</w:t>
+      </w:r>
+      <w:r>
+        <w:t xml:space="preserve"> </w:t>
+      </w:r>
+      <w:r>
+        <w:rPr>
+          <w:i/>
+        </w:rPr>
+        <w:t xml:space="preserve">approvato</w:t>
+      </w:r>
+      <w:r>
+        <w:t xml:space="preserve"> </w:t>
+      </w:r>
+      <w:r>
+        <w:t xml:space="preserve">→</w:t>
+      </w:r>
+      <w:r>
+        <w:t xml:space="preserve"> </w:t>
+      </w:r>
+      <w:r>
+        <w:rPr>
+          <w:i/>
+        </w:rPr>
+        <w:t xml:space="preserve">chiuso</w:t>
+      </w:r>
+      <w:r>
+        <w:t xml:space="preserve">. Nel pannello Revisione la spunta</w:t>
+      </w:r>
+      <w:r>
+        <w:t xml:space="preserve"> </w:t>
+      </w:r>
+      <w:r>
+        <w:rPr>
+          <w:b/>
+        </w:rPr>
+        <w:t xml:space="preserve">Approvato</w:t>
+      </w:r>
+      <w:r>
+        <w:t xml:space="preserve"> </w:t>
+      </w:r>
+      <w:r>
+        <w:t xml:space="preserve">segna la registrazione come rivista e approvata, con il nome dell’operatore (il nome di accesso al computer, o la variabile</w:t>
+      </w:r>
+      <w:r>
+        <w:t xml:space="preserve"> </w:t>
+      </w:r>
+      <w:r>
+        <w:rPr>
+          <w:rStyle w:val="VerbatimChar"/>
+        </w:rPr>
+        <w:t xml:space="preserve">CARDIAC_FP_OPERATOR</w:t>
+      </w:r>
+      <w:r>
+        <w:t xml:space="preserve">) e la data;</w:t>
+      </w:r>
+      <w:r>
+        <w:t xml:space="preserve"> </w:t>
+      </w:r>
+      <w:r>
+        <w:rPr>
+          <w:b/>
+        </w:rPr>
+        <w:t xml:space="preserve">Chiudi 🔒</w:t>
+      </w:r>
+      <w:r>
+        <w:t xml:space="preserve"> </w:t>
+      </w:r>
+      <w:r>
+        <w:t xml:space="preserve">la chiude definitivamente: resta approvata e non accetta più correzioni — il menu di Edit, i tasti e i pulsanti sono disattivi — finché non si preme</w:t>
+      </w:r>
+      <w:r>
+        <w:t xml:space="preserve"> </w:t>
+      </w:r>
+      <w:r>
+        <w:rPr>
+          <w:b/>
+        </w:rPr>
+        <w:t xml:space="preserve">Sblocca 🔓</w:t>
+      </w:r>
+      <w:r>
+        <w:t xml:space="preserve">. Spunta e chiusura si salvano subito nel</w:t>
+      </w:r>
+      <w:r>
+        <w:t xml:space="preserve"> </w:t>
+      </w:r>
+      <w:r>
+        <w:rPr>
+          <w:rStyle w:val="VerbatimChar"/>
+        </w:rPr>
+        <w:t xml:space="preserve">.review.json</w:t>
+      </w:r>
+      <w:r>
+        <w:t xml:space="preserve">. Nella coda la colonna</w:t>
+      </w:r>
+      <w:r>
+        <w:t xml:space="preserve"> </w:t>
+      </w:r>
+      <w:r>
+        <w:rPr>
+          <w:i/>
+        </w:rPr>
+        <w:t xml:space="preserve">Stato</w:t>
+      </w:r>
+      <w:r>
+        <w:t xml:space="preserve"> </w:t>
+      </w:r>
+      <w:r>
+        <w:t xml:space="preserve">mostra ✓ per le approvate e 🔒 per le chiuse (in fondo al loro gruppo), così si vede subito che cosa resta da validare; lo stato finisce anche nel foglio Results (nota della riga e colonna</w:t>
+      </w:r>
+      <w:r>
+        <w:t xml:space="preserve"> </w:t>
+      </w:r>
+      <w:r>
+        <w:rPr>
+          <w:i/>
+        </w:rPr>
+        <w:t xml:space="preserve">Review state</w:t>
+      </w:r>
+      <w:r>
+        <w:t xml:space="preserve"> </w:t>
+      </w:r>
+      <w:r>
+        <w:t xml:space="preserve">del foglio</w:t>
+      </w:r>
+      <w:r>
+        <w:t xml:space="preserve"> </w:t>
+      </w:r>
+      <w:r>
+        <w:rPr>
+          <w:rStyle w:val="VerbatimChar"/>
+        </w:rPr>
+        <w:t xml:space="preserve">samples</w:t>
+      </w:r>
+      <w:r>
+        <w:t xml:space="preserve">).</w:t>
       </w:r>
     </w:p>
     <w:p>

--- a/docs/MANUALE_Cardiac_FP_Analyzer.docx
+++ b/docs/MANUALE_Cardiac_FP_Analyzer.docx
@@ -7945,6 +7945,128 @@
       </w:r>
       <w:r>
         <w:t xml:space="preserve">; se nel punto scelto non c’è un’onda riconoscibile non si muove nulla e la barra di stato lo dice. Oggi riconosce picchi positivi o negativi a una data latenza, non il ritorno alla linea di base.</w:t>
+      </w:r>
+    </w:p>
+    <w:p>
+      <w:pPr>
+        <w:pStyle w:val="BodyText"/>
+      </w:pPr>
+      <w:r>
+        <w:rPr>
+          <w:b/>
+        </w:rPr>
+        <w:t xml:space="preserve">Deriva della frequenza</w:t>
+      </w:r>
+      <w:r>
+        <w:t xml:space="preserve"> </w:t>
+      </w:r>
+      <w:r>
+        <w:t xml:space="preserve">(dalla v3.18). Tra le misure del pannello ci sono</w:t>
+      </w:r>
+      <w:r>
+        <w:t xml:space="preserve"> </w:t>
+      </w:r>
+      <w:r>
+        <w:rPr>
+          <w:i/>
+        </w:rPr>
+        <w:t xml:space="preserve">Deriva frequenza nella registrazione</w:t>
+      </w:r>
+      <w:r>
+        <w:t xml:space="preserve"> </w:t>
+      </w:r>
+      <w:r>
+        <w:t xml:space="preserve">e</w:t>
+      </w:r>
+      <w:r>
+        <w:t xml:space="preserve"> </w:t>
+      </w:r>
+      <w:r>
+        <w:rPr>
+          <w:i/>
+        </w:rPr>
+        <w:t xml:space="preserve">Deriva FPD nella registrazione</w:t>
+      </w:r>
+      <w:r>
+        <w:t xml:space="preserve">: una retta robusta (Theil–Sen, con intervallo di confidenza al 95 %) della frequenza istantanea — 60 / intervallo, al centro di ogni intervallo — contro il tempo, lasciando fuori gli intervalli con battito mancante (&gt; 1,5 × mediana) o di troppo (&lt; 0,5 ×); il valore è la variazione in % dall’inizio alla fine della registrazione, tra parentesi la pendenza in bpm/min (stima estrapolata se la registrazione dura meno di un minuto);</w:t>
+      </w:r>
+      <w:r>
+        <w:t xml:space="preserve"> </w:t>
+      </w:r>
+      <w:r>
+        <w:t xml:space="preserve">“</w:t>
+      </w:r>
+      <w:r>
+        <w:t xml:space="preserve">≈ 0</w:t>
+      </w:r>
+      <w:r>
+        <w:t xml:space="preserve">”</w:t>
+      </w:r>
+      <w:r>
+        <w:t xml:space="preserve"> </w:t>
+      </w:r>
+      <w:r>
+        <w:t xml:space="preserve">quando l’intervallo di confidenza contiene lo zero,</w:t>
+      </w:r>
+      <w:r>
+        <w:t xml:space="preserve"> </w:t>
+      </w:r>
+      <w:r>
+        <w:t xml:space="preserve">“</w:t>
+      </w:r>
+      <w:r>
+        <w:t xml:space="preserve">stima incerta</w:t>
+      </w:r>
+      <w:r>
+        <w:t xml:space="preserve">”</w:t>
+      </w:r>
+      <w:r>
+        <w:t xml:space="preserve"> </w:t>
+      </w:r>
+      <w:r>
+        <w:t xml:space="preserve">con meno di 10 intervalli o meno di 20 s. Stessa cosa per l’FPD (ms/min). Una deriva affidabile oltre il 5 % entra nel giudizio come nota, oltre il 10 % come</w:t>
+      </w:r>
+      <w:r>
+        <w:t xml:space="preserve"> </w:t>
+      </w:r>
+      <w:r>
+        <w:rPr>
+          <w:i/>
+        </w:rPr>
+        <w:t xml:space="preserve">Da verificare</w:t>
+      </w:r>
+      <w:r>
+        <w:t xml:space="preserve"> </w:t>
+      </w:r>
+      <w:r>
+        <w:t xml:space="preserve">(</w:t>
+      </w:r>
+      <w:r>
+        <w:t xml:space="preserve">“</w:t>
+      </w:r>
+      <w:r>
+        <w:t xml:space="preserve">frequenza in deriva: +12 % in 60 s</w:t>
+      </w:r>
+      <w:r>
+        <w:t xml:space="preserve">”</w:t>
+      </w:r>
+      <w:r>
+        <w:t xml:space="preserve">); l’export Results la riporta nelle colonne</w:t>
+      </w:r>
+      <w:r>
+        <w:t xml:space="preserve"> </w:t>
+      </w:r>
+      <w:r>
+        <w:rPr>
+          <w:i/>
+        </w:rPr>
+        <w:t xml:space="preserve">Rate drift</w:t>
+      </w:r>
+      <w:r>
+        <w:t xml:space="preserve"> </w:t>
+      </w:r>
+      <w:r>
+        <w:t xml:space="preserve">e nella nota.</w:t>
       </w:r>
     </w:p>
     <w:p>

--- a/docs/MANUALE_Cardiac_FP_Analyzer.docx
+++ b/docs/MANUALE_Cardiac_FP_Analyzer.docx
@@ -8276,6 +8276,17 @@
       <w:r>
         <w:t xml:space="preserve">accanto al file, una voce per ingresso (el1/el2) o elettrodo; riaprendo il file le correzioni vengono ricaricate.</w:t>
       </w:r>
+    </w:p>
+    <w:p>
+      <w:pPr>
+        <w:pStyle w:val="BodyText"/>
+      </w:pPr>
+      <w:r>
+        <w:rPr>
+          <w:b/>
+        </w:rPr>
+        <w:t xml:space="preserve">Ricalcola misure e Rifai l’analisi.</w:t>
+      </w:r>
       <w:r>
         <w:t xml:space="preserve"> </w:t>
       </w:r>
@@ -8283,13 +8294,99 @@
         <w:rPr>
           <w:i/>
         </w:rPr>
+        <w:t xml:space="preserve">Ricalcola misure</w:t>
+      </w:r>
+      <w:r>
+        <w:t xml:space="preserve"> </w:t>
+      </w:r>
+      <w:r>
+        <w:t xml:space="preserve">(lo stesso del pulsante</w:t>
+      </w:r>
+      <w:r>
+        <w:t xml:space="preserve"> </w:t>
+      </w:r>
+      <w:r>
+        <w:rPr>
+          <w:i/>
+        </w:rPr>
         <w:t xml:space="preserve">Ricalcola</w:t>
       </w:r>
       <w:r>
         <w:t xml:space="preserve"> </w:t>
       </w:r>
       <w:r>
-        <w:t xml:space="preserve">rilancia la pipeline sui battiti correnti conservando le ripolarizzazioni corrette.</w:t>
+        <w:t xml:space="preserve">della scheda Segnale, che si colora quando ci sono modifiche non ricalcolate) rilancia la pipeline a valle del rilevamento — qualità, ripolarizzazione, parametri, aritmie — sui battiti correnti: le correzioni restano.</w:t>
+      </w:r>
+      <w:r>
+        <w:t xml:space="preserve"> </w:t>
+      </w:r>
+      <w:r>
+        <w:rPr>
+          <w:i/>
+        </w:rPr>
+        <w:t xml:space="preserve">Rifai l’analisi</w:t>
+      </w:r>
+      <w:r>
+        <w:t xml:space="preserve"> </w:t>
+      </w:r>
+      <w:r>
+        <w:t xml:space="preserve">rilancia invece il rilevamento automatico con le impostazioni correnti e scarta le correzioni in memoria (chiede conferma): l’analisi automatica non si perde mai, perché si rigenera dal file; le correzioni salvate nel</w:t>
+      </w:r>
+      <w:r>
+        <w:t xml:space="preserve"> </w:t>
+      </w:r>
+      <w:r>
+        <w:rPr>
+          <w:rStyle w:val="VerbatimChar"/>
+        </w:rPr>
+        <w:t xml:space="preserve">.review.json</w:t>
+      </w:r>
+      <w:r>
+        <w:t xml:space="preserve"> </w:t>
+      </w:r>
+      <w:r>
+        <w:t xml:space="preserve">restano finché non si salva di nuovo. Una correzione, come un annulla o un ripeti, toglie l’approvazione: si riapprova quando si è finito.</w:t>
+      </w:r>
+    </w:p>
+    <w:p>
+      <w:pPr>
+        <w:pStyle w:val="BodyText"/>
+      </w:pPr>
+      <w:r>
+        <w:rPr>
+          <w:b/>
+        </w:rPr>
+        <w:t xml:space="preserve">Copia negli appunti.</w:t>
+      </w:r>
+      <w:r>
+        <w:t xml:space="preserve"> </w:t>
+      </w:r>
+      <w:r>
+        <w:rPr>
+          <w:i/>
+        </w:rPr>
+        <w:t xml:space="preserve">Copia misure</w:t>
+      </w:r>
+      <w:r>
+        <w:t xml:space="preserve"> </w:t>
+      </w:r>
+      <w:r>
+        <w:t xml:space="preserve">e</w:t>
+      </w:r>
+      <w:r>
+        <w:t xml:space="preserve"> </w:t>
+      </w:r>
+      <w:r>
+        <w:rPr>
+          <w:i/>
+        </w:rPr>
+        <w:t xml:space="preserve">Copia battiti</w:t>
+      </w:r>
+      <w:r>
+        <w:t xml:space="preserve"> </w:t>
+      </w:r>
+      <w:r>
+        <w:t xml:space="preserve">mettono negli appunti le misure o la tabella dei battiti come testo con tabulazioni e riga di intestazione, con i numeri nel formato del sistema (virgola decimale su un Mac italiano): incollati in Excel finiscono in celle. Misure e tabella dei battiti sono separate da un divisore trascinabile.</w:t>
       </w:r>
     </w:p>
     <w:p>

--- a/docs/MANUALE_Cardiac_FP_Analyzer.docx
+++ b/docs/MANUALE_Cardiac_FP_Analyzer.docx
@@ -51,7 +51,7 @@
         <w:t xml:space="preserve"> </w:t>
       </w:r>
       <w:r>
-        <w:t xml:space="preserve">3.18.0</w:t>
+        <w:t xml:space="preserve">3.19.0</w:t>
       </w:r>
       <w:r>
         <w:t xml:space="preserve"> </w:t>
@@ -175,7 +175,7 @@
         <w:pStyle w:val="Date"/>
       </w:pPr>
       <w:r>
-        <w:t xml:space="preserve">24</w:t>
+        <w:t xml:space="preserve">25</w:t>
       </w:r>
       <w:r>
         <w:t xml:space="preserve"> </w:t>
@@ -6228,6 +6228,18 @@
         <w:t xml:space="preserve">.npz</w:t>
       </w:r>
       <w:r>
+        <w:t xml:space="preserve">,</w:t>
+      </w:r>
+      <w:r>
+        <w:t xml:space="preserve"> </w:t>
+      </w:r>
+      <w:r>
+        <w:rPr>
+          <w:rStyle w:val="VerbatimChar"/>
+        </w:rPr>
+        <w:t xml:space="preserve">.nwb</w:t>
+      </w:r>
+      <w:r>
         <w:t xml:space="preserve">),</w:t>
       </w:r>
       <w:r>
@@ -6297,7 +6309,19 @@
         <w:t xml:space="preserve">Visualizza ▸ Tema</w:t>
       </w:r>
       <w:r>
-        <w:t xml:space="preserve">: scuro / chiaro. Scorciatoie: Ctrl++ / Ctrl+− zoom, Ctrl+0 vista intera.</w:t>
+        <w:t xml:space="preserve">: scuro / chiaro;</w:t>
+      </w:r>
+      <w:r>
+        <w:t xml:space="preserve"> </w:t>
+      </w:r>
+      <w:r>
+        <w:rPr>
+          <w:b/>
+        </w:rPr>
+        <w:t xml:space="preserve">Visualizza ▸ Lingua</w:t>
+      </w:r>
+      <w:r>
+        <w:t xml:space="preserve">: inglese / italiano. Scorciatoie: Ctrl++ / Ctrl+− zoom, Ctrl+0 vista intera.</w:t>
       </w:r>
     </w:p>
     <w:p>
@@ -6363,6 +6387,200 @@
       </w:r>
       <w:r>
         <w:t xml:space="preserve">).</w:t>
+      </w:r>
+    </w:p>
+    <w:p>
+      <w:pPr>
+        <w:pStyle w:val="BodyText"/>
+      </w:pPr>
+      <w:r>
+        <w:rPr>
+          <w:b/>
+        </w:rPr>
+        <w:t xml:space="preserve">Lingua</w:t>
+      </w:r>
+      <w:r>
+        <w:t xml:space="preserve"> </w:t>
+      </w:r>
+      <w:r>
+        <w:t xml:space="preserve">(dalla v3.19). L’interfaccia è in inglese;</w:t>
+      </w:r>
+      <w:r>
+        <w:t xml:space="preserve"> </w:t>
+      </w:r>
+      <w:r>
+        <w:rPr>
+          <w:b/>
+        </w:rPr>
+        <w:t xml:space="preserve">Visualizza ▸ Lingua ▸ Italiano</w:t>
+      </w:r>
+      <w:r>
+        <w:t xml:space="preserve"> </w:t>
+      </w:r>
+      <w:r>
+        <w:t xml:space="preserve">la porta in italiano (menu, schede, pannello Revisione, coda, impostazioni con i loro suggerimenti, messaggi, giudizio di qualità, testi della deriva e dello stato, riga del filtraggio). La scelta si salva subito e ha effetto al prossimo avvio del programma. Questo manuale usa i nomi italiani; con l’interfaccia in inglese le corrispondenze sono dirette (</w:t>
+      </w:r>
+      <w:r>
+        <w:rPr>
+          <w:i/>
+        </w:rPr>
+        <w:t xml:space="preserve">Revisione</w:t>
+      </w:r>
+      <w:r>
+        <w:t xml:space="preserve"> </w:t>
+      </w:r>
+      <w:r>
+        <w:t xml:space="preserve">= Review,</w:t>
+      </w:r>
+      <w:r>
+        <w:t xml:space="preserve"> </w:t>
+      </w:r>
+      <w:r>
+        <w:rPr>
+          <w:i/>
+        </w:rPr>
+        <w:t xml:space="preserve">Coda di revisione</w:t>
+      </w:r>
+      <w:r>
+        <w:t xml:space="preserve"> </w:t>
+      </w:r>
+      <w:r>
+        <w:t xml:space="preserve">= Review queue,</w:t>
+      </w:r>
+      <w:r>
+        <w:t xml:space="preserve"> </w:t>
+      </w:r>
+      <w:r>
+        <w:rPr>
+          <w:i/>
+        </w:rPr>
+        <w:t xml:space="preserve">Ricalcola misure</w:t>
+      </w:r>
+      <w:r>
+        <w:t xml:space="preserve"> </w:t>
+      </w:r>
+      <w:r>
+        <w:t xml:space="preserve">= Recompute measures,</w:t>
+      </w:r>
+      <w:r>
+        <w:t xml:space="preserve"> </w:t>
+      </w:r>
+      <w:r>
+        <w:rPr>
+          <w:i/>
+        </w:rPr>
+        <w:t xml:space="preserve">Rifai l’analisi</w:t>
+      </w:r>
+      <w:r>
+        <w:t xml:space="preserve"> </w:t>
+      </w:r>
+      <w:r>
+        <w:t xml:space="preserve">= Redo analysis,</w:t>
+      </w:r>
+      <w:r>
+        <w:t xml:space="preserve"> </w:t>
+      </w:r>
+      <w:r>
+        <w:rPr>
+          <w:i/>
+        </w:rPr>
+        <w:t xml:space="preserve">Approvato</w:t>
+      </w:r>
+      <w:r>
+        <w:t xml:space="preserve"> </w:t>
+      </w:r>
+      <w:r>
+        <w:t xml:space="preserve">= Approved,</w:t>
+      </w:r>
+      <w:r>
+        <w:t xml:space="preserve"> </w:t>
+      </w:r>
+      <w:r>
+        <w:rPr>
+          <w:i/>
+        </w:rPr>
+        <w:t xml:space="preserve">Chiudi 🔒</w:t>
+      </w:r>
+      <w:r>
+        <w:t xml:space="preserve"> </w:t>
+      </w:r>
+      <w:r>
+        <w:t xml:space="preserve">= Close 🔒,</w:t>
+      </w:r>
+      <w:r>
+        <w:t xml:space="preserve"> </w:t>
+      </w:r>
+      <w:r>
+        <w:rPr>
+          <w:i/>
+        </w:rPr>
+        <w:t xml:space="preserve">Esporta Results…</w:t>
+      </w:r>
+      <w:r>
+        <w:t xml:space="preserve"> </w:t>
+      </w:r>
+      <w:r>
+        <w:t xml:space="preserve">= Export Results…,</w:t>
+      </w:r>
+      <w:r>
+        <w:t xml:space="preserve"> </w:t>
+      </w:r>
+      <w:r>
+        <w:rPr>
+          <w:i/>
+        </w:rPr>
+        <w:t xml:space="preserve">Impostazioni</w:t>
+      </w:r>
+      <w:r>
+        <w:t xml:space="preserve"> </w:t>
+      </w:r>
+      <w:r>
+        <w:t xml:space="preserve">= Settings, pagine</w:t>
+      </w:r>
+      <w:r>
+        <w:t xml:space="preserve"> </w:t>
+      </w:r>
+      <w:r>
+        <w:rPr>
+          <w:i/>
+        </w:rPr>
+        <w:t xml:space="preserve">Segnale / Detection / Ripolarizzazione / QC / Inclusione</w:t>
+      </w:r>
+      <w:r>
+        <w:t xml:space="preserve"> </w:t>
+      </w:r>
+      <w:r>
+        <w:t xml:space="preserve">= Signal / Detection / Repolarisation / QC / Inclusion). I numeri negli appunti (</w:t>
+      </w:r>
+      <w:r>
+        <w:rPr>
+          <w:i/>
+        </w:rPr>
+        <w:t xml:space="preserve">Copia misure</w:t>
+      </w:r>
+      <w:r>
+        <w:t xml:space="preserve">,</w:t>
+      </w:r>
+      <w:r>
+        <w:t xml:space="preserve"> </w:t>
+      </w:r>
+      <w:r>
+        <w:rPr>
+          <w:i/>
+        </w:rPr>
+        <w:t xml:space="preserve">Copia battiti</w:t>
+      </w:r>
+      <w:r>
+        <w:t xml:space="preserve">) seguono sempre il formato del sistema, non la lingua dell’interfaccia. Le chiavi dei file (</w:t>
+      </w:r>
+      <w:r>
+        <w:rPr>
+          <w:rStyle w:val="VerbatimChar"/>
+        </w:rPr>
+        <w:t xml:space="preserve">.review.json</w:t>
+      </w:r>
+      <w:r>
+        <w:t xml:space="preserve">, risultati JSON, fogli Excel) non cambiano con la lingua; cambiano solo i testi per l’operatore (per esempio la nota dello stato nel foglio Results).</w:t>
       </w:r>
     </w:p>
     <w:p>

--- a/docs/MANUALE_Cardiac_FP_Analyzer.docx
+++ b/docs/MANUALE_Cardiac_FP_Analyzer.docx
@@ -51,7 +51,7 @@
         <w:t xml:space="preserve"> </w:t>
       </w:r>
       <w:r>
-        <w:t xml:space="preserve">3.19.0</w:t>
+        <w:t xml:space="preserve">3.20.0</w:t>
       </w:r>
       <w:r>
         <w:t xml:space="preserve"> </w:t>
@@ -3670,6 +3670,167 @@
     <w:p>
       <w:pPr>
         <w:pStyle w:val="FirstParagraph"/>
+      </w:pPr>
+      <w:r>
+        <w:rPr>
+          <w:b/>
+        </w:rPr>
+        <w:t xml:space="preserve">Convertitore con interfaccia</w:t>
+      </w:r>
+      <w:r>
+        <w:t xml:space="preserve"> </w:t>
+      </w:r>
+      <w:r>
+        <w:t xml:space="preserve">(dalla v3.20). Per chi non usa il terminale c’è una piccola finestra,</w:t>
+      </w:r>
+      <w:r>
+        <w:t xml:space="preserve"> </w:t>
+      </w:r>
+      <w:r>
+        <w:rPr>
+          <w:rStyle w:val="VerbatimChar"/>
+        </w:rPr>
+        <w:t xml:space="preserve">cardiac-fp-nwb-gui</w:t>
+      </w:r>
+      <w:r>
+        <w:t xml:space="preserve">, e un programma autonomo per Windows e macOS (</w:t>
+      </w:r>
+      <w:r>
+        <w:rPr>
+          <w:i/>
+        </w:rPr>
+        <w:t xml:space="preserve">NWB Converter</w:t>
+      </w:r>
+      <w:r>
+        <w:t xml:space="preserve">, non serve installare Python). Si scelgono uno o più CSV oppure una cartella (cercata anche nelle sottocartelle), si compilano i campi noti — guadagno (10000 per il Digilent; 1 se il CSV è già in volt) e fuso orario hanno un valore predefinito, tutti gli altri (laboratorio, istituzione, sperimentatori separati da</w:t>
+      </w:r>
+      <w:r>
+        <w:t xml:space="preserve"> </w:t>
+      </w:r>
+      <w:r>
+        <w:rPr>
+          <w:rStyle w:val="VerbatimChar"/>
+        </w:rPr>
+        <w:t xml:space="preserve">;</w:t>
+      </w:r>
+      <w:r>
+        <w:t xml:space="preserve">, specie, descrizione, note) si possono lasciare vuoti — e si preme</w:t>
+      </w:r>
+      <w:r>
+        <w:t xml:space="preserve"> </w:t>
+      </w:r>
+      <w:r>
+        <w:rPr>
+          <w:i/>
+        </w:rPr>
+        <w:t xml:space="preserve">Converti</w:t>
+      </w:r>
+      <w:r>
+        <w:t xml:space="preserve">. La cartella di destinazione vuota significa</w:t>
+      </w:r>
+      <w:r>
+        <w:t xml:space="preserve"> </w:t>
+      </w:r>
+      <w:r>
+        <w:t xml:space="preserve">“</w:t>
+      </w:r>
+      <w:r>
+        <w:t xml:space="preserve">accanto a ogni CSV</w:t>
+      </w:r>
+      <w:r>
+        <w:t xml:space="preserve">”</w:t>
+      </w:r>
+      <w:r>
+        <w:t xml:space="preserve">; un file che non si converte è segnalato nel registro e gli altri proseguono; i campi sono ricordati per la volta dopo. L’identità di ogni ingresso viene dalla</w:t>
+      </w:r>
+      <w:r>
+        <w:t xml:space="preserve"> </w:t>
+      </w:r>
+      <w:r>
+        <w:rPr>
+          <w:rStyle w:val="VerbatimChar"/>
+        </w:rPr>
+        <w:t xml:space="preserve">samples.csv</w:t>
+      </w:r>
+      <w:r>
+        <w:t xml:space="preserve"> </w:t>
+      </w:r>
+      <w:r>
+        <w:t xml:space="preserve">(anche fino a tre cartelle sopra) o dal nome del file, come nell’analisi. Il programma autonomo non è firmato: su Windows</w:t>
+      </w:r>
+      <w:r>
+        <w:t xml:space="preserve"> </w:t>
+      </w:r>
+      <w:r>
+        <w:rPr>
+          <w:i/>
+        </w:rPr>
+        <w:t xml:space="preserve">Ulteriori informazioni ▸ Esegui comunque</w:t>
+      </w:r>
+      <w:r>
+        <w:t xml:space="preserve">, su Mac clic destro ▸</w:t>
+      </w:r>
+      <w:r>
+        <w:t xml:space="preserve"> </w:t>
+      </w:r>
+      <w:r>
+        <w:rPr>
+          <w:i/>
+        </w:rPr>
+        <w:t xml:space="preserve">Apri</w:t>
+      </w:r>
+      <w:r>
+        <w:t xml:space="preserve"> </w:t>
+      </w:r>
+      <w:r>
+        <w:t xml:space="preserve">la prima volta. I file si scaricano dalla pagina</w:t>
+      </w:r>
+      <w:r>
+        <w:t xml:space="preserve"> </w:t>
+      </w:r>
+      <w:r>
+        <w:rPr>
+          <w:i/>
+        </w:rPr>
+        <w:t xml:space="preserve">Actions ▸ Build NWB converter</w:t>
+      </w:r>
+      <w:r>
+        <w:t xml:space="preserve"> </w:t>
+      </w:r>
+      <w:r>
+        <w:t xml:space="preserve">di GitHub (o dalla release, se il build parte da un tag</w:t>
+      </w:r>
+      <w:r>
+        <w:t xml:space="preserve"> </w:t>
+      </w:r>
+      <w:r>
+        <w:rPr>
+          <w:rStyle w:val="VerbatimChar"/>
+        </w:rPr>
+        <w:t xml:space="preserve">nwb-converter-v…</w:t>
+      </w:r>
+      <w:r>
+        <w:t xml:space="preserve">);</w:t>
+      </w:r>
+      <w:r>
+        <w:t xml:space="preserve"> </w:t>
+      </w:r>
+      <w:r>
+        <w:rPr>
+          <w:rStyle w:val="VerbatimChar"/>
+        </w:rPr>
+        <w:t xml:space="preserve">python packaging/build_nwb_converter.py</w:t>
+      </w:r>
+      <w:r>
+        <w:t xml:space="preserve"> </w:t>
+      </w:r>
+      <w:r>
+        <w:t xml:space="preserve">lo costruisce anche in locale.</w:t>
+      </w:r>
+    </w:p>
+    <w:p>
+      <w:pPr>
+        <w:pStyle w:val="BodyText"/>
       </w:pPr>
       <w:r>
         <w:t xml:space="preserve">Un</w:t>

--- a/docs/MANUALE_Cardiac_FP_Analyzer.docx
+++ b/docs/MANUALE_Cardiac_FP_Analyzer.docx
@@ -51,7 +51,7 @@
         <w:t xml:space="preserve"> </w:t>
       </w:r>
       <w:r>
-        <w:t xml:space="preserve">3.20.0</w:t>
+        <w:t xml:space="preserve">3.21.0</w:t>
       </w:r>
       <w:r>
         <w:t xml:space="preserve"> </w:t>
@@ -8196,7 +8196,19 @@
         <w:t xml:space="preserve"> </w:t>
       </w:r>
       <w:r>
-        <w:t xml:space="preserve">(agganciata al picco entro ±10 ms, con la ripolarizzazione proposta); vicino a una croce grigia:</w:t>
+        <w:t xml:space="preserve">(dalla v3.21 agganciata al picco più alto — positivo o negativo — entro ±25 ms</w:t>
+      </w:r>
+      <w:r>
+        <w:t xml:space="preserve"> </w:t>
+      </w:r>
+      <w:r>
+        <w:rPr>
+          <w:b/>
+        </w:rPr>
+        <w:t xml:space="preserve">sul tracciato visualizzato</w:t>
+      </w:r>
+      <w:r>
+        <w:t xml:space="preserve">, quindi sulla vista 1–40 Hz se è quella che si guarda; con la ripolarizzazione proposta); lo stesso vale per</w:t>
       </w:r>
       <w:r>
         <w:t xml:space="preserve"> </w:t>
@@ -8205,6 +8217,18 @@
         <w:rPr>
           <w:i/>
         </w:rPr>
+        <w:t xml:space="preserve">Sposta qui</w:t>
+      </w:r>
+      <w:r>
+        <w:t xml:space="preserve">. L’ampiezza del battito è il picco-picco del segnale non filtrato nei ±10 ms attorno al marcatore, per cui un marcatore fuori dallo spike dava un’ampiezza sbagliata; vicino a una croce grigia:</w:t>
+      </w:r>
+      <w:r>
+        <w:t xml:space="preserve"> </w:t>
+      </w:r>
+      <w:r>
+        <w:rPr>
+          <w:i/>
+        </w:rPr>
         <w:t xml:space="preserve">Ripristina il rilevamento tolto dai veti</w:t>
       </w:r>
       <w:r>
@@ -8235,7 +8259,64 @@
         <w:t xml:space="preserve">… qui e propaga il criterio a tutti</w:t>
       </w:r>
       <w:r>
-        <w:t xml:space="preserve">. I burst di rumore sono evidenziati in grigio. Tastiera: ← → battito precedente/successivo (cerchio arancione), Canc toglie il battito selezionato, P / N ripolarizzazione sul picco positivo / negativo per tutti i battiti, Ctrl+Z / Ctrl+Shift+Z annulla e ripete qualsiasi correzione, Ctrl+S salva.</w:t>
+        <w:t xml:space="preserve">. Nel sottomenu</w:t>
+      </w:r>
+      <w:r>
+        <w:t xml:space="preserve"> </w:t>
+      </w:r>
+      <w:r>
+        <w:rPr>
+          <w:b/>
+        </w:rPr>
+        <w:t xml:space="preserve">Correzioni su tutto il tracciato</w:t>
+      </w:r>
+      <w:r>
+        <w:t xml:space="preserve"> </w:t>
+      </w:r>
+      <w:r>
+        <w:t xml:space="preserve">(dalla v3.21):</w:t>
+      </w:r>
+      <w:r>
+        <w:t xml:space="preserve"> </w:t>
+      </w:r>
+      <w:r>
+        <w:rPr>
+          <w:i/>
+        </w:rPr>
+        <w:t xml:space="preserve">Scambia depolarizzazioni e ripolarizzazioni</w:t>
+      </w:r>
+      <w:r>
+        <w:t xml:space="preserve"> </w:t>
+      </w:r>
+      <w:r>
+        <w:t xml:space="preserve">— nell’intervallo visibile o in tutta la registrazione — per i casi in cui il software ha preso l’onda di ripolarizzazione per lo spike (ogni ripolarizzazione diventa la depolarizzazione di un battito e la depolarizzazione seguente la sua ripolarizzazione; poi si ritocca a mano), e</w:t>
+      </w:r>
+      <w:r>
+        <w:t xml:space="preserve"> </w:t>
+      </w:r>
+      <w:r>
+        <w:rPr>
+          <w:i/>
+        </w:rPr>
+        <w:t xml:space="preserve">Allinea le depolarizzazioni al picco</w:t>
+      </w:r>
+      <w:r>
+        <w:t xml:space="preserve">, che sposta ogni marcatore sul picco più alto entro ±25 ms del tracciato visualizzato (il software marca il punto più ripido dello spike, i fogli del laboratorio il picco). Per lavorare su una parte sola: zoom sull’intervallo (Box o rotella) e poi il comando</w:t>
+      </w:r>
+      <w:r>
+        <w:t xml:space="preserve"> </w:t>
+      </w:r>
+      <w:r>
+        <w:t xml:space="preserve">“</w:t>
+      </w:r>
+      <w:r>
+        <w:t xml:space="preserve">nell’intervallo visibile</w:t>
+      </w:r>
+      <w:r>
+        <w:t xml:space="preserve">”</w:t>
+      </w:r>
+      <w:r>
+        <w:t xml:space="preserve">. Tutto annullabile con Ctrl+Z. I burst di rumore sono evidenziati in grigio. Tastiera: ← → battito precedente/successivo (cerchio arancione), Canc toglie il battito selezionato, P / N ripolarizzazione sul picco positivo / negativo per tutti i battiti, Ctrl+Z / Ctrl+Shift+Z annulla e ripete qualsiasi correzione, Ctrl+S salva.</w:t>
       </w:r>
     </w:p>
     <w:p>

--- a/docs/MANUALE_Cardiac_FP_Analyzer.docx
+++ b/docs/MANUALE_Cardiac_FP_Analyzer.docx
@@ -8154,7 +8154,22 @@
         <w:t xml:space="preserve">Edit</w:t>
       </w:r>
       <w:r>
-        <w:t xml:space="preserve">, clic sul tracciato). Vicino a una depolarizzazione:</w:t>
+        <w:t xml:space="preserve">, clic sul tracciato con il tasto sinistro o destro — in</w:t>
+      </w:r>
+      <w:r>
+        <w:t xml:space="preserve"> </w:t>
+      </w:r>
+      <w:r>
+        <w:rPr>
+          <w:i/>
+        </w:rPr>
+        <w:t xml:space="preserve">Edit</w:t>
+      </w:r>
+      <w:r>
+        <w:t xml:space="preserve"> </w:t>
+      </w:r>
+      <w:r>
+        <w:t xml:space="preserve">il destro non apre più il menu del grafico). Vicino a una depolarizzazione:</w:t>
       </w:r>
       <w:r>
         <w:t xml:space="preserve"> </w:t>

--- a/docs/MANUALE_Cardiac_FP_Analyzer.docx
+++ b/docs/MANUALE_Cardiac_FP_Analyzer.docx
@@ -8220,10 +8220,10 @@
         <w:rPr>
           <w:b/>
         </w:rPr>
-        <w:t xml:space="preserve">sul tracciato visualizzato</w:t>
-      </w:r>
-      <w:r>
-        <w:t xml:space="preserve">, quindi sulla vista 1–40 Hz se è quella che si guarda; con la ripolarizzazione proposta); lo stesso vale per</w:t>
+        <w:t xml:space="preserve">sul tracciato filtrato del software</w:t>
+      </w:r>
+      <w:r>
+        <w:t xml:space="preserve">, con la ripolarizzazione proposta); lo stesso vale per</w:t>
       </w:r>
       <w:r>
         <w:t xml:space="preserve"> </w:t>
@@ -8235,7 +8235,37 @@
         <w:t xml:space="preserve">Sposta qui</w:t>
       </w:r>
       <w:r>
-        <w:t xml:space="preserve">. L’ampiezza del battito è il picco-picco del segnale non filtrato nei ±10 ms attorno al marcatore, per cui un marcatore fuori dallo spike dava un’ampiezza sbagliata; vicino a una croce grigia:</w:t>
+        <w:t xml:space="preserve">. L’ampiezza del battito è il picco-picco del segnale non filtrato nei ±10 ms attorno al marcatore, per cui un marcatore fuori dallo spike dà un’ampiezza sbagliata. Attenzione alla vista</w:t>
+      </w:r>
+      <w:r>
+        <w:t xml:space="preserve"> </w:t>
+      </w:r>
+      <w:r>
+        <w:rPr>
+          <w:b/>
+        </w:rPr>
+        <w:t xml:space="preserve">1–40 Hz</w:t>
+      </w:r>
+      <w:r>
+        <w:t xml:space="preserve">: quel filtro allarga lo spike (pochi ms) e ne sposta il picco apparente di 10–20 ms, quindi un marcatore che sta sullo spike vero può sembrare</w:t>
+      </w:r>
+      <w:r>
+        <w:t xml:space="preserve"> </w:t>
+      </w:r>
+      <w:r>
+        <w:t xml:space="preserve">“</w:t>
+      </w:r>
+      <w:r>
+        <w:t xml:space="preserve">a metà</w:t>
+      </w:r>
+      <w:r>
+        <w:t xml:space="preserve">”</w:t>
+      </w:r>
+      <w:r>
+        <w:t xml:space="preserve"> </w:t>
+      </w:r>
+      <w:r>
+        <w:t xml:space="preserve">della gobba in quella vista; per controllare la posizione dei marcatori di depolarizzazione si usa la vista</w:t>
       </w:r>
       <w:r>
         <w:t xml:space="preserve"> </w:t>
@@ -8244,6 +8274,33 @@
         <w:rPr>
           <w:i/>
         </w:rPr>
+        <w:t xml:space="preserve">Filtrato</w:t>
+      </w:r>
+      <w:r>
+        <w:t xml:space="preserve"> </w:t>
+      </w:r>
+      <w:r>
+        <w:t xml:space="preserve">(o</w:t>
+      </w:r>
+      <w:r>
+        <w:t xml:space="preserve"> </w:t>
+      </w:r>
+      <w:r>
+        <w:rPr>
+          <w:i/>
+        </w:rPr>
+        <w:t xml:space="preserve">Grezzo</w:t>
+      </w:r>
+      <w:r>
+        <w:t xml:space="preserve">), la 1–40 Hz serve per le ripolarizzazioni; vicino a una croce grigia:</w:t>
+      </w:r>
+      <w:r>
+        <w:t xml:space="preserve"> </w:t>
+      </w:r>
+      <w:r>
+        <w:rPr>
+          <w:i/>
+        </w:rPr>
         <w:t xml:space="preserve">Ripristina il rilevamento tolto dai veti</w:t>
       </w:r>
       <w:r>
@@ -8316,7 +8373,7 @@
         <w:t xml:space="preserve">Allinea le depolarizzazioni al picco</w:t>
       </w:r>
       <w:r>
-        <w:t xml:space="preserve">, che sposta ogni marcatore sul picco più alto entro ±25 ms del tracciato visualizzato (il software marca il punto più ripido dello spike, i fogli del laboratorio il picco). Per lavorare su una parte sola: zoom sull’intervallo (Box o rotella) e poi il comando</w:t>
+        <w:t xml:space="preserve">, che sposta ogni marcatore sul picco più alto entro ±25 ms del tracciato filtrato (sulle registrazioni pulite i marcatori automatici sono già lì e il comando non sposta nulla; serve dopo correzioni a mano o su segnali deboli, dove va usato con giudizio). Per lavorare su una parte sola: zoom sull’intervallo (Box o rotella) e poi il comando</w:t>
       </w:r>
       <w:r>
         <w:t xml:space="preserve"> </w:t>

--- a/docs/MANUALE_Cardiac_FP_Analyzer.docx
+++ b/docs/MANUALE_Cardiac_FP_Analyzer.docx
@@ -51,7 +51,7 @@
         <w:t xml:space="preserve"> </w:t>
       </w:r>
       <w:r>
-        <w:t xml:space="preserve">3.21.0</w:t>
+        <w:t xml:space="preserve">3.22.0</w:t>
       </w:r>
       <w:r>
         <w:t xml:space="preserve"> </w:t>

--- a/docs/MANUALE_Cardiac_FP_Analyzer.docx
+++ b/docs/MANUALE_Cardiac_FP_Analyzer.docx
@@ -2152,7 +2152,7 @@
         <w:pStyle w:val="Compact"/>
       </w:pPr>
       <w:r>
-        <w:t xml:space="preserve">Windows 10+, macOS 12+, Linux. Il codice è portabile; la GUI è provata su macOS e in integrazione continua su Linux.</w:t>
+        <w:t xml:space="preserve">Windows 10+, macOS 12+, Linux. Il codice è portabile; la GUI è provata su macOS, in integrazione continua su Linux e, dalla v3.20, i test girano anche su Windows in integrazione continua (non ancora provata a mano su Windows: segnalare i problemi).</w:t>
       </w:r>
     </w:p>
     <w:p>
@@ -2194,6 +2194,23 @@
     </w:p>
     <w:p>
       <w:pPr>
+        <w:pStyle w:val="FirstParagraph"/>
+      </w:pPr>
+      <w:r>
+        <w:rPr>
+          <w:b/>
+        </w:rPr>
+        <w:t xml:space="preserve">macOS / Linux</w:t>
+      </w:r>
+      <w:r>
+        <w:t xml:space="preserve"> </w:t>
+      </w:r>
+      <w:r>
+        <w:t xml:space="preserve">(Terminale):</w:t>
+      </w:r>
+    </w:p>
+    <w:p>
+      <w:pPr>
         <w:pStyle w:val="SourceCode"/>
       </w:pPr>
       <w:r>
@@ -2251,7 +2268,7 @@
         <w:rPr>
           <w:rStyle w:val="NormalTok"/>
         </w:rPr>
-        <w:t xml:space="preserve"> .venv/bin/activate          # Windows: .venv\Scripts\activate</w:t>
+        <w:t xml:space="preserve"> .venv/bin/activate</w:t>
       </w:r>
       <w:r>
         <w:br/>
@@ -2272,12 +2289,520 @@
         <w:rPr>
           <w:rStyle w:val="StringTok"/>
         </w:rPr>
-        <w:t xml:space="preserve">".[gui,reports,mcs]"</w:t>
+        <w:t xml:space="preserve">".[gui,reports,mcs,nwb]"</w:t>
       </w:r>
     </w:p>
     <w:p>
       <w:pPr>
         <w:pStyle w:val="FirstParagraph"/>
+      </w:pPr>
+      <w:r>
+        <w:rPr>
+          <w:b/>
+        </w:rPr>
+        <w:t xml:space="preserve">Windows</w:t>
+      </w:r>
+      <w:r>
+        <w:t xml:space="preserve"> </w:t>
+      </w:r>
+      <w:r>
+        <w:t xml:space="preserve">(PowerShell: tasto Start, scrivere</w:t>
+      </w:r>
+      <w:r>
+        <w:t xml:space="preserve"> </w:t>
+      </w:r>
+      <w:r>
+        <w:rPr>
+          <w:i/>
+        </w:rPr>
+        <w:t xml:space="preserve">PowerShell</w:t>
+      </w:r>
+      <w:r>
+        <w:t xml:space="preserve">, Invio):</w:t>
+      </w:r>
+    </w:p>
+    <w:p>
+      <w:pPr>
+        <w:numPr>
+          <w:ilvl w:val="0"/>
+          <w:numId w:val="1024"/>
+        </w:numPr>
+        <w:pStyle w:val="Compact"/>
+      </w:pPr>
+      <w:r>
+        <w:t xml:space="preserve">Installare</w:t>
+      </w:r>
+      <w:r>
+        <w:t xml:space="preserve"> </w:t>
+      </w:r>
+      <w:r>
+        <w:rPr>
+          <w:b/>
+        </w:rPr>
+        <w:t xml:space="preserve">Python 3.12</w:t>
+      </w:r>
+      <w:r>
+        <w:t xml:space="preserve"> </w:t>
+      </w:r>
+      <w:r>
+        <w:t xml:space="preserve">da python.org (Windows installer 64-bit) spuntando</w:t>
+      </w:r>
+      <w:r>
+        <w:t xml:space="preserve"> </w:t>
+      </w:r>
+      <w:r>
+        <w:rPr>
+          <w:i/>
+        </w:rPr>
+        <w:t xml:space="preserve">Add python.exe to PATH</w:t>
+      </w:r>
+      <w:r>
+        <w:t xml:space="preserve">, e</w:t>
+      </w:r>
+      <w:r>
+        <w:t xml:space="preserve"> </w:t>
+      </w:r>
+      <w:r>
+        <w:rPr>
+          <w:b/>
+        </w:rPr>
+        <w:t xml:space="preserve">Git for Windows</w:t>
+      </w:r>
+      <w:r>
+        <w:t xml:space="preserve"> </w:t>
+      </w:r>
+      <w:r>
+        <w:t xml:space="preserve">da git-scm.com con le opzioni predefinite. In alternativa a Git si può scaricare lo zip del repository da GitHub (</w:t>
+      </w:r>
+      <w:r>
+        <w:rPr>
+          <w:i/>
+        </w:rPr>
+        <w:t xml:space="preserve">Code ▸ Download ZIP</w:t>
+      </w:r>
+      <w:r>
+        <w:t xml:space="preserve">) e scompattarlo, per esempio in</w:t>
+      </w:r>
+      <w:r>
+        <w:t xml:space="preserve"> </w:t>
+      </w:r>
+      <w:r>
+        <w:rPr>
+          <w:rStyle w:val="VerbatimChar"/>
+        </w:rPr>
+        <w:t xml:space="preserve">C:\Users\&lt;nome&gt;\Documents\cardiac-fp-analyzer</w:t>
+      </w:r>
+      <w:r>
+        <w:t xml:space="preserve">.</w:t>
+      </w:r>
+    </w:p>
+    <w:p>
+      <w:pPr>
+        <w:numPr>
+          <w:ilvl w:val="0"/>
+          <w:numId w:val="1024"/>
+        </w:numPr>
+        <w:pStyle w:val="Compact"/>
+      </w:pPr>
+      <w:r>
+        <w:t xml:space="preserve">Nella PowerShell:</w:t>
+      </w:r>
+    </w:p>
+    <w:p>
+      <w:pPr>
+        <w:pStyle w:val="SourceCode"/>
+      </w:pPr>
+      <w:r>
+        <w:rPr>
+          <w:rStyle w:val="FunctionTok"/>
+        </w:rPr>
+        <w:t xml:space="preserve">cd</w:t>
+      </w:r>
+      <w:r>
+        <w:rPr>
+          <w:rStyle w:val="NormalTok"/>
+        </w:rPr>
+        <w:t xml:space="preserve"> </w:t>
+      </w:r>
+      <w:r>
+        <w:rPr>
+          <w:rStyle w:val="VariableTok"/>
+        </w:rPr>
+        <w:t xml:space="preserve">$HOME</w:t>
+      </w:r>
+      <w:r>
+        <w:rPr>
+          <w:rStyle w:val="NormalTok"/>
+        </w:rPr>
+        <w:t xml:space="preserve">\Documents</w:t>
+      </w:r>
+      <w:r>
+        <w:br/>
+      </w:r>
+      <w:r>
+        <w:rPr>
+          <w:rStyle w:val="NormalTok"/>
+        </w:rPr>
+        <w:t xml:space="preserve">git clone https://github.</w:t>
+      </w:r>
+      <w:r>
+        <w:rPr>
+          <w:rStyle w:val="FunctionTok"/>
+        </w:rPr>
+        <w:t xml:space="preserve">com</w:t>
+      </w:r>
+      <w:r>
+        <w:rPr>
+          <w:rStyle w:val="NormalTok"/>
+        </w:rPr>
+        <w:t xml:space="preserve">/ringo977/cardiac-fp-analyzer.</w:t>
+      </w:r>
+      <w:r>
+        <w:rPr>
+          <w:rStyle w:val="FunctionTok"/>
+        </w:rPr>
+        <w:t xml:space="preserve">git</w:t>
+      </w:r>
+      <w:r>
+        <w:br/>
+      </w:r>
+      <w:r>
+        <w:rPr>
+          <w:rStyle w:val="FunctionTok"/>
+        </w:rPr>
+        <w:t xml:space="preserve">cd</w:t>
+      </w:r>
+      <w:r>
+        <w:rPr>
+          <w:rStyle w:val="NormalTok"/>
+        </w:rPr>
+        <w:t xml:space="preserve"> cardiac-fp-analyzer</w:t>
+      </w:r>
+      <w:r>
+        <w:br/>
+      </w:r>
+      <w:r>
+        <w:rPr>
+          <w:rStyle w:val="NormalTok"/>
+        </w:rPr>
+        <w:t xml:space="preserve">py -m venv .</w:t>
+      </w:r>
+      <w:r>
+        <w:rPr>
+          <w:rStyle w:val="FunctionTok"/>
+        </w:rPr>
+        <w:t xml:space="preserve">venv</w:t>
+      </w:r>
+      <w:r>
+        <w:br/>
+      </w:r>
+      <w:r>
+        <w:rPr>
+          <w:rStyle w:val="NormalTok"/>
+        </w:rPr>
+        <w:t xml:space="preserve">.</w:t>
+      </w:r>
+      <w:r>
+        <w:rPr>
+          <w:rStyle w:val="FunctionTok"/>
+        </w:rPr>
+        <w:t xml:space="preserve">venv</w:t>
+      </w:r>
+      <w:r>
+        <w:rPr>
+          <w:rStyle w:val="NormalTok"/>
+        </w:rPr>
+        <w:t xml:space="preserve">\Scripts\Activate.</w:t>
+      </w:r>
+      <w:r>
+        <w:rPr>
+          <w:rStyle w:val="FunctionTok"/>
+        </w:rPr>
+        <w:t xml:space="preserve">ps1</w:t>
+      </w:r>
+      <w:r>
+        <w:br/>
+      </w:r>
+      <w:r>
+        <w:rPr>
+          <w:rStyle w:val="NormalTok"/>
+        </w:rPr>
+        <w:t xml:space="preserve">pip install -e </w:t>
+      </w:r>
+      <w:r>
+        <w:rPr>
+          <w:rStyle w:val="StringTok"/>
+        </w:rPr>
+        <w:t xml:space="preserve">".[gui,reports,mcs,nwb]"</w:t>
+      </w:r>
+      <w:r>
+        <w:br/>
+      </w:r>
+      <w:r>
+        <w:rPr>
+          <w:rStyle w:val="NormalTok"/>
+        </w:rPr>
+        <w:t xml:space="preserve">cardiac-fp-gui</w:t>
+      </w:r>
+    </w:p>
+    <w:p>
+      <w:pPr>
+        <w:pStyle w:val="FirstParagraph"/>
+      </w:pPr>
+      <w:r>
+        <w:t xml:space="preserve">Se alla riga</w:t>
+      </w:r>
+      <w:r>
+        <w:t xml:space="preserve"> </w:t>
+      </w:r>
+      <w:r>
+        <w:rPr>
+          <w:rStyle w:val="VerbatimChar"/>
+        </w:rPr>
+        <w:t xml:space="preserve">Activate.ps1</w:t>
+      </w:r>
+      <w:r>
+        <w:t xml:space="preserve"> </w:t>
+      </w:r>
+      <w:r>
+        <w:t xml:space="preserve">PowerShell rifiuta di eseguire lo script (</w:t>
+      </w:r>
+      <w:r>
+        <w:t xml:space="preserve">“</w:t>
+      </w:r>
+      <w:r>
+        <w:t xml:space="preserve">l’esecuzione di script è disabilitata</w:t>
+      </w:r>
+      <w:r>
+        <w:t xml:space="preserve">”</w:t>
+      </w:r>
+      <w:r>
+        <w:t xml:space="preserve">), una volta sola:</w:t>
+      </w:r>
+      <w:r>
+        <w:t xml:space="preserve"> </w:t>
+      </w:r>
+      <w:r>
+        <w:rPr>
+          <w:rStyle w:val="VerbatimChar"/>
+        </w:rPr>
+        <w:t xml:space="preserve">Set-ExecutionPolicy -Scope CurrentUser RemoteSigned</w:t>
+      </w:r>
+      <w:r>
+        <w:t xml:space="preserve">, rispondere S, e ripetere l’attivazione. Da</w:t>
+      </w:r>
+      <w:r>
+        <w:t xml:space="preserve"> </w:t>
+      </w:r>
+      <w:r>
+        <w:rPr>
+          <w:i/>
+        </w:rPr>
+        <w:t xml:space="preserve">Prompt dei comandi</w:t>
+      </w:r>
+      <w:r>
+        <w:t xml:space="preserve"> </w:t>
+      </w:r>
+      <w:r>
+        <w:t xml:space="preserve">(</w:t>
+      </w:r>
+      <w:r>
+        <w:rPr>
+          <w:rStyle w:val="VerbatimChar"/>
+        </w:rPr>
+        <w:t xml:space="preserve">cmd</w:t>
+      </w:r>
+      <w:r>
+        <w:t xml:space="preserve">) l’attivazione è</w:t>
+      </w:r>
+      <w:r>
+        <w:t xml:space="preserve"> </w:t>
+      </w:r>
+      <w:r>
+        <w:rPr>
+          <w:rStyle w:val="VerbatimChar"/>
+        </w:rPr>
+        <w:t xml:space="preserve">.venv\Scripts\activate.bat</w:t>
+      </w:r>
+      <w:r>
+        <w:t xml:space="preserve">. Il prompt mostra</w:t>
+      </w:r>
+      <w:r>
+        <w:t xml:space="preserve"> </w:t>
+      </w:r>
+      <w:r>
+        <w:rPr>
+          <w:rStyle w:val="VerbatimChar"/>
+        </w:rPr>
+        <w:t xml:space="preserve">(.venv)</w:t>
+      </w:r>
+      <w:r>
+        <w:t xml:space="preserve"> </w:t>
+      </w:r>
+      <w:r>
+        <w:t xml:space="preserve">quando l’ambiente è attivo. Per i file</w:t>
+      </w:r>
+      <w:r>
+        <w:t xml:space="preserve"> </w:t>
+      </w:r>
+      <w:r>
+        <w:rPr>
+          <w:rStyle w:val="VerbatimChar"/>
+        </w:rPr>
+        <w:t xml:space="preserve">.nwb</w:t>
+      </w:r>
+      <w:r>
+        <w:t xml:space="preserve"> </w:t>
+      </w:r>
+      <w:r>
+        <w:t xml:space="preserve">l’extra</w:t>
+      </w:r>
+      <w:r>
+        <w:t xml:space="preserve"> </w:t>
+      </w:r>
+      <w:r>
+        <w:rPr>
+          <w:rStyle w:val="VerbatimChar"/>
+        </w:rPr>
+        <w:t xml:space="preserve">nwb</w:t>
+      </w:r>
+      <w:r>
+        <w:t xml:space="preserve"> </w:t>
+      </w:r>
+      <w:r>
+        <w:t xml:space="preserve">installa anche</w:t>
+      </w:r>
+      <w:r>
+        <w:t xml:space="preserve"> </w:t>
+      </w:r>
+      <w:r>
+        <w:rPr>
+          <w:rStyle w:val="VerbatimChar"/>
+        </w:rPr>
+        <w:t xml:space="preserve">tzdata</w:t>
+      </w:r>
+      <w:r>
+        <w:t xml:space="preserve">, necessario su Windows per i fusi orari.</w:t>
+      </w:r>
+    </w:p>
+    <w:p>
+      <w:pPr>
+        <w:pStyle w:val="BodyText"/>
+      </w:pPr>
+      <w:r>
+        <w:t xml:space="preserve">Per lanciare la GUI nelle volte successive: aprire PowerShell,</w:t>
+      </w:r>
+      <w:r>
+        <w:t xml:space="preserve"> </w:t>
+      </w:r>
+      <w:r>
+        <w:rPr>
+          <w:rStyle w:val="VerbatimChar"/>
+        </w:rPr>
+        <w:t xml:space="preserve">cd $HOME\Documents\cardiac-fp-analyzer</w:t>
+      </w:r>
+      <w:r>
+        <w:t xml:space="preserve">,</w:t>
+      </w:r>
+      <w:r>
+        <w:t xml:space="preserve"> </w:t>
+      </w:r>
+      <w:r>
+        <w:rPr>
+          <w:rStyle w:val="VerbatimChar"/>
+        </w:rPr>
+        <w:t xml:space="preserve">.venv\Scripts\Activate.ps1</w:t>
+      </w:r>
+      <w:r>
+        <w:t xml:space="preserve">,</w:t>
+      </w:r>
+      <w:r>
+        <w:t xml:space="preserve"> </w:t>
+      </w:r>
+      <w:r>
+        <w:rPr>
+          <w:rStyle w:val="VerbatimChar"/>
+        </w:rPr>
+        <w:t xml:space="preserve">cardiac-fp-gui</w:t>
+      </w:r>
+      <w:r>
+        <w:t xml:space="preserve">. Volendo un collegamento sul desktop: tasto destro ▸</w:t>
+      </w:r>
+      <w:r>
+        <w:t xml:space="preserve"> </w:t>
+      </w:r>
+      <w:r>
+        <w:rPr>
+          <w:i/>
+        </w:rPr>
+        <w:t xml:space="preserve">Nuovo ▸ Collegamento</w:t>
+      </w:r>
+      <w:r>
+        <w:t xml:space="preserve">, destinazione</w:t>
+      </w:r>
+      <w:r>
+        <w:t xml:space="preserve"> </w:t>
+      </w:r>
+      <w:r>
+        <w:rPr>
+          <w:rStyle w:val="VerbatimChar"/>
+        </w:rPr>
+        <w:t xml:space="preserve">C:\Users\&lt;nome&gt;\Documents\cardiac-fp-analyzer\.venv\Scripts\cardiac-fp-gui.exe</w:t>
+      </w:r>
+      <w:r>
+        <w:t xml:space="preserve"> </w:t>
+      </w:r>
+      <w:r>
+        <w:t xml:space="preserve">(il programma si apre senza terminale).</w:t>
+      </w:r>
+    </w:p>
+    <w:p>
+      <w:pPr>
+        <w:pStyle w:val="BodyText"/>
+      </w:pPr>
+      <w:r>
+        <w:t xml:space="preserve">Su Windows SmartScreen può fermare il primo avvio del convertitore NWB autonomo (</w:t>
+      </w:r>
+      <w:r>
+        <w:rPr>
+          <w:i/>
+        </w:rPr>
+        <w:t xml:space="preserve">NWB Converter.exe</w:t>
+      </w:r>
+      <w:r>
+        <w:t xml:space="preserve">, §3.4):</w:t>
+      </w:r>
+      <w:r>
+        <w:t xml:space="preserve"> </w:t>
+      </w:r>
+      <w:r>
+        <w:rPr>
+          <w:i/>
+        </w:rPr>
+        <w:t xml:space="preserve">Ulteriori informazioni ▸ Esegui comunque</w:t>
+      </w:r>
+      <w:r>
+        <w:t xml:space="preserve">. Alcuni antivirus aziendali bloccano gli eseguibili non firmati: in quel caso usare</w:t>
+      </w:r>
+      <w:r>
+        <w:t xml:space="preserve"> </w:t>
+      </w:r>
+      <w:r>
+        <w:rPr>
+          <w:rStyle w:val="VerbatimChar"/>
+        </w:rPr>
+        <w:t xml:space="preserve">cardiac-fp-nwb-gui</w:t>
+      </w:r>
+      <w:r>
+        <w:t xml:space="preserve"> </w:t>
+      </w:r>
+      <w:r>
+        <w:t xml:space="preserve">dall’ambiente appena installato, che fa la stessa cosa.</w:t>
+      </w:r>
+    </w:p>
+    <w:p>
+      <w:pPr>
+        <w:pStyle w:val="BodyText"/>
       </w:pPr>
       <w:r>
         <w:t xml:space="preserve">Gli extra disponibili:</w:t>
@@ -2508,6 +3033,44 @@
               <w:rPr>
                 <w:rStyle w:val="VerbatimChar"/>
               </w:rPr>
+              <w:t xml:space="preserve">nwb</w:t>
+            </w:r>
+          </w:p>
+        </w:tc>
+        <w:tc>
+          <w:p>
+            <w:pPr>
+              <w:pStyle w:val="Compact"/>
+              <w:jc w:val="left"/>
+            </w:pPr>
+            <w:r>
+              <w:t xml:space="preserve">h5py, pynwb, tzdata</w:t>
+            </w:r>
+          </w:p>
+        </w:tc>
+        <w:tc>
+          <w:p>
+            <w:pPr>
+              <w:pStyle w:val="Compact"/>
+              <w:jc w:val="left"/>
+            </w:pPr>
+            <w:r>
+              <w:t xml:space="preserve">file NWB 2 (lettura e conversione, §3.4)</w:t>
+            </w:r>
+          </w:p>
+        </w:tc>
+      </w:tr>
+      <w:tr>
+        <w:tc>
+          <w:p>
+            <w:pPr>
+              <w:pStyle w:val="Compact"/>
+              <w:jc w:val="left"/>
+            </w:pPr>
+            <w:r>
+              <w:rPr>
+                <w:rStyle w:val="VerbatimChar"/>
+              </w:rPr>
               <w:t xml:space="preserve">cdisc</w:t>
             </w:r>
           </w:p>
@@ -2682,6 +3245,18 @@
         <w:t xml:space="preserve">source .venv/bin/activate</w:t>
       </w:r>
       <w:r>
+        <w:t xml:space="preserve">; su Windows</w:t>
+      </w:r>
+      <w:r>
+        <w:t xml:space="preserve"> </w:t>
+      </w:r>
+      <w:r>
+        <w:rPr>
+          <w:rStyle w:val="VerbatimChar"/>
+        </w:rPr>
+        <w:t xml:space="preserve">.venv\Scripts\Activate.ps1</w:t>
+      </w:r>
+      <w:r>
         <w:t xml:space="preserve">), altrimenti</w:t>
       </w:r>
       <w:r>
@@ -2895,7 +3470,7 @@
         <w:rPr>
           <w:rStyle w:val="NormalTok"/>
         </w:rPr>
-        <w:t xml:space="preserve"> .venv/bin/activate</w:t>
+        <w:t xml:space="preserve"> .venv/bin/activate          # Windows: .venv\Scripts\Activate.ps1</w:t>
       </w:r>
       <w:r>
         <w:br/>
@@ -2916,7 +3491,42 @@
         <w:rPr>
           <w:rStyle w:val="StringTok"/>
         </w:rPr>
-        <w:t xml:space="preserve">".[gui,reports,mcs]"</w:t>
+        <w:t xml:space="preserve">".[gui,reports,mcs,nwb]"</w:t>
+      </w:r>
+    </w:p>
+    <w:p>
+      <w:pPr>
+        <w:pStyle w:val="FirstParagraph"/>
+      </w:pPr>
+      <w:r>
+        <w:t xml:space="preserve">Il</w:t>
+      </w:r>
+      <w:r>
+        <w:t xml:space="preserve"> </w:t>
+      </w:r>
+      <w:r>
+        <w:rPr>
+          <w:rStyle w:val="VerbatimChar"/>
+        </w:rPr>
+        <w:t xml:space="preserve">pip install</w:t>
+      </w:r>
+      <w:r>
+        <w:t xml:space="preserve"> </w:t>
+      </w:r>
+      <w:r>
+        <w:t xml:space="preserve">dopo un aggiornamento serve quando cambiano le dipendenze o i comandi (il changelog lo dice); una modifica del solo codice è attiva al riavvio del programma, perché l’installazione è in modalità</w:t>
+      </w:r>
+      <w:r>
+        <w:t xml:space="preserve"> </w:t>
+      </w:r>
+      <w:r>
+        <w:rPr>
+          <w:i/>
+        </w:rPr>
+        <w:t xml:space="preserve">editable</w:t>
+      </w:r>
+      <w:r>
+        <w:t xml:space="preserve">.</w:t>
       </w:r>
     </w:p>
     <w:p>
@@ -5722,7 +6332,7 @@
       <w:pPr>
         <w:numPr>
           <w:ilvl w:val="0"/>
-          <w:numId w:val="1024"/>
+          <w:numId w:val="1025"/>
         </w:numPr>
         <w:pStyle w:val="Compact"/>
       </w:pPr>
@@ -5788,978 +6398,6 @@
       </w:r>
       <w:r>
         <w:t xml:space="preserve">;</w:t>
-      </w:r>
-    </w:p>
-    <w:p>
-      <w:pPr>
-        <w:numPr>
-          <w:ilvl w:val="0"/>
-          <w:numId w:val="1024"/>
-        </w:numPr>
-        <w:pStyle w:val="Compact"/>
-      </w:pPr>
-      <w:r>
-        <w:rPr>
-          <w:rStyle w:val="VerbatimChar"/>
-        </w:rPr>
-        <w:t xml:space="preserve">cardiac_fp_analysis_&lt;data&gt;.pdf</w:t>
-      </w:r>
-      <w:r>
-        <w:t xml:space="preserve">: una pagina per registrazione (segnale, battiti, template, onda scelta) e le pagine di sintesi;</w:t>
-      </w:r>
-    </w:p>
-    <w:p>
-      <w:pPr>
-        <w:numPr>
-          <w:ilvl w:val="0"/>
-          <w:numId w:val="1024"/>
-        </w:numPr>
-        <w:pStyle w:val="Compact"/>
-      </w:pPr>
-      <w:r>
-        <w:rPr>
-          <w:rStyle w:val="VerbatimChar"/>
-        </w:rPr>
-        <w:t xml:space="preserve">analysis_config.json</w:t>
-      </w:r>
-      <w:r>
-        <w:t xml:space="preserve">: la configurazione completa usata, da conservare con i risultati.</w:t>
-      </w:r>
-    </w:p>
-    <w:p>
-      <w:pPr>
-        <w:pStyle w:val="FirstParagraph"/>
-      </w:pPr>
-      <w:r>
-        <w:t xml:space="preserve">La decisione per composto e la mappa di rischio si ottengono da Python (§4.1).</w:t>
-      </w:r>
-    </w:p>
-    <w:p>
-      <w:pPr>
-        <w:pStyle w:val="Heading2"/>
-      </w:pPr>
-      <w:bookmarkStart w:id="39" w:name="da-python"/>
-      <w:r>
-        <w:t xml:space="preserve">4.1 Da Python</w:t>
-      </w:r>
-      <w:bookmarkEnd w:id="39"/>
-    </w:p>
-    <w:p>
-      <w:pPr>
-        <w:pStyle w:val="SourceCode"/>
-      </w:pPr>
-      <w:r>
-        <w:rPr>
-          <w:rStyle w:val="ImportTok"/>
-        </w:rPr>
-        <w:t xml:space="preserve">from</w:t>
-      </w:r>
-      <w:r>
-        <w:rPr>
-          <w:rStyle w:val="NormalTok"/>
-        </w:rPr>
-        <w:t xml:space="preserve"> cardiac_fp_analyzer.config </w:t>
-      </w:r>
-      <w:r>
-        <w:rPr>
-          <w:rStyle w:val="ImportTok"/>
-        </w:rPr>
-        <w:t xml:space="preserve">import</w:t>
-      </w:r>
-      <w:r>
-        <w:rPr>
-          <w:rStyle w:val="NormalTok"/>
-        </w:rPr>
-        <w:t xml:space="preserve"> AnalysisConfig</w:t>
-      </w:r>
-      <w:r>
-        <w:br/>
-      </w:r>
-      <w:r>
-        <w:rPr>
-          <w:rStyle w:val="ImportTok"/>
-        </w:rPr>
-        <w:t xml:space="preserve">from</w:t>
-      </w:r>
-      <w:r>
-        <w:rPr>
-          <w:rStyle w:val="NormalTok"/>
-        </w:rPr>
-        <w:t xml:space="preserve"> cardiac_fp_analyzer.analyze </w:t>
-      </w:r>
-      <w:r>
-        <w:rPr>
-          <w:rStyle w:val="ImportTok"/>
-        </w:rPr>
-        <w:t xml:space="preserve">import</w:t>
-      </w:r>
-      <w:r>
-        <w:rPr>
-          <w:rStyle w:val="NormalTok"/>
-        </w:rPr>
-        <w:t xml:space="preserve"> analyze_single_file, batch_analyze</w:t>
-      </w:r>
-      <w:r>
-        <w:br/>
-      </w:r>
-      <w:r>
-        <w:rPr>
-          <w:rStyle w:val="ImportTok"/>
-        </w:rPr>
-        <w:t xml:space="preserve">from</w:t>
-      </w:r>
-      <w:r>
-        <w:rPr>
-          <w:rStyle w:val="NormalTok"/>
-        </w:rPr>
-        <w:t xml:space="preserve"> cardiac_fp_analyzer.normalization </w:t>
-      </w:r>
-      <w:r>
-        <w:rPr>
-          <w:rStyle w:val="ImportTok"/>
-        </w:rPr>
-        <w:t xml:space="preserve">import</w:t>
-      </w:r>
-      <w:r>
-        <w:rPr>
-          <w:rStyle w:val="NormalTok"/>
-        </w:rPr>
-        <w:t xml:space="preserve"> classify_drug</w:t>
-      </w:r>
-      <w:r>
-        <w:br/>
-      </w:r>
-      <w:r>
-        <w:rPr>
-          <w:rStyle w:val="ImportTok"/>
-        </w:rPr>
-        <w:t xml:space="preserve">from</w:t>
-      </w:r>
-      <w:r>
-        <w:rPr>
-          <w:rStyle w:val="NormalTok"/>
-        </w:rPr>
-        <w:t xml:space="preserve"> cardiac_fp_analyzer.risk_map </w:t>
-      </w:r>
-      <w:r>
-        <w:rPr>
-          <w:rStyle w:val="ImportTok"/>
-        </w:rPr>
-        <w:t xml:space="preserve">import</w:t>
-      </w:r>
-      <w:r>
-        <w:rPr>
-          <w:rStyle w:val="NormalTok"/>
-        </w:rPr>
-        <w:t xml:space="preserve"> generate_risk_map</w:t>
-      </w:r>
-      <w:r>
-        <w:br/>
-      </w:r>
-      <w:r>
-        <w:br/>
-      </w:r>
-      <w:r>
-        <w:rPr>
-          <w:rStyle w:val="NormalTok"/>
-        </w:rPr>
-        <w:t xml:space="preserve">cfg </w:t>
-      </w:r>
-      <w:r>
-        <w:rPr>
-          <w:rStyle w:val="OperatorTok"/>
-        </w:rPr>
-        <w:t xml:space="preserve">=</w:t>
-      </w:r>
-      <w:r>
-        <w:rPr>
-          <w:rStyle w:val="NormalTok"/>
-        </w:rPr>
-        <w:t xml:space="preserve"> AnalysisConfig()                       </w:t>
-      </w:r>
-      <w:r>
-        <w:rPr>
-          <w:rStyle w:val="CommentTok"/>
-        </w:rPr>
-        <w:t xml:space="preserve"># default: Fridericia, metodo 'peak', consenso di camera attivo</w:t>
-      </w:r>
-      <w:r>
-        <w:br/>
-      </w:r>
-      <w:r>
-        <w:rPr>
-          <w:rStyle w:val="NormalTok"/>
-        </w:rPr>
-        <w:t xml:space="preserve">r </w:t>
-      </w:r>
-      <w:r>
-        <w:rPr>
-          <w:rStyle w:val="OperatorTok"/>
-        </w:rPr>
-        <w:t xml:space="preserve">=</w:t>
-      </w:r>
-      <w:r>
-        <w:rPr>
-          <w:rStyle w:val="NormalTok"/>
-        </w:rPr>
-        <w:t xml:space="preserve"> analyze_single_file(</w:t>
-      </w:r>
-      <w:r>
-        <w:rPr>
-          <w:rStyle w:val="StringTok"/>
-        </w:rPr>
-        <w:t xml:space="preserve">'exp7/chipA_ch1_baseline.csv'</w:t>
-      </w:r>
-      <w:r>
-        <w:rPr>
-          <w:rStyle w:val="NormalTok"/>
-        </w:rPr>
-        <w:t xml:space="preserve">, channel</w:t>
-      </w:r>
-      <w:r>
-        <w:rPr>
-          <w:rStyle w:val="OperatorTok"/>
-        </w:rPr>
-        <w:t xml:space="preserve">=</w:t>
-      </w:r>
-      <w:r>
-        <w:rPr>
-          <w:rStyle w:val="StringTok"/>
-        </w:rPr>
-        <w:t xml:space="preserve">'auto'</w:t>
-      </w:r>
-      <w:r>
-        <w:rPr>
-          <w:rStyle w:val="NormalTok"/>
-        </w:rPr>
-        <w:t xml:space="preserve">, config</w:t>
-      </w:r>
-      <w:r>
-        <w:rPr>
-          <w:rStyle w:val="OperatorTok"/>
-        </w:rPr>
-        <w:t xml:space="preserve">=</w:t>
-      </w:r>
-      <w:r>
-        <w:rPr>
-          <w:rStyle w:val="NormalTok"/>
-        </w:rPr>
-        <w:t xml:space="preserve">cfg)</w:t>
-      </w:r>
-      <w:r>
-        <w:br/>
-      </w:r>
-      <w:r>
-        <w:rPr>
-          <w:rStyle w:val="BuiltInTok"/>
-        </w:rPr>
-        <w:t xml:space="preserve">print</w:t>
-      </w:r>
-      <w:r>
-        <w:rPr>
-          <w:rStyle w:val="NormalTok"/>
-        </w:rPr>
-        <w:t xml:space="preserve">(r[</w:t>
-      </w:r>
-      <w:r>
-        <w:rPr>
-          <w:rStyle w:val="StringTok"/>
-        </w:rPr>
-        <w:t xml:space="preserve">'summary'</w:t>
-      </w:r>
-      <w:r>
-        <w:rPr>
-          <w:rStyle w:val="NormalTok"/>
-        </w:rPr>
-        <w:t xml:space="preserve">][</w:t>
-      </w:r>
-      <w:r>
-        <w:rPr>
-          <w:rStyle w:val="StringTok"/>
-        </w:rPr>
-        <w:t xml:space="preserve">'fpdc_ms_mean'</w:t>
-      </w:r>
-      <w:r>
-        <w:rPr>
-          <w:rStyle w:val="NormalTok"/>
-        </w:rPr>
-        <w:t xml:space="preserve">], r[</w:t>
-      </w:r>
-      <w:r>
-        <w:rPr>
-          <w:rStyle w:val="StringTok"/>
-        </w:rPr>
-        <w:t xml:space="preserve">'summary'</w:t>
-      </w:r>
-      <w:r>
-        <w:rPr>
-          <w:rStyle w:val="NormalTok"/>
-        </w:rPr>
-        <w:t xml:space="preserve">][</w:t>
-      </w:r>
-      <w:r>
-        <w:rPr>
-          <w:rStyle w:val="StringTok"/>
-        </w:rPr>
-        <w:t xml:space="preserve">'beat_period_ms_median'</w:t>
-      </w:r>
-      <w:r>
-        <w:rPr>
-          <w:rStyle w:val="NormalTok"/>
-        </w:rPr>
-        <w:t xml:space="preserve">], r[</w:t>
-      </w:r>
-      <w:r>
-        <w:rPr>
-          <w:rStyle w:val="StringTok"/>
-        </w:rPr>
-        <w:t xml:space="preserve">'qc_report'</w:t>
-      </w:r>
-      <w:r>
-        <w:rPr>
-          <w:rStyle w:val="NormalTok"/>
-        </w:rPr>
-        <w:t xml:space="preserve">].grade)</w:t>
-      </w:r>
-      <w:r>
-        <w:br/>
-      </w:r>
-      <w:r>
-        <w:br/>
-      </w:r>
-      <w:r>
-        <w:rPr>
-          <w:rStyle w:val="NormalTok"/>
-        </w:rPr>
-        <w:t xml:space="preserve">results </w:t>
-      </w:r>
-      <w:r>
-        <w:rPr>
-          <w:rStyle w:val="OperatorTok"/>
-        </w:rPr>
-        <w:t xml:space="preserve">=</w:t>
-      </w:r>
-      <w:r>
-        <w:rPr>
-          <w:rStyle w:val="NormalTok"/>
-        </w:rPr>
-        <w:t xml:space="preserve"> batch_analyze(</w:t>
-      </w:r>
-      <w:r>
-        <w:rPr>
-          <w:rStyle w:val="StringTok"/>
-        </w:rPr>
-        <w:t xml:space="preserve">'/dati/exp7'</w:t>
-      </w:r>
-      <w:r>
-        <w:rPr>
-          <w:rStyle w:val="NormalTok"/>
-        </w:rPr>
-        <w:t xml:space="preserve">, channel</w:t>
-      </w:r>
-      <w:r>
-        <w:rPr>
-          <w:rStyle w:val="OperatorTok"/>
-        </w:rPr>
-        <w:t xml:space="preserve">=</w:t>
-      </w:r>
-      <w:r>
-        <w:rPr>
-          <w:rStyle w:val="StringTok"/>
-        </w:rPr>
-        <w:t xml:space="preserve">'auto'</w:t>
-      </w:r>
-      <w:r>
-        <w:rPr>
-          <w:rStyle w:val="NormalTok"/>
-        </w:rPr>
-        <w:t xml:space="preserve">, config</w:t>
-      </w:r>
-      <w:r>
-        <w:rPr>
-          <w:rStyle w:val="OperatorTok"/>
-        </w:rPr>
-        <w:t xml:space="preserve">=</w:t>
-      </w:r>
-      <w:r>
-        <w:rPr>
-          <w:rStyle w:val="NormalTok"/>
-        </w:rPr>
-        <w:t xml:space="preserve">cfg, output_dir</w:t>
-      </w:r>
-      <w:r>
-        <w:rPr>
-          <w:rStyle w:val="OperatorTok"/>
-        </w:rPr>
-        <w:t xml:space="preserve">=</w:t>
-      </w:r>
-      <w:r>
-        <w:rPr>
-          <w:rStyle w:val="StringTok"/>
-        </w:rPr>
-        <w:t xml:space="preserve">'/dati/exp7/out'</w:t>
-      </w:r>
-      <w:r>
-        <w:rPr>
-          <w:rStyle w:val="NormalTok"/>
-        </w:rPr>
-        <w:t xml:space="preserve">)</w:t>
-      </w:r>
-      <w:r>
-        <w:br/>
-      </w:r>
-      <w:r>
-        <w:rPr>
-          <w:rStyle w:val="NormalTok"/>
-        </w:rPr>
-        <w:t xml:space="preserve">calls </w:t>
-      </w:r>
-      <w:r>
-        <w:rPr>
-          <w:rStyle w:val="OperatorTok"/>
-        </w:rPr>
-        <w:t xml:space="preserve">=</w:t>
-      </w:r>
-      <w:r>
-        <w:rPr>
-          <w:rStyle w:val="NormalTok"/>
-        </w:rPr>
-        <w:t xml:space="preserve"> classify_drug(results, cfg)          </w:t>
-      </w:r>
-      <w:r>
-        <w:rPr>
-          <w:rStyle w:val="CommentTok"/>
-        </w:rPr>
-        <w:t xml:space="preserve"># una decisione per composto</w:t>
-      </w:r>
-      <w:r>
-        <w:br/>
-      </w:r>
-      <w:r>
-        <w:rPr>
-          <w:rStyle w:val="NormalTok"/>
-        </w:rPr>
-        <w:t xml:space="preserve">fig </w:t>
-      </w:r>
-      <w:r>
-        <w:rPr>
-          <w:rStyle w:val="OperatorTok"/>
-        </w:rPr>
-        <w:t xml:space="preserve">=</w:t>
-      </w:r>
-      <w:r>
-        <w:rPr>
-          <w:rStyle w:val="NormalTok"/>
-        </w:rPr>
-        <w:t xml:space="preserve"> generate_risk_map(results, config</w:t>
-      </w:r>
-      <w:r>
-        <w:rPr>
-          <w:rStyle w:val="OperatorTok"/>
-        </w:rPr>
-        <w:t xml:space="preserve">=</w:t>
-      </w:r>
-      <w:r>
-        <w:rPr>
-          <w:rStyle w:val="NormalTok"/>
-        </w:rPr>
-        <w:t xml:space="preserve">cfg)</w:t>
-      </w:r>
-    </w:p>
-    <w:p>
-      <w:pPr>
-        <w:pStyle w:val="FirstParagraph"/>
-      </w:pPr>
-      <w:r>
-        <w:t xml:space="preserve">Sui file MCS</w:t>
-      </w:r>
-      <w:r>
-        <w:t xml:space="preserve"> </w:t>
-      </w:r>
-      <w:r>
-        <w:rPr>
-          <w:rStyle w:val="VerbatimChar"/>
-        </w:rPr>
-        <w:t xml:space="preserve">analyze_single_file(path, channel='auto')</w:t>
-      </w:r>
-      <w:r>
-        <w:t xml:space="preserve"> </w:t>
-      </w:r>
-      <w:r>
-        <w:t xml:space="preserve">analizza il chip come una sola camera a meno che</w:t>
-      </w:r>
-      <w:r>
-        <w:t xml:space="preserve"> </w:t>
-      </w:r>
-      <w:r>
-        <w:rPr>
-          <w:rStyle w:val="VerbatimChar"/>
-        </w:rPr>
-        <w:t xml:space="preserve">file_info_update</w:t>
-      </w:r>
-      <w:r>
-        <w:t xml:space="preserve"> </w:t>
-      </w:r>
-      <w:r>
-        <w:t xml:space="preserve">non indichi la camera (è ciò che fanno il batch e la GUI); per i chip conviene quindi passare dal batch o dalla GUI.</w:t>
-      </w:r>
-    </w:p>
-    <w:p>
-      <w:pPr>
-        <w:pStyle w:val="Heading1"/>
-      </w:pPr>
-      <w:bookmarkStart w:id="40" w:name="gui-desktop-cardiac-fp-gui"/>
-      <w:r>
-        <w:t xml:space="preserve">5. GUI desktop:</w:t>
-      </w:r>
-      <w:r>
-        <w:t xml:space="preserve"> </w:t>
-      </w:r>
-      <w:r>
-        <w:rPr>
-          <w:rStyle w:val="VerbatimChar"/>
-        </w:rPr>
-        <w:t xml:space="preserve">cardiac-fp-gui</w:t>
-      </w:r>
-      <w:bookmarkEnd w:id="40"/>
-    </w:p>
-    <w:p>
-      <w:pPr>
-        <w:pStyle w:val="Heading2"/>
-      </w:pPr>
-      <w:bookmarkStart w:id="41" w:name="finestra-principale"/>
-      <w:r>
-        <w:t xml:space="preserve">5.1 Finestra principale</w:t>
-      </w:r>
-      <w:bookmarkEnd w:id="41"/>
-    </w:p>
-    <w:p>
-      <w:pPr>
-        <w:pStyle w:val="FirstParagraph"/>
-      </w:pPr>
-      <w:r>
-        <w:t xml:space="preserve">Menu</w:t>
-      </w:r>
-      <w:r>
-        <w:t xml:space="preserve"> </w:t>
-      </w:r>
-      <w:r>
-        <w:rPr>
-          <w:b/>
-        </w:rPr>
-        <w:t xml:space="preserve">File</w:t>
-      </w:r>
-      <w:r>
-        <w:t xml:space="preserve">:</w:t>
-      </w:r>
-      <w:r>
-        <w:t xml:space="preserve"> </w:t>
-      </w:r>
-      <w:r>
-        <w:rPr>
-          <w:i/>
-        </w:rPr>
-        <w:t xml:space="preserve">Apri registrazione…</w:t>
-      </w:r>
-      <w:r>
-        <w:t xml:space="preserve"> </w:t>
-      </w:r>
-      <w:r>
-        <w:t xml:space="preserve">(Ctrl+O; CSV,</w:t>
-      </w:r>
-      <w:r>
-        <w:t xml:space="preserve"> </w:t>
-      </w:r>
-      <w:r>
-        <w:rPr>
-          <w:rStyle w:val="VerbatimChar"/>
-        </w:rPr>
-        <w:t xml:space="preserve">.h5</w:t>
-      </w:r>
-      <w:r>
-        <w:t xml:space="preserve">,</w:t>
-      </w:r>
-      <w:r>
-        <w:t xml:space="preserve"> </w:t>
-      </w:r>
-      <w:r>
-        <w:rPr>
-          <w:rStyle w:val="VerbatimChar"/>
-        </w:rPr>
-        <w:t xml:space="preserve">.npz</w:t>
-      </w:r>
-      <w:r>
-        <w:t xml:space="preserve">,</w:t>
-      </w:r>
-      <w:r>
-        <w:t xml:space="preserve"> </w:t>
-      </w:r>
-      <w:r>
-        <w:rPr>
-          <w:rStyle w:val="VerbatimChar"/>
-        </w:rPr>
-        <w:t xml:space="preserve">.nwb</w:t>
-      </w:r>
-      <w:r>
-        <w:t xml:space="preserve">),</w:t>
-      </w:r>
-      <w:r>
-        <w:t xml:space="preserve"> </w:t>
-      </w:r>
-      <w:r>
-        <w:rPr>
-          <w:i/>
-        </w:rPr>
-        <w:t xml:space="preserve">Impostazioni…</w:t>
-      </w:r>
-      <w:r>
-        <w:t xml:space="preserve"> </w:t>
-      </w:r>
-      <w:r>
-        <w:t xml:space="preserve">(Ctrl+, ; su Mac nel menu dell’app),</w:t>
-      </w:r>
-      <w:r>
-        <w:t xml:space="preserve"> </w:t>
-      </w:r>
-      <w:r>
-        <w:rPr>
-          <w:i/>
-        </w:rPr>
-        <w:t xml:space="preserve">Esci</w:t>
-      </w:r>
-      <w:r>
-        <w:t xml:space="preserve"> </w:t>
-      </w:r>
-      <w:r>
-        <w:t xml:space="preserve">(Ctrl+Q). Menu</w:t>
-      </w:r>
-      <w:r>
-        <w:t xml:space="preserve"> </w:t>
-      </w:r>
-      <w:r>
-        <w:rPr>
-          <w:b/>
-        </w:rPr>
-        <w:t xml:space="preserve">Studi</w:t>
-      </w:r>
-      <w:r>
-        <w:t xml:space="preserve">:</w:t>
-      </w:r>
-      <w:r>
-        <w:t xml:space="preserve"> </w:t>
-      </w:r>
-      <w:r>
-        <w:rPr>
-          <w:i/>
-        </w:rPr>
-        <w:t xml:space="preserve">Mostra pannello studi</w:t>
-      </w:r>
-      <w:r>
-        <w:t xml:space="preserve"> </w:t>
-      </w:r>
-      <w:r>
-        <w:t xml:space="preserve">(Ctrl+Shift+P). Menu</w:t>
-      </w:r>
-      <w:r>
-        <w:t xml:space="preserve"> </w:t>
-      </w:r>
-      <w:r>
-        <w:rPr>
-          <w:b/>
-        </w:rPr>
-        <w:t xml:space="preserve">Visualizza ▸ Tema</w:t>
-      </w:r>
-      <w:r>
-        <w:t xml:space="preserve">: scuro / chiaro;</w:t>
-      </w:r>
-      <w:r>
-        <w:t xml:space="preserve"> </w:t>
-      </w:r>
-      <w:r>
-        <w:rPr>
-          <w:b/>
-        </w:rPr>
-        <w:t xml:space="preserve">Visualizza ▸ Lingua</w:t>
-      </w:r>
-      <w:r>
-        <w:t xml:space="preserve">: inglese / italiano. Scorciatoie: Ctrl++ / Ctrl+− zoom, Ctrl+0 vista intera.</w:t>
-      </w:r>
-    </w:p>
-    <w:p>
-      <w:pPr>
-        <w:pStyle w:val="BodyText"/>
-      </w:pPr>
-      <w:r>
-        <w:t xml:space="preserve">Quattro schede:</w:t>
-      </w:r>
-      <w:r>
-        <w:t xml:space="preserve"> </w:t>
-      </w:r>
-      <w:r>
-        <w:rPr>
-          <w:b/>
-        </w:rPr>
-        <w:t xml:space="preserve">Segnale</w:t>
-      </w:r>
-      <w:r>
-        <w:t xml:space="preserve">,</w:t>
-      </w:r>
-      <w:r>
-        <w:t xml:space="preserve"> </w:t>
-      </w:r>
-      <w:r>
-        <w:rPr>
-          <w:b/>
-        </w:rPr>
-        <w:t xml:space="preserve">Battiti</w:t>
-      </w:r>
-      <w:r>
-        <w:t xml:space="preserve">,</w:t>
-      </w:r>
-      <w:r>
-        <w:t xml:space="preserve"> </w:t>
-      </w:r>
-      <w:r>
-        <w:rPr>
-          <w:b/>
-        </w:rPr>
-        <w:t xml:space="preserve">Parametri</w:t>
-      </w:r>
-      <w:r>
-        <w:t xml:space="preserve">,</w:t>
-      </w:r>
-      <w:r>
-        <w:t xml:space="preserve"> </w:t>
-      </w:r>
-      <w:r>
-        <w:rPr>
-          <w:b/>
-        </w:rPr>
-        <w:t xml:space="preserve">Aritmie</w:t>
-      </w:r>
-      <w:r>
-        <w:t xml:space="preserve">. Il titolo della finestra riporta il file, e per i chip la camera e l’elettrodo (</w:t>
-      </w:r>
-      <w:r>
-        <w:rPr>
-          <w:rStyle w:val="VerbatimChar"/>
-        </w:rPr>
-        <w:t xml:space="preserve">camera A · E24</w:t>
-      </w:r>
-      <w:r>
-        <w:t xml:space="preserve">).</w:t>
-      </w:r>
-    </w:p>
-    <w:p>
-      <w:pPr>
-        <w:pStyle w:val="BodyText"/>
-      </w:pPr>
-      <w:r>
-        <w:rPr>
-          <w:b/>
-        </w:rPr>
-        <w:t xml:space="preserve">Lingua</w:t>
-      </w:r>
-      <w:r>
-        <w:t xml:space="preserve"> </w:t>
-      </w:r>
-      <w:r>
-        <w:t xml:space="preserve">(dalla v3.19). L’interfaccia è in inglese;</w:t>
-      </w:r>
-      <w:r>
-        <w:t xml:space="preserve"> </w:t>
-      </w:r>
-      <w:r>
-        <w:rPr>
-          <w:b/>
-        </w:rPr>
-        <w:t xml:space="preserve">Visualizza ▸ Lingua ▸ Italiano</w:t>
-      </w:r>
-      <w:r>
-        <w:t xml:space="preserve"> </w:t>
-      </w:r>
-      <w:r>
-        <w:t xml:space="preserve">la porta in italiano (menu, schede, pannello Revisione, coda, impostazioni con i loro suggerimenti, messaggi, giudizio di qualità, testi della deriva e dello stato, riga del filtraggio). La scelta si salva subito e ha effetto al prossimo avvio del programma. Questo manuale usa i nomi italiani; con l’interfaccia in inglese le corrispondenze sono dirette (</w:t>
-      </w:r>
-      <w:r>
-        <w:rPr>
-          <w:i/>
-        </w:rPr>
-        <w:t xml:space="preserve">Revisione</w:t>
-      </w:r>
-      <w:r>
-        <w:t xml:space="preserve"> </w:t>
-      </w:r>
-      <w:r>
-        <w:t xml:space="preserve">= Review,</w:t>
-      </w:r>
-      <w:r>
-        <w:t xml:space="preserve"> </w:t>
-      </w:r>
-      <w:r>
-        <w:rPr>
-          <w:i/>
-        </w:rPr>
-        <w:t xml:space="preserve">Coda di revisione</w:t>
-      </w:r>
-      <w:r>
-        <w:t xml:space="preserve"> </w:t>
-      </w:r>
-      <w:r>
-        <w:t xml:space="preserve">= Review queue,</w:t>
-      </w:r>
-      <w:r>
-        <w:t xml:space="preserve"> </w:t>
-      </w:r>
-      <w:r>
-        <w:rPr>
-          <w:i/>
-        </w:rPr>
-        <w:t xml:space="preserve">Ricalcola misure</w:t>
-      </w:r>
-      <w:r>
-        <w:t xml:space="preserve"> </w:t>
-      </w:r>
-      <w:r>
-        <w:t xml:space="preserve">= Recompute measures,</w:t>
-      </w:r>
-      <w:r>
-        <w:t xml:space="preserve"> </w:t>
-      </w:r>
-      <w:r>
-        <w:rPr>
-          <w:i/>
-        </w:rPr>
-        <w:t xml:space="preserve">Rifai l’analisi</w:t>
-      </w:r>
-      <w:r>
-        <w:t xml:space="preserve"> </w:t>
-      </w:r>
-      <w:r>
-        <w:t xml:space="preserve">= Redo analysis,</w:t>
-      </w:r>
-      <w:r>
-        <w:t xml:space="preserve"> </w:t>
-      </w:r>
-      <w:r>
-        <w:rPr>
-          <w:i/>
-        </w:rPr>
-        <w:t xml:space="preserve">Approvato</w:t>
-      </w:r>
-      <w:r>
-        <w:t xml:space="preserve"> </w:t>
-      </w:r>
-      <w:r>
-        <w:t xml:space="preserve">= Approved,</w:t>
-      </w:r>
-      <w:r>
-        <w:t xml:space="preserve"> </w:t>
-      </w:r>
-      <w:r>
-        <w:rPr>
-          <w:i/>
-        </w:rPr>
-        <w:t xml:space="preserve">Chiudi 🔒</w:t>
-      </w:r>
-      <w:r>
-        <w:t xml:space="preserve"> </w:t>
-      </w:r>
-      <w:r>
-        <w:t xml:space="preserve">= Close 🔒,</w:t>
-      </w:r>
-      <w:r>
-        <w:t xml:space="preserve"> </w:t>
-      </w:r>
-      <w:r>
-        <w:rPr>
-          <w:i/>
-        </w:rPr>
-        <w:t xml:space="preserve">Esporta Results…</w:t>
-      </w:r>
-      <w:r>
-        <w:t xml:space="preserve"> </w:t>
-      </w:r>
-      <w:r>
-        <w:t xml:space="preserve">= Export Results…,</w:t>
-      </w:r>
-      <w:r>
-        <w:t xml:space="preserve"> </w:t>
-      </w:r>
-      <w:r>
-        <w:rPr>
-          <w:i/>
-        </w:rPr>
-        <w:t xml:space="preserve">Impostazioni</w:t>
-      </w:r>
-      <w:r>
-        <w:t xml:space="preserve"> </w:t>
-      </w:r>
-      <w:r>
-        <w:t xml:space="preserve">= Settings, pagine</w:t>
-      </w:r>
-      <w:r>
-        <w:t xml:space="preserve"> </w:t>
-      </w:r>
-      <w:r>
-        <w:rPr>
-          <w:i/>
-        </w:rPr>
-        <w:t xml:space="preserve">Segnale / Detection / Ripolarizzazione / QC / Inclusione</w:t>
-      </w:r>
-      <w:r>
-        <w:t xml:space="preserve"> </w:t>
-      </w:r>
-      <w:r>
-        <w:t xml:space="preserve">= Signal / Detection / Repolarisation / QC / Inclusion). I numeri negli appunti (</w:t>
-      </w:r>
-      <w:r>
-        <w:rPr>
-          <w:i/>
-        </w:rPr>
-        <w:t xml:space="preserve">Copia misure</w:t>
-      </w:r>
-      <w:r>
-        <w:t xml:space="preserve">,</w:t>
-      </w:r>
-      <w:r>
-        <w:t xml:space="preserve"> </w:t>
-      </w:r>
-      <w:r>
-        <w:rPr>
-          <w:i/>
-        </w:rPr>
-        <w:t xml:space="preserve">Copia battiti</w:t>
-      </w:r>
-      <w:r>
-        <w:t xml:space="preserve">) seguono sempre il formato del sistema, non la lingua dell’interfaccia. Le chiavi dei file (</w:t>
-      </w:r>
-      <w:r>
-        <w:rPr>
-          <w:rStyle w:val="VerbatimChar"/>
-        </w:rPr>
-        <w:t xml:space="preserve">.review.json</w:t>
-      </w:r>
-      <w:r>
-        <w:t xml:space="preserve">, risultati JSON, fogli Excel) non cambiano con la lingua; cambiano solo i testi per l’operatore (per esempio la nota dello stato nel foglio Results).</w:t>
-      </w:r>
-    </w:p>
-    <w:p>
-      <w:pPr>
-        <w:pStyle w:val="Heading2"/>
-      </w:pPr>
-      <w:bookmarkStart w:id="42" w:name="scheda-segnale"/>
-      <w:r>
-        <w:t xml:space="preserve">5.2 Scheda Segnale</w:t>
-      </w:r>
-      <w:bookmarkEnd w:id="42"/>
-    </w:p>
-    <w:p>
-      <w:pPr>
-        <w:pStyle w:val="FirstParagraph"/>
-      </w:pPr>
-      <w:r>
-        <w:t xml:space="preserve">Barra dei comandi:</w:t>
       </w:r>
     </w:p>
     <w:p>
@@ -6772,30 +6410,12 @@
       </w:pPr>
       <w:r>
         <w:rPr>
-          <w:b/>
-        </w:rPr>
-        <w:t xml:space="preserve">Camera</w:t>
-      </w:r>
-      <w:r>
-        <w:t xml:space="preserve"> </w:t>
-      </w:r>
-      <w:r>
-        <w:t xml:space="preserve">(solo file a più camere): la camera analizzata; cambiandola l’elettrodo torna su</w:t>
-      </w:r>
-      <w:r>
-        <w:t xml:space="preserve"> </w:t>
-      </w:r>
-      <w:r>
-        <w:rPr>
-          <w:i/>
-        </w:rPr>
-        <w:t xml:space="preserve">Auto</w:t>
-      </w:r>
-      <w:r>
-        <w:t xml:space="preserve"> </w:t>
-      </w:r>
-      <w:r>
-        <w:t xml:space="preserve">e l’analisi è rifatta senza rileggere il file.</w:t>
+          <w:rStyle w:val="VerbatimChar"/>
+        </w:rPr>
+        <w:t xml:space="preserve">cardiac_fp_analysis_&lt;data&gt;.pdf</w:t>
+      </w:r>
+      <w:r>
+        <w:t xml:space="preserve">: una pagina per registrazione (segnale, battiti, template, onda scelta) e le pagine di sintesi;</w:t>
       </w:r>
     </w:p>
     <w:p>
@@ -6808,9 +6428,536 @@
       </w:pPr>
       <w:r>
         <w:rPr>
+          <w:rStyle w:val="VerbatimChar"/>
+        </w:rPr>
+        <w:t xml:space="preserve">analysis_config.json</w:t>
+      </w:r>
+      <w:r>
+        <w:t xml:space="preserve">: la configurazione completa usata, da conservare con i risultati.</w:t>
+      </w:r>
+    </w:p>
+    <w:p>
+      <w:pPr>
+        <w:pStyle w:val="FirstParagraph"/>
+      </w:pPr>
+      <w:r>
+        <w:t xml:space="preserve">La decisione per composto e la mappa di rischio si ottengono da Python (§4.1).</w:t>
+      </w:r>
+    </w:p>
+    <w:p>
+      <w:pPr>
+        <w:pStyle w:val="Heading2"/>
+      </w:pPr>
+      <w:bookmarkStart w:id="39" w:name="da-python"/>
+      <w:r>
+        <w:t xml:space="preserve">4.1 Da Python</w:t>
+      </w:r>
+      <w:bookmarkEnd w:id="39"/>
+    </w:p>
+    <w:p>
+      <w:pPr>
+        <w:pStyle w:val="SourceCode"/>
+      </w:pPr>
+      <w:r>
+        <w:rPr>
+          <w:rStyle w:val="ImportTok"/>
+        </w:rPr>
+        <w:t xml:space="preserve">from</w:t>
+      </w:r>
+      <w:r>
+        <w:rPr>
+          <w:rStyle w:val="NormalTok"/>
+        </w:rPr>
+        <w:t xml:space="preserve"> cardiac_fp_analyzer.config </w:t>
+      </w:r>
+      <w:r>
+        <w:rPr>
+          <w:rStyle w:val="ImportTok"/>
+        </w:rPr>
+        <w:t xml:space="preserve">import</w:t>
+      </w:r>
+      <w:r>
+        <w:rPr>
+          <w:rStyle w:val="NormalTok"/>
+        </w:rPr>
+        <w:t xml:space="preserve"> AnalysisConfig</w:t>
+      </w:r>
+      <w:r>
+        <w:br/>
+      </w:r>
+      <w:r>
+        <w:rPr>
+          <w:rStyle w:val="ImportTok"/>
+        </w:rPr>
+        <w:t xml:space="preserve">from</w:t>
+      </w:r>
+      <w:r>
+        <w:rPr>
+          <w:rStyle w:val="NormalTok"/>
+        </w:rPr>
+        <w:t xml:space="preserve"> cardiac_fp_analyzer.analyze </w:t>
+      </w:r>
+      <w:r>
+        <w:rPr>
+          <w:rStyle w:val="ImportTok"/>
+        </w:rPr>
+        <w:t xml:space="preserve">import</w:t>
+      </w:r>
+      <w:r>
+        <w:rPr>
+          <w:rStyle w:val="NormalTok"/>
+        </w:rPr>
+        <w:t xml:space="preserve"> analyze_single_file, batch_analyze</w:t>
+      </w:r>
+      <w:r>
+        <w:br/>
+      </w:r>
+      <w:r>
+        <w:rPr>
+          <w:rStyle w:val="ImportTok"/>
+        </w:rPr>
+        <w:t xml:space="preserve">from</w:t>
+      </w:r>
+      <w:r>
+        <w:rPr>
+          <w:rStyle w:val="NormalTok"/>
+        </w:rPr>
+        <w:t xml:space="preserve"> cardiac_fp_analyzer.normalization </w:t>
+      </w:r>
+      <w:r>
+        <w:rPr>
+          <w:rStyle w:val="ImportTok"/>
+        </w:rPr>
+        <w:t xml:space="preserve">import</w:t>
+      </w:r>
+      <w:r>
+        <w:rPr>
+          <w:rStyle w:val="NormalTok"/>
+        </w:rPr>
+        <w:t xml:space="preserve"> classify_drug</w:t>
+      </w:r>
+      <w:r>
+        <w:br/>
+      </w:r>
+      <w:r>
+        <w:rPr>
+          <w:rStyle w:val="ImportTok"/>
+        </w:rPr>
+        <w:t xml:space="preserve">from</w:t>
+      </w:r>
+      <w:r>
+        <w:rPr>
+          <w:rStyle w:val="NormalTok"/>
+        </w:rPr>
+        <w:t xml:space="preserve"> cardiac_fp_analyzer.risk_map </w:t>
+      </w:r>
+      <w:r>
+        <w:rPr>
+          <w:rStyle w:val="ImportTok"/>
+        </w:rPr>
+        <w:t xml:space="preserve">import</w:t>
+      </w:r>
+      <w:r>
+        <w:rPr>
+          <w:rStyle w:val="NormalTok"/>
+        </w:rPr>
+        <w:t xml:space="preserve"> generate_risk_map</w:t>
+      </w:r>
+      <w:r>
+        <w:br/>
+      </w:r>
+      <w:r>
+        <w:br/>
+      </w:r>
+      <w:r>
+        <w:rPr>
+          <w:rStyle w:val="NormalTok"/>
+        </w:rPr>
+        <w:t xml:space="preserve">cfg </w:t>
+      </w:r>
+      <w:r>
+        <w:rPr>
+          <w:rStyle w:val="OperatorTok"/>
+        </w:rPr>
+        <w:t xml:space="preserve">=</w:t>
+      </w:r>
+      <w:r>
+        <w:rPr>
+          <w:rStyle w:val="NormalTok"/>
+        </w:rPr>
+        <w:t xml:space="preserve"> AnalysisConfig()                       </w:t>
+      </w:r>
+      <w:r>
+        <w:rPr>
+          <w:rStyle w:val="CommentTok"/>
+        </w:rPr>
+        <w:t xml:space="preserve"># default: Fridericia, metodo 'peak', consenso di camera attivo</w:t>
+      </w:r>
+      <w:r>
+        <w:br/>
+      </w:r>
+      <w:r>
+        <w:rPr>
+          <w:rStyle w:val="NormalTok"/>
+        </w:rPr>
+        <w:t xml:space="preserve">r </w:t>
+      </w:r>
+      <w:r>
+        <w:rPr>
+          <w:rStyle w:val="OperatorTok"/>
+        </w:rPr>
+        <w:t xml:space="preserve">=</w:t>
+      </w:r>
+      <w:r>
+        <w:rPr>
+          <w:rStyle w:val="NormalTok"/>
+        </w:rPr>
+        <w:t xml:space="preserve"> analyze_single_file(</w:t>
+      </w:r>
+      <w:r>
+        <w:rPr>
+          <w:rStyle w:val="StringTok"/>
+        </w:rPr>
+        <w:t xml:space="preserve">'exp7/chipA_ch1_baseline.csv'</w:t>
+      </w:r>
+      <w:r>
+        <w:rPr>
+          <w:rStyle w:val="NormalTok"/>
+        </w:rPr>
+        <w:t xml:space="preserve">, channel</w:t>
+      </w:r>
+      <w:r>
+        <w:rPr>
+          <w:rStyle w:val="OperatorTok"/>
+        </w:rPr>
+        <w:t xml:space="preserve">=</w:t>
+      </w:r>
+      <w:r>
+        <w:rPr>
+          <w:rStyle w:val="StringTok"/>
+        </w:rPr>
+        <w:t xml:space="preserve">'auto'</w:t>
+      </w:r>
+      <w:r>
+        <w:rPr>
+          <w:rStyle w:val="NormalTok"/>
+        </w:rPr>
+        <w:t xml:space="preserve">, config</w:t>
+      </w:r>
+      <w:r>
+        <w:rPr>
+          <w:rStyle w:val="OperatorTok"/>
+        </w:rPr>
+        <w:t xml:space="preserve">=</w:t>
+      </w:r>
+      <w:r>
+        <w:rPr>
+          <w:rStyle w:val="NormalTok"/>
+        </w:rPr>
+        <w:t xml:space="preserve">cfg)</w:t>
+      </w:r>
+      <w:r>
+        <w:br/>
+      </w:r>
+      <w:r>
+        <w:rPr>
+          <w:rStyle w:val="BuiltInTok"/>
+        </w:rPr>
+        <w:t xml:space="preserve">print</w:t>
+      </w:r>
+      <w:r>
+        <w:rPr>
+          <w:rStyle w:val="NormalTok"/>
+        </w:rPr>
+        <w:t xml:space="preserve">(r[</w:t>
+      </w:r>
+      <w:r>
+        <w:rPr>
+          <w:rStyle w:val="StringTok"/>
+        </w:rPr>
+        <w:t xml:space="preserve">'summary'</w:t>
+      </w:r>
+      <w:r>
+        <w:rPr>
+          <w:rStyle w:val="NormalTok"/>
+        </w:rPr>
+        <w:t xml:space="preserve">][</w:t>
+      </w:r>
+      <w:r>
+        <w:rPr>
+          <w:rStyle w:val="StringTok"/>
+        </w:rPr>
+        <w:t xml:space="preserve">'fpdc_ms_mean'</w:t>
+      </w:r>
+      <w:r>
+        <w:rPr>
+          <w:rStyle w:val="NormalTok"/>
+        </w:rPr>
+        <w:t xml:space="preserve">], r[</w:t>
+      </w:r>
+      <w:r>
+        <w:rPr>
+          <w:rStyle w:val="StringTok"/>
+        </w:rPr>
+        <w:t xml:space="preserve">'summary'</w:t>
+      </w:r>
+      <w:r>
+        <w:rPr>
+          <w:rStyle w:val="NormalTok"/>
+        </w:rPr>
+        <w:t xml:space="preserve">][</w:t>
+      </w:r>
+      <w:r>
+        <w:rPr>
+          <w:rStyle w:val="StringTok"/>
+        </w:rPr>
+        <w:t xml:space="preserve">'beat_period_ms_median'</w:t>
+      </w:r>
+      <w:r>
+        <w:rPr>
+          <w:rStyle w:val="NormalTok"/>
+        </w:rPr>
+        <w:t xml:space="preserve">], r[</w:t>
+      </w:r>
+      <w:r>
+        <w:rPr>
+          <w:rStyle w:val="StringTok"/>
+        </w:rPr>
+        <w:t xml:space="preserve">'qc_report'</w:t>
+      </w:r>
+      <w:r>
+        <w:rPr>
+          <w:rStyle w:val="NormalTok"/>
+        </w:rPr>
+        <w:t xml:space="preserve">].grade)</w:t>
+      </w:r>
+      <w:r>
+        <w:br/>
+      </w:r>
+      <w:r>
+        <w:br/>
+      </w:r>
+      <w:r>
+        <w:rPr>
+          <w:rStyle w:val="NormalTok"/>
+        </w:rPr>
+        <w:t xml:space="preserve">results </w:t>
+      </w:r>
+      <w:r>
+        <w:rPr>
+          <w:rStyle w:val="OperatorTok"/>
+        </w:rPr>
+        <w:t xml:space="preserve">=</w:t>
+      </w:r>
+      <w:r>
+        <w:rPr>
+          <w:rStyle w:val="NormalTok"/>
+        </w:rPr>
+        <w:t xml:space="preserve"> batch_analyze(</w:t>
+      </w:r>
+      <w:r>
+        <w:rPr>
+          <w:rStyle w:val="StringTok"/>
+        </w:rPr>
+        <w:t xml:space="preserve">'/dati/exp7'</w:t>
+      </w:r>
+      <w:r>
+        <w:rPr>
+          <w:rStyle w:val="NormalTok"/>
+        </w:rPr>
+        <w:t xml:space="preserve">, channel</w:t>
+      </w:r>
+      <w:r>
+        <w:rPr>
+          <w:rStyle w:val="OperatorTok"/>
+        </w:rPr>
+        <w:t xml:space="preserve">=</w:t>
+      </w:r>
+      <w:r>
+        <w:rPr>
+          <w:rStyle w:val="StringTok"/>
+        </w:rPr>
+        <w:t xml:space="preserve">'auto'</w:t>
+      </w:r>
+      <w:r>
+        <w:rPr>
+          <w:rStyle w:val="NormalTok"/>
+        </w:rPr>
+        <w:t xml:space="preserve">, config</w:t>
+      </w:r>
+      <w:r>
+        <w:rPr>
+          <w:rStyle w:val="OperatorTok"/>
+        </w:rPr>
+        <w:t xml:space="preserve">=</w:t>
+      </w:r>
+      <w:r>
+        <w:rPr>
+          <w:rStyle w:val="NormalTok"/>
+        </w:rPr>
+        <w:t xml:space="preserve">cfg, output_dir</w:t>
+      </w:r>
+      <w:r>
+        <w:rPr>
+          <w:rStyle w:val="OperatorTok"/>
+        </w:rPr>
+        <w:t xml:space="preserve">=</w:t>
+      </w:r>
+      <w:r>
+        <w:rPr>
+          <w:rStyle w:val="StringTok"/>
+        </w:rPr>
+        <w:t xml:space="preserve">'/dati/exp7/out'</w:t>
+      </w:r>
+      <w:r>
+        <w:rPr>
+          <w:rStyle w:val="NormalTok"/>
+        </w:rPr>
+        <w:t xml:space="preserve">)</w:t>
+      </w:r>
+      <w:r>
+        <w:br/>
+      </w:r>
+      <w:r>
+        <w:rPr>
+          <w:rStyle w:val="NormalTok"/>
+        </w:rPr>
+        <w:t xml:space="preserve">calls </w:t>
+      </w:r>
+      <w:r>
+        <w:rPr>
+          <w:rStyle w:val="OperatorTok"/>
+        </w:rPr>
+        <w:t xml:space="preserve">=</w:t>
+      </w:r>
+      <w:r>
+        <w:rPr>
+          <w:rStyle w:val="NormalTok"/>
+        </w:rPr>
+        <w:t xml:space="preserve"> classify_drug(results, cfg)          </w:t>
+      </w:r>
+      <w:r>
+        <w:rPr>
+          <w:rStyle w:val="CommentTok"/>
+        </w:rPr>
+        <w:t xml:space="preserve"># una decisione per composto</w:t>
+      </w:r>
+      <w:r>
+        <w:br/>
+      </w:r>
+      <w:r>
+        <w:rPr>
+          <w:rStyle w:val="NormalTok"/>
+        </w:rPr>
+        <w:t xml:space="preserve">fig </w:t>
+      </w:r>
+      <w:r>
+        <w:rPr>
+          <w:rStyle w:val="OperatorTok"/>
+        </w:rPr>
+        <w:t xml:space="preserve">=</w:t>
+      </w:r>
+      <w:r>
+        <w:rPr>
+          <w:rStyle w:val="NormalTok"/>
+        </w:rPr>
+        <w:t xml:space="preserve"> generate_risk_map(results, config</w:t>
+      </w:r>
+      <w:r>
+        <w:rPr>
+          <w:rStyle w:val="OperatorTok"/>
+        </w:rPr>
+        <w:t xml:space="preserve">=</w:t>
+      </w:r>
+      <w:r>
+        <w:rPr>
+          <w:rStyle w:val="NormalTok"/>
+        </w:rPr>
+        <w:t xml:space="preserve">cfg)</w:t>
+      </w:r>
+    </w:p>
+    <w:p>
+      <w:pPr>
+        <w:pStyle w:val="FirstParagraph"/>
+      </w:pPr>
+      <w:r>
+        <w:t xml:space="preserve">Sui file MCS</w:t>
+      </w:r>
+      <w:r>
+        <w:t xml:space="preserve"> </w:t>
+      </w:r>
+      <w:r>
+        <w:rPr>
+          <w:rStyle w:val="VerbatimChar"/>
+        </w:rPr>
+        <w:t xml:space="preserve">analyze_single_file(path, channel='auto')</w:t>
+      </w:r>
+      <w:r>
+        <w:t xml:space="preserve"> </w:t>
+      </w:r>
+      <w:r>
+        <w:t xml:space="preserve">analizza il chip come una sola camera a meno che</w:t>
+      </w:r>
+      <w:r>
+        <w:t xml:space="preserve"> </w:t>
+      </w:r>
+      <w:r>
+        <w:rPr>
+          <w:rStyle w:val="VerbatimChar"/>
+        </w:rPr>
+        <w:t xml:space="preserve">file_info_update</w:t>
+      </w:r>
+      <w:r>
+        <w:t xml:space="preserve"> </w:t>
+      </w:r>
+      <w:r>
+        <w:t xml:space="preserve">non indichi la camera (è ciò che fanno il batch e la GUI); per i chip conviene quindi passare dal batch o dalla GUI.</w:t>
+      </w:r>
+    </w:p>
+    <w:p>
+      <w:pPr>
+        <w:pStyle w:val="Heading1"/>
+      </w:pPr>
+      <w:bookmarkStart w:id="40" w:name="gui-desktop-cardiac-fp-gui"/>
+      <w:r>
+        <w:t xml:space="preserve">5. GUI desktop:</w:t>
+      </w:r>
+      <w:r>
+        <w:t xml:space="preserve"> </w:t>
+      </w:r>
+      <w:r>
+        <w:rPr>
+          <w:rStyle w:val="VerbatimChar"/>
+        </w:rPr>
+        <w:t xml:space="preserve">cardiac-fp-gui</w:t>
+      </w:r>
+      <w:bookmarkEnd w:id="40"/>
+    </w:p>
+    <w:p>
+      <w:pPr>
+        <w:pStyle w:val="Heading2"/>
+      </w:pPr>
+      <w:bookmarkStart w:id="41" w:name="finestra-principale"/>
+      <w:r>
+        <w:t xml:space="preserve">5.1 Finestra principale</w:t>
+      </w:r>
+      <w:bookmarkEnd w:id="41"/>
+    </w:p>
+    <w:p>
+      <w:pPr>
+        <w:pStyle w:val="FirstParagraph"/>
+      </w:pPr>
+      <w:r>
+        <w:t xml:space="preserve">Menu</w:t>
+      </w:r>
+      <w:r>
+        <w:t xml:space="preserve"> </w:t>
+      </w:r>
+      <w:r>
+        <w:rPr>
           <w:b/>
         </w:rPr>
-        <w:t xml:space="preserve">Canale</w:t>
+        <w:t xml:space="preserve">File</w:t>
       </w:r>
       <w:r>
         <w:t xml:space="preserve">:</w:t>
@@ -6822,34 +6969,49 @@
         <w:rPr>
           <w:i/>
         </w:rPr>
-        <w:t xml:space="preserve">Auto</w:t>
-      </w:r>
-      <w:r>
-        <w:t xml:space="preserve">, oppure</w:t>
-      </w:r>
-      <w:r>
-        <w:t xml:space="preserve"> </w:t>
-      </w:r>
-      <w:r>
-        <w:rPr>
-          <w:rStyle w:val="VerbatimChar"/>
-        </w:rPr>
-        <w:t xml:space="preserve">el1</w:t>
-      </w:r>
-      <w:r>
-        <w:t xml:space="preserve">/</w:t>
-      </w:r>
-      <w:r>
-        <w:rPr>
-          <w:rStyle w:val="VerbatimChar"/>
-        </w:rPr>
-        <w:t xml:space="preserve">el2</w:t>
-      </w:r>
-      <w:r>
-        <w:t xml:space="preserve"> </w:t>
-      </w:r>
-      <w:r>
-        <w:t xml:space="preserve">per i CSV, oppure gli elettrodi della camera per i chip (quelli di stimolazione sono marcati</w:t>
+        <w:t xml:space="preserve">Apri registrazione…</w:t>
+      </w:r>
+      <w:r>
+        <w:t xml:space="preserve"> </w:t>
+      </w:r>
+      <w:r>
+        <w:t xml:space="preserve">(Ctrl+O; CSV,</w:t>
+      </w:r>
+      <w:r>
+        <w:t xml:space="preserve"> </w:t>
+      </w:r>
+      <w:r>
+        <w:rPr>
+          <w:rStyle w:val="VerbatimChar"/>
+        </w:rPr>
+        <w:t xml:space="preserve">.h5</w:t>
+      </w:r>
+      <w:r>
+        <w:t xml:space="preserve">,</w:t>
+      </w:r>
+      <w:r>
+        <w:t xml:space="preserve"> </w:t>
+      </w:r>
+      <w:r>
+        <w:rPr>
+          <w:rStyle w:val="VerbatimChar"/>
+        </w:rPr>
+        <w:t xml:space="preserve">.npz</w:t>
+      </w:r>
+      <w:r>
+        <w:t xml:space="preserve">,</w:t>
+      </w:r>
+      <w:r>
+        <w:t xml:space="preserve"> </w:t>
+      </w:r>
+      <w:r>
+        <w:rPr>
+          <w:rStyle w:val="VerbatimChar"/>
+        </w:rPr>
+        <w:t xml:space="preserve">.nwb</w:t>
+      </w:r>
+      <w:r>
+        <w:t xml:space="preserve">),</w:t>
       </w:r>
       <w:r>
         <w:t xml:space="preserve"> </w:t>
@@ -6858,13 +7020,13 @@
         <w:rPr>
           <w:i/>
         </w:rPr>
-        <w:t xml:space="preserve">(stim)</w:t>
-      </w:r>
-      <w:r>
-        <w:t xml:space="preserve"> </w:t>
-      </w:r>
-      <w:r>
-        <w:t xml:space="preserve">e non vengono scelti da</w:t>
+        <w:t xml:space="preserve">Impostazioni…</w:t>
+      </w:r>
+      <w:r>
+        <w:t xml:space="preserve"> </w:t>
+      </w:r>
+      <w:r>
+        <w:t xml:space="preserve">(Ctrl+, ; su Mac nel menu dell’app),</w:t>
       </w:r>
       <w:r>
         <w:t xml:space="preserve"> </w:t>
@@ -6873,17 +7035,465 @@
         <w:rPr>
           <w:i/>
         </w:rPr>
-        <w:t xml:space="preserve">Auto</w:t>
-      </w:r>
-      <w:r>
-        <w:t xml:space="preserve">). Accanto, l’elettrodo effettivamente analizzato.</w:t>
+        <w:t xml:space="preserve">Esci</w:t>
+      </w:r>
+      <w:r>
+        <w:t xml:space="preserve"> </w:t>
+      </w:r>
+      <w:r>
+        <w:t xml:space="preserve">(Ctrl+Q). Menu</w:t>
+      </w:r>
+      <w:r>
+        <w:t xml:space="preserve"> </w:t>
+      </w:r>
+      <w:r>
+        <w:rPr>
+          <w:b/>
+        </w:rPr>
+        <w:t xml:space="preserve">Studi</w:t>
+      </w:r>
+      <w:r>
+        <w:t xml:space="preserve">:</w:t>
+      </w:r>
+      <w:r>
+        <w:t xml:space="preserve"> </w:t>
+      </w:r>
+      <w:r>
+        <w:rPr>
+          <w:i/>
+        </w:rPr>
+        <w:t xml:space="preserve">Mostra pannello studi</w:t>
+      </w:r>
+      <w:r>
+        <w:t xml:space="preserve"> </w:t>
+      </w:r>
+      <w:r>
+        <w:t xml:space="preserve">(Ctrl+Shift+P). Menu</w:t>
+      </w:r>
+      <w:r>
+        <w:t xml:space="preserve"> </w:t>
+      </w:r>
+      <w:r>
+        <w:rPr>
+          <w:b/>
+        </w:rPr>
+        <w:t xml:space="preserve">Visualizza ▸ Tema</w:t>
+      </w:r>
+      <w:r>
+        <w:t xml:space="preserve">: scuro / chiaro;</w:t>
+      </w:r>
+      <w:r>
+        <w:t xml:space="preserve"> </w:t>
+      </w:r>
+      <w:r>
+        <w:rPr>
+          <w:b/>
+        </w:rPr>
+        <w:t xml:space="preserve">Visualizza ▸ Lingua</w:t>
+      </w:r>
+      <w:r>
+        <w:t xml:space="preserve">: inglese / italiano. Scorciatoie: Ctrl++ / Ctrl+− zoom, Ctrl+0 vista intera.</w:t>
+      </w:r>
+    </w:p>
+    <w:p>
+      <w:pPr>
+        <w:pStyle w:val="BodyText"/>
+      </w:pPr>
+      <w:r>
+        <w:t xml:space="preserve">Quattro schede:</w:t>
+      </w:r>
+      <w:r>
+        <w:t xml:space="preserve"> </w:t>
+      </w:r>
+      <w:r>
+        <w:rPr>
+          <w:b/>
+        </w:rPr>
+        <w:t xml:space="preserve">Segnale</w:t>
+      </w:r>
+      <w:r>
+        <w:t xml:space="preserve">,</w:t>
+      </w:r>
+      <w:r>
+        <w:t xml:space="preserve"> </w:t>
+      </w:r>
+      <w:r>
+        <w:rPr>
+          <w:b/>
+        </w:rPr>
+        <w:t xml:space="preserve">Battiti</w:t>
+      </w:r>
+      <w:r>
+        <w:t xml:space="preserve">,</w:t>
+      </w:r>
+      <w:r>
+        <w:t xml:space="preserve"> </w:t>
+      </w:r>
+      <w:r>
+        <w:rPr>
+          <w:b/>
+        </w:rPr>
+        <w:t xml:space="preserve">Parametri</w:t>
+      </w:r>
+      <w:r>
+        <w:t xml:space="preserve">,</w:t>
+      </w:r>
+      <w:r>
+        <w:t xml:space="preserve"> </w:t>
+      </w:r>
+      <w:r>
+        <w:rPr>
+          <w:b/>
+        </w:rPr>
+        <w:t xml:space="preserve">Aritmie</w:t>
+      </w:r>
+      <w:r>
+        <w:t xml:space="preserve">. Il titolo della finestra riporta il file, e per i chip la camera e l’elettrodo (</w:t>
+      </w:r>
+      <w:r>
+        <w:rPr>
+          <w:rStyle w:val="VerbatimChar"/>
+        </w:rPr>
+        <w:t xml:space="preserve">camera A · E24</w:t>
+      </w:r>
+      <w:r>
+        <w:t xml:space="preserve">).</w:t>
+      </w:r>
+    </w:p>
+    <w:p>
+      <w:pPr>
+        <w:pStyle w:val="BodyText"/>
+      </w:pPr>
+      <w:r>
+        <w:rPr>
+          <w:b/>
+        </w:rPr>
+        <w:t xml:space="preserve">Lingua</w:t>
+      </w:r>
+      <w:r>
+        <w:t xml:space="preserve"> </w:t>
+      </w:r>
+      <w:r>
+        <w:t xml:space="preserve">(dalla v3.19). L’interfaccia è in inglese;</w:t>
+      </w:r>
+      <w:r>
+        <w:t xml:space="preserve"> </w:t>
+      </w:r>
+      <w:r>
+        <w:rPr>
+          <w:b/>
+        </w:rPr>
+        <w:t xml:space="preserve">Visualizza ▸ Lingua ▸ Italiano</w:t>
+      </w:r>
+      <w:r>
+        <w:t xml:space="preserve"> </w:t>
+      </w:r>
+      <w:r>
+        <w:t xml:space="preserve">la porta in italiano (menu, schede, pannello Revisione, coda, impostazioni con i loro suggerimenti, messaggi, giudizio di qualità, testi della deriva e dello stato, riga del filtraggio). La scelta si salva subito e ha effetto al prossimo avvio del programma. Questo manuale usa i nomi italiani; con l’interfaccia in inglese le corrispondenze sono dirette (</w:t>
+      </w:r>
+      <w:r>
+        <w:rPr>
+          <w:i/>
+        </w:rPr>
+        <w:t xml:space="preserve">Revisione</w:t>
+      </w:r>
+      <w:r>
+        <w:t xml:space="preserve"> </w:t>
+      </w:r>
+      <w:r>
+        <w:t xml:space="preserve">= Review,</w:t>
+      </w:r>
+      <w:r>
+        <w:t xml:space="preserve"> </w:t>
+      </w:r>
+      <w:r>
+        <w:rPr>
+          <w:i/>
+        </w:rPr>
+        <w:t xml:space="preserve">Coda di revisione</w:t>
+      </w:r>
+      <w:r>
+        <w:t xml:space="preserve"> </w:t>
+      </w:r>
+      <w:r>
+        <w:t xml:space="preserve">= Review queue,</w:t>
+      </w:r>
+      <w:r>
+        <w:t xml:space="preserve"> </w:t>
+      </w:r>
+      <w:r>
+        <w:rPr>
+          <w:i/>
+        </w:rPr>
+        <w:t xml:space="preserve">Ricalcola misure</w:t>
+      </w:r>
+      <w:r>
+        <w:t xml:space="preserve"> </w:t>
+      </w:r>
+      <w:r>
+        <w:t xml:space="preserve">= Recompute measures,</w:t>
+      </w:r>
+      <w:r>
+        <w:t xml:space="preserve"> </w:t>
+      </w:r>
+      <w:r>
+        <w:rPr>
+          <w:i/>
+        </w:rPr>
+        <w:t xml:space="preserve">Rifai l’analisi</w:t>
+      </w:r>
+      <w:r>
+        <w:t xml:space="preserve"> </w:t>
+      </w:r>
+      <w:r>
+        <w:t xml:space="preserve">= Redo analysis,</w:t>
+      </w:r>
+      <w:r>
+        <w:t xml:space="preserve"> </w:t>
+      </w:r>
+      <w:r>
+        <w:rPr>
+          <w:i/>
+        </w:rPr>
+        <w:t xml:space="preserve">Approvato</w:t>
+      </w:r>
+      <w:r>
+        <w:t xml:space="preserve"> </w:t>
+      </w:r>
+      <w:r>
+        <w:t xml:space="preserve">= Approved,</w:t>
+      </w:r>
+      <w:r>
+        <w:t xml:space="preserve"> </w:t>
+      </w:r>
+      <w:r>
+        <w:rPr>
+          <w:i/>
+        </w:rPr>
+        <w:t xml:space="preserve">Chiudi 🔒</w:t>
+      </w:r>
+      <w:r>
+        <w:t xml:space="preserve"> </w:t>
+      </w:r>
+      <w:r>
+        <w:t xml:space="preserve">= Close 🔒,</w:t>
+      </w:r>
+      <w:r>
+        <w:t xml:space="preserve"> </w:t>
+      </w:r>
+      <w:r>
+        <w:rPr>
+          <w:i/>
+        </w:rPr>
+        <w:t xml:space="preserve">Esporta Results…</w:t>
+      </w:r>
+      <w:r>
+        <w:t xml:space="preserve"> </w:t>
+      </w:r>
+      <w:r>
+        <w:t xml:space="preserve">= Export Results…,</w:t>
+      </w:r>
+      <w:r>
+        <w:t xml:space="preserve"> </w:t>
+      </w:r>
+      <w:r>
+        <w:rPr>
+          <w:i/>
+        </w:rPr>
+        <w:t xml:space="preserve">Impostazioni</w:t>
+      </w:r>
+      <w:r>
+        <w:t xml:space="preserve"> </w:t>
+      </w:r>
+      <w:r>
+        <w:t xml:space="preserve">= Settings, pagine</w:t>
+      </w:r>
+      <w:r>
+        <w:t xml:space="preserve"> </w:t>
+      </w:r>
+      <w:r>
+        <w:rPr>
+          <w:i/>
+        </w:rPr>
+        <w:t xml:space="preserve">Segnale / Detection / Ripolarizzazione / QC / Inclusione</w:t>
+      </w:r>
+      <w:r>
+        <w:t xml:space="preserve"> </w:t>
+      </w:r>
+      <w:r>
+        <w:t xml:space="preserve">= Signal / Detection / Repolarisation / QC / Inclusion). I numeri negli appunti (</w:t>
+      </w:r>
+      <w:r>
+        <w:rPr>
+          <w:i/>
+        </w:rPr>
+        <w:t xml:space="preserve">Copia misure</w:t>
+      </w:r>
+      <w:r>
+        <w:t xml:space="preserve">,</w:t>
+      </w:r>
+      <w:r>
+        <w:t xml:space="preserve"> </w:t>
+      </w:r>
+      <w:r>
+        <w:rPr>
+          <w:i/>
+        </w:rPr>
+        <w:t xml:space="preserve">Copia battiti</w:t>
+      </w:r>
+      <w:r>
+        <w:t xml:space="preserve">) seguono sempre il formato del sistema, non la lingua dell’interfaccia. Le chiavi dei file (</w:t>
+      </w:r>
+      <w:r>
+        <w:rPr>
+          <w:rStyle w:val="VerbatimChar"/>
+        </w:rPr>
+        <w:t xml:space="preserve">.review.json</w:t>
+      </w:r>
+      <w:r>
+        <w:t xml:space="preserve">, risultati JSON, fogli Excel) non cambiano con la lingua; cambiano solo i testi per l’operatore (per esempio la nota dello stato nel foglio Results).</w:t>
+      </w:r>
+    </w:p>
+    <w:p>
+      <w:pPr>
+        <w:pStyle w:val="Heading2"/>
+      </w:pPr>
+      <w:bookmarkStart w:id="42" w:name="scheda-segnale"/>
+      <w:r>
+        <w:t xml:space="preserve">5.2 Scheda Segnale</w:t>
+      </w:r>
+      <w:bookmarkEnd w:id="42"/>
+    </w:p>
+    <w:p>
+      <w:pPr>
+        <w:pStyle w:val="FirstParagraph"/>
+      </w:pPr>
+      <w:r>
+        <w:t xml:space="preserve">Barra dei comandi:</w:t>
       </w:r>
     </w:p>
     <w:p>
       <w:pPr>
         <w:numPr>
           <w:ilvl w:val="0"/>
-          <w:numId w:val="1025"/>
+          <w:numId w:val="1026"/>
+        </w:numPr>
+        <w:pStyle w:val="Compact"/>
+      </w:pPr>
+      <w:r>
+        <w:rPr>
+          <w:b/>
+        </w:rPr>
+        <w:t xml:space="preserve">Camera</w:t>
+      </w:r>
+      <w:r>
+        <w:t xml:space="preserve"> </w:t>
+      </w:r>
+      <w:r>
+        <w:t xml:space="preserve">(solo file a più camere): la camera analizzata; cambiandola l’elettrodo torna su</w:t>
+      </w:r>
+      <w:r>
+        <w:t xml:space="preserve"> </w:t>
+      </w:r>
+      <w:r>
+        <w:rPr>
+          <w:i/>
+        </w:rPr>
+        <w:t xml:space="preserve">Auto</w:t>
+      </w:r>
+      <w:r>
+        <w:t xml:space="preserve"> </w:t>
+      </w:r>
+      <w:r>
+        <w:t xml:space="preserve">e l’analisi è rifatta senza rileggere il file.</w:t>
+      </w:r>
+    </w:p>
+    <w:p>
+      <w:pPr>
+        <w:numPr>
+          <w:ilvl w:val="0"/>
+          <w:numId w:val="1026"/>
+        </w:numPr>
+        <w:pStyle w:val="Compact"/>
+      </w:pPr>
+      <w:r>
+        <w:rPr>
+          <w:b/>
+        </w:rPr>
+        <w:t xml:space="preserve">Canale</w:t>
+      </w:r>
+      <w:r>
+        <w:t xml:space="preserve">:</w:t>
+      </w:r>
+      <w:r>
+        <w:t xml:space="preserve"> </w:t>
+      </w:r>
+      <w:r>
+        <w:rPr>
+          <w:i/>
+        </w:rPr>
+        <w:t xml:space="preserve">Auto</w:t>
+      </w:r>
+      <w:r>
+        <w:t xml:space="preserve">, oppure</w:t>
+      </w:r>
+      <w:r>
+        <w:t xml:space="preserve"> </w:t>
+      </w:r>
+      <w:r>
+        <w:rPr>
+          <w:rStyle w:val="VerbatimChar"/>
+        </w:rPr>
+        <w:t xml:space="preserve">el1</w:t>
+      </w:r>
+      <w:r>
+        <w:t xml:space="preserve">/</w:t>
+      </w:r>
+      <w:r>
+        <w:rPr>
+          <w:rStyle w:val="VerbatimChar"/>
+        </w:rPr>
+        <w:t xml:space="preserve">el2</w:t>
+      </w:r>
+      <w:r>
+        <w:t xml:space="preserve"> </w:t>
+      </w:r>
+      <w:r>
+        <w:t xml:space="preserve">per i CSV, oppure gli elettrodi della camera per i chip (quelli di stimolazione sono marcati</w:t>
+      </w:r>
+      <w:r>
+        <w:t xml:space="preserve"> </w:t>
+      </w:r>
+      <w:r>
+        <w:rPr>
+          <w:i/>
+        </w:rPr>
+        <w:t xml:space="preserve">(stim)</w:t>
+      </w:r>
+      <w:r>
+        <w:t xml:space="preserve"> </w:t>
+      </w:r>
+      <w:r>
+        <w:t xml:space="preserve">e non vengono scelti da</w:t>
+      </w:r>
+      <w:r>
+        <w:t xml:space="preserve"> </w:t>
+      </w:r>
+      <w:r>
+        <w:rPr>
+          <w:i/>
+        </w:rPr>
+        <w:t xml:space="preserve">Auto</w:t>
+      </w:r>
+      <w:r>
+        <w:t xml:space="preserve">). Accanto, l’elettrodo effettivamente analizzato.</w:t>
+      </w:r>
+    </w:p>
+    <w:p>
+      <w:pPr>
+        <w:numPr>
+          <w:ilvl w:val="0"/>
+          <w:numId w:val="1026"/>
         </w:numPr>
         <w:pStyle w:val="Compact"/>
       </w:pPr>
@@ -10384,7 +10994,7 @@
       <w:pPr>
         <w:numPr>
           <w:ilvl w:val="0"/>
-          <w:numId w:val="1026"/>
+          <w:numId w:val="1027"/>
         </w:numPr>
         <w:pStyle w:val="Compact"/>
       </w:pPr>
@@ -10412,2306 +11022,6 @@
       <w:r>
         <w:t xml:space="preserve">e restano i valori del singolo elettrodo.</w:t>
       </w:r>
-    </w:p>
-    <w:p>
-      <w:pPr>
-        <w:numPr>
-          <w:ilvl w:val="0"/>
-          <w:numId w:val="1026"/>
-        </w:numPr>
-        <w:pStyle w:val="Compact"/>
-      </w:pPr>
-      <w:r>
-        <w:rPr>
-          <w:b/>
-        </w:rPr>
-        <w:t xml:space="preserve">Battiti comuni</w:t>
-      </w:r>
-      <w:r>
-        <w:t xml:space="preserve">: visti da almeno 3 elettrodi entro 60 ms. Il</w:t>
-      </w:r>
-      <w:r>
-        <w:t xml:space="preserve"> </w:t>
-      </w:r>
-      <w:r>
-        <w:rPr>
-          <w:b/>
-        </w:rPr>
-        <w:t xml:space="preserve">periodo di camera</w:t>
-      </w:r>
-      <w:r>
-        <w:t xml:space="preserve"> </w:t>
-      </w:r>
-      <w:r>
-        <w:t xml:space="preserve">è la loro mediana; il CV robusto è 1,4826·MAD/mediana; la</w:t>
-      </w:r>
-      <w:r>
-        <w:t xml:space="preserve"> </w:t>
-      </w:r>
-      <w:r>
-        <w:rPr>
-          <w:b/>
-        </w:rPr>
-        <w:t xml:space="preserve">sincronia</w:t>
-      </w:r>
-      <w:r>
-        <w:t xml:space="preserve"> </w:t>
-      </w:r>
-      <w:r>
-        <w:t xml:space="preserve">è la frazione dei battiti di ogni elettrodo che coincide con un battito comune.</w:t>
-      </w:r>
-    </w:p>
-    <w:p>
-      <w:pPr>
-        <w:numPr>
-          <w:ilvl w:val="0"/>
-          <w:numId w:val="1026"/>
-        </w:numPr>
-        <w:pStyle w:val="Compact"/>
-      </w:pPr>
-      <w:r>
-        <w:rPr>
-          <w:b/>
-        </w:rPr>
-        <w:t xml:space="preserve">Stato del ritmo</w:t>
-      </w:r>
-      <w:r>
-        <w:t xml:space="preserve">:</w:t>
-      </w:r>
-      <w:r>
-        <w:t xml:space="preserve"> </w:t>
-      </w:r>
-      <w:r>
-        <w:rPr>
-          <w:rStyle w:val="VerbatimChar"/>
-        </w:rPr>
-        <w:t xml:space="preserve">silent</w:t>
-      </w:r>
-      <w:r>
-        <w:t xml:space="preserve"> </w:t>
-      </w:r>
-      <w:r>
-        <w:t xml:space="preserve">(meno di 10 battiti comuni, o molti meno elettrodi attivi che al baseline),</w:t>
-      </w:r>
-      <w:r>
-        <w:t xml:space="preserve"> </w:t>
-      </w:r>
-      <w:r>
-        <w:rPr>
-          <w:rStyle w:val="VerbatimChar"/>
-        </w:rPr>
-        <w:t xml:space="preserve">conduction_lost</w:t>
-      </w:r>
-      <w:r>
-        <w:t xml:space="preserve"> </w:t>
-      </w:r>
-      <w:r>
-        <w:t xml:space="preserve">(sincronia &lt; 0,5: il battito non attraversa più il tessuto),</w:t>
-      </w:r>
-      <w:r>
-        <w:t xml:space="preserve"> </w:t>
-      </w:r>
-      <w:r>
-        <w:rPr>
-          <w:rStyle w:val="VerbatimChar"/>
-        </w:rPr>
-        <w:t xml:space="preserve">irregular</w:t>
-      </w:r>
-      <w:r>
-        <w:t xml:space="preserve"> </w:t>
-      </w:r>
-      <w:r>
-        <w:t xml:space="preserve">(CV robusto &gt; 15 %), altrimenti</w:t>
-      </w:r>
-      <w:r>
-        <w:t xml:space="preserve"> </w:t>
-      </w:r>
-      <w:r>
-        <w:rPr>
-          <w:rStyle w:val="VerbatimChar"/>
-        </w:rPr>
-        <w:t xml:space="preserve">regular</w:t>
-      </w:r>
-      <w:r>
-        <w:t xml:space="preserve">.</w:t>
-      </w:r>
-    </w:p>
-    <w:p>
-      <w:pPr>
-        <w:numPr>
-          <w:ilvl w:val="0"/>
-          <w:numId w:val="1026"/>
-        </w:numPr>
-        <w:pStyle w:val="Compact"/>
-      </w:pPr>
-      <w:r>
-        <w:rPr>
-          <w:b/>
-        </w:rPr>
-        <w:t xml:space="preserve">FPD di consenso</w:t>
-      </w:r>
-      <w:r>
-        <w:t xml:space="preserve"> </w:t>
-      </w:r>
-      <w:r>
-        <w:t xml:space="preserve">(riferimento): su ogni elettrodo l’FPD del battito mediano; validi quelli sotto l’80 % del periodo; il gruppo più numeroso di elettrodi concordi entro il 15 % dà l’FPD (mediana) e il numero di elettrodi (</w:t>
-      </w:r>
-      <w:r>
-        <w:rPr>
-          <w:rStyle w:val="VerbatimChar"/>
-        </w:rPr>
-        <w:t xml:space="preserve">fpd_source = chamber consensus (10 electrodes)</w:t>
-      </w:r>
-      <w:r>
-        <w:t xml:space="preserve">). L’onda di consenso, letta su ogni elettrodo attorno alla stessa latenza, diventa il template della camera.</w:t>
-      </w:r>
-    </w:p>
-    <w:p>
-      <w:pPr>
-        <w:numPr>
-          <w:ilvl w:val="0"/>
-          <w:numId w:val="1026"/>
-        </w:numPr>
-        <w:pStyle w:val="Compact"/>
-      </w:pPr>
-      <w:r>
-        <w:rPr>
-          <w:b/>
-        </w:rPr>
-        <w:t xml:space="preserve">Stessa onda</w:t>
-      </w:r>
-      <w:r>
-        <w:t xml:space="preserve"> </w:t>
-      </w:r>
-      <w:r>
-        <w:t xml:space="preserve">(dosi): il template del riferimento è cercato per correlazione (≥ 0,8) sul battito mediano della dose di ogni elettrodo; stessa regola di concordanza (</w:t>
-      </w:r>
-      <w:r>
-        <w:rPr>
-          <w:rStyle w:val="VerbatimChar"/>
-        </w:rPr>
-        <w:t xml:space="preserve">chamber same wave (7 electrodes)</w:t>
-      </w:r>
-      <w:r>
-        <w:t xml:space="preserve">). Così la dose misura l’onda che il riferimento misurava, non un’altra deflessione resa più prominente dal composto.</w:t>
-      </w:r>
-    </w:p>
-    <w:p>
-      <w:pPr>
-        <w:numPr>
-          <w:ilvl w:val="0"/>
-          <w:numId w:val="1026"/>
-        </w:numPr>
-        <w:pStyle w:val="Compact"/>
-      </w:pPr>
-      <w:r>
-        <w:rPr>
-          <w:b/>
-        </w:rPr>
-        <w:t xml:space="preserve">FPDc</w:t>
-      </w:r>
-      <w:r>
-        <w:t xml:space="preserve"> </w:t>
-      </w:r>
-      <w:r>
-        <w:t xml:space="preserve">= FPD / periodo di camera^(1/3).</w:t>
-      </w:r>
-    </w:p>
-    <w:p>
-      <w:pPr>
-        <w:pStyle w:val="FirstParagraph"/>
-      </w:pPr>
-      <w:r>
-        <w:t xml:space="preserve">Nel sommario periodo, CV, FPD e FPDc di camera prendono il posto di quelli dell’elettrodo (che restano in</w:t>
-      </w:r>
-      <w:r>
-        <w:t xml:space="preserve"> </w:t>
-      </w:r>
-      <w:r>
-        <w:rPr>
-          <w:rStyle w:val="VerbatimChar"/>
-        </w:rPr>
-        <w:t xml:space="preserve">*_electrode</w:t>
-      </w:r>
-      <w:r>
-        <w:t xml:space="preserve">). Con stato</w:t>
-      </w:r>
-      <w:r>
-        <w:t xml:space="preserve"> </w:t>
-      </w:r>
-      <w:r>
-        <w:rPr>
-          <w:rStyle w:val="VerbatimChar"/>
-        </w:rPr>
-        <w:t xml:space="preserve">irregular</w:t>
-      </w:r>
-      <w:r>
-        <w:t xml:space="preserve">,</w:t>
-      </w:r>
-      <w:r>
-        <w:t xml:space="preserve"> </w:t>
-      </w:r>
-      <w:r>
-        <w:rPr>
-          <w:rStyle w:val="VerbatimChar"/>
-        </w:rPr>
-        <w:t xml:space="preserve">conduction_lost</w:t>
-      </w:r>
-      <w:r>
-        <w:t xml:space="preserve"> </w:t>
-      </w:r>
-      <w:r>
-        <w:t xml:space="preserve">o</w:t>
-      </w:r>
-      <w:r>
-        <w:t xml:space="preserve"> </w:t>
-      </w:r>
-      <w:r>
-        <w:rPr>
-          <w:rStyle w:val="VerbatimChar"/>
-        </w:rPr>
-        <w:t xml:space="preserve">silent</w:t>
-      </w:r>
-      <w:r>
-        <w:t xml:space="preserve"> </w:t>
-      </w:r>
-      <w:r>
-        <w:t xml:space="preserve">la registrazione è</w:t>
-      </w:r>
-      <w:r>
-        <w:t xml:space="preserve"> </w:t>
-      </w:r>
-      <w:r>
-        <w:rPr>
-          <w:b/>
-        </w:rPr>
-        <w:t xml:space="preserve">non analizzabile</w:t>
-      </w:r>
-      <w:r>
-        <w:t xml:space="preserve"> </w:t>
-      </w:r>
-      <w:r>
-        <w:t xml:space="preserve">con quel motivo in italiano (</w:t>
-      </w:r>
-      <w:r>
-        <w:t xml:space="preserve">“</w:t>
-      </w:r>
-      <w:r>
-        <w:t xml:space="preserve">ritmo irregolare: CV robusto 57 %</w:t>
-      </w:r>
-      <w:r>
-        <w:t xml:space="preserve">”</w:t>
-      </w:r>
-      <w:r>
-        <w:t xml:space="preserve">,</w:t>
-      </w:r>
-      <w:r>
-        <w:t xml:space="preserve"> </w:t>
-      </w:r>
-      <w:r>
-        <w:t xml:space="preserve">“</w:t>
-      </w:r>
-      <w:r>
-        <w:t xml:space="preserve">conduzione persa</w:t>
-      </w:r>
-      <w:r>
-        <w:t xml:space="preserve">”</w:t>
-      </w:r>
-      <w:r>
-        <w:t xml:space="preserve">,</w:t>
-      </w:r>
-      <w:r>
-        <w:t xml:space="preserve"> </w:t>
-      </w:r>
-      <w:r>
-        <w:t xml:space="preserve">“</w:t>
-      </w:r>
-      <w:r>
-        <w:t xml:space="preserve">tessuto fermo</w:t>
-      </w:r>
-      <w:r>
-        <w:t xml:space="preserve">”</w:t>
-      </w:r>
-      <w:r>
-        <w:t xml:space="preserve">): niente FPD, perché un FPD su un tessuto aritmico non misura la ripolarizzazione. Il periodo resta. Aprendo un file da solo nella GUI (senza riferimento) l’FPD è il consenso della registrazione stessa.</w:t>
-      </w:r>
-    </w:p>
-    <w:p>
-      <w:pPr>
-        <w:pStyle w:val="BodyText"/>
-      </w:pPr>
-      <w:r>
-        <w:t xml:space="preserve">Sulle cinque piastre PHOENIX (108 registrazioni di camera) il consenso riproduce l’analisi di riferimento con differenza mediana dello 0,1 % sul periodo e del 2,0 % sull’FPDc (88 % entro il 5 %, 96 % entro il 10 %), contro il 5,1 % (49 %, 75 %) dell’elettrodo singolo.</w:t>
-      </w:r>
-    </w:p>
-    <w:p>
-      <w:pPr>
-        <w:pStyle w:val="Heading2"/>
-      </w:pPr>
-      <w:bookmarkStart w:id="55" w:name="che-cosa-aspettarsi-dai-composti"/>
-      <w:r>
-        <w:t xml:space="preserve">7.4 Che cosa aspettarsi dai composti</w:t>
-      </w:r>
-      <w:bookmarkEnd w:id="55"/>
-    </w:p>
-    <w:p>
-      <w:pPr>
-        <w:pStyle w:val="FirstParagraph"/>
-      </w:pPr>
-      <w:r>
-        <w:t xml:space="preserve">Con il flusso per camera sui dati PHOENIX: verapamil (A, B) accorcia l’FPDc in modo dose-dipendente e accelera il ritmo; aspirina (C) non lo modifica; sotalolo (D) lo allunga alle dosi basse e alle dosi alte rende il tessuto irregolare o con conduzione persa (stati</w:t>
-      </w:r>
-      <w:r>
-        <w:t xml:space="preserve"> </w:t>
-      </w:r>
-      <w:r>
-        <w:rPr>
-          <w:rStyle w:val="VerbatimChar"/>
-        </w:rPr>
-        <w:t xml:space="preserve">irregular</w:t>
-      </w:r>
-      <w:r>
-        <w:t xml:space="preserve">/</w:t>
-      </w:r>
-      <w:r>
-        <w:rPr>
-          <w:rStyle w:val="VerbatimChar"/>
-        </w:rPr>
-        <w:t xml:space="preserve">conduction_lost</w:t>
-      </w:r>
-      <w:r>
-        <w:t xml:space="preserve">, nessun FPD: è il comportamento atteso, non un errore del software). Il periodo di battito si accorcia del 5–10 % nei 5 minuti di ogni registrazione (deriva termica): confrontare tratti omologhi delle registrazioni.</w:t>
-      </w:r>
-    </w:p>
-    <w:p>
-      <w:pPr>
-        <w:pStyle w:val="Heading1"/>
-      </w:pPr>
-      <w:bookmarkStart w:id="56" w:name="Xaadc2938818348ab01be82179b18b1ba2fe0973"/>
-      <w:r>
-        <w:t xml:space="preserve">8. Scheda dei parametri (come si ottiene ogni numero)</w:t>
-      </w:r>
-      <w:bookmarkEnd w:id="56"/>
-    </w:p>
-    <w:p>
-      <w:pPr>
-        <w:pStyle w:val="FirstParagraph"/>
-      </w:pPr>
-      <w:r>
-        <w:t xml:space="preserve">Questo capitolo riassume le regole; la versione completa, verificata riga per riga sul codice della v3.14.0, con tutti i nomi dei campi di</w:t>
-      </w:r>
-      <w:r>
-        <w:t xml:space="preserve"> </w:t>
-      </w:r>
-      <w:r>
-        <w:rPr>
-          <w:rStyle w:val="VerbatimChar"/>
-        </w:rPr>
-        <w:t xml:space="preserve">AnalysisConfig</w:t>
-      </w:r>
-      <w:r>
-        <w:t xml:space="preserve"> </w:t>
-      </w:r>
-      <w:r>
-        <w:t xml:space="preserve">e i loro default, è il §11 di</w:t>
-      </w:r>
-      <w:r>
-        <w:t xml:space="preserve"> </w:t>
-      </w:r>
-      <w:r>
-        <w:rPr>
-          <w:rStyle w:val="VerbatimChar"/>
-        </w:rPr>
-        <w:t xml:space="preserve">DOCUMENTATION.md</w:t>
-      </w:r>
-      <w:r>
-        <w:t xml:space="preserve">. I nomi tra parentesi sono i campi di configurazione.</w:t>
-      </w:r>
-    </w:p>
-    <w:p>
-      <w:pPr>
-        <w:pStyle w:val="Heading2"/>
-      </w:pPr>
-      <w:bookmarkStart w:id="57" w:name="ordine-delle-operazioni"/>
-      <w:r>
-        <w:t xml:space="preserve">8.1 Ordine delle operazioni</w:t>
-      </w:r>
-      <w:bookmarkEnd w:id="57"/>
-    </w:p>
-    <w:p>
-      <w:pPr>
-        <w:pStyle w:val="FirstParagraph"/>
-      </w:pPr>
-      <w:r>
-        <w:t xml:space="preserve">Caricamento e decimazione a 2 kHz → scelta dell’elettrodo → guadagno (solo CSV) → filtri (notch 50 Hz con 3 armoniche, passa-banda 0,5–500 Hz, Savitzky–Golay 7/3) → rilevamento dei battiti (+ secondo tentativo) → correzioni manuali → treno del ritmo → segmentazione, QC, verdetto di analizzabilità → template → FPD sul template e per battito → FPDc → aritmie, cessazione, spettro → misure di camera.</w:t>
-      </w:r>
-    </w:p>
-    <w:p>
-      <w:pPr>
-        <w:pStyle w:val="BodyText"/>
-      </w:pPr>
-      <w:r>
-        <w:t xml:space="preserve">Insiemi di battiti:</w:t>
-      </w:r>
-      <w:r>
-        <w:t xml:space="preserve"> </w:t>
-      </w:r>
-      <w:r>
-        <w:rPr>
-          <w:b/>
-        </w:rPr>
-        <w:t xml:space="preserve">tutte le rilevazioni</w:t>
-      </w:r>
-      <w:r>
-        <w:t xml:space="preserve"> </w:t>
-      </w:r>
-      <w:r>
-        <w:t xml:space="preserve">(verdetto, aritmie, cessazione);</w:t>
-      </w:r>
-      <w:r>
-        <w:t xml:space="preserve"> </w:t>
-      </w:r>
-      <w:r>
-        <w:rPr>
-          <w:b/>
-        </w:rPr>
-        <w:t xml:space="preserve">treno del ritmo</w:t>
-      </w:r>
-      <w:r>
-        <w:t xml:space="preserve"> </w:t>
-      </w:r>
-      <w:r>
-        <w:t xml:space="preserve">se applicato, altrimenti tutte (periodo, CV, RR locale dell’FPDc);</w:t>
-      </w:r>
-      <w:r>
-        <w:t xml:space="preserve"> </w:t>
-      </w:r>
-      <w:r>
-        <w:rPr>
-          <w:b/>
-        </w:rPr>
-        <w:t xml:space="preserve">accettati dal QC</w:t>
-      </w:r>
-      <w:r>
-        <w:t xml:space="preserve"> </w:t>
-      </w:r>
-      <w:r>
-        <w:t xml:space="preserve">(residui, spettro);</w:t>
-      </w:r>
-      <w:r>
-        <w:t xml:space="preserve"> </w:t>
-      </w:r>
-      <w:r>
-        <w:rPr>
-          <w:b/>
-        </w:rPr>
-        <w:t xml:space="preserve">battiti per l’FPD</w:t>
-      </w:r>
-      <w:r>
-        <w:t xml:space="preserve"> </w:t>
-      </w:r>
-      <w:r>
-        <w:t xml:space="preserve">= accettati meno i gruppi minoritari e le pause (template, FPD, FPDc, ampiezza);</w:t>
-      </w:r>
-      <w:r>
-        <w:t xml:space="preserve"> </w:t>
-      </w:r>
-      <w:r>
-        <w:rPr>
-          <w:b/>
-        </w:rPr>
-        <w:t xml:space="preserve">battiti comuni della camera</w:t>
-      </w:r>
-      <w:r>
-        <w:t xml:space="preserve"> </w:t>
-      </w:r>
-      <w:r>
-        <w:t xml:space="preserve">(periodo e CV di camera).</w:t>
-      </w:r>
-    </w:p>
-    <w:p>
-      <w:pPr>
-        <w:pStyle w:val="Heading2"/>
-      </w:pPr>
-      <w:bookmarkStart w:id="58" w:name="battiti"/>
-      <w:r>
-        <w:t xml:space="preserve">8.2 Battiti</w:t>
-      </w:r>
-      <w:bookmarkEnd w:id="58"/>
-    </w:p>
-    <w:p>
-      <w:pPr>
-        <w:pStyle w:val="FirstParagraph"/>
-      </w:pPr>
-      <w:r>
-        <w:t xml:space="preserve">Tre rivelatori sul segnale filtrato (prominenza, derivata, picco), distanza minima 400 ms (</w:t>
-      </w:r>
-      <w:r>
-        <w:rPr>
-          <w:rStyle w:val="VerbatimChar"/>
-        </w:rPr>
-        <w:t xml:space="preserve">min_distance_ms</w:t>
-      </w:r>
-      <w:r>
-        <w:t xml:space="preserve">), soglia 4 × rumore robusto (</w:t>
-      </w:r>
-      <w:r>
-        <w:rPr>
-          <w:rStyle w:val="VerbatimChar"/>
-        </w:rPr>
-        <w:t xml:space="preserve">threshold_factor</w:t>
-      </w:r>
-      <w:r>
-        <w:t xml:space="preserve">). Ciascuno riceve un punteggio (periodo medio in 0,4–3 s: 30; CV &lt; 15/30/50 %: 30/20/10; numero di battiti plausibile: 20; bonus 15 al rivelatore a derivata) e vince il più alto. Seguono, in ordine: correzione del periodo bimodale, soglia di rumore, scarto della popolazione minore, gruppi di ampiezza, classificazione della topologia (regolare, caotico, alternanza, ectopici, rumore, trimodale), validazione morfologica (correlazione ≥ 0,7 con il template, ampiezza ≥ 25 %), recupero dei battiti mancanti nei buchi, seconda soglia di rumore, filtro adattato a basso SNR. Se restano meno di 5 battiti su più di 10 s, secondo tentativo con distanza 300 ms e soglia 3 (stessa configurazione per il resto).</w:t>
-      </w:r>
-    </w:p>
-    <w:p>
-      <w:pPr>
-        <w:pStyle w:val="Heading2"/>
-      </w:pPr>
-      <w:bookmarkStart w:id="59" w:name="periodo-frequenza-cv"/>
-      <w:r>
-        <w:t xml:space="preserve">8.3 Periodo, frequenza, CV</w:t>
-      </w:r>
-      <w:bookmarkEnd w:id="59"/>
-    </w:p>
-    <w:p>
-      <w:pPr>
-        <w:pStyle w:val="FirstParagraph"/>
-      </w:pPr>
-      <w:r>
-        <w:t xml:space="preserve">Intervalli tra battiti consecutivi: media, mediana, CV (std/media),</w:t>
-      </w:r>
-      <w:r>
-        <w:t xml:space="preserve"> </w:t>
-      </w:r>
-      <w:r>
-        <w:rPr>
-          <w:rStyle w:val="VerbatimChar"/>
-        </w:rPr>
-        <w:t xml:space="preserve">bpm_mean</w:t>
-      </w:r>
-      <w:r>
-        <w:t xml:space="preserve">, STV di Poincaré. Se il CV di tutte le rilevazioni è ≥ 25 % e ci sono ≥ 6 battiti, il</w:t>
-      </w:r>
-      <w:r>
-        <w:t xml:space="preserve"> </w:t>
-      </w:r>
-      <w:r>
-        <w:rPr>
-          <w:b/>
-        </w:rPr>
-        <w:t xml:space="preserve">treno del ritmo</w:t>
-      </w:r>
-      <w:r>
-        <w:t xml:space="preserve"> </w:t>
-      </w:r>
-      <w:r>
-        <w:t xml:space="preserve">(</w:t>
-      </w:r>
-      <w:r>
-        <w:rPr>
-          <w:rStyle w:val="VerbatimChar"/>
-        </w:rPr>
-        <w:t xml:space="preserve">enable_rhythm_train</w:t>
-      </w:r>
-      <w:r>
-        <w:t xml:space="preserve">, attivo) trova il periodo dominante e tiene la sottosequenza di battiti compatibile: periodo e CV descrivono il ritmo di fondo e non le rilevazioni spurie; su un tessuto regolare non cambia nulla. Sui chip il periodo e il CV sono quelli della camera (§7.3).</w:t>
-      </w:r>
-    </w:p>
-    <w:p>
-      <w:pPr>
-        <w:pStyle w:val="Heading2"/>
-      </w:pPr>
-      <w:bookmarkStart w:id="60" w:name="qc-e-analizzabilità"/>
-      <w:r>
-        <w:t xml:space="preserve">8.4 QC e analizzabilità</w:t>
-      </w:r>
-      <w:bookmarkEnd w:id="60"/>
-    </w:p>
-    <w:p>
-      <w:pPr>
-        <w:pStyle w:val="FirstParagraph"/>
-      </w:pPr>
-      <w:r>
-        <w:t xml:space="preserve">Per battito: ampiezza ≥ 25 % della mediana (</w:t>
-      </w:r>
-      <w:r>
-        <w:rPr>
-          <w:rStyle w:val="VerbatimChar"/>
-        </w:rPr>
-        <w:t xml:space="preserve">amplitude_reject_fraction</w:t>
-      </w:r>
-      <w:r>
-        <w:t xml:space="preserve">), correlazione con il template ≥ 0,40 (</w:t>
-      </w:r>
-      <w:r>
-        <w:rPr>
-          <w:rStyle w:val="VerbatimChar"/>
-        </w:rPr>
-        <w:t xml:space="preserve">morphology_threshold</w:t>
-      </w:r>
-      <w:r>
-        <w:t xml:space="preserve">, con soglia adattiva fino a 0,20 sui tracciati difficili), riammissione dei battiti sul ritmo. Voto: F (&lt; 3 battiti, o SNR &lt; 2 e scarti &gt; 60 %), D (SNR &lt; 3 o scarti &gt; 40 %), C (SNR &lt; 5 o scarti &gt; 20 % o r medio &lt; 0,40), B (SNR &lt; 8 o scarti &gt; 5 %), A.</w:t>
-      </w:r>
-    </w:p>
-    <w:p>
-      <w:pPr>
-        <w:pStyle w:val="BodyText"/>
-      </w:pPr>
-      <w:r>
-        <w:rPr>
-          <w:b/>
-        </w:rPr>
-        <w:t xml:space="preserve">Non analizzabile</w:t>
-      </w:r>
-      <w:r>
-        <w:t xml:space="preserve"> </w:t>
-      </w:r>
-      <w:r>
-        <w:t xml:space="preserve">se: battiti &lt; 3; SNR mediano dei battiti &lt; 1,6; meno di 16 battiti con CV &gt; 40 %; sui chip, camera irregolare / conduzione persa / ferma. Effetto: FPD, FPDc e confidenza a NaN,</w:t>
-      </w:r>
-      <w:r>
-        <w:t xml:space="preserve"> </w:t>
-      </w:r>
-      <w:r>
-        <w:rPr>
-          <w:rStyle w:val="VerbatimChar"/>
-        </w:rPr>
-        <w:t xml:space="preserve">fpd_reliable</w:t>
-      </w:r>
-      <w:r>
-        <w:t xml:space="preserve"> </w:t>
-      </w:r>
-      <w:r>
-        <w:t xml:space="preserve">falso, voto F, classe</w:t>
-      </w:r>
-      <w:r>
-        <w:t xml:space="preserve"> </w:t>
-      </w:r>
-      <w:r>
-        <w:t xml:space="preserve">“</w:t>
-      </w:r>
-      <w:r>
-        <w:t xml:space="preserve">Not analysable</w:t>
-      </w:r>
-      <w:r>
-        <w:t xml:space="preserve">”</w:t>
-      </w:r>
-      <w:r>
-        <w:t xml:space="preserve">; periodo e ampiezza restano.</w:t>
-      </w:r>
-    </w:p>
-    <w:p>
-      <w:pPr>
-        <w:pStyle w:val="Heading2"/>
-      </w:pPr>
-      <w:bookmarkStart w:id="61" w:name="fpd"/>
-      <w:r>
-        <w:t xml:space="preserve">8.5 FPD</w:t>
-      </w:r>
-      <w:bookmarkEnd w:id="61"/>
-    </w:p>
-    <w:p>
-      <w:pPr>
-        <w:pStyle w:val="FirstParagraph"/>
-      </w:pPr>
-      <w:r>
-        <w:t xml:space="preserve">Prima</w:t>
-      </w:r>
-      <w:r>
-        <w:t xml:space="preserve"> </w:t>
-      </w:r>
-      <w:r>
-        <w:rPr>
-          <w:b/>
-        </w:rPr>
-        <w:t xml:space="preserve">sul template</w:t>
-      </w:r>
-      <w:r>
-        <w:t xml:space="preserve"> </w:t>
-      </w:r>
-      <w:r>
-        <w:t xml:space="preserve">(battito mediano di fino a 60 battiti allineati): finestra da 150 ms dopo lo spike a max(900 ms, 70 % del RR, min(85 % del RR, inizio del battito più precoce − 60 ms)): su un ritmo regolare la ricerca arriva all’85 % del ciclo, su uno irregolare si ferma prima di dove può cominciare il battito successivo; passa-basso 20 Hz e segmento riferito al livello di riposo del battito (50–15 ms prima dello spike), così la prominenza dei candidati non dipende dalla finestra; FPD minimo max(120 ms, 20 % RR, ≤ 600 ms); candidati = picchi positivi e negativi con prominenza ≥ 15 % della deviazione;</w:t>
-      </w:r>
-      <w:r>
-        <w:t xml:space="preserve"> </w:t>
-      </w:r>
-      <w:r>
-        <w:rPr>
-          <w:b/>
-        </w:rPr>
-        <w:t xml:space="preserve">scelta dell’onda</w:t>
-      </w:r>
-      <w:r>
-        <w:t xml:space="preserve"> </w:t>
-      </w:r>
-      <w:r>
-        <w:rPr>
-          <w:rStyle w:val="VerbatimChar"/>
-        </w:rPr>
-        <w:t xml:space="preserve">prefer_positive</w:t>
-      </w:r>
-      <w:r>
-        <w:t xml:space="preserve"> </w:t>
-      </w:r>
-      <w:r>
-        <w:t xml:space="preserve">(attiva): il picco positivo più prominente, purché abbia almeno metà della prominenza massima e stia entro 400 ms dal candidato più prominente, altrimenti il più prominente (alternativa</w:t>
-      </w:r>
-      <w:r>
-        <w:t xml:space="preserve"> </w:t>
-      </w:r>
-      <w:r>
-        <w:rPr>
-          <w:rStyle w:val="VerbatimChar"/>
-        </w:rPr>
-        <w:t xml:space="preserve">max_prominence</w:t>
-      </w:r>
-      <w:r>
-        <w:t xml:space="preserve">); soglia di qualità prominenza/rumore ≥ 2.</w:t>
-      </w:r>
-      <w:r>
-        <w:t xml:space="preserve"> </w:t>
-      </w:r>
-      <w:r>
-        <w:rPr>
-          <w:b/>
-        </w:rPr>
-        <w:t xml:space="preserve">Punto misurato</w:t>
-      </w:r>
-      <w:r>
-        <w:t xml:space="preserve"> </w:t>
-      </w:r>
-      <w:r>
-        <w:t xml:space="preserve">(</w:t>
-      </w:r>
-      <w:r>
-        <w:rPr>
-          <w:rStyle w:val="VerbatimChar"/>
-        </w:rPr>
-        <w:t xml:space="preserve">fpd_method</w:t>
-      </w:r>
-      <w:r>
-        <w:t xml:space="preserve">):</w:t>
-      </w:r>
-      <w:r>
-        <w:t xml:space="preserve"> </w:t>
-      </w:r>
-      <w:r>
-        <w:rPr>
-          <w:rStyle w:val="VerbatimChar"/>
-        </w:rPr>
-        <w:t xml:space="preserve">peak</w:t>
-      </w:r>
-      <w:r>
-        <w:t xml:space="preserve"> </w:t>
-      </w:r>
-      <w:r>
-        <w:t xml:space="preserve">(attivo) = latenza del picco dell’onda; alternative</w:t>
-      </w:r>
-      <w:r>
-        <w:t xml:space="preserve"> </w:t>
-      </w:r>
-      <w:r>
-        <w:rPr>
-          <w:rStyle w:val="VerbatimChar"/>
-        </w:rPr>
-        <w:t xml:space="preserve">tangent</w:t>
-      </w:r>
-      <w:r>
-        <w:t xml:space="preserve"> </w:t>
-      </w:r>
-      <w:r>
-        <w:t xml:space="preserve">(intersezione della tangente di discesa con lo zero),</w:t>
-      </w:r>
-      <w:r>
-        <w:t xml:space="preserve"> </w:t>
-      </w:r>
-      <w:r>
-        <w:rPr>
-          <w:rStyle w:val="VerbatimChar"/>
-        </w:rPr>
-        <w:t xml:space="preserve">max_slope</w:t>
-      </w:r>
-      <w:r>
-        <w:t xml:space="preserve">,</w:t>
-      </w:r>
-      <w:r>
-        <w:t xml:space="preserve"> </w:t>
-      </w:r>
-      <w:r>
-        <w:rPr>
-          <w:rStyle w:val="VerbatimChar"/>
-        </w:rPr>
-        <w:t xml:space="preserve">50pct</w:t>
-      </w:r>
-      <w:r>
-        <w:t xml:space="preserve">,</w:t>
-      </w:r>
-      <w:r>
-        <w:t xml:space="preserve"> </w:t>
-      </w:r>
-      <w:r>
-        <w:rPr>
-          <w:rStyle w:val="VerbatimChar"/>
-        </w:rPr>
-        <w:t xml:space="preserve">baseline_return</w:t>
-      </w:r>
-      <w:r>
-        <w:t xml:space="preserve">,</w:t>
-      </w:r>
-      <w:r>
-        <w:t xml:space="preserve"> </w:t>
-      </w:r>
-      <w:r>
-        <w:rPr>
-          <w:rStyle w:val="VerbatimChar"/>
-        </w:rPr>
-        <w:t xml:space="preserve">consensus</w:t>
-      </w:r>
-      <w:r>
-        <w:t xml:space="preserve">. Il picco è il punto più ripetibile tra battiti ed elettrodi, ed è quello con cui è stata fatta la validazione sul report PHOENIX D10.1.</w:t>
-      </w:r>
-    </w:p>
-    <w:p>
-      <w:pPr>
-        <w:pStyle w:val="BodyText"/>
-      </w:pPr>
-      <w:r>
-        <w:t xml:space="preserve">Poi</w:t>
-      </w:r>
-      <w:r>
-        <w:t xml:space="preserve"> </w:t>
-      </w:r>
-      <w:r>
-        <w:rPr>
-          <w:b/>
-        </w:rPr>
-        <w:t xml:space="preserve">per battito</w:t>
-      </w:r>
-      <w:r>
-        <w:t xml:space="preserve">, attorno alla posizione trovata sul template (± 150 ms), con soglia 1,5 × rumore; i battiti senza onda hanno FPD NaN.</w:t>
-      </w:r>
-      <w:r>
-        <w:t xml:space="preserve"> </w:t>
-      </w:r>
-      <w:r>
-        <w:rPr>
-          <w:rStyle w:val="VerbatimChar"/>
-        </w:rPr>
-        <w:t xml:space="preserve">fpd_ms_median</w:t>
-      </w:r>
-      <w:r>
-        <w:t xml:space="preserve"> </w:t>
-      </w:r>
-      <w:r>
-        <w:t xml:space="preserve">è la mediana;</w:t>
-      </w:r>
-      <w:r>
-        <w:t xml:space="preserve"> </w:t>
-      </w:r>
-      <w:r>
-        <w:rPr>
-          <w:rStyle w:val="VerbatimChar"/>
-        </w:rPr>
-        <w:t xml:space="preserve">fpd_reliable</w:t>
-      </w:r>
-      <w:r>
-        <w:t xml:space="preserve"> </w:t>
-      </w:r>
-      <w:r>
-        <w:t xml:space="preserve">richiede ≥ 50 % di battiti validi;</w:t>
-      </w:r>
-      <w:r>
-        <w:t xml:space="preserve"> </w:t>
-      </w:r>
-      <w:r>
-        <w:rPr>
-          <w:rStyle w:val="VerbatimChar"/>
-        </w:rPr>
-        <w:t xml:space="preserve">fpd_confidence</w:t>
-      </w:r>
-      <w:r>
-        <w:t xml:space="preserve"> </w:t>
-      </w:r>
-      <w:r>
-        <w:t xml:space="preserve">= metà qualità del template, metà coerenza tra battiti.</w:t>
-      </w:r>
-    </w:p>
-    <w:p>
-      <w:pPr>
-        <w:pStyle w:val="BodyText"/>
-      </w:pPr>
-      <w:r>
-        <w:t xml:space="preserve">Sui chip l’FPD è il</w:t>
-      </w:r>
-      <w:r>
-        <w:t xml:space="preserve"> </w:t>
-      </w:r>
-      <w:r>
-        <w:rPr>
-          <w:b/>
-        </w:rPr>
-        <w:t xml:space="preserve">consenso di camera</w:t>
-      </w:r>
-      <w:r>
-        <w:t xml:space="preserve"> </w:t>
-      </w:r>
-      <w:r>
-        <w:t xml:space="preserve">(§7.3); il valore dell’elettrodo resta in</w:t>
-      </w:r>
-      <w:r>
-        <w:t xml:space="preserve"> </w:t>
-      </w:r>
-      <w:r>
-        <w:rPr>
-          <w:rStyle w:val="VerbatimChar"/>
-        </w:rPr>
-        <w:t xml:space="preserve">fpd_ms_median_electrode</w:t>
-      </w:r>
-      <w:r>
-        <w:t xml:space="preserve">.</w:t>
-      </w:r>
-    </w:p>
-    <w:p>
-      <w:pPr>
-        <w:pStyle w:val="Heading2"/>
-      </w:pPr>
-      <w:bookmarkStart w:id="62" w:name="fpdc"/>
-      <w:r>
-        <w:t xml:space="preserve">8.6 FPDc</w:t>
-      </w:r>
-      <w:bookmarkEnd w:id="62"/>
-    </w:p>
-    <w:p>
-      <w:pPr>
-        <w:pStyle w:val="FirstParagraph"/>
-      </w:pPr>
-      <w:r>
-        <w:t xml:space="preserve">Per battito, FPD / RR^(1/3) con il RR locale (battito precedente),</w:t>
-      </w:r>
-      <w:r>
-        <w:t xml:space="preserve"> </w:t>
-      </w:r>
-      <w:r>
-        <w:rPr>
-          <w:rStyle w:val="VerbatimChar"/>
-        </w:rPr>
-        <w:t xml:space="preserve">correction = 'fridericia'</w:t>
-      </w:r>
-      <w:r>
-        <w:t xml:space="preserve"> </w:t>
-      </w:r>
-      <w:r>
-        <w:t xml:space="preserve">(alternative</w:t>
-      </w:r>
-      <w:r>
-        <w:t xml:space="preserve"> </w:t>
-      </w:r>
-      <w:r>
-        <w:rPr>
-          <w:rStyle w:val="VerbatimChar"/>
-        </w:rPr>
-        <w:t xml:space="preserve">bazett</w:t>
-      </w:r>
-      <w:r>
-        <w:t xml:space="preserve">,</w:t>
-      </w:r>
-      <w:r>
-        <w:t xml:space="preserve"> </w:t>
-      </w:r>
-      <w:r>
-        <w:rPr>
-          <w:rStyle w:val="VerbatimChar"/>
-        </w:rPr>
-        <w:t xml:space="preserve">none</w:t>
-      </w:r>
-      <w:r>
-        <w:t xml:space="preserve">; il sommario riporta sempre entrambe le formule).</w:t>
-      </w:r>
-      <w:r>
-        <w:t xml:space="preserve"> </w:t>
-      </w:r>
-      <w:r>
-        <w:rPr>
-          <w:rStyle w:val="VerbatimChar"/>
-        </w:rPr>
-        <w:t xml:space="preserve">fpdc_ms_mean</w:t>
-      </w:r>
-      <w:r>
-        <w:t xml:space="preserve"> </w:t>
-      </w:r>
-      <w:r>
-        <w:t xml:space="preserve">è la media per battito, oppure l’FPDc di camera (FPD di consenso / periodo di camera^(1/3)). Nessun ΔFPDc se il periodo supera 6 s (</w:t>
-      </w:r>
-      <w:r>
-        <w:rPr>
-          <w:rStyle w:val="VerbatimChar"/>
-        </w:rPr>
-        <w:t xml:space="preserve">max_beat_period_for_fpdc_ms</w:t>
-      </w:r>
-      <w:r>
-        <w:t xml:space="preserve">): la correzione non ha senso su un tessuto quasi fermo.</w:t>
-      </w:r>
-    </w:p>
-    <w:p>
-      <w:pPr>
-        <w:pStyle w:val="Heading2"/>
-      </w:pPr>
-      <w:bookmarkStart w:id="63" w:name="ampiezza-e-spike"/>
-      <w:r>
-        <w:t xml:space="preserve">8.7 Ampiezza e spike</w:t>
-      </w:r>
-      <w:bookmarkEnd w:id="63"/>
-    </w:p>
-    <w:p>
-      <w:pPr>
-        <w:pStyle w:val="FirstParagraph"/>
-      </w:pPr>
-      <w:r>
-        <w:t xml:space="preserve">Picco-picco da 10 ms prima a 20 ms dopo lo spike, sul segnale filtrato e corretto per il guadagno (</w:t>
-      </w:r>
-      <w:r>
-        <w:rPr>
-          <w:rStyle w:val="VerbatimChar"/>
-        </w:rPr>
-        <w:t xml:space="preserve">spike_amplitude_mV_mean</w:t>
-      </w:r>
-      <w:r>
-        <w:t xml:space="preserve">); tempo di salita 10–90 %; dV/dt massimo per battito.</w:t>
-      </w:r>
-    </w:p>
-    <w:p>
-      <w:pPr>
-        <w:pStyle w:val="Heading2"/>
-      </w:pPr>
-      <w:bookmarkStart w:id="64" w:name="aritmie"/>
-      <w:r>
-        <w:t xml:space="preserve">8.8 Aritmie</w:t>
-      </w:r>
-      <w:bookmarkEnd w:id="64"/>
-    </w:p>
-    <w:p>
-      <w:pPr>
-        <w:pStyle w:val="FirstParagraph"/>
-      </w:pPr>
-      <w:r>
-        <w:t xml:space="preserve">Su tutte le rilevazioni: tachicardia (BP &lt; 300 ms), bradicardia (&gt; 2500 ms), irregolarità (CV &gt; 15 %, critica &gt; 30 %), prematuri (&lt; 0,7 × medio), ritardati (&gt; 1,5 ×), pause (&gt; 3 ×), STV alta (&gt; 10 ms), FPD &gt; 500 ms, EAD statistici (&gt; 3 MAD) e da residuo (picco positivo del residuo battito − template, 100–450 ms dopo lo spike). Punteggio 0–100 a pesi fissi; classe dalla prima condizione che vale (Fibrillation-like, EAD with Triggered Activity, …, Irregular Rhythm, Normal Sinus Rhythm). La</w:t>
-      </w:r>
-      <w:r>
-        <w:t xml:space="preserve"> </w:t>
-      </w:r>
-      <w:r>
-        <w:rPr>
-          <w:b/>
-        </w:rPr>
-        <w:t xml:space="preserve">cessazione</w:t>
-      </w:r>
-      <w:r>
-        <w:t xml:space="preserve"> </w:t>
-      </w:r>
-      <w:r>
-        <w:t xml:space="preserve">(silenzio, buchi, decadimento, silenzio terminale) alimenta il TdP score e la risk map; lo</w:t>
-      </w:r>
-      <w:r>
-        <w:t xml:space="preserve"> </w:t>
-      </w:r>
-      <w:r>
-        <w:rPr>
-          <w:b/>
-        </w:rPr>
-        <w:t xml:space="preserve">spettro</w:t>
-      </w:r>
-      <w:r>
-        <w:t xml:space="preserve"> </w:t>
-      </w:r>
-      <w:r>
-        <w:t xml:space="preserve">(Welch, entropia, armoniche) dà l’indice proaritmico della risk map.</w:t>
-      </w:r>
-    </w:p>
-    <w:p>
-      <w:pPr>
-        <w:pStyle w:val="Heading2"/>
-      </w:pPr>
-      <w:bookmarkStart w:id="65" w:name="batch-inclusione-abbinamento-decisione"/>
-      <w:r>
-        <w:t xml:space="preserve">8.9 Batch: inclusione, abbinamento, decisione</w:t>
-      </w:r>
-      <w:bookmarkEnd w:id="65"/>
-    </w:p>
-    <w:p>
-      <w:pPr>
-        <w:pStyle w:val="FirstParagraph"/>
-      </w:pPr>
-      <w:r>
-        <w:rPr>
-          <w:b/>
-        </w:rPr>
-        <w:t xml:space="preserve">Inclusione</w:t>
-      </w:r>
-      <w:r>
-        <w:t xml:space="preserve"> </w:t>
-      </w:r>
-      <w:r>
-        <w:t xml:space="preserve">(solo baseline, primo criterio che fallisce): CV del periodo ≥ 25 % o NaN; FPDc fuori 100–1200 ms; confidenza &lt; 0,66; FPD/RR &gt; 0,80. Un tessuto è escluso solo se</w:t>
-      </w:r>
-      <w:r>
-        <w:t xml:space="preserve"> </w:t>
-      </w:r>
-      <w:r>
-        <w:rPr>
-          <w:b/>
-        </w:rPr>
-        <w:t xml:space="preserve">tutti</w:t>
-      </w:r>
-      <w:r>
-        <w:t xml:space="preserve"> </w:t>
-      </w:r>
-      <w:r>
-        <w:t xml:space="preserve">i suoi baseline falliscono.</w:t>
-      </w:r>
-    </w:p>
-    <w:p>
-      <w:pPr>
-        <w:pStyle w:val="BodyText"/>
-      </w:pPr>
-      <w:r>
-        <w:rPr>
-          <w:b/>
-        </w:rPr>
-        <w:t xml:space="preserve">Riferimento</w:t>
-      </w:r>
-      <w:r>
-        <w:t xml:space="preserve"> </w:t>
-      </w:r>
-      <w:r>
-        <w:t xml:space="preserve">di una dose: l’ultimo baseline/t0 analizzabile, e che ha passato l’inclusione, del tessuto prima della prima dose (con gli orari di acquisizione); senza orari, stessa cartella, poi t0, poi voto QC. Se nessun baseline del tessuto ha passato l’inclusione la dose resta senza riferimento, con il motivo.</w:t>
-      </w:r>
-    </w:p>
-    <w:p>
-      <w:pPr>
-        <w:pStyle w:val="BodyText"/>
-      </w:pPr>
-      <w:r>
-        <w:rPr>
-          <w:b/>
-        </w:rPr>
-        <w:t xml:space="preserve">Variazioni</w:t>
-      </w:r>
-      <w:r>
-        <w:t xml:space="preserve">: ΔBP da</w:t>
-      </w:r>
-      <w:r>
-        <w:t xml:space="preserve"> </w:t>
-      </w:r>
-      <w:r>
-        <w:rPr>
-          <w:rStyle w:val="VerbatimChar"/>
-        </w:rPr>
-        <w:t xml:space="preserve">beat_period_ms_mean</w:t>
-      </w:r>
-      <w:r>
-        <w:t xml:space="preserve">, ΔFPDc da</w:t>
-      </w:r>
-      <w:r>
-        <w:t xml:space="preserve"> </w:t>
-      </w:r>
-      <w:r>
-        <w:rPr>
-          <w:rStyle w:val="VerbatimChar"/>
-        </w:rPr>
-        <w:t xml:space="preserve">fpdc_ms_mean</w:t>
-      </w:r>
-      <w:r>
-        <w:t xml:space="preserve">, Δampiezza da</w:t>
-      </w:r>
-      <w:r>
-        <w:t xml:space="preserve"> </w:t>
-      </w:r>
-      <w:r>
-        <w:rPr>
-          <w:rStyle w:val="VerbatimChar"/>
-        </w:rPr>
-        <w:t xml:space="preserve">spike_amplitude_mV_mean</w:t>
-      </w:r>
-      <w:r>
-        <w:t xml:space="preserve">. TdP score per registrazione: 3 (cessazione, ΔFPDc ≥ 20 %, o EAD critico con ≥ 10 %), 2 (≥ 15 %), 1 (≥ 10 %), −1 (≤ −10 %), 0.</w:t>
-      </w:r>
-    </w:p>
-    <w:p>
-      <w:pPr>
-        <w:pStyle w:val="BodyText"/>
-      </w:pPr>
-      <w:r>
-        <w:rPr>
-          <w:b/>
-        </w:rPr>
-        <w:t xml:space="preserve">Decisione sul composto</w:t>
-      </w:r>
-      <w:r>
-        <w:t xml:space="preserve"> </w:t>
-      </w:r>
-      <w:r>
-        <w:t xml:space="preserve">(</w:t>
-      </w:r>
-      <w:r>
-        <w:rPr>
-          <w:rStyle w:val="VerbatimChar"/>
-        </w:rPr>
-        <w:t xml:space="preserve">classification_method = 'concentration'</w:t>
-      </w:r>
-      <w:r>
-        <w:t xml:space="preserve">): dosi abbinate, analizzabili, incluse (washout, veicolo e controlli esclusi); concentrazioni lette come numeri; media per tessuto, poi tra tessuti; una concentrazione conta se misurata su ≥ 2 tessuti;</w:t>
-      </w:r>
-      <w:r>
-        <w:t xml:space="preserve"> </w:t>
-      </w:r>
-      <w:r>
-        <w:rPr>
-          <w:b/>
-        </w:rPr>
-        <w:t xml:space="preserve">positivo</w:t>
-      </w:r>
-      <w:r>
-        <w:t xml:space="preserve"> </w:t>
-      </w:r>
-      <w:r>
-        <w:t xml:space="preserve">se 2 concentrazioni adiacenti hanno media ≥ 15 % (</w:t>
-      </w:r>
-      <w:r>
-        <w:rPr>
-          <w:rStyle w:val="VerbatimChar"/>
-        </w:rPr>
-        <w:t xml:space="preserve">classification_threshold = 'mid'</w:t>
-      </w:r>
-      <w:r>
-        <w:t xml:space="preserve">);</w:t>
-      </w:r>
-      <w:r>
-        <w:t xml:space="preserve"> </w:t>
-      </w:r>
-      <w:r>
-        <w:rPr>
-          <w:b/>
-        </w:rPr>
-        <w:t xml:space="preserve">dati insufficienti</w:t>
-      </w:r>
-      <w:r>
-        <w:t xml:space="preserve"> </w:t>
-      </w:r>
-      <w:r>
-        <w:t xml:space="preserve">se contano meno di 2 concentrazioni;</w:t>
-      </w:r>
-      <w:r>
-        <w:t xml:space="preserve"> </w:t>
-      </w:r>
-      <w:r>
-        <w:rPr>
-          <w:b/>
-        </w:rPr>
-        <w:t xml:space="preserve">negativo</w:t>
-      </w:r>
-      <w:r>
-        <w:t xml:space="preserve"> </w:t>
-      </w:r>
-      <w:r>
-        <w:t xml:space="preserve">altrimenti. Non esiste una classe</w:t>
-      </w:r>
-      <w:r>
-        <w:t xml:space="preserve"> </w:t>
-      </w:r>
-      <w:r>
-        <w:t xml:space="preserve">“</w:t>
-      </w:r>
-      <w:r>
-        <w:t xml:space="preserve">accorcia</w:t>
-      </w:r>
-      <w:r>
-        <w:t xml:space="preserve">”</w:t>
-      </w:r>
-      <w:r>
-        <w:t xml:space="preserve">: l’accorciamento compare nel TdP score −1 e nei ΔFPDc negativi delle singole registrazioni. Alternative:</w:t>
-      </w:r>
-      <w:r>
-        <w:t xml:space="preserve"> </w:t>
-      </w:r>
-      <w:r>
-        <w:rPr>
-          <w:rStyle w:val="VerbatimChar"/>
-        </w:rPr>
-        <w:t xml:space="preserve">n_above</w:t>
-      </w:r>
-      <w:r>
-        <w:t xml:space="preserve">,</w:t>
-      </w:r>
-      <w:r>
-        <w:t xml:space="preserve"> </w:t>
-      </w:r>
-      <w:r>
-        <w:rPr>
-          <w:rStyle w:val="VerbatimChar"/>
-        </w:rPr>
-        <w:t xml:space="preserve">mean</w:t>
-      </w:r>
-      <w:r>
-        <w:t xml:space="preserve">,</w:t>
-      </w:r>
-      <w:r>
-        <w:t xml:space="preserve"> </w:t>
-      </w:r>
-      <w:r>
-        <w:rPr>
-          <w:rStyle w:val="VerbatimChar"/>
-        </w:rPr>
-        <w:t xml:space="preserve">max</w:t>
-      </w:r>
-      <w:r>
-        <w:t xml:space="preserve"> </w:t>
-      </w:r>
-      <w:r>
-        <w:t xml:space="preserve">(quella usata fino alla v3.7, che sui dati Visone 2023 chiamava positivi tutti i negativi).</w:t>
-      </w:r>
-    </w:p>
-    <w:p>
-      <w:pPr>
-        <w:pStyle w:val="Heading1"/>
-      </w:pPr>
-      <w:bookmarkStart w:id="66" w:name="configurazione"/>
-      <w:r>
-        <w:t xml:space="preserve">9. Configurazione</w:t>
-      </w:r>
-      <w:bookmarkEnd w:id="66"/>
-    </w:p>
-    <w:p>
-      <w:pPr>
-        <w:pStyle w:val="FirstParagraph"/>
-      </w:pPr>
-      <w:r>
-        <w:rPr>
-          <w:rStyle w:val="VerbatimChar"/>
-        </w:rPr>
-        <w:t xml:space="preserve">AnalysisConfig</w:t>
-      </w:r>
-      <w:r>
-        <w:t xml:space="preserve"> </w:t>
-      </w:r>
-      <w:r>
-        <w:t xml:space="preserve">(</w:t>
-      </w:r>
-      <w:r>
-        <w:rPr>
-          <w:rStyle w:val="VerbatimChar"/>
-        </w:rPr>
-        <w:t xml:space="preserve">cardiac_fp_analyzer/config.py</w:t>
-      </w:r>
-      <w:r>
-        <w:t xml:space="preserve">) raccoglie le sezioni</w:t>
-      </w:r>
-      <w:r>
-        <w:t xml:space="preserve"> </w:t>
-      </w:r>
-      <w:r>
-        <w:rPr>
-          <w:rStyle w:val="VerbatimChar"/>
-        </w:rPr>
-        <w:t xml:space="preserve">filtering</w:t>
-      </w:r>
-      <w:r>
-        <w:t xml:space="preserve">,</w:t>
-      </w:r>
-      <w:r>
-        <w:t xml:space="preserve"> </w:t>
-      </w:r>
-      <w:r>
-        <w:rPr>
-          <w:rStyle w:val="VerbatimChar"/>
-        </w:rPr>
-        <w:t xml:space="preserve">beat_detection</w:t>
-      </w:r>
-      <w:r>
-        <w:t xml:space="preserve">,</w:t>
-      </w:r>
-      <w:r>
-        <w:t xml:space="preserve"> </w:t>
-      </w:r>
-      <w:r>
-        <w:rPr>
-          <w:rStyle w:val="VerbatimChar"/>
-        </w:rPr>
-        <w:t xml:space="preserve">repolarization</w:t>
-      </w:r>
-      <w:r>
-        <w:t xml:space="preserve">,</w:t>
-      </w:r>
-      <w:r>
-        <w:t xml:space="preserve"> </w:t>
-      </w:r>
-      <w:r>
-        <w:rPr>
-          <w:rStyle w:val="VerbatimChar"/>
-        </w:rPr>
-        <w:t xml:space="preserve">quality</w:t>
-      </w:r>
-      <w:r>
-        <w:t xml:space="preserve">,</w:t>
-      </w:r>
-      <w:r>
-        <w:t xml:space="preserve"> </w:t>
-      </w:r>
-      <w:r>
-        <w:rPr>
-          <w:rStyle w:val="VerbatimChar"/>
-        </w:rPr>
-        <w:t xml:space="preserve">inclusion</w:t>
-      </w:r>
-      <w:r>
-        <w:t xml:space="preserve">,</w:t>
-      </w:r>
-      <w:r>
-        <w:t xml:space="preserve"> </w:t>
-      </w:r>
-      <w:r>
-        <w:rPr>
-          <w:rStyle w:val="VerbatimChar"/>
-        </w:rPr>
-        <w:t xml:space="preserve">normalization</w:t>
-      </w:r>
-      <w:r>
-        <w:t xml:space="preserve">,</w:t>
-      </w:r>
-      <w:r>
-        <w:t xml:space="preserve"> </w:t>
-      </w:r>
-      <w:r>
-        <w:rPr>
-          <w:rStyle w:val="VerbatimChar"/>
-        </w:rPr>
-        <w:t xml:space="preserve">arrhythmia</w:t>
-      </w:r>
-      <w:r>
-        <w:t xml:space="preserve">,</w:t>
-      </w:r>
-      <w:r>
-        <w:t xml:space="preserve"> </w:t>
-      </w:r>
-      <w:r>
-        <w:rPr>
-          <w:rStyle w:val="VerbatimChar"/>
-        </w:rPr>
-        <w:t xml:space="preserve">channel_selection</w:t>
-      </w:r>
-      <w:r>
-        <w:t xml:space="preserve"> </w:t>
-      </w:r>
-      <w:r>
-        <w:t xml:space="preserve">e i campi di vertice</w:t>
-      </w:r>
-      <w:r>
-        <w:t xml:space="preserve"> </w:t>
-      </w:r>
-      <w:r>
-        <w:rPr>
-          <w:rStyle w:val="VerbatimChar"/>
-        </w:rPr>
-        <w:t xml:space="preserve">amplifier_gain</w:t>
-      </w:r>
-      <w:r>
-        <w:t xml:space="preserve"> </w:t>
-      </w:r>
-      <w:r>
-        <w:t xml:space="preserve">(1e4),</w:t>
-      </w:r>
-      <w:r>
-        <w:t xml:space="preserve"> </w:t>
-      </w:r>
-      <w:r>
-        <w:rPr>
-          <w:rStyle w:val="VerbatimChar"/>
-        </w:rPr>
-        <w:t xml:space="preserve">enable_cessation</w:t>
-      </w:r>
-      <w:r>
-        <w:t xml:space="preserve"> </w:t>
-      </w:r>
-      <w:r>
-        <w:t xml:space="preserve">(True),</w:t>
-      </w:r>
-      <w:r>
-        <w:t xml:space="preserve"> </w:t>
-      </w:r>
-      <w:r>
-        <w:rPr>
-          <w:rStyle w:val="VerbatimChar"/>
-        </w:rPr>
-        <w:t xml:space="preserve">enable_spectral</w:t>
-      </w:r>
-      <w:r>
-        <w:t xml:space="preserve"> </w:t>
-      </w:r>
-      <w:r>
-        <w:t xml:space="preserve">(True),</w:t>
-      </w:r>
-      <w:r>
-        <w:t xml:space="preserve"> </w:t>
-      </w:r>
-      <w:r>
-        <w:rPr>
-          <w:rStyle w:val="VerbatimChar"/>
-        </w:rPr>
-        <w:t xml:space="preserve">use_overrides</w:t>
-      </w:r>
-      <w:r>
-        <w:t xml:space="preserve"> </w:t>
-      </w:r>
-      <w:r>
-        <w:t xml:space="preserve">(True),</w:t>
-      </w:r>
-      <w:r>
-        <w:t xml:space="preserve"> </w:t>
-      </w:r>
-      <w:r>
-        <w:rPr>
-          <w:rStyle w:val="VerbatimChar"/>
-        </w:rPr>
-        <w:t xml:space="preserve">chamber_layout</w:t>
-      </w:r>
-      <w:r>
-        <w:t xml:space="preserve"> </w:t>
-      </w:r>
-      <w:r>
-        <w:t xml:space="preserve">(</w:t>
-      </w:r>
-      <w:r>
-        <w:rPr>
-          <w:rStyle w:val="VerbatimChar"/>
-        </w:rPr>
-        <w:t xml:space="preserve">'auto'</w:t>
-      </w:r>
-      <w:r>
-        <w:t xml:space="preserve">),</w:t>
-      </w:r>
-      <w:r>
-        <w:t xml:space="preserve"> </w:t>
-      </w:r>
-      <w:r>
-        <w:rPr>
-          <w:rStyle w:val="VerbatimChar"/>
-        </w:rPr>
-        <w:t xml:space="preserve">chamber_consensus</w:t>
-      </w:r>
-      <w:r>
-        <w:t xml:space="preserve"> </w:t>
-      </w:r>
-      <w:r>
-        <w:t xml:space="preserve">(True). Si esporta e importa in JSON (</w:t>
-      </w:r>
-      <w:r>
-        <w:rPr>
-          <w:rStyle w:val="VerbatimChar"/>
-        </w:rPr>
-        <w:t xml:space="preserve">to_json</w:t>
-      </w:r>
-      <w:r>
-        <w:t xml:space="preserve">,</w:t>
-      </w:r>
-      <w:r>
-        <w:t xml:space="preserve"> </w:t>
-      </w:r>
-      <w:r>
-        <w:rPr>
-          <w:rStyle w:val="VerbatimChar"/>
-        </w:rPr>
-        <w:t xml:space="preserve">from_json</w:t>
-      </w:r>
-      <w:r>
-        <w:t xml:space="preserve">); il batch salva sempre</w:t>
-      </w:r>
-      <w:r>
-        <w:t xml:space="preserve"> </w:t>
-      </w:r>
-      <w:r>
-        <w:rPr>
-          <w:rStyle w:val="VerbatimChar"/>
-        </w:rPr>
-        <w:t xml:space="preserve">analysis_config.json</w:t>
-      </w:r>
-      <w:r>
-        <w:t xml:space="preserve"> </w:t>
-      </w:r>
-      <w:r>
-        <w:t xml:space="preserve">nei risultati.</w:t>
-      </w:r>
-    </w:p>
-    <w:p>
-      <w:pPr>
-        <w:pStyle w:val="BodyText"/>
-      </w:pPr>
-      <w:r>
-        <w:t xml:space="preserve">Preset:</w:t>
-      </w:r>
-      <w:r>
-        <w:t xml:space="preserve"> </w:t>
-      </w:r>
-      <w:r>
-        <w:rPr>
-          <w:rStyle w:val="VerbatimChar"/>
-        </w:rPr>
-        <w:t xml:space="preserve">default</w:t>
-      </w:r>
-      <w:r>
-        <w:t xml:space="preserve">;</w:t>
-      </w:r>
-      <w:r>
-        <w:t xml:space="preserve"> </w:t>
-      </w:r>
-      <w:r>
-        <w:rPr>
-          <w:rStyle w:val="VerbatimChar"/>
-        </w:rPr>
-        <w:t xml:space="preserve">conservative</w:t>
-      </w:r>
-      <w:r>
-        <w:t xml:space="preserve"> </w:t>
-      </w:r>
-      <w:r>
-        <w:t xml:space="preserve">(morfologia 0,8, QC 0,6, confidenza minima 0,75: segnali rumorosi);</w:t>
-      </w:r>
-      <w:r>
-        <w:t xml:space="preserve"> </w:t>
-      </w:r>
-      <w:r>
-        <w:rPr>
-          <w:rStyle w:val="VerbatimChar"/>
-        </w:rPr>
-        <w:t xml:space="preserve">sensitive</w:t>
-      </w:r>
-      <w:r>
-        <w:t xml:space="preserve"> </w:t>
-      </w:r>
-      <w:r>
-        <w:t xml:space="preserve">(morfologia 0,5, FPD minimo 80 ms: segnali deboli o bradicardici);</w:t>
-      </w:r>
-      <w:r>
-        <w:t xml:space="preserve"> </w:t>
-      </w:r>
-      <w:r>
-        <w:rPr>
-          <w:rStyle w:val="VerbatimChar"/>
-        </w:rPr>
-        <w:t xml:space="preserve">peak_method</w:t>
-      </w:r>
-      <w:r>
-        <w:t xml:space="preserve"> </w:t>
-      </w:r>
-      <w:r>
-        <w:t xml:space="preserve">(oggi identico al default);</w:t>
-      </w:r>
-      <w:r>
-        <w:t xml:space="preserve"> </w:t>
-      </w:r>
-      <w:r>
-        <w:rPr>
-          <w:rStyle w:val="VerbatimChar"/>
-        </w:rPr>
-        <w:t xml:space="preserve">no_filters</w:t>
-      </w:r>
-      <w:r>
-        <w:t xml:space="preserve"> </w:t>
-      </w:r>
-      <w:r>
-        <w:t xml:space="preserve">(disattiva i filtri di ritmo, ampiezza e topologia: per confronti con pipeline vecchie).</w:t>
-      </w:r>
-    </w:p>
-    <w:p>
-      <w:pPr>
-        <w:pStyle w:val="BodyText"/>
-      </w:pPr>
-      <w:r>
-        <w:t xml:space="preserve">Esempio di JSON minimale:</w:t>
-      </w:r>
-    </w:p>
-    <w:p>
-      <w:pPr>
-        <w:pStyle w:val="SourceCode"/>
-      </w:pPr>
-      <w:r>
-        <w:rPr>
-          <w:rStyle w:val="FunctionTok"/>
-        </w:rPr>
-        <w:t xml:space="preserve">{</w:t>
-      </w:r>
-      <w:r>
-        <w:br/>
-      </w:r>
-      <w:r>
-        <w:rPr>
-          <w:rStyle w:val="NormalTok"/>
-        </w:rPr>
-        <w:t xml:space="preserve">  </w:t>
-      </w:r>
-      <w:r>
-        <w:rPr>
-          <w:rStyle w:val="DataTypeTok"/>
-        </w:rPr>
-        <w:t xml:space="preserve">"repolarization"</w:t>
-      </w:r>
-      <w:r>
-        <w:rPr>
-          <w:rStyle w:val="FunctionTok"/>
-        </w:rPr>
-        <w:t xml:space="preserve">:</w:t>
-      </w:r>
-      <w:r>
-        <w:rPr>
-          <w:rStyle w:val="NormalTok"/>
-        </w:rPr>
-        <w:t xml:space="preserve"> </w:t>
-      </w:r>
-      <w:r>
-        <w:rPr>
-          <w:rStyle w:val="FunctionTok"/>
-        </w:rPr>
-        <w:t xml:space="preserve">{</w:t>
-      </w:r>
-      <w:r>
-        <w:rPr>
-          <w:rStyle w:val="DataTypeTok"/>
-        </w:rPr>
-        <w:t xml:space="preserve">"fpd_method"</w:t>
-      </w:r>
-      <w:r>
-        <w:rPr>
-          <w:rStyle w:val="FunctionTok"/>
-        </w:rPr>
-        <w:t xml:space="preserve">:</w:t>
-      </w:r>
-      <w:r>
-        <w:rPr>
-          <w:rStyle w:val="NormalTok"/>
-        </w:rPr>
-        <w:t xml:space="preserve"> </w:t>
-      </w:r>
-      <w:r>
-        <w:rPr>
-          <w:rStyle w:val="StringTok"/>
-        </w:rPr>
-        <w:t xml:space="preserve">"peak"</w:t>
-      </w:r>
-      <w:r>
-        <w:rPr>
-          <w:rStyle w:val="FunctionTok"/>
-        </w:rPr>
-        <w:t xml:space="preserve">,</w:t>
-      </w:r>
-      <w:r>
-        <w:rPr>
-          <w:rStyle w:val="NormalTok"/>
-        </w:rPr>
-        <w:t xml:space="preserve"> </w:t>
-      </w:r>
-      <w:r>
-        <w:rPr>
-          <w:rStyle w:val="DataTypeTok"/>
-        </w:rPr>
-        <w:t xml:space="preserve">"correction"</w:t>
-      </w:r>
-      <w:r>
-        <w:rPr>
-          <w:rStyle w:val="FunctionTok"/>
-        </w:rPr>
-        <w:t xml:space="preserve">:</w:t>
-      </w:r>
-      <w:r>
-        <w:rPr>
-          <w:rStyle w:val="NormalTok"/>
-        </w:rPr>
-        <w:t xml:space="preserve"> </w:t>
-      </w:r>
-      <w:r>
-        <w:rPr>
-          <w:rStyle w:val="StringTok"/>
-        </w:rPr>
-        <w:t xml:space="preserve">"fridericia"</w:t>
-      </w:r>
-      <w:r>
-        <w:rPr>
-          <w:rStyle w:val="FunctionTok"/>
-        </w:rPr>
-        <w:t xml:space="preserve">},</w:t>
-      </w:r>
-      <w:r>
-        <w:br/>
-      </w:r>
-      <w:r>
-        <w:rPr>
-          <w:rStyle w:val="NormalTok"/>
-        </w:rPr>
-        <w:t xml:space="preserve">  </w:t>
-      </w:r>
-      <w:r>
-        <w:rPr>
-          <w:rStyle w:val="DataTypeTok"/>
-        </w:rPr>
-        <w:t xml:space="preserve">"inclusion"</w:t>
-      </w:r>
-      <w:r>
-        <w:rPr>
-          <w:rStyle w:val="FunctionTok"/>
-        </w:rPr>
-        <w:t xml:space="preserve">:</w:t>
-      </w:r>
-      <w:r>
-        <w:rPr>
-          <w:rStyle w:val="NormalTok"/>
-        </w:rPr>
-        <w:t xml:space="preserve"> </w:t>
-      </w:r>
-      <w:r>
-        <w:rPr>
-          <w:rStyle w:val="FunctionTok"/>
-        </w:rPr>
-        <w:t xml:space="preserve">{</w:t>
-      </w:r>
-      <w:r>
-        <w:rPr>
-          <w:rStyle w:val="DataTypeTok"/>
-        </w:rPr>
-        <w:t xml:space="preserve">"max_cv_bp"</w:t>
-      </w:r>
-      <w:r>
-        <w:rPr>
-          <w:rStyle w:val="FunctionTok"/>
-        </w:rPr>
-        <w:t xml:space="preserve">:</w:t>
-      </w:r>
-      <w:r>
-        <w:rPr>
-          <w:rStyle w:val="NormalTok"/>
-        </w:rPr>
-        <w:t xml:space="preserve"> </w:t>
-      </w:r>
-      <w:r>
-        <w:rPr>
-          <w:rStyle w:val="FloatTok"/>
-        </w:rPr>
-        <w:t xml:space="preserve">25.0</w:t>
-      </w:r>
-      <w:r>
-        <w:rPr>
-          <w:rStyle w:val="FunctionTok"/>
-        </w:rPr>
-        <w:t xml:space="preserve">},</w:t>
-      </w:r>
-      <w:r>
-        <w:br/>
-      </w:r>
-      <w:r>
-        <w:rPr>
-          <w:rStyle w:val="NormalTok"/>
-        </w:rPr>
-        <w:t xml:space="preserve">  </w:t>
-      </w:r>
-      <w:r>
-        <w:rPr>
-          <w:rStyle w:val="DataTypeTok"/>
-        </w:rPr>
-        <w:t xml:space="preserve">"normalization"</w:t>
-      </w:r>
-      <w:r>
-        <w:rPr>
-          <w:rStyle w:val="FunctionTok"/>
-        </w:rPr>
-        <w:t xml:space="preserve">:</w:t>
-      </w:r>
-      <w:r>
-        <w:rPr>
-          <w:rStyle w:val="NormalTok"/>
-        </w:rPr>
-        <w:t xml:space="preserve"> </w:t>
-      </w:r>
-      <w:r>
-        <w:rPr>
-          <w:rStyle w:val="FunctionTok"/>
-        </w:rPr>
-        <w:t xml:space="preserve">{</w:t>
-      </w:r>
-      <w:r>
-        <w:rPr>
-          <w:rStyle w:val="DataTypeTok"/>
-        </w:rPr>
-        <w:t xml:space="preserve">"classification_threshold"</w:t>
-      </w:r>
-      <w:r>
-        <w:rPr>
-          <w:rStyle w:val="FunctionTok"/>
-        </w:rPr>
-        <w:t xml:space="preserve">:</w:t>
-      </w:r>
-      <w:r>
-        <w:rPr>
-          <w:rStyle w:val="NormalTok"/>
-        </w:rPr>
-        <w:t xml:space="preserve"> </w:t>
-      </w:r>
-      <w:r>
-        <w:rPr>
-          <w:rStyle w:val="StringTok"/>
-        </w:rPr>
-        <w:t xml:space="preserve">"mid"</w:t>
-      </w:r>
-      <w:r>
-        <w:rPr>
-          <w:rStyle w:val="FunctionTok"/>
-        </w:rPr>
-        <w:t xml:space="preserve">},</w:t>
-      </w:r>
-      <w:r>
-        <w:br/>
-      </w:r>
-      <w:r>
-        <w:rPr>
-          <w:rStyle w:val="NormalTok"/>
-        </w:rPr>
-        <w:t xml:space="preserve">  </w:t>
-      </w:r>
-      <w:r>
-        <w:rPr>
-          <w:rStyle w:val="DataTypeTok"/>
-        </w:rPr>
-        <w:t xml:space="preserve">"amplifier_gain"</w:t>
-      </w:r>
-      <w:r>
-        <w:rPr>
-          <w:rStyle w:val="FunctionTok"/>
-        </w:rPr>
-        <w:t xml:space="preserve">:</w:t>
-      </w:r>
-      <w:r>
-        <w:rPr>
-          <w:rStyle w:val="NormalTok"/>
-        </w:rPr>
-        <w:t xml:space="preserve"> </w:t>
-      </w:r>
-      <w:r>
-        <w:rPr>
-          <w:rStyle w:val="FloatTok"/>
-        </w:rPr>
-        <w:t xml:space="preserve">10000.0</w:t>
-      </w:r>
-      <w:r>
-        <w:rPr>
-          <w:rStyle w:val="FunctionTok"/>
-        </w:rPr>
-        <w:t xml:space="preserve">,</w:t>
-      </w:r>
-      <w:r>
-        <w:br/>
-      </w:r>
-      <w:r>
-        <w:rPr>
-          <w:rStyle w:val="NormalTok"/>
-        </w:rPr>
-        <w:t xml:space="preserve">  </w:t>
-      </w:r>
-      <w:r>
-        <w:rPr>
-          <w:rStyle w:val="DataTypeTok"/>
-        </w:rPr>
-        <w:t xml:space="preserve">"chamber_consensus"</w:t>
-      </w:r>
-      <w:r>
-        <w:rPr>
-          <w:rStyle w:val="FunctionTok"/>
-        </w:rPr>
-        <w:t xml:space="preserve">:</w:t>
-      </w:r>
-      <w:r>
-        <w:rPr>
-          <w:rStyle w:val="NormalTok"/>
-        </w:rPr>
-        <w:t xml:space="preserve"> </w:t>
-      </w:r>
-      <w:r>
-        <w:rPr>
-          <w:rStyle w:val="KeywordTok"/>
-        </w:rPr>
-        <w:t xml:space="preserve">true</w:t>
-      </w:r>
-      <w:r>
-        <w:br/>
-      </w:r>
-      <w:r>
-        <w:rPr>
-          <w:rStyle w:val="FunctionTok"/>
-        </w:rPr>
-        <w:t xml:space="preserve">}</w:t>
-      </w:r>
-    </w:p>
-    <w:p>
-      <w:pPr>
-        <w:pStyle w:val="FirstParagraph"/>
-      </w:pPr>
-      <w:r>
-        <w:t xml:space="preserve">I parametri di cessazione e spettro non sono modificabili da</w:t>
-      </w:r>
-      <w:r>
-        <w:t xml:space="preserve"> </w:t>
-      </w:r>
-      <w:r>
-        <w:rPr>
-          <w:rStyle w:val="VerbatimChar"/>
-        </w:rPr>
-        <w:t xml:space="preserve">AnalysisConfig</w:t>
-      </w:r>
-      <w:r>
-        <w:t xml:space="preserve">. Alcuni campi che esistevano ma non venivano letti (</w:t>
-      </w:r>
-      <w:r>
-        <w:rPr>
-          <w:rStyle w:val="VerbatimChar"/>
-        </w:rPr>
-        <w:t xml:space="preserve">filtering.highpass_*</w:t>
-      </w:r>
-      <w:r>
-        <w:t xml:space="preserve">,</w:t>
-      </w:r>
-      <w:r>
-        <w:t xml:space="preserve"> </w:t>
-      </w:r>
-      <w:r>
-        <w:rPr>
-          <w:rStyle w:val="VerbatimChar"/>
-        </w:rPr>
-        <w:t xml:space="preserve">filtering.lowpass_*</w:t>
-      </w:r>
-      <w:r>
-        <w:t xml:space="preserve">,</w:t>
-      </w:r>
-      <w:r>
-        <w:t xml:space="preserve"> </w:t>
-      </w:r>
-      <w:r>
-        <w:rPr>
-          <w:rStyle w:val="VerbatimChar"/>
-        </w:rPr>
-        <w:t xml:space="preserve">topology_noise_gap_ratio</w:t>
-      </w:r>
-      <w:r>
-        <w:t xml:space="preserve">,</w:t>
-      </w:r>
-      <w:r>
-        <w:t xml:space="preserve"> </w:t>
-      </w:r>
-      <w:r>
-        <w:rPr>
-          <w:rStyle w:val="VerbatimChar"/>
-        </w:rPr>
-        <w:t xml:space="preserve">ead_critical_count</w:t>
-      </w:r>
-      <w:r>
-        <w:t xml:space="preserve">,</w:t>
-      </w:r>
-      <w:r>
-        <w:t xml:space="preserve"> </w:t>
-      </w:r>
-      <w:r>
-        <w:rPr>
-          <w:rStyle w:val="VerbatimChar"/>
-        </w:rPr>
-        <w:t xml:space="preserve">premature_count_threshold</w:t>
-      </w:r>
-      <w:r>
-        <w:t xml:space="preserve">,</w:t>
-      </w:r>
-      <w:r>
-        <w:t xml:space="preserve"> </w:t>
-      </w:r>
-      <w:r>
-        <w:rPr>
-          <w:rStyle w:val="VerbatimChar"/>
-        </w:rPr>
-        <w:t xml:space="preserve">tdp_require_severe_only</w:t>
-      </w:r>
-      <w:r>
-        <w:t xml:space="preserve">,</w:t>
-      </w:r>
-      <w:r>
-        <w:t xml:space="preserve"> </w:t>
-      </w:r>
-      <w:r>
-        <w:rPr>
-          <w:rStyle w:val="VerbatimChar"/>
-        </w:rPr>
-        <w:t xml:space="preserve">snr_good/snr_fair</w:t>
-      </w:r>
-      <w:r>
-        <w:t xml:space="preserve"> </w:t>
-      </w:r>
-      <w:r>
-        <w:t xml:space="preserve">della scelta del canale) sono stati rimossi nella v3.14.1; i file JSON che li contengono si leggono comunque.</w:t>
-      </w:r>
-    </w:p>
-    <w:p>
-      <w:pPr>
-        <w:pStyle w:val="Heading1"/>
-      </w:pPr>
-      <w:bookmarkStart w:id="67" w:name="export-cdisc-send"/>
-      <w:r>
-        <w:t xml:space="preserve">10. Export CDISC SEND</w:t>
-      </w:r>
-      <w:bookmarkEnd w:id="67"/>
-    </w:p>
-    <w:p>
-      <w:pPr>
-        <w:pStyle w:val="SourceCode"/>
-      </w:pPr>
-      <w:r>
-        <w:rPr>
-          <w:rStyle w:val="ImportTok"/>
-        </w:rPr>
-        <w:t xml:space="preserve">from</w:t>
-      </w:r>
-      <w:r>
-        <w:rPr>
-          <w:rStyle w:val="NormalTok"/>
-        </w:rPr>
-        <w:t xml:space="preserve"> cardiac_fp_analyzer.cdisc_export </w:t>
-      </w:r>
-      <w:r>
-        <w:rPr>
-          <w:rStyle w:val="ImportTok"/>
-        </w:rPr>
-        <w:t xml:space="preserve">import</w:t>
-      </w:r>
-      <w:r>
-        <w:rPr>
-          <w:rStyle w:val="NormalTok"/>
-        </w:rPr>
-        <w:t xml:space="preserve"> export_send_package</w:t>
-      </w:r>
-      <w:r>
-        <w:br/>
-      </w:r>
-      <w:r>
-        <w:rPr>
-          <w:rStyle w:val="NormalTok"/>
-        </w:rPr>
-        <w:t xml:space="preserve">export_send_package(results, </w:t>
-      </w:r>
-      <w:r>
-        <w:rPr>
-          <w:rStyle w:val="StringTok"/>
-        </w:rPr>
-        <w:t xml:space="preserve">'out_send/'</w:t>
-      </w:r>
-      <w:r>
-        <w:rPr>
-          <w:rStyle w:val="NormalTok"/>
-        </w:rPr>
-        <w:t xml:space="preserve">, study_id</w:t>
-      </w:r>
-      <w:r>
-        <w:rPr>
-          <w:rStyle w:val="OperatorTok"/>
-        </w:rPr>
-        <w:t xml:space="preserve">=</w:t>
-      </w:r>
-      <w:r>
-        <w:rPr>
-          <w:rStyle w:val="StringTok"/>
-        </w:rPr>
-        <w:t xml:space="preserve">'CIPA2026_01'</w:t>
-      </w:r>
-      <w:r>
-        <w:rPr>
-          <w:rStyle w:val="NormalTok"/>
-        </w:rPr>
-        <w:t xml:space="preserve">)</w:t>
-      </w:r>
-    </w:p>
-    <w:p>
-      <w:pPr>
-        <w:pStyle w:val="FirstParagraph"/>
-      </w:pPr>
-      <w:r>
-        <w:t xml:space="preserve">Domini TS, DM, EX, EG, TX, DS, SUPPEG +</w:t>
-      </w:r>
-      <w:r>
-        <w:t xml:space="preserve"> </w:t>
-      </w:r>
-      <w:r>
-        <w:rPr>
-          <w:rStyle w:val="VerbatimChar"/>
-        </w:rPr>
-        <w:t xml:space="preserve">define.xml</w:t>
-      </w:r>
-      <w:r>
-        <w:t xml:space="preserve"> </w:t>
-      </w:r>
-      <w:r>
-        <w:t xml:space="preserve">(SENDIG 3.1.1); formato</w:t>
-      </w:r>
-      <w:r>
-        <w:t xml:space="preserve"> </w:t>
-      </w:r>
-      <w:r>
-        <w:rPr>
-          <w:rStyle w:val="VerbatimChar"/>
-        </w:rPr>
-        <w:t xml:space="preserve">.xpt</w:t>
-      </w:r>
-      <w:r>
-        <w:t xml:space="preserve"> </w:t>
-      </w:r>
-      <w:r>
-        <w:t xml:space="preserve">con pyreadstat (extra</w:t>
-      </w:r>
-      <w:r>
-        <w:t xml:space="preserve"> </w:t>
-      </w:r>
-      <w:r>
-        <w:rPr>
-          <w:rStyle w:val="VerbatimChar"/>
-        </w:rPr>
-        <w:t xml:space="preserve">cdisc</w:t>
-      </w:r>
-      <w:r>
-        <w:t xml:space="preserve">), altrimenti</w:t>
-      </w:r>
-      <w:r>
-        <w:t xml:space="preserve"> </w:t>
-      </w:r>
-      <w:r>
-        <w:rPr>
-          <w:rStyle w:val="VerbatimChar"/>
-        </w:rPr>
-        <w:t xml:space="preserve">xport</w:t>
-      </w:r>
-      <w:r>
-        <w:t xml:space="preserve">, altrimenti CSV con avviso (non regolatorio). Dalla GUI: pannello Studi ▸</w:t>
-      </w:r>
-      <w:r>
-        <w:t xml:space="preserve"> </w:t>
-      </w:r>
-      <w:r>
-        <w:rPr>
-          <w:i/>
-        </w:rPr>
-        <w:t xml:space="preserve">Esporta CDISC…</w:t>
-      </w:r>
-      <w:r>
-        <w:t xml:space="preserve">. Validare con Pinnacle 21 prima di una submission.</w:t>
-      </w:r>
-    </w:p>
-    <w:p>
-      <w:pPr>
-        <w:pStyle w:val="Heading1"/>
-      </w:pPr>
-      <w:bookmarkStart w:id="68" w:name="limiti-noti-e-lavori-in-corso"/>
-      <w:r>
-        <w:t xml:space="preserve">11. Limiti noti e lavori in corso</w:t>
-      </w:r>
-      <w:bookmarkEnd w:id="68"/>
     </w:p>
     <w:p>
       <w:pPr>
@@ -12725,19 +11035,40 @@
         <w:rPr>
           <w:b/>
         </w:rPr>
-        <w:t xml:space="preserve">Pacing</w:t>
-      </w:r>
-      <w:r>
-        <w:t xml:space="preserve">: le registrazioni stimolate sono riconosciute (</w:t>
-      </w:r>
-      <w:r>
-        <w:rPr>
-          <w:rStyle w:val="VerbatimChar"/>
-        </w:rPr>
-        <w:t xml:space="preserve">paced</w:t>
-      </w:r>
-      <w:r>
-        <w:t xml:space="preserve">) ma non analizzate (artefatto, cattura, latenza).</w:t>
+        <w:t xml:space="preserve">Battiti comuni</w:t>
+      </w:r>
+      <w:r>
+        <w:t xml:space="preserve">: visti da almeno 3 elettrodi entro 60 ms. Il</w:t>
+      </w:r>
+      <w:r>
+        <w:t xml:space="preserve"> </w:t>
+      </w:r>
+      <w:r>
+        <w:rPr>
+          <w:b/>
+        </w:rPr>
+        <w:t xml:space="preserve">periodo di camera</w:t>
+      </w:r>
+      <w:r>
+        <w:t xml:space="preserve"> </w:t>
+      </w:r>
+      <w:r>
+        <w:t xml:space="preserve">è la loro mediana; il CV robusto è 1,4826·MAD/mediana; la</w:t>
+      </w:r>
+      <w:r>
+        <w:t xml:space="preserve"> </w:t>
+      </w:r>
+      <w:r>
+        <w:rPr>
+          <w:b/>
+        </w:rPr>
+        <w:t xml:space="preserve">sincronia</w:t>
+      </w:r>
+      <w:r>
+        <w:t xml:space="preserve"> </w:t>
+      </w:r>
+      <w:r>
+        <w:t xml:space="preserve">è la frazione dei battiti di ogni elettrodo che coincide con un battito comune.</w:t>
       </w:r>
     </w:p>
     <w:p>
@@ -12752,10 +11083,67 @@
         <w:rPr>
           <w:b/>
         </w:rPr>
-        <w:t xml:space="preserve">GUI</w:t>
-      </w:r>
-      <w:r>
-        <w:t xml:space="preserve">: la mappa dei campioni, il flusso per camera del batch e la decisione per composto sono solo da riga di comando/Python; il pannello Studi lavora per file. I punteggi degli elettrodi sono compositi (SNR + ripolarizzazione − CV); nella mappa del chip il colore è relativo al file.</w:t>
+        <w:t xml:space="preserve">Stato del ritmo</w:t>
+      </w:r>
+      <w:r>
+        <w:t xml:space="preserve">:</w:t>
+      </w:r>
+      <w:r>
+        <w:t xml:space="preserve"> </w:t>
+      </w:r>
+      <w:r>
+        <w:rPr>
+          <w:rStyle w:val="VerbatimChar"/>
+        </w:rPr>
+        <w:t xml:space="preserve">silent</w:t>
+      </w:r>
+      <w:r>
+        <w:t xml:space="preserve"> </w:t>
+      </w:r>
+      <w:r>
+        <w:t xml:space="preserve">(meno di 10 battiti comuni, o molti meno elettrodi attivi che al baseline),</w:t>
+      </w:r>
+      <w:r>
+        <w:t xml:space="preserve"> </w:t>
+      </w:r>
+      <w:r>
+        <w:rPr>
+          <w:rStyle w:val="VerbatimChar"/>
+        </w:rPr>
+        <w:t xml:space="preserve">conduction_lost</w:t>
+      </w:r>
+      <w:r>
+        <w:t xml:space="preserve"> </w:t>
+      </w:r>
+      <w:r>
+        <w:t xml:space="preserve">(sincronia &lt; 0,5: il battito non attraversa più il tessuto),</w:t>
+      </w:r>
+      <w:r>
+        <w:t xml:space="preserve"> </w:t>
+      </w:r>
+      <w:r>
+        <w:rPr>
+          <w:rStyle w:val="VerbatimChar"/>
+        </w:rPr>
+        <w:t xml:space="preserve">irregular</w:t>
+      </w:r>
+      <w:r>
+        <w:t xml:space="preserve"> </w:t>
+      </w:r>
+      <w:r>
+        <w:t xml:space="preserve">(CV robusto &gt; 15 %), altrimenti</w:t>
+      </w:r>
+      <w:r>
+        <w:t xml:space="preserve"> </w:t>
+      </w:r>
+      <w:r>
+        <w:rPr>
+          <w:rStyle w:val="VerbatimChar"/>
+        </w:rPr>
+        <w:t xml:space="preserve">regular</w:t>
+      </w:r>
+      <w:r>
+        <w:t xml:space="preserve">.</w:t>
       </w:r>
     </w:p>
     <w:p>
@@ -12770,40 +11158,22 @@
         <w:rPr>
           <w:b/>
         </w:rPr>
-        <w:t xml:space="preserve">Vincoli di versione</w:t>
-      </w:r>
-      <w:r>
-        <w:t xml:space="preserve">:</w:t>
-      </w:r>
-      <w:r>
-        <w:t xml:space="preserve"> </w:t>
-      </w:r>
-      <w:r>
-        <w:rPr>
-          <w:rStyle w:val="VerbatimChar"/>
-        </w:rPr>
-        <w:t xml:space="preserve">numpy &lt; 2</w:t>
-      </w:r>
-      <w:r>
-        <w:t xml:space="preserve"> </w:t>
-      </w:r>
-      <w:r>
-        <w:t xml:space="preserve">e</w:t>
-      </w:r>
-      <w:r>
-        <w:t xml:space="preserve"> </w:t>
-      </w:r>
-      <w:r>
-        <w:rPr>
-          <w:rStyle w:val="VerbatimChar"/>
-        </w:rPr>
-        <w:t xml:space="preserve">pyqtgraph &lt; 0.14</w:t>
-      </w:r>
-      <w:r>
-        <w:t xml:space="preserve"> </w:t>
-      </w:r>
-      <w:r>
-        <w:t xml:space="preserve">finché non saranno provati; da qui l’ambiente virtuale.</w:t>
+        <w:t xml:space="preserve">FPD di consenso</w:t>
+      </w:r>
+      <w:r>
+        <w:t xml:space="preserve"> </w:t>
+      </w:r>
+      <w:r>
+        <w:t xml:space="preserve">(riferimento): su ogni elettrodo l’FPD del battito mediano; validi quelli sotto l’80 % del periodo; il gruppo più numeroso di elettrodi concordi entro il 15 % dà l’FPD (mediana) e il numero di elettrodi (</w:t>
+      </w:r>
+      <w:r>
+        <w:rPr>
+          <w:rStyle w:val="VerbatimChar"/>
+        </w:rPr>
+        <w:t xml:space="preserve">fpd_source = chamber consensus (10 electrodes)</w:t>
+      </w:r>
+      <w:r>
+        <w:t xml:space="preserve">). L’onda di consenso, letta su ogni elettrodo attorno alla stessa latenza, diventa il template della camera.</w:t>
       </w:r>
     </w:p>
     <w:p>
@@ -12818,10 +11188,22 @@
         <w:rPr>
           <w:b/>
         </w:rPr>
-        <w:t xml:space="preserve">Validazione</w:t>
-      </w:r>
-      <w:r>
-        <w:t xml:space="preserve">: CiPA (Visone 2023) 6/7 composti; gold standard manuale GG; PHOENIX D10.1 cinque piastre (§7.3). Il consenso di camera è validato contro l’analisi di riferimento del report PHOENIX, non ancora contro misure manuali indipendenti del laboratorio.</w:t>
+        <w:t xml:space="preserve">Stessa onda</w:t>
+      </w:r>
+      <w:r>
+        <w:t xml:space="preserve"> </w:t>
+      </w:r>
+      <w:r>
+        <w:t xml:space="preserve">(dosi): il template del riferimento è cercato per correlazione (≥ 0,8) sul battito mediano della dose di ogni elettrodo; stessa regola di concordanza (</w:t>
+      </w:r>
+      <w:r>
+        <w:rPr>
+          <w:rStyle w:val="VerbatimChar"/>
+        </w:rPr>
+        <w:t xml:space="preserve">chamber same wave (7 electrodes)</w:t>
+      </w:r>
+      <w:r>
+        <w:t xml:space="preserve">). Così la dose misura l’onda che il riferimento misurava, non un’altra deflessione resa più prominente dal composto.</w:t>
       </w:r>
     </w:p>
     <w:p>
@@ -12836,20 +11218,2248 @@
         <w:rPr>
           <w:b/>
         </w:rPr>
-        <w:t xml:space="preserve">Finestra di ricerca dell’onda</w:t>
-      </w:r>
-      <w:r>
-        <w:t xml:space="preserve"> </w:t>
-      </w:r>
-      <w:r>
-        <w:t xml:space="preserve">(v3.15): fino all’85 % del ciclo su un ritmo regolare; su un ritmo irregolare si ferma prima di dove può cominciare il battito successivo. Sui tessuti con plateau positivo seguito da una deflessione negativa la scelta tra i due candidati resta delicata (prominenze simili); in camera il consenso tra elettrodi protegge, sul singolo elettrodo conviene guardare il template.</w:t>
-      </w:r>
+        <w:t xml:space="preserve">FPDc</w:t>
+      </w:r>
+      <w:r>
+        <w:t xml:space="preserve"> </w:t>
+      </w:r>
+      <w:r>
+        <w:t xml:space="preserve">= FPD / periodo di camera^(1/3).</w:t>
+      </w:r>
+    </w:p>
+    <w:p>
+      <w:pPr>
+        <w:pStyle w:val="FirstParagraph"/>
+      </w:pPr>
+      <w:r>
+        <w:t xml:space="preserve">Nel sommario periodo, CV, FPD e FPDc di camera prendono il posto di quelli dell’elettrodo (che restano in</w:t>
+      </w:r>
+      <w:r>
+        <w:t xml:space="preserve"> </w:t>
+      </w:r>
+      <w:r>
+        <w:rPr>
+          <w:rStyle w:val="VerbatimChar"/>
+        </w:rPr>
+        <w:t xml:space="preserve">*_electrode</w:t>
+      </w:r>
+      <w:r>
+        <w:t xml:space="preserve">). Con stato</w:t>
+      </w:r>
+      <w:r>
+        <w:t xml:space="preserve"> </w:t>
+      </w:r>
+      <w:r>
+        <w:rPr>
+          <w:rStyle w:val="VerbatimChar"/>
+        </w:rPr>
+        <w:t xml:space="preserve">irregular</w:t>
+      </w:r>
+      <w:r>
+        <w:t xml:space="preserve">,</w:t>
+      </w:r>
+      <w:r>
+        <w:t xml:space="preserve"> </w:t>
+      </w:r>
+      <w:r>
+        <w:rPr>
+          <w:rStyle w:val="VerbatimChar"/>
+        </w:rPr>
+        <w:t xml:space="preserve">conduction_lost</w:t>
+      </w:r>
+      <w:r>
+        <w:t xml:space="preserve"> </w:t>
+      </w:r>
+      <w:r>
+        <w:t xml:space="preserve">o</w:t>
+      </w:r>
+      <w:r>
+        <w:t xml:space="preserve"> </w:t>
+      </w:r>
+      <w:r>
+        <w:rPr>
+          <w:rStyle w:val="VerbatimChar"/>
+        </w:rPr>
+        <w:t xml:space="preserve">silent</w:t>
+      </w:r>
+      <w:r>
+        <w:t xml:space="preserve"> </w:t>
+      </w:r>
+      <w:r>
+        <w:t xml:space="preserve">la registrazione è</w:t>
+      </w:r>
+      <w:r>
+        <w:t xml:space="preserve"> </w:t>
+      </w:r>
+      <w:r>
+        <w:rPr>
+          <w:b/>
+        </w:rPr>
+        <w:t xml:space="preserve">non analizzabile</w:t>
+      </w:r>
+      <w:r>
+        <w:t xml:space="preserve"> </w:t>
+      </w:r>
+      <w:r>
+        <w:t xml:space="preserve">con quel motivo in italiano (</w:t>
+      </w:r>
+      <w:r>
+        <w:t xml:space="preserve">“</w:t>
+      </w:r>
+      <w:r>
+        <w:t xml:space="preserve">ritmo irregolare: CV robusto 57 %</w:t>
+      </w:r>
+      <w:r>
+        <w:t xml:space="preserve">”</w:t>
+      </w:r>
+      <w:r>
+        <w:t xml:space="preserve">,</w:t>
+      </w:r>
+      <w:r>
+        <w:t xml:space="preserve"> </w:t>
+      </w:r>
+      <w:r>
+        <w:t xml:space="preserve">“</w:t>
+      </w:r>
+      <w:r>
+        <w:t xml:space="preserve">conduzione persa</w:t>
+      </w:r>
+      <w:r>
+        <w:t xml:space="preserve">”</w:t>
+      </w:r>
+      <w:r>
+        <w:t xml:space="preserve">,</w:t>
+      </w:r>
+      <w:r>
+        <w:t xml:space="preserve"> </w:t>
+      </w:r>
+      <w:r>
+        <w:t xml:space="preserve">“</w:t>
+      </w:r>
+      <w:r>
+        <w:t xml:space="preserve">tessuto fermo</w:t>
+      </w:r>
+      <w:r>
+        <w:t xml:space="preserve">”</w:t>
+      </w:r>
+      <w:r>
+        <w:t xml:space="preserve">): niente FPD, perché un FPD su un tessuto aritmico non misura la ripolarizzazione. Il periodo resta. Aprendo un file da solo nella GUI (senza riferimento) l’FPD è il consenso della registrazione stessa.</w:t>
+      </w:r>
+    </w:p>
+    <w:p>
+      <w:pPr>
+        <w:pStyle w:val="BodyText"/>
+      </w:pPr>
+      <w:r>
+        <w:t xml:space="preserve">Sulle cinque piastre PHOENIX (108 registrazioni di camera) il consenso riproduce l’analisi di riferimento con differenza mediana dello 0,1 % sul periodo e del 2,0 % sull’FPDc (88 % entro il 5 %, 96 % entro il 10 %), contro il 5,1 % (49 %, 75 %) dell’elettrodo singolo.</w:t>
+      </w:r>
+    </w:p>
+    <w:p>
+      <w:pPr>
+        <w:pStyle w:val="Heading2"/>
+      </w:pPr>
+      <w:bookmarkStart w:id="55" w:name="che-cosa-aspettarsi-dai-composti"/>
+      <w:r>
+        <w:t xml:space="preserve">7.4 Che cosa aspettarsi dai composti</w:t>
+      </w:r>
+      <w:bookmarkEnd w:id="55"/>
+    </w:p>
+    <w:p>
+      <w:pPr>
+        <w:pStyle w:val="FirstParagraph"/>
+      </w:pPr>
+      <w:r>
+        <w:t xml:space="preserve">Con il flusso per camera sui dati PHOENIX: verapamil (A, B) accorcia l’FPDc in modo dose-dipendente e accelera il ritmo; aspirina (C) non lo modifica; sotalolo (D) lo allunga alle dosi basse e alle dosi alte rende il tessuto irregolare o con conduzione persa (stati</w:t>
+      </w:r>
+      <w:r>
+        <w:t xml:space="preserve"> </w:t>
+      </w:r>
+      <w:r>
+        <w:rPr>
+          <w:rStyle w:val="VerbatimChar"/>
+        </w:rPr>
+        <w:t xml:space="preserve">irregular</w:t>
+      </w:r>
+      <w:r>
+        <w:t xml:space="preserve">/</w:t>
+      </w:r>
+      <w:r>
+        <w:rPr>
+          <w:rStyle w:val="VerbatimChar"/>
+        </w:rPr>
+        <w:t xml:space="preserve">conduction_lost</w:t>
+      </w:r>
+      <w:r>
+        <w:t xml:space="preserve">, nessun FPD: è il comportamento atteso, non un errore del software). Il periodo di battito si accorcia del 5–10 % nei 5 minuti di ogni registrazione (deriva termica): confrontare tratti omologhi delle registrazioni.</w:t>
+      </w:r>
+    </w:p>
+    <w:p>
+      <w:pPr>
+        <w:pStyle w:val="Heading1"/>
+      </w:pPr>
+      <w:bookmarkStart w:id="56" w:name="Xaadc2938818348ab01be82179b18b1ba2fe0973"/>
+      <w:r>
+        <w:t xml:space="preserve">8. Scheda dei parametri (come si ottiene ogni numero)</w:t>
+      </w:r>
+      <w:bookmarkEnd w:id="56"/>
+    </w:p>
+    <w:p>
+      <w:pPr>
+        <w:pStyle w:val="FirstParagraph"/>
+      </w:pPr>
+      <w:r>
+        <w:t xml:space="preserve">Questo capitolo riassume le regole; la versione completa, verificata riga per riga sul codice della v3.14.0, con tutti i nomi dei campi di</w:t>
+      </w:r>
+      <w:r>
+        <w:t xml:space="preserve"> </w:t>
+      </w:r>
+      <w:r>
+        <w:rPr>
+          <w:rStyle w:val="VerbatimChar"/>
+        </w:rPr>
+        <w:t xml:space="preserve">AnalysisConfig</w:t>
+      </w:r>
+      <w:r>
+        <w:t xml:space="preserve"> </w:t>
+      </w:r>
+      <w:r>
+        <w:t xml:space="preserve">e i loro default, è il §11 di</w:t>
+      </w:r>
+      <w:r>
+        <w:t xml:space="preserve"> </w:t>
+      </w:r>
+      <w:r>
+        <w:rPr>
+          <w:rStyle w:val="VerbatimChar"/>
+        </w:rPr>
+        <w:t xml:space="preserve">DOCUMENTATION.md</w:t>
+      </w:r>
+      <w:r>
+        <w:t xml:space="preserve">. I nomi tra parentesi sono i campi di configurazione.</w:t>
+      </w:r>
+    </w:p>
+    <w:p>
+      <w:pPr>
+        <w:pStyle w:val="Heading2"/>
+      </w:pPr>
+      <w:bookmarkStart w:id="57" w:name="ordine-delle-operazioni"/>
+      <w:r>
+        <w:t xml:space="preserve">8.1 Ordine delle operazioni</w:t>
+      </w:r>
+      <w:bookmarkEnd w:id="57"/>
+    </w:p>
+    <w:p>
+      <w:pPr>
+        <w:pStyle w:val="FirstParagraph"/>
+      </w:pPr>
+      <w:r>
+        <w:t xml:space="preserve">Caricamento e decimazione a 2 kHz → scelta dell’elettrodo → guadagno (solo CSV) → filtri (notch 50 Hz con 3 armoniche, passa-banda 0,5–500 Hz, Savitzky–Golay 7/3) → rilevamento dei battiti (+ secondo tentativo) → correzioni manuali → treno del ritmo → segmentazione, QC, verdetto di analizzabilità → template → FPD sul template e per battito → FPDc → aritmie, cessazione, spettro → misure di camera.</w:t>
+      </w:r>
+    </w:p>
+    <w:p>
+      <w:pPr>
+        <w:pStyle w:val="BodyText"/>
+      </w:pPr>
+      <w:r>
+        <w:t xml:space="preserve">Insiemi di battiti:</w:t>
+      </w:r>
+      <w:r>
+        <w:t xml:space="preserve"> </w:t>
+      </w:r>
+      <w:r>
+        <w:rPr>
+          <w:b/>
+        </w:rPr>
+        <w:t xml:space="preserve">tutte le rilevazioni</w:t>
+      </w:r>
+      <w:r>
+        <w:t xml:space="preserve"> </w:t>
+      </w:r>
+      <w:r>
+        <w:t xml:space="preserve">(verdetto, aritmie, cessazione);</w:t>
+      </w:r>
+      <w:r>
+        <w:t xml:space="preserve"> </w:t>
+      </w:r>
+      <w:r>
+        <w:rPr>
+          <w:b/>
+        </w:rPr>
+        <w:t xml:space="preserve">treno del ritmo</w:t>
+      </w:r>
+      <w:r>
+        <w:t xml:space="preserve"> </w:t>
+      </w:r>
+      <w:r>
+        <w:t xml:space="preserve">se applicato, altrimenti tutte (periodo, CV, RR locale dell’FPDc);</w:t>
+      </w:r>
+      <w:r>
+        <w:t xml:space="preserve"> </w:t>
+      </w:r>
+      <w:r>
+        <w:rPr>
+          <w:b/>
+        </w:rPr>
+        <w:t xml:space="preserve">accettati dal QC</w:t>
+      </w:r>
+      <w:r>
+        <w:t xml:space="preserve"> </w:t>
+      </w:r>
+      <w:r>
+        <w:t xml:space="preserve">(residui, spettro);</w:t>
+      </w:r>
+      <w:r>
+        <w:t xml:space="preserve"> </w:t>
+      </w:r>
+      <w:r>
+        <w:rPr>
+          <w:b/>
+        </w:rPr>
+        <w:t xml:space="preserve">battiti per l’FPD</w:t>
+      </w:r>
+      <w:r>
+        <w:t xml:space="preserve"> </w:t>
+      </w:r>
+      <w:r>
+        <w:t xml:space="preserve">= accettati meno i gruppi minoritari e le pause (template, FPD, FPDc, ampiezza);</w:t>
+      </w:r>
+      <w:r>
+        <w:t xml:space="preserve"> </w:t>
+      </w:r>
+      <w:r>
+        <w:rPr>
+          <w:b/>
+        </w:rPr>
+        <w:t xml:space="preserve">battiti comuni della camera</w:t>
+      </w:r>
+      <w:r>
+        <w:t xml:space="preserve"> </w:t>
+      </w:r>
+      <w:r>
+        <w:t xml:space="preserve">(periodo e CV di camera).</w:t>
+      </w:r>
+    </w:p>
+    <w:p>
+      <w:pPr>
+        <w:pStyle w:val="Heading2"/>
+      </w:pPr>
+      <w:bookmarkStart w:id="58" w:name="battiti"/>
+      <w:r>
+        <w:t xml:space="preserve">8.2 Battiti</w:t>
+      </w:r>
+      <w:bookmarkEnd w:id="58"/>
+    </w:p>
+    <w:p>
+      <w:pPr>
+        <w:pStyle w:val="FirstParagraph"/>
+      </w:pPr>
+      <w:r>
+        <w:t xml:space="preserve">Tre rivelatori sul segnale filtrato (prominenza, derivata, picco), distanza minima 400 ms (</w:t>
+      </w:r>
+      <w:r>
+        <w:rPr>
+          <w:rStyle w:val="VerbatimChar"/>
+        </w:rPr>
+        <w:t xml:space="preserve">min_distance_ms</w:t>
+      </w:r>
+      <w:r>
+        <w:t xml:space="preserve">), soglia 4 × rumore robusto (</w:t>
+      </w:r>
+      <w:r>
+        <w:rPr>
+          <w:rStyle w:val="VerbatimChar"/>
+        </w:rPr>
+        <w:t xml:space="preserve">threshold_factor</w:t>
+      </w:r>
+      <w:r>
+        <w:t xml:space="preserve">). Ciascuno riceve un punteggio (periodo medio in 0,4–3 s: 30; CV &lt; 15/30/50 %: 30/20/10; numero di battiti plausibile: 20; bonus 15 al rivelatore a derivata) e vince il più alto. Seguono, in ordine: correzione del periodo bimodale, soglia di rumore, scarto della popolazione minore, gruppi di ampiezza, classificazione della topologia (regolare, caotico, alternanza, ectopici, rumore, trimodale), validazione morfologica (correlazione ≥ 0,7 con il template, ampiezza ≥ 25 %), recupero dei battiti mancanti nei buchi, seconda soglia di rumore, filtro adattato a basso SNR. Se restano meno di 5 battiti su più di 10 s, secondo tentativo con distanza 300 ms e soglia 3 (stessa configurazione per il resto).</w:t>
+      </w:r>
+    </w:p>
+    <w:p>
+      <w:pPr>
+        <w:pStyle w:val="Heading2"/>
+      </w:pPr>
+      <w:bookmarkStart w:id="59" w:name="periodo-frequenza-cv"/>
+      <w:r>
+        <w:t xml:space="preserve">8.3 Periodo, frequenza, CV</w:t>
+      </w:r>
+      <w:bookmarkEnd w:id="59"/>
+    </w:p>
+    <w:p>
+      <w:pPr>
+        <w:pStyle w:val="FirstParagraph"/>
+      </w:pPr>
+      <w:r>
+        <w:t xml:space="preserve">Intervalli tra battiti consecutivi: media, mediana, CV (std/media),</w:t>
+      </w:r>
+      <w:r>
+        <w:t xml:space="preserve"> </w:t>
+      </w:r>
+      <w:r>
+        <w:rPr>
+          <w:rStyle w:val="VerbatimChar"/>
+        </w:rPr>
+        <w:t xml:space="preserve">bpm_mean</w:t>
+      </w:r>
+      <w:r>
+        <w:t xml:space="preserve">, STV di Poincaré. Se il CV di tutte le rilevazioni è ≥ 25 % e ci sono ≥ 6 battiti, il</w:t>
+      </w:r>
+      <w:r>
+        <w:t xml:space="preserve"> </w:t>
+      </w:r>
+      <w:r>
+        <w:rPr>
+          <w:b/>
+        </w:rPr>
+        <w:t xml:space="preserve">treno del ritmo</w:t>
+      </w:r>
+      <w:r>
+        <w:t xml:space="preserve"> </w:t>
+      </w:r>
+      <w:r>
+        <w:t xml:space="preserve">(</w:t>
+      </w:r>
+      <w:r>
+        <w:rPr>
+          <w:rStyle w:val="VerbatimChar"/>
+        </w:rPr>
+        <w:t xml:space="preserve">enable_rhythm_train</w:t>
+      </w:r>
+      <w:r>
+        <w:t xml:space="preserve">, attivo) trova il periodo dominante e tiene la sottosequenza di battiti compatibile: periodo e CV descrivono il ritmo di fondo e non le rilevazioni spurie; su un tessuto regolare non cambia nulla. Sui chip il periodo e il CV sono quelli della camera (§7.3).</w:t>
+      </w:r>
+    </w:p>
+    <w:p>
+      <w:pPr>
+        <w:pStyle w:val="Heading2"/>
+      </w:pPr>
+      <w:bookmarkStart w:id="60" w:name="qc-e-analizzabilità"/>
+      <w:r>
+        <w:t xml:space="preserve">8.4 QC e analizzabilità</w:t>
+      </w:r>
+      <w:bookmarkEnd w:id="60"/>
+    </w:p>
+    <w:p>
+      <w:pPr>
+        <w:pStyle w:val="FirstParagraph"/>
+      </w:pPr>
+      <w:r>
+        <w:t xml:space="preserve">Per battito: ampiezza ≥ 25 % della mediana (</w:t>
+      </w:r>
+      <w:r>
+        <w:rPr>
+          <w:rStyle w:val="VerbatimChar"/>
+        </w:rPr>
+        <w:t xml:space="preserve">amplitude_reject_fraction</w:t>
+      </w:r>
+      <w:r>
+        <w:t xml:space="preserve">), correlazione con il template ≥ 0,40 (</w:t>
+      </w:r>
+      <w:r>
+        <w:rPr>
+          <w:rStyle w:val="VerbatimChar"/>
+        </w:rPr>
+        <w:t xml:space="preserve">morphology_threshold</w:t>
+      </w:r>
+      <w:r>
+        <w:t xml:space="preserve">, con soglia adattiva fino a 0,20 sui tracciati difficili), riammissione dei battiti sul ritmo. Voto: F (&lt; 3 battiti, o SNR &lt; 2 e scarti &gt; 60 %), D (SNR &lt; 3 o scarti &gt; 40 %), C (SNR &lt; 5 o scarti &gt; 20 % o r medio &lt; 0,40), B (SNR &lt; 8 o scarti &gt; 5 %), A.</w:t>
+      </w:r>
+    </w:p>
+    <w:p>
+      <w:pPr>
+        <w:pStyle w:val="BodyText"/>
+      </w:pPr>
+      <w:r>
+        <w:rPr>
+          <w:b/>
+        </w:rPr>
+        <w:t xml:space="preserve">Non analizzabile</w:t>
+      </w:r>
+      <w:r>
+        <w:t xml:space="preserve"> </w:t>
+      </w:r>
+      <w:r>
+        <w:t xml:space="preserve">se: battiti &lt; 3; SNR mediano dei battiti &lt; 1,6; meno di 16 battiti con CV &gt; 40 %; sui chip, camera irregolare / conduzione persa / ferma. Effetto: FPD, FPDc e confidenza a NaN,</w:t>
+      </w:r>
+      <w:r>
+        <w:t xml:space="preserve"> </w:t>
+      </w:r>
+      <w:r>
+        <w:rPr>
+          <w:rStyle w:val="VerbatimChar"/>
+        </w:rPr>
+        <w:t xml:space="preserve">fpd_reliable</w:t>
+      </w:r>
+      <w:r>
+        <w:t xml:space="preserve"> </w:t>
+      </w:r>
+      <w:r>
+        <w:t xml:space="preserve">falso, voto F, classe</w:t>
+      </w:r>
+      <w:r>
+        <w:t xml:space="preserve"> </w:t>
+      </w:r>
+      <w:r>
+        <w:t xml:space="preserve">“</w:t>
+      </w:r>
+      <w:r>
+        <w:t xml:space="preserve">Not analysable</w:t>
+      </w:r>
+      <w:r>
+        <w:t xml:space="preserve">”</w:t>
+      </w:r>
+      <w:r>
+        <w:t xml:space="preserve">; periodo e ampiezza restano.</w:t>
+      </w:r>
+    </w:p>
+    <w:p>
+      <w:pPr>
+        <w:pStyle w:val="Heading2"/>
+      </w:pPr>
+      <w:bookmarkStart w:id="61" w:name="fpd"/>
+      <w:r>
+        <w:t xml:space="preserve">8.5 FPD</w:t>
+      </w:r>
+      <w:bookmarkEnd w:id="61"/>
+    </w:p>
+    <w:p>
+      <w:pPr>
+        <w:pStyle w:val="FirstParagraph"/>
+      </w:pPr>
+      <w:r>
+        <w:t xml:space="preserve">Prima</w:t>
+      </w:r>
+      <w:r>
+        <w:t xml:space="preserve"> </w:t>
+      </w:r>
+      <w:r>
+        <w:rPr>
+          <w:b/>
+        </w:rPr>
+        <w:t xml:space="preserve">sul template</w:t>
+      </w:r>
+      <w:r>
+        <w:t xml:space="preserve"> </w:t>
+      </w:r>
+      <w:r>
+        <w:t xml:space="preserve">(battito mediano di fino a 60 battiti allineati): finestra da 150 ms dopo lo spike a max(900 ms, 70 % del RR, min(85 % del RR, inizio del battito più precoce − 60 ms)): su un ritmo regolare la ricerca arriva all’85 % del ciclo, su uno irregolare si ferma prima di dove può cominciare il battito successivo; passa-basso 20 Hz e segmento riferito al livello di riposo del battito (50–15 ms prima dello spike), così la prominenza dei candidati non dipende dalla finestra; FPD minimo max(120 ms, 20 % RR, ≤ 600 ms); candidati = picchi positivi e negativi con prominenza ≥ 15 % della deviazione;</w:t>
+      </w:r>
+      <w:r>
+        <w:t xml:space="preserve"> </w:t>
+      </w:r>
+      <w:r>
+        <w:rPr>
+          <w:b/>
+        </w:rPr>
+        <w:t xml:space="preserve">scelta dell’onda</w:t>
+      </w:r>
+      <w:r>
+        <w:t xml:space="preserve"> </w:t>
+      </w:r>
+      <w:r>
+        <w:rPr>
+          <w:rStyle w:val="VerbatimChar"/>
+        </w:rPr>
+        <w:t xml:space="preserve">prefer_positive</w:t>
+      </w:r>
+      <w:r>
+        <w:t xml:space="preserve"> </w:t>
+      </w:r>
+      <w:r>
+        <w:t xml:space="preserve">(attiva): il picco positivo più prominente, purché abbia almeno metà della prominenza massima e stia entro 400 ms dal candidato più prominente, altrimenti il più prominente (alternativa</w:t>
+      </w:r>
+      <w:r>
+        <w:t xml:space="preserve"> </w:t>
+      </w:r>
+      <w:r>
+        <w:rPr>
+          <w:rStyle w:val="VerbatimChar"/>
+        </w:rPr>
+        <w:t xml:space="preserve">max_prominence</w:t>
+      </w:r>
+      <w:r>
+        <w:t xml:space="preserve">); soglia di qualità prominenza/rumore ≥ 2.</w:t>
+      </w:r>
+      <w:r>
+        <w:t xml:space="preserve"> </w:t>
+      </w:r>
+      <w:r>
+        <w:rPr>
+          <w:b/>
+        </w:rPr>
+        <w:t xml:space="preserve">Punto misurato</w:t>
+      </w:r>
+      <w:r>
+        <w:t xml:space="preserve"> </w:t>
+      </w:r>
+      <w:r>
+        <w:t xml:space="preserve">(</w:t>
+      </w:r>
+      <w:r>
+        <w:rPr>
+          <w:rStyle w:val="VerbatimChar"/>
+        </w:rPr>
+        <w:t xml:space="preserve">fpd_method</w:t>
+      </w:r>
+      <w:r>
+        <w:t xml:space="preserve">):</w:t>
+      </w:r>
+      <w:r>
+        <w:t xml:space="preserve"> </w:t>
+      </w:r>
+      <w:r>
+        <w:rPr>
+          <w:rStyle w:val="VerbatimChar"/>
+        </w:rPr>
+        <w:t xml:space="preserve">peak</w:t>
+      </w:r>
+      <w:r>
+        <w:t xml:space="preserve"> </w:t>
+      </w:r>
+      <w:r>
+        <w:t xml:space="preserve">(attivo) = latenza del picco dell’onda; alternative</w:t>
+      </w:r>
+      <w:r>
+        <w:t xml:space="preserve"> </w:t>
+      </w:r>
+      <w:r>
+        <w:rPr>
+          <w:rStyle w:val="VerbatimChar"/>
+        </w:rPr>
+        <w:t xml:space="preserve">tangent</w:t>
+      </w:r>
+      <w:r>
+        <w:t xml:space="preserve"> </w:t>
+      </w:r>
+      <w:r>
+        <w:t xml:space="preserve">(intersezione della tangente di discesa con lo zero),</w:t>
+      </w:r>
+      <w:r>
+        <w:t xml:space="preserve"> </w:t>
+      </w:r>
+      <w:r>
+        <w:rPr>
+          <w:rStyle w:val="VerbatimChar"/>
+        </w:rPr>
+        <w:t xml:space="preserve">max_slope</w:t>
+      </w:r>
+      <w:r>
+        <w:t xml:space="preserve">,</w:t>
+      </w:r>
+      <w:r>
+        <w:t xml:space="preserve"> </w:t>
+      </w:r>
+      <w:r>
+        <w:rPr>
+          <w:rStyle w:val="VerbatimChar"/>
+        </w:rPr>
+        <w:t xml:space="preserve">50pct</w:t>
+      </w:r>
+      <w:r>
+        <w:t xml:space="preserve">,</w:t>
+      </w:r>
+      <w:r>
+        <w:t xml:space="preserve"> </w:t>
+      </w:r>
+      <w:r>
+        <w:rPr>
+          <w:rStyle w:val="VerbatimChar"/>
+        </w:rPr>
+        <w:t xml:space="preserve">baseline_return</w:t>
+      </w:r>
+      <w:r>
+        <w:t xml:space="preserve">,</w:t>
+      </w:r>
+      <w:r>
+        <w:t xml:space="preserve"> </w:t>
+      </w:r>
+      <w:r>
+        <w:rPr>
+          <w:rStyle w:val="VerbatimChar"/>
+        </w:rPr>
+        <w:t xml:space="preserve">consensus</w:t>
+      </w:r>
+      <w:r>
+        <w:t xml:space="preserve">. Il picco è il punto più ripetibile tra battiti ed elettrodi, ed è quello con cui è stata fatta la validazione sul report PHOENIX D10.1.</w:t>
+      </w:r>
+    </w:p>
+    <w:p>
+      <w:pPr>
+        <w:pStyle w:val="BodyText"/>
+      </w:pPr>
+      <w:r>
+        <w:t xml:space="preserve">Poi</w:t>
+      </w:r>
+      <w:r>
+        <w:t xml:space="preserve"> </w:t>
+      </w:r>
+      <w:r>
+        <w:rPr>
+          <w:b/>
+        </w:rPr>
+        <w:t xml:space="preserve">per battito</w:t>
+      </w:r>
+      <w:r>
+        <w:t xml:space="preserve">, attorno alla posizione trovata sul template (± 150 ms), con soglia 1,5 × rumore; i battiti senza onda hanno FPD NaN.</w:t>
+      </w:r>
+      <w:r>
+        <w:t xml:space="preserve"> </w:t>
+      </w:r>
+      <w:r>
+        <w:rPr>
+          <w:rStyle w:val="VerbatimChar"/>
+        </w:rPr>
+        <w:t xml:space="preserve">fpd_ms_median</w:t>
+      </w:r>
+      <w:r>
+        <w:t xml:space="preserve"> </w:t>
+      </w:r>
+      <w:r>
+        <w:t xml:space="preserve">è la mediana;</w:t>
+      </w:r>
+      <w:r>
+        <w:t xml:space="preserve"> </w:t>
+      </w:r>
+      <w:r>
+        <w:rPr>
+          <w:rStyle w:val="VerbatimChar"/>
+        </w:rPr>
+        <w:t xml:space="preserve">fpd_reliable</w:t>
+      </w:r>
+      <w:r>
+        <w:t xml:space="preserve"> </w:t>
+      </w:r>
+      <w:r>
+        <w:t xml:space="preserve">richiede ≥ 50 % di battiti validi;</w:t>
+      </w:r>
+      <w:r>
+        <w:t xml:space="preserve"> </w:t>
+      </w:r>
+      <w:r>
+        <w:rPr>
+          <w:rStyle w:val="VerbatimChar"/>
+        </w:rPr>
+        <w:t xml:space="preserve">fpd_confidence</w:t>
+      </w:r>
+      <w:r>
+        <w:t xml:space="preserve"> </w:t>
+      </w:r>
+      <w:r>
+        <w:t xml:space="preserve">= metà qualità del template, metà coerenza tra battiti.</w:t>
+      </w:r>
+    </w:p>
+    <w:p>
+      <w:pPr>
+        <w:pStyle w:val="BodyText"/>
+      </w:pPr>
+      <w:r>
+        <w:t xml:space="preserve">Sui chip l’FPD è il</w:t>
+      </w:r>
+      <w:r>
+        <w:t xml:space="preserve"> </w:t>
+      </w:r>
+      <w:r>
+        <w:rPr>
+          <w:b/>
+        </w:rPr>
+        <w:t xml:space="preserve">consenso di camera</w:t>
+      </w:r>
+      <w:r>
+        <w:t xml:space="preserve"> </w:t>
+      </w:r>
+      <w:r>
+        <w:t xml:space="preserve">(§7.3); il valore dell’elettrodo resta in</w:t>
+      </w:r>
+      <w:r>
+        <w:t xml:space="preserve"> </w:t>
+      </w:r>
+      <w:r>
+        <w:rPr>
+          <w:rStyle w:val="VerbatimChar"/>
+        </w:rPr>
+        <w:t xml:space="preserve">fpd_ms_median_electrode</w:t>
+      </w:r>
+      <w:r>
+        <w:t xml:space="preserve">.</w:t>
+      </w:r>
+    </w:p>
+    <w:p>
+      <w:pPr>
+        <w:pStyle w:val="Heading2"/>
+      </w:pPr>
+      <w:bookmarkStart w:id="62" w:name="fpdc"/>
+      <w:r>
+        <w:t xml:space="preserve">8.6 FPDc</w:t>
+      </w:r>
+      <w:bookmarkEnd w:id="62"/>
+    </w:p>
+    <w:p>
+      <w:pPr>
+        <w:pStyle w:val="FirstParagraph"/>
+      </w:pPr>
+      <w:r>
+        <w:t xml:space="preserve">Per battito, FPD / RR^(1/3) con il RR locale (battito precedente),</w:t>
+      </w:r>
+      <w:r>
+        <w:t xml:space="preserve"> </w:t>
+      </w:r>
+      <w:r>
+        <w:rPr>
+          <w:rStyle w:val="VerbatimChar"/>
+        </w:rPr>
+        <w:t xml:space="preserve">correction = 'fridericia'</w:t>
+      </w:r>
+      <w:r>
+        <w:t xml:space="preserve"> </w:t>
+      </w:r>
+      <w:r>
+        <w:t xml:space="preserve">(alternative</w:t>
+      </w:r>
+      <w:r>
+        <w:t xml:space="preserve"> </w:t>
+      </w:r>
+      <w:r>
+        <w:rPr>
+          <w:rStyle w:val="VerbatimChar"/>
+        </w:rPr>
+        <w:t xml:space="preserve">bazett</w:t>
+      </w:r>
+      <w:r>
+        <w:t xml:space="preserve">,</w:t>
+      </w:r>
+      <w:r>
+        <w:t xml:space="preserve"> </w:t>
+      </w:r>
+      <w:r>
+        <w:rPr>
+          <w:rStyle w:val="VerbatimChar"/>
+        </w:rPr>
+        <w:t xml:space="preserve">none</w:t>
+      </w:r>
+      <w:r>
+        <w:t xml:space="preserve">; il sommario riporta sempre entrambe le formule).</w:t>
+      </w:r>
+      <w:r>
+        <w:t xml:space="preserve"> </w:t>
+      </w:r>
+      <w:r>
+        <w:rPr>
+          <w:rStyle w:val="VerbatimChar"/>
+        </w:rPr>
+        <w:t xml:space="preserve">fpdc_ms_mean</w:t>
+      </w:r>
+      <w:r>
+        <w:t xml:space="preserve"> </w:t>
+      </w:r>
+      <w:r>
+        <w:t xml:space="preserve">è la media per battito, oppure l’FPDc di camera (FPD di consenso / periodo di camera^(1/3)). Nessun ΔFPDc se il periodo supera 6 s (</w:t>
+      </w:r>
+      <w:r>
+        <w:rPr>
+          <w:rStyle w:val="VerbatimChar"/>
+        </w:rPr>
+        <w:t xml:space="preserve">max_beat_period_for_fpdc_ms</w:t>
+      </w:r>
+      <w:r>
+        <w:t xml:space="preserve">): la correzione non ha senso su un tessuto quasi fermo.</w:t>
+      </w:r>
+    </w:p>
+    <w:p>
+      <w:pPr>
+        <w:pStyle w:val="Heading2"/>
+      </w:pPr>
+      <w:bookmarkStart w:id="63" w:name="ampiezza-e-spike"/>
+      <w:r>
+        <w:t xml:space="preserve">8.7 Ampiezza e spike</w:t>
+      </w:r>
+      <w:bookmarkEnd w:id="63"/>
+    </w:p>
+    <w:p>
+      <w:pPr>
+        <w:pStyle w:val="FirstParagraph"/>
+      </w:pPr>
+      <w:r>
+        <w:t xml:space="preserve">Picco-picco da 10 ms prima a 20 ms dopo lo spike, sul segnale filtrato e corretto per il guadagno (</w:t>
+      </w:r>
+      <w:r>
+        <w:rPr>
+          <w:rStyle w:val="VerbatimChar"/>
+        </w:rPr>
+        <w:t xml:space="preserve">spike_amplitude_mV_mean</w:t>
+      </w:r>
+      <w:r>
+        <w:t xml:space="preserve">); tempo di salita 10–90 %; dV/dt massimo per battito.</w:t>
+      </w:r>
+    </w:p>
+    <w:p>
+      <w:pPr>
+        <w:pStyle w:val="Heading2"/>
+      </w:pPr>
+      <w:bookmarkStart w:id="64" w:name="aritmie"/>
+      <w:r>
+        <w:t xml:space="preserve">8.8 Aritmie</w:t>
+      </w:r>
+      <w:bookmarkEnd w:id="64"/>
+    </w:p>
+    <w:p>
+      <w:pPr>
+        <w:pStyle w:val="FirstParagraph"/>
+      </w:pPr>
+      <w:r>
+        <w:t xml:space="preserve">Su tutte le rilevazioni: tachicardia (BP &lt; 300 ms), bradicardia (&gt; 2500 ms), irregolarità (CV &gt; 15 %, critica &gt; 30 %), prematuri (&lt; 0,7 × medio), ritardati (&gt; 1,5 ×), pause (&gt; 3 ×), STV alta (&gt; 10 ms), FPD &gt; 500 ms, EAD statistici (&gt; 3 MAD) e da residuo (picco positivo del residuo battito − template, 100–450 ms dopo lo spike). Punteggio 0–100 a pesi fissi; classe dalla prima condizione che vale (Fibrillation-like, EAD with Triggered Activity, …, Irregular Rhythm, Normal Sinus Rhythm). La</w:t>
+      </w:r>
+      <w:r>
+        <w:t xml:space="preserve"> </w:t>
+      </w:r>
+      <w:r>
+        <w:rPr>
+          <w:b/>
+        </w:rPr>
+        <w:t xml:space="preserve">cessazione</w:t>
+      </w:r>
+      <w:r>
+        <w:t xml:space="preserve"> </w:t>
+      </w:r>
+      <w:r>
+        <w:t xml:space="preserve">(silenzio, buchi, decadimento, silenzio terminale) alimenta il TdP score e la risk map; lo</w:t>
+      </w:r>
+      <w:r>
+        <w:t xml:space="preserve"> </w:t>
+      </w:r>
+      <w:r>
+        <w:rPr>
+          <w:b/>
+        </w:rPr>
+        <w:t xml:space="preserve">spettro</w:t>
+      </w:r>
+      <w:r>
+        <w:t xml:space="preserve"> </w:t>
+      </w:r>
+      <w:r>
+        <w:t xml:space="preserve">(Welch, entropia, armoniche) dà l’indice proaritmico della risk map.</w:t>
+      </w:r>
+    </w:p>
+    <w:p>
+      <w:pPr>
+        <w:pStyle w:val="Heading2"/>
+      </w:pPr>
+      <w:bookmarkStart w:id="65" w:name="batch-inclusione-abbinamento-decisione"/>
+      <w:r>
+        <w:t xml:space="preserve">8.9 Batch: inclusione, abbinamento, decisione</w:t>
+      </w:r>
+      <w:bookmarkEnd w:id="65"/>
+    </w:p>
+    <w:p>
+      <w:pPr>
+        <w:pStyle w:val="FirstParagraph"/>
+      </w:pPr>
+      <w:r>
+        <w:rPr>
+          <w:b/>
+        </w:rPr>
+        <w:t xml:space="preserve">Inclusione</w:t>
+      </w:r>
+      <w:r>
+        <w:t xml:space="preserve"> </w:t>
+      </w:r>
+      <w:r>
+        <w:t xml:space="preserve">(solo baseline, primo criterio che fallisce): CV del periodo ≥ 25 % o NaN; FPDc fuori 100–1200 ms; confidenza &lt; 0,66; FPD/RR &gt; 0,80. Un tessuto è escluso solo se</w:t>
+      </w:r>
+      <w:r>
+        <w:t xml:space="preserve"> </w:t>
+      </w:r>
+      <w:r>
+        <w:rPr>
+          <w:b/>
+        </w:rPr>
+        <w:t xml:space="preserve">tutti</w:t>
+      </w:r>
+      <w:r>
+        <w:t xml:space="preserve"> </w:t>
+      </w:r>
+      <w:r>
+        <w:t xml:space="preserve">i suoi baseline falliscono.</w:t>
+      </w:r>
+    </w:p>
+    <w:p>
+      <w:pPr>
+        <w:pStyle w:val="BodyText"/>
+      </w:pPr>
+      <w:r>
+        <w:rPr>
+          <w:b/>
+        </w:rPr>
+        <w:t xml:space="preserve">Riferimento</w:t>
+      </w:r>
+      <w:r>
+        <w:t xml:space="preserve"> </w:t>
+      </w:r>
+      <w:r>
+        <w:t xml:space="preserve">di una dose: l’ultimo baseline/t0 analizzabile, e che ha passato l’inclusione, del tessuto prima della prima dose (con gli orari di acquisizione); senza orari, stessa cartella, poi t0, poi voto QC. Se nessun baseline del tessuto ha passato l’inclusione la dose resta senza riferimento, con il motivo.</w:t>
+      </w:r>
+    </w:p>
+    <w:p>
+      <w:pPr>
+        <w:pStyle w:val="BodyText"/>
+      </w:pPr>
+      <w:r>
+        <w:rPr>
+          <w:b/>
+        </w:rPr>
+        <w:t xml:space="preserve">Variazioni</w:t>
+      </w:r>
+      <w:r>
+        <w:t xml:space="preserve">: ΔBP da</w:t>
+      </w:r>
+      <w:r>
+        <w:t xml:space="preserve"> </w:t>
+      </w:r>
+      <w:r>
+        <w:rPr>
+          <w:rStyle w:val="VerbatimChar"/>
+        </w:rPr>
+        <w:t xml:space="preserve">beat_period_ms_mean</w:t>
+      </w:r>
+      <w:r>
+        <w:t xml:space="preserve">, ΔFPDc da</w:t>
+      </w:r>
+      <w:r>
+        <w:t xml:space="preserve"> </w:t>
+      </w:r>
+      <w:r>
+        <w:rPr>
+          <w:rStyle w:val="VerbatimChar"/>
+        </w:rPr>
+        <w:t xml:space="preserve">fpdc_ms_mean</w:t>
+      </w:r>
+      <w:r>
+        <w:t xml:space="preserve">, Δampiezza da</w:t>
+      </w:r>
+      <w:r>
+        <w:t xml:space="preserve"> </w:t>
+      </w:r>
+      <w:r>
+        <w:rPr>
+          <w:rStyle w:val="VerbatimChar"/>
+        </w:rPr>
+        <w:t xml:space="preserve">spike_amplitude_mV_mean</w:t>
+      </w:r>
+      <w:r>
+        <w:t xml:space="preserve">. TdP score per registrazione: 3 (cessazione, ΔFPDc ≥ 20 %, o EAD critico con ≥ 10 %), 2 (≥ 15 %), 1 (≥ 10 %), −1 (≤ −10 %), 0.</w:t>
+      </w:r>
+    </w:p>
+    <w:p>
+      <w:pPr>
+        <w:pStyle w:val="BodyText"/>
+      </w:pPr>
+      <w:r>
+        <w:rPr>
+          <w:b/>
+        </w:rPr>
+        <w:t xml:space="preserve">Decisione sul composto</w:t>
+      </w:r>
+      <w:r>
+        <w:t xml:space="preserve"> </w:t>
+      </w:r>
+      <w:r>
+        <w:t xml:space="preserve">(</w:t>
+      </w:r>
+      <w:r>
+        <w:rPr>
+          <w:rStyle w:val="VerbatimChar"/>
+        </w:rPr>
+        <w:t xml:space="preserve">classification_method = 'concentration'</w:t>
+      </w:r>
+      <w:r>
+        <w:t xml:space="preserve">): dosi abbinate, analizzabili, incluse (washout, veicolo e controlli esclusi); concentrazioni lette come numeri; media per tessuto, poi tra tessuti; una concentrazione conta se misurata su ≥ 2 tessuti;</w:t>
+      </w:r>
+      <w:r>
+        <w:t xml:space="preserve"> </w:t>
+      </w:r>
+      <w:r>
+        <w:rPr>
+          <w:b/>
+        </w:rPr>
+        <w:t xml:space="preserve">positivo</w:t>
+      </w:r>
+      <w:r>
+        <w:t xml:space="preserve"> </w:t>
+      </w:r>
+      <w:r>
+        <w:t xml:space="preserve">se 2 concentrazioni adiacenti hanno media ≥ 15 % (</w:t>
+      </w:r>
+      <w:r>
+        <w:rPr>
+          <w:rStyle w:val="VerbatimChar"/>
+        </w:rPr>
+        <w:t xml:space="preserve">classification_threshold = 'mid'</w:t>
+      </w:r>
+      <w:r>
+        <w:t xml:space="preserve">);</w:t>
+      </w:r>
+      <w:r>
+        <w:t xml:space="preserve"> </w:t>
+      </w:r>
+      <w:r>
+        <w:rPr>
+          <w:b/>
+        </w:rPr>
+        <w:t xml:space="preserve">dati insufficienti</w:t>
+      </w:r>
+      <w:r>
+        <w:t xml:space="preserve"> </w:t>
+      </w:r>
+      <w:r>
+        <w:t xml:space="preserve">se contano meno di 2 concentrazioni;</w:t>
+      </w:r>
+      <w:r>
+        <w:t xml:space="preserve"> </w:t>
+      </w:r>
+      <w:r>
+        <w:rPr>
+          <w:b/>
+        </w:rPr>
+        <w:t xml:space="preserve">negativo</w:t>
+      </w:r>
+      <w:r>
+        <w:t xml:space="preserve"> </w:t>
+      </w:r>
+      <w:r>
+        <w:t xml:space="preserve">altrimenti. Non esiste una classe</w:t>
+      </w:r>
+      <w:r>
+        <w:t xml:space="preserve"> </w:t>
+      </w:r>
+      <w:r>
+        <w:t xml:space="preserve">“</w:t>
+      </w:r>
+      <w:r>
+        <w:t xml:space="preserve">accorcia</w:t>
+      </w:r>
+      <w:r>
+        <w:t xml:space="preserve">”</w:t>
+      </w:r>
+      <w:r>
+        <w:t xml:space="preserve">: l’accorciamento compare nel TdP score −1 e nei ΔFPDc negativi delle singole registrazioni. Alternative:</w:t>
+      </w:r>
+      <w:r>
+        <w:t xml:space="preserve"> </w:t>
+      </w:r>
+      <w:r>
+        <w:rPr>
+          <w:rStyle w:val="VerbatimChar"/>
+        </w:rPr>
+        <w:t xml:space="preserve">n_above</w:t>
+      </w:r>
+      <w:r>
+        <w:t xml:space="preserve">,</w:t>
+      </w:r>
+      <w:r>
+        <w:t xml:space="preserve"> </w:t>
+      </w:r>
+      <w:r>
+        <w:rPr>
+          <w:rStyle w:val="VerbatimChar"/>
+        </w:rPr>
+        <w:t xml:space="preserve">mean</w:t>
+      </w:r>
+      <w:r>
+        <w:t xml:space="preserve">,</w:t>
+      </w:r>
+      <w:r>
+        <w:t xml:space="preserve"> </w:t>
+      </w:r>
+      <w:r>
+        <w:rPr>
+          <w:rStyle w:val="VerbatimChar"/>
+        </w:rPr>
+        <w:t xml:space="preserve">max</w:t>
+      </w:r>
+      <w:r>
+        <w:t xml:space="preserve"> </w:t>
+      </w:r>
+      <w:r>
+        <w:t xml:space="preserve">(quella usata fino alla v3.7, che sui dati Visone 2023 chiamava positivi tutti i negativi).</w:t>
+      </w:r>
+    </w:p>
+    <w:p>
+      <w:pPr>
+        <w:pStyle w:val="Heading1"/>
+      </w:pPr>
+      <w:bookmarkStart w:id="66" w:name="configurazione"/>
+      <w:r>
+        <w:t xml:space="preserve">9. Configurazione</w:t>
+      </w:r>
+      <w:bookmarkEnd w:id="66"/>
+    </w:p>
+    <w:p>
+      <w:pPr>
+        <w:pStyle w:val="FirstParagraph"/>
+      </w:pPr>
+      <w:r>
+        <w:rPr>
+          <w:rStyle w:val="VerbatimChar"/>
+        </w:rPr>
+        <w:t xml:space="preserve">AnalysisConfig</w:t>
+      </w:r>
+      <w:r>
+        <w:t xml:space="preserve"> </w:t>
+      </w:r>
+      <w:r>
+        <w:t xml:space="preserve">(</w:t>
+      </w:r>
+      <w:r>
+        <w:rPr>
+          <w:rStyle w:val="VerbatimChar"/>
+        </w:rPr>
+        <w:t xml:space="preserve">cardiac_fp_analyzer/config.py</w:t>
+      </w:r>
+      <w:r>
+        <w:t xml:space="preserve">) raccoglie le sezioni</w:t>
+      </w:r>
+      <w:r>
+        <w:t xml:space="preserve"> </w:t>
+      </w:r>
+      <w:r>
+        <w:rPr>
+          <w:rStyle w:val="VerbatimChar"/>
+        </w:rPr>
+        <w:t xml:space="preserve">filtering</w:t>
+      </w:r>
+      <w:r>
+        <w:t xml:space="preserve">,</w:t>
+      </w:r>
+      <w:r>
+        <w:t xml:space="preserve"> </w:t>
+      </w:r>
+      <w:r>
+        <w:rPr>
+          <w:rStyle w:val="VerbatimChar"/>
+        </w:rPr>
+        <w:t xml:space="preserve">beat_detection</w:t>
+      </w:r>
+      <w:r>
+        <w:t xml:space="preserve">,</w:t>
+      </w:r>
+      <w:r>
+        <w:t xml:space="preserve"> </w:t>
+      </w:r>
+      <w:r>
+        <w:rPr>
+          <w:rStyle w:val="VerbatimChar"/>
+        </w:rPr>
+        <w:t xml:space="preserve">repolarization</w:t>
+      </w:r>
+      <w:r>
+        <w:t xml:space="preserve">,</w:t>
+      </w:r>
+      <w:r>
+        <w:t xml:space="preserve"> </w:t>
+      </w:r>
+      <w:r>
+        <w:rPr>
+          <w:rStyle w:val="VerbatimChar"/>
+        </w:rPr>
+        <w:t xml:space="preserve">quality</w:t>
+      </w:r>
+      <w:r>
+        <w:t xml:space="preserve">,</w:t>
+      </w:r>
+      <w:r>
+        <w:t xml:space="preserve"> </w:t>
+      </w:r>
+      <w:r>
+        <w:rPr>
+          <w:rStyle w:val="VerbatimChar"/>
+        </w:rPr>
+        <w:t xml:space="preserve">inclusion</w:t>
+      </w:r>
+      <w:r>
+        <w:t xml:space="preserve">,</w:t>
+      </w:r>
+      <w:r>
+        <w:t xml:space="preserve"> </w:t>
+      </w:r>
+      <w:r>
+        <w:rPr>
+          <w:rStyle w:val="VerbatimChar"/>
+        </w:rPr>
+        <w:t xml:space="preserve">normalization</w:t>
+      </w:r>
+      <w:r>
+        <w:t xml:space="preserve">,</w:t>
+      </w:r>
+      <w:r>
+        <w:t xml:space="preserve"> </w:t>
+      </w:r>
+      <w:r>
+        <w:rPr>
+          <w:rStyle w:val="VerbatimChar"/>
+        </w:rPr>
+        <w:t xml:space="preserve">arrhythmia</w:t>
+      </w:r>
+      <w:r>
+        <w:t xml:space="preserve">,</w:t>
+      </w:r>
+      <w:r>
+        <w:t xml:space="preserve"> </w:t>
+      </w:r>
+      <w:r>
+        <w:rPr>
+          <w:rStyle w:val="VerbatimChar"/>
+        </w:rPr>
+        <w:t xml:space="preserve">channel_selection</w:t>
+      </w:r>
+      <w:r>
+        <w:t xml:space="preserve"> </w:t>
+      </w:r>
+      <w:r>
+        <w:t xml:space="preserve">e i campi di vertice</w:t>
+      </w:r>
+      <w:r>
+        <w:t xml:space="preserve"> </w:t>
+      </w:r>
+      <w:r>
+        <w:rPr>
+          <w:rStyle w:val="VerbatimChar"/>
+        </w:rPr>
+        <w:t xml:space="preserve">amplifier_gain</w:t>
+      </w:r>
+      <w:r>
+        <w:t xml:space="preserve"> </w:t>
+      </w:r>
+      <w:r>
+        <w:t xml:space="preserve">(1e4),</w:t>
+      </w:r>
+      <w:r>
+        <w:t xml:space="preserve"> </w:t>
+      </w:r>
+      <w:r>
+        <w:rPr>
+          <w:rStyle w:val="VerbatimChar"/>
+        </w:rPr>
+        <w:t xml:space="preserve">enable_cessation</w:t>
+      </w:r>
+      <w:r>
+        <w:t xml:space="preserve"> </w:t>
+      </w:r>
+      <w:r>
+        <w:t xml:space="preserve">(True),</w:t>
+      </w:r>
+      <w:r>
+        <w:t xml:space="preserve"> </w:t>
+      </w:r>
+      <w:r>
+        <w:rPr>
+          <w:rStyle w:val="VerbatimChar"/>
+        </w:rPr>
+        <w:t xml:space="preserve">enable_spectral</w:t>
+      </w:r>
+      <w:r>
+        <w:t xml:space="preserve"> </w:t>
+      </w:r>
+      <w:r>
+        <w:t xml:space="preserve">(True),</w:t>
+      </w:r>
+      <w:r>
+        <w:t xml:space="preserve"> </w:t>
+      </w:r>
+      <w:r>
+        <w:rPr>
+          <w:rStyle w:val="VerbatimChar"/>
+        </w:rPr>
+        <w:t xml:space="preserve">use_overrides</w:t>
+      </w:r>
+      <w:r>
+        <w:t xml:space="preserve"> </w:t>
+      </w:r>
+      <w:r>
+        <w:t xml:space="preserve">(True),</w:t>
+      </w:r>
+      <w:r>
+        <w:t xml:space="preserve"> </w:t>
+      </w:r>
+      <w:r>
+        <w:rPr>
+          <w:rStyle w:val="VerbatimChar"/>
+        </w:rPr>
+        <w:t xml:space="preserve">chamber_layout</w:t>
+      </w:r>
+      <w:r>
+        <w:t xml:space="preserve"> </w:t>
+      </w:r>
+      <w:r>
+        <w:t xml:space="preserve">(</w:t>
+      </w:r>
+      <w:r>
+        <w:rPr>
+          <w:rStyle w:val="VerbatimChar"/>
+        </w:rPr>
+        <w:t xml:space="preserve">'auto'</w:t>
+      </w:r>
+      <w:r>
+        <w:t xml:space="preserve">),</w:t>
+      </w:r>
+      <w:r>
+        <w:t xml:space="preserve"> </w:t>
+      </w:r>
+      <w:r>
+        <w:rPr>
+          <w:rStyle w:val="VerbatimChar"/>
+        </w:rPr>
+        <w:t xml:space="preserve">chamber_consensus</w:t>
+      </w:r>
+      <w:r>
+        <w:t xml:space="preserve"> </w:t>
+      </w:r>
+      <w:r>
+        <w:t xml:space="preserve">(True). Si esporta e importa in JSON (</w:t>
+      </w:r>
+      <w:r>
+        <w:rPr>
+          <w:rStyle w:val="VerbatimChar"/>
+        </w:rPr>
+        <w:t xml:space="preserve">to_json</w:t>
+      </w:r>
+      <w:r>
+        <w:t xml:space="preserve">,</w:t>
+      </w:r>
+      <w:r>
+        <w:t xml:space="preserve"> </w:t>
+      </w:r>
+      <w:r>
+        <w:rPr>
+          <w:rStyle w:val="VerbatimChar"/>
+        </w:rPr>
+        <w:t xml:space="preserve">from_json</w:t>
+      </w:r>
+      <w:r>
+        <w:t xml:space="preserve">); il batch salva sempre</w:t>
+      </w:r>
+      <w:r>
+        <w:t xml:space="preserve"> </w:t>
+      </w:r>
+      <w:r>
+        <w:rPr>
+          <w:rStyle w:val="VerbatimChar"/>
+        </w:rPr>
+        <w:t xml:space="preserve">analysis_config.json</w:t>
+      </w:r>
+      <w:r>
+        <w:t xml:space="preserve"> </w:t>
+      </w:r>
+      <w:r>
+        <w:t xml:space="preserve">nei risultati.</w:t>
+      </w:r>
+    </w:p>
+    <w:p>
+      <w:pPr>
+        <w:pStyle w:val="BodyText"/>
+      </w:pPr>
+      <w:r>
+        <w:t xml:space="preserve">Preset:</w:t>
+      </w:r>
+      <w:r>
+        <w:t xml:space="preserve"> </w:t>
+      </w:r>
+      <w:r>
+        <w:rPr>
+          <w:rStyle w:val="VerbatimChar"/>
+        </w:rPr>
+        <w:t xml:space="preserve">default</w:t>
+      </w:r>
+      <w:r>
+        <w:t xml:space="preserve">;</w:t>
+      </w:r>
+      <w:r>
+        <w:t xml:space="preserve"> </w:t>
+      </w:r>
+      <w:r>
+        <w:rPr>
+          <w:rStyle w:val="VerbatimChar"/>
+        </w:rPr>
+        <w:t xml:space="preserve">conservative</w:t>
+      </w:r>
+      <w:r>
+        <w:t xml:space="preserve"> </w:t>
+      </w:r>
+      <w:r>
+        <w:t xml:space="preserve">(morfologia 0,8, QC 0,6, confidenza minima 0,75: segnali rumorosi);</w:t>
+      </w:r>
+      <w:r>
+        <w:t xml:space="preserve"> </w:t>
+      </w:r>
+      <w:r>
+        <w:rPr>
+          <w:rStyle w:val="VerbatimChar"/>
+        </w:rPr>
+        <w:t xml:space="preserve">sensitive</w:t>
+      </w:r>
+      <w:r>
+        <w:t xml:space="preserve"> </w:t>
+      </w:r>
+      <w:r>
+        <w:t xml:space="preserve">(morfologia 0,5, FPD minimo 80 ms: segnali deboli o bradicardici);</w:t>
+      </w:r>
+      <w:r>
+        <w:t xml:space="preserve"> </w:t>
+      </w:r>
+      <w:r>
+        <w:rPr>
+          <w:rStyle w:val="VerbatimChar"/>
+        </w:rPr>
+        <w:t xml:space="preserve">peak_method</w:t>
+      </w:r>
+      <w:r>
+        <w:t xml:space="preserve"> </w:t>
+      </w:r>
+      <w:r>
+        <w:t xml:space="preserve">(oggi identico al default);</w:t>
+      </w:r>
+      <w:r>
+        <w:t xml:space="preserve"> </w:t>
+      </w:r>
+      <w:r>
+        <w:rPr>
+          <w:rStyle w:val="VerbatimChar"/>
+        </w:rPr>
+        <w:t xml:space="preserve">no_filters</w:t>
+      </w:r>
+      <w:r>
+        <w:t xml:space="preserve"> </w:t>
+      </w:r>
+      <w:r>
+        <w:t xml:space="preserve">(disattiva i filtri di ritmo, ampiezza e topologia: per confronti con pipeline vecchie).</w:t>
+      </w:r>
+    </w:p>
+    <w:p>
+      <w:pPr>
+        <w:pStyle w:val="BodyText"/>
+      </w:pPr>
+      <w:r>
+        <w:t xml:space="preserve">Esempio di JSON minimale:</w:t>
+      </w:r>
+    </w:p>
+    <w:p>
+      <w:pPr>
+        <w:pStyle w:val="SourceCode"/>
+      </w:pPr>
+      <w:r>
+        <w:rPr>
+          <w:rStyle w:val="FunctionTok"/>
+        </w:rPr>
+        <w:t xml:space="preserve">{</w:t>
+      </w:r>
+      <w:r>
+        <w:br/>
+      </w:r>
+      <w:r>
+        <w:rPr>
+          <w:rStyle w:val="NormalTok"/>
+        </w:rPr>
+        <w:t xml:space="preserve">  </w:t>
+      </w:r>
+      <w:r>
+        <w:rPr>
+          <w:rStyle w:val="DataTypeTok"/>
+        </w:rPr>
+        <w:t xml:space="preserve">"repolarization"</w:t>
+      </w:r>
+      <w:r>
+        <w:rPr>
+          <w:rStyle w:val="FunctionTok"/>
+        </w:rPr>
+        <w:t xml:space="preserve">:</w:t>
+      </w:r>
+      <w:r>
+        <w:rPr>
+          <w:rStyle w:val="NormalTok"/>
+        </w:rPr>
+        <w:t xml:space="preserve"> </w:t>
+      </w:r>
+      <w:r>
+        <w:rPr>
+          <w:rStyle w:val="FunctionTok"/>
+        </w:rPr>
+        <w:t xml:space="preserve">{</w:t>
+      </w:r>
+      <w:r>
+        <w:rPr>
+          <w:rStyle w:val="DataTypeTok"/>
+        </w:rPr>
+        <w:t xml:space="preserve">"fpd_method"</w:t>
+      </w:r>
+      <w:r>
+        <w:rPr>
+          <w:rStyle w:val="FunctionTok"/>
+        </w:rPr>
+        <w:t xml:space="preserve">:</w:t>
+      </w:r>
+      <w:r>
+        <w:rPr>
+          <w:rStyle w:val="NormalTok"/>
+        </w:rPr>
+        <w:t xml:space="preserve"> </w:t>
+      </w:r>
+      <w:r>
+        <w:rPr>
+          <w:rStyle w:val="StringTok"/>
+        </w:rPr>
+        <w:t xml:space="preserve">"peak"</w:t>
+      </w:r>
+      <w:r>
+        <w:rPr>
+          <w:rStyle w:val="FunctionTok"/>
+        </w:rPr>
+        <w:t xml:space="preserve">,</w:t>
+      </w:r>
+      <w:r>
+        <w:rPr>
+          <w:rStyle w:val="NormalTok"/>
+        </w:rPr>
+        <w:t xml:space="preserve"> </w:t>
+      </w:r>
+      <w:r>
+        <w:rPr>
+          <w:rStyle w:val="DataTypeTok"/>
+        </w:rPr>
+        <w:t xml:space="preserve">"correction"</w:t>
+      </w:r>
+      <w:r>
+        <w:rPr>
+          <w:rStyle w:val="FunctionTok"/>
+        </w:rPr>
+        <w:t xml:space="preserve">:</w:t>
+      </w:r>
+      <w:r>
+        <w:rPr>
+          <w:rStyle w:val="NormalTok"/>
+        </w:rPr>
+        <w:t xml:space="preserve"> </w:t>
+      </w:r>
+      <w:r>
+        <w:rPr>
+          <w:rStyle w:val="StringTok"/>
+        </w:rPr>
+        <w:t xml:space="preserve">"fridericia"</w:t>
+      </w:r>
+      <w:r>
+        <w:rPr>
+          <w:rStyle w:val="FunctionTok"/>
+        </w:rPr>
+        <w:t xml:space="preserve">},</w:t>
+      </w:r>
+      <w:r>
+        <w:br/>
+      </w:r>
+      <w:r>
+        <w:rPr>
+          <w:rStyle w:val="NormalTok"/>
+        </w:rPr>
+        <w:t xml:space="preserve">  </w:t>
+      </w:r>
+      <w:r>
+        <w:rPr>
+          <w:rStyle w:val="DataTypeTok"/>
+        </w:rPr>
+        <w:t xml:space="preserve">"inclusion"</w:t>
+      </w:r>
+      <w:r>
+        <w:rPr>
+          <w:rStyle w:val="FunctionTok"/>
+        </w:rPr>
+        <w:t xml:space="preserve">:</w:t>
+      </w:r>
+      <w:r>
+        <w:rPr>
+          <w:rStyle w:val="NormalTok"/>
+        </w:rPr>
+        <w:t xml:space="preserve"> </w:t>
+      </w:r>
+      <w:r>
+        <w:rPr>
+          <w:rStyle w:val="FunctionTok"/>
+        </w:rPr>
+        <w:t xml:space="preserve">{</w:t>
+      </w:r>
+      <w:r>
+        <w:rPr>
+          <w:rStyle w:val="DataTypeTok"/>
+        </w:rPr>
+        <w:t xml:space="preserve">"max_cv_bp"</w:t>
+      </w:r>
+      <w:r>
+        <w:rPr>
+          <w:rStyle w:val="FunctionTok"/>
+        </w:rPr>
+        <w:t xml:space="preserve">:</w:t>
+      </w:r>
+      <w:r>
+        <w:rPr>
+          <w:rStyle w:val="NormalTok"/>
+        </w:rPr>
+        <w:t xml:space="preserve"> </w:t>
+      </w:r>
+      <w:r>
+        <w:rPr>
+          <w:rStyle w:val="FloatTok"/>
+        </w:rPr>
+        <w:t xml:space="preserve">25.0</w:t>
+      </w:r>
+      <w:r>
+        <w:rPr>
+          <w:rStyle w:val="FunctionTok"/>
+        </w:rPr>
+        <w:t xml:space="preserve">},</w:t>
+      </w:r>
+      <w:r>
+        <w:br/>
+      </w:r>
+      <w:r>
+        <w:rPr>
+          <w:rStyle w:val="NormalTok"/>
+        </w:rPr>
+        <w:t xml:space="preserve">  </w:t>
+      </w:r>
+      <w:r>
+        <w:rPr>
+          <w:rStyle w:val="DataTypeTok"/>
+        </w:rPr>
+        <w:t xml:space="preserve">"normalization"</w:t>
+      </w:r>
+      <w:r>
+        <w:rPr>
+          <w:rStyle w:val="FunctionTok"/>
+        </w:rPr>
+        <w:t xml:space="preserve">:</w:t>
+      </w:r>
+      <w:r>
+        <w:rPr>
+          <w:rStyle w:val="NormalTok"/>
+        </w:rPr>
+        <w:t xml:space="preserve"> </w:t>
+      </w:r>
+      <w:r>
+        <w:rPr>
+          <w:rStyle w:val="FunctionTok"/>
+        </w:rPr>
+        <w:t xml:space="preserve">{</w:t>
+      </w:r>
+      <w:r>
+        <w:rPr>
+          <w:rStyle w:val="DataTypeTok"/>
+        </w:rPr>
+        <w:t xml:space="preserve">"classification_threshold"</w:t>
+      </w:r>
+      <w:r>
+        <w:rPr>
+          <w:rStyle w:val="FunctionTok"/>
+        </w:rPr>
+        <w:t xml:space="preserve">:</w:t>
+      </w:r>
+      <w:r>
+        <w:rPr>
+          <w:rStyle w:val="NormalTok"/>
+        </w:rPr>
+        <w:t xml:space="preserve"> </w:t>
+      </w:r>
+      <w:r>
+        <w:rPr>
+          <w:rStyle w:val="StringTok"/>
+        </w:rPr>
+        <w:t xml:space="preserve">"mid"</w:t>
+      </w:r>
+      <w:r>
+        <w:rPr>
+          <w:rStyle w:val="FunctionTok"/>
+        </w:rPr>
+        <w:t xml:space="preserve">},</w:t>
+      </w:r>
+      <w:r>
+        <w:br/>
+      </w:r>
+      <w:r>
+        <w:rPr>
+          <w:rStyle w:val="NormalTok"/>
+        </w:rPr>
+        <w:t xml:space="preserve">  </w:t>
+      </w:r>
+      <w:r>
+        <w:rPr>
+          <w:rStyle w:val="DataTypeTok"/>
+        </w:rPr>
+        <w:t xml:space="preserve">"amplifier_gain"</w:t>
+      </w:r>
+      <w:r>
+        <w:rPr>
+          <w:rStyle w:val="FunctionTok"/>
+        </w:rPr>
+        <w:t xml:space="preserve">:</w:t>
+      </w:r>
+      <w:r>
+        <w:rPr>
+          <w:rStyle w:val="NormalTok"/>
+        </w:rPr>
+        <w:t xml:space="preserve"> </w:t>
+      </w:r>
+      <w:r>
+        <w:rPr>
+          <w:rStyle w:val="FloatTok"/>
+        </w:rPr>
+        <w:t xml:space="preserve">10000.0</w:t>
+      </w:r>
+      <w:r>
+        <w:rPr>
+          <w:rStyle w:val="FunctionTok"/>
+        </w:rPr>
+        <w:t xml:space="preserve">,</w:t>
+      </w:r>
+      <w:r>
+        <w:br/>
+      </w:r>
+      <w:r>
+        <w:rPr>
+          <w:rStyle w:val="NormalTok"/>
+        </w:rPr>
+        <w:t xml:space="preserve">  </w:t>
+      </w:r>
+      <w:r>
+        <w:rPr>
+          <w:rStyle w:val="DataTypeTok"/>
+        </w:rPr>
+        <w:t xml:space="preserve">"chamber_consensus"</w:t>
+      </w:r>
+      <w:r>
+        <w:rPr>
+          <w:rStyle w:val="FunctionTok"/>
+        </w:rPr>
+        <w:t xml:space="preserve">:</w:t>
+      </w:r>
+      <w:r>
+        <w:rPr>
+          <w:rStyle w:val="NormalTok"/>
+        </w:rPr>
+        <w:t xml:space="preserve"> </w:t>
+      </w:r>
+      <w:r>
+        <w:rPr>
+          <w:rStyle w:val="KeywordTok"/>
+        </w:rPr>
+        <w:t xml:space="preserve">true</w:t>
+      </w:r>
+      <w:r>
+        <w:br/>
+      </w:r>
+      <w:r>
+        <w:rPr>
+          <w:rStyle w:val="FunctionTok"/>
+        </w:rPr>
+        <w:t xml:space="preserve">}</w:t>
+      </w:r>
+    </w:p>
+    <w:p>
+      <w:pPr>
+        <w:pStyle w:val="FirstParagraph"/>
+      </w:pPr>
+      <w:r>
+        <w:t xml:space="preserve">I parametri di cessazione e spettro non sono modificabili da</w:t>
+      </w:r>
+      <w:r>
+        <w:t xml:space="preserve"> </w:t>
+      </w:r>
+      <w:r>
+        <w:rPr>
+          <w:rStyle w:val="VerbatimChar"/>
+        </w:rPr>
+        <w:t xml:space="preserve">AnalysisConfig</w:t>
+      </w:r>
+      <w:r>
+        <w:t xml:space="preserve">. Alcuni campi che esistevano ma non venivano letti (</w:t>
+      </w:r>
+      <w:r>
+        <w:rPr>
+          <w:rStyle w:val="VerbatimChar"/>
+        </w:rPr>
+        <w:t xml:space="preserve">filtering.highpass_*</w:t>
+      </w:r>
+      <w:r>
+        <w:t xml:space="preserve">,</w:t>
+      </w:r>
+      <w:r>
+        <w:t xml:space="preserve"> </w:t>
+      </w:r>
+      <w:r>
+        <w:rPr>
+          <w:rStyle w:val="VerbatimChar"/>
+        </w:rPr>
+        <w:t xml:space="preserve">filtering.lowpass_*</w:t>
+      </w:r>
+      <w:r>
+        <w:t xml:space="preserve">,</w:t>
+      </w:r>
+      <w:r>
+        <w:t xml:space="preserve"> </w:t>
+      </w:r>
+      <w:r>
+        <w:rPr>
+          <w:rStyle w:val="VerbatimChar"/>
+        </w:rPr>
+        <w:t xml:space="preserve">topology_noise_gap_ratio</w:t>
+      </w:r>
+      <w:r>
+        <w:t xml:space="preserve">,</w:t>
+      </w:r>
+      <w:r>
+        <w:t xml:space="preserve"> </w:t>
+      </w:r>
+      <w:r>
+        <w:rPr>
+          <w:rStyle w:val="VerbatimChar"/>
+        </w:rPr>
+        <w:t xml:space="preserve">ead_critical_count</w:t>
+      </w:r>
+      <w:r>
+        <w:t xml:space="preserve">,</w:t>
+      </w:r>
+      <w:r>
+        <w:t xml:space="preserve"> </w:t>
+      </w:r>
+      <w:r>
+        <w:rPr>
+          <w:rStyle w:val="VerbatimChar"/>
+        </w:rPr>
+        <w:t xml:space="preserve">premature_count_threshold</w:t>
+      </w:r>
+      <w:r>
+        <w:t xml:space="preserve">,</w:t>
+      </w:r>
+      <w:r>
+        <w:t xml:space="preserve"> </w:t>
+      </w:r>
+      <w:r>
+        <w:rPr>
+          <w:rStyle w:val="VerbatimChar"/>
+        </w:rPr>
+        <w:t xml:space="preserve">tdp_require_severe_only</w:t>
+      </w:r>
+      <w:r>
+        <w:t xml:space="preserve">,</w:t>
+      </w:r>
+      <w:r>
+        <w:t xml:space="preserve"> </w:t>
+      </w:r>
+      <w:r>
+        <w:rPr>
+          <w:rStyle w:val="VerbatimChar"/>
+        </w:rPr>
+        <w:t xml:space="preserve">snr_good/snr_fair</w:t>
+      </w:r>
+      <w:r>
+        <w:t xml:space="preserve"> </w:t>
+      </w:r>
+      <w:r>
+        <w:t xml:space="preserve">della scelta del canale) sono stati rimossi nella v3.14.1; i file JSON che li contengono si leggono comunque.</w:t>
+      </w:r>
+    </w:p>
+    <w:p>
+      <w:pPr>
+        <w:pStyle w:val="Heading1"/>
+      </w:pPr>
+      <w:bookmarkStart w:id="67" w:name="export-cdisc-send"/>
+      <w:r>
+        <w:t xml:space="preserve">10. Export CDISC SEND</w:t>
+      </w:r>
+      <w:bookmarkEnd w:id="67"/>
+    </w:p>
+    <w:p>
+      <w:pPr>
+        <w:pStyle w:val="SourceCode"/>
+      </w:pPr>
+      <w:r>
+        <w:rPr>
+          <w:rStyle w:val="ImportTok"/>
+        </w:rPr>
+        <w:t xml:space="preserve">from</w:t>
+      </w:r>
+      <w:r>
+        <w:rPr>
+          <w:rStyle w:val="NormalTok"/>
+        </w:rPr>
+        <w:t xml:space="preserve"> cardiac_fp_analyzer.cdisc_export </w:t>
+      </w:r>
+      <w:r>
+        <w:rPr>
+          <w:rStyle w:val="ImportTok"/>
+        </w:rPr>
+        <w:t xml:space="preserve">import</w:t>
+      </w:r>
+      <w:r>
+        <w:rPr>
+          <w:rStyle w:val="NormalTok"/>
+        </w:rPr>
+        <w:t xml:space="preserve"> export_send_package</w:t>
+      </w:r>
+      <w:r>
+        <w:br/>
+      </w:r>
+      <w:r>
+        <w:rPr>
+          <w:rStyle w:val="NormalTok"/>
+        </w:rPr>
+        <w:t xml:space="preserve">export_send_package(results, </w:t>
+      </w:r>
+      <w:r>
+        <w:rPr>
+          <w:rStyle w:val="StringTok"/>
+        </w:rPr>
+        <w:t xml:space="preserve">'out_send/'</w:t>
+      </w:r>
+      <w:r>
+        <w:rPr>
+          <w:rStyle w:val="NormalTok"/>
+        </w:rPr>
+        <w:t xml:space="preserve">, study_id</w:t>
+      </w:r>
+      <w:r>
+        <w:rPr>
+          <w:rStyle w:val="OperatorTok"/>
+        </w:rPr>
+        <w:t xml:space="preserve">=</w:t>
+      </w:r>
+      <w:r>
+        <w:rPr>
+          <w:rStyle w:val="StringTok"/>
+        </w:rPr>
+        <w:t xml:space="preserve">'CIPA2026_01'</w:t>
+      </w:r>
+      <w:r>
+        <w:rPr>
+          <w:rStyle w:val="NormalTok"/>
+        </w:rPr>
+        <w:t xml:space="preserve">)</w:t>
+      </w:r>
+    </w:p>
+    <w:p>
+      <w:pPr>
+        <w:pStyle w:val="FirstParagraph"/>
+      </w:pPr>
+      <w:r>
+        <w:t xml:space="preserve">Domini TS, DM, EX, EG, TX, DS, SUPPEG +</w:t>
+      </w:r>
+      <w:r>
+        <w:t xml:space="preserve"> </w:t>
+      </w:r>
+      <w:r>
+        <w:rPr>
+          <w:rStyle w:val="VerbatimChar"/>
+        </w:rPr>
+        <w:t xml:space="preserve">define.xml</w:t>
+      </w:r>
+      <w:r>
+        <w:t xml:space="preserve"> </w:t>
+      </w:r>
+      <w:r>
+        <w:t xml:space="preserve">(SENDIG 3.1.1); formato</w:t>
+      </w:r>
+      <w:r>
+        <w:t xml:space="preserve"> </w:t>
+      </w:r>
+      <w:r>
+        <w:rPr>
+          <w:rStyle w:val="VerbatimChar"/>
+        </w:rPr>
+        <w:t xml:space="preserve">.xpt</w:t>
+      </w:r>
+      <w:r>
+        <w:t xml:space="preserve"> </w:t>
+      </w:r>
+      <w:r>
+        <w:t xml:space="preserve">con pyreadstat (extra</w:t>
+      </w:r>
+      <w:r>
+        <w:t xml:space="preserve"> </w:t>
+      </w:r>
+      <w:r>
+        <w:rPr>
+          <w:rStyle w:val="VerbatimChar"/>
+        </w:rPr>
+        <w:t xml:space="preserve">cdisc</w:t>
+      </w:r>
+      <w:r>
+        <w:t xml:space="preserve">), altrimenti</w:t>
+      </w:r>
+      <w:r>
+        <w:t xml:space="preserve"> </w:t>
+      </w:r>
+      <w:r>
+        <w:rPr>
+          <w:rStyle w:val="VerbatimChar"/>
+        </w:rPr>
+        <w:t xml:space="preserve">xport</w:t>
+      </w:r>
+      <w:r>
+        <w:t xml:space="preserve">, altrimenti CSV con avviso (non regolatorio). Dalla GUI: pannello Studi ▸</w:t>
+      </w:r>
+      <w:r>
+        <w:t xml:space="preserve"> </w:t>
+      </w:r>
+      <w:r>
+        <w:rPr>
+          <w:i/>
+        </w:rPr>
+        <w:t xml:space="preserve">Esporta CDISC…</w:t>
+      </w:r>
+      <w:r>
+        <w:t xml:space="preserve">. Validare con Pinnacle 21 prima di una submission.</w:t>
+      </w:r>
+    </w:p>
+    <w:p>
+      <w:pPr>
+        <w:pStyle w:val="Heading1"/>
+      </w:pPr>
+      <w:bookmarkStart w:id="68" w:name="limiti-noti-e-lavori-in-corso"/>
+      <w:r>
+        <w:t xml:space="preserve">11. Limiti noti e lavori in corso</w:t>
+      </w:r>
+      <w:bookmarkEnd w:id="68"/>
     </w:p>
     <w:p>
       <w:pPr>
         <w:numPr>
           <w:ilvl w:val="0"/>
-          <w:numId w:val="1027"/>
+          <w:numId w:val="1028"/>
+        </w:numPr>
+        <w:pStyle w:val="Compact"/>
+      </w:pPr>
+      <w:r>
+        <w:rPr>
+          <w:b/>
+        </w:rPr>
+        <w:t xml:space="preserve">Pacing</w:t>
+      </w:r>
+      <w:r>
+        <w:t xml:space="preserve">: le registrazioni stimolate sono riconosciute (</w:t>
+      </w:r>
+      <w:r>
+        <w:rPr>
+          <w:rStyle w:val="VerbatimChar"/>
+        </w:rPr>
+        <w:t xml:space="preserve">paced</w:t>
+      </w:r>
+      <w:r>
+        <w:t xml:space="preserve">) ma non analizzate (artefatto, cattura, latenza).</w:t>
+      </w:r>
+    </w:p>
+    <w:p>
+      <w:pPr>
+        <w:numPr>
+          <w:ilvl w:val="0"/>
+          <w:numId w:val="1028"/>
+        </w:numPr>
+        <w:pStyle w:val="Compact"/>
+      </w:pPr>
+      <w:r>
+        <w:rPr>
+          <w:b/>
+        </w:rPr>
+        <w:t xml:space="preserve">GUI</w:t>
+      </w:r>
+      <w:r>
+        <w:t xml:space="preserve">: la mappa dei campioni, il flusso per camera del batch e la decisione per composto sono solo da riga di comando/Python; il pannello Studi lavora per file. I punteggi degli elettrodi sono compositi (SNR + ripolarizzazione − CV); nella mappa del chip il colore è relativo al file.</w:t>
+      </w:r>
+    </w:p>
+    <w:p>
+      <w:pPr>
+        <w:numPr>
+          <w:ilvl w:val="0"/>
+          <w:numId w:val="1028"/>
+        </w:numPr>
+        <w:pStyle w:val="Compact"/>
+      </w:pPr>
+      <w:r>
+        <w:rPr>
+          <w:b/>
+        </w:rPr>
+        <w:t xml:space="preserve">Vincoli di versione</w:t>
+      </w:r>
+      <w:r>
+        <w:t xml:space="preserve">:</w:t>
+      </w:r>
+      <w:r>
+        <w:t xml:space="preserve"> </w:t>
+      </w:r>
+      <w:r>
+        <w:rPr>
+          <w:rStyle w:val="VerbatimChar"/>
+        </w:rPr>
+        <w:t xml:space="preserve">numpy &lt; 2</w:t>
+      </w:r>
+      <w:r>
+        <w:t xml:space="preserve"> </w:t>
+      </w:r>
+      <w:r>
+        <w:t xml:space="preserve">e</w:t>
+      </w:r>
+      <w:r>
+        <w:t xml:space="preserve"> </w:t>
+      </w:r>
+      <w:r>
+        <w:rPr>
+          <w:rStyle w:val="VerbatimChar"/>
+        </w:rPr>
+        <w:t xml:space="preserve">pyqtgraph &lt; 0.14</w:t>
+      </w:r>
+      <w:r>
+        <w:t xml:space="preserve"> </w:t>
+      </w:r>
+      <w:r>
+        <w:t xml:space="preserve">finché non saranno provati; da qui l’ambiente virtuale.</w:t>
+      </w:r>
+    </w:p>
+    <w:p>
+      <w:pPr>
+        <w:numPr>
+          <w:ilvl w:val="0"/>
+          <w:numId w:val="1028"/>
+        </w:numPr>
+        <w:pStyle w:val="Compact"/>
+      </w:pPr>
+      <w:r>
+        <w:rPr>
+          <w:b/>
+        </w:rPr>
+        <w:t xml:space="preserve">Validazione</w:t>
+      </w:r>
+      <w:r>
+        <w:t xml:space="preserve">: CiPA (Visone 2023) 6/7 composti; gold standard manuale GG; PHOENIX D10.1 cinque piastre (§7.3). Il consenso di camera è validato contro l’analisi di riferimento del report PHOENIX, non ancora contro misure manuali indipendenti del laboratorio.</w:t>
+      </w:r>
+    </w:p>
+    <w:p>
+      <w:pPr>
+        <w:numPr>
+          <w:ilvl w:val="0"/>
+          <w:numId w:val="1028"/>
+        </w:numPr>
+        <w:pStyle w:val="Compact"/>
+      </w:pPr>
+      <w:r>
+        <w:rPr>
+          <w:b/>
+        </w:rPr>
+        <w:t xml:space="preserve">Finestra di ricerca dell’onda</w:t>
+      </w:r>
+      <w:r>
+        <w:t xml:space="preserve"> </w:t>
+      </w:r>
+      <w:r>
+        <w:t xml:space="preserve">(v3.15): fino all’85 % del ciclo su un ritmo regolare; su un ritmo irregolare si ferma prima di dove può cominciare il battito successivo. Sui tessuti con plateau positivo seguito da una deflessione negativa la scelta tra i due candidati resta delicata (prominenze simili); in camera il consenso tra elettrodi protegge, sul singolo elettrodo conviene guardare il template.</w:t>
+      </w:r>
+    </w:p>
+    <w:p>
+      <w:pPr>
+        <w:numPr>
+          <w:ilvl w:val="0"/>
+          <w:numId w:val="1028"/>
         </w:numPr>
         <w:pStyle w:val="Compact"/>
       </w:pPr>
@@ -13798,7 +14408,7 @@
       <w:pPr>
         <w:numPr>
           <w:ilvl w:val="0"/>
-          <w:numId w:val="1028"/>
+          <w:numId w:val="1029"/>
         </w:numPr>
         <w:pStyle w:val="Compact"/>
       </w:pPr>
@@ -13822,7 +14432,7 @@
       <w:pPr>
         <w:numPr>
           <w:ilvl w:val="0"/>
-          <w:numId w:val="1028"/>
+          <w:numId w:val="1029"/>
         </w:numPr>
         <w:pStyle w:val="Compact"/>
       </w:pPr>
@@ -13846,7 +14456,7 @@
       <w:pPr>
         <w:numPr>
           <w:ilvl w:val="0"/>
-          <w:numId w:val="1028"/>
+          <w:numId w:val="1029"/>
         </w:numPr>
         <w:pStyle w:val="Compact"/>
       </w:pPr>
@@ -13858,7 +14468,7 @@
       <w:pPr>
         <w:numPr>
           <w:ilvl w:val="0"/>
-          <w:numId w:val="1028"/>
+          <w:numId w:val="1029"/>
         </w:numPr>
         <w:pStyle w:val="Compact"/>
       </w:pPr>
@@ -15854,12 +16464,6 @@
     <w:abstractNumId w:val="991"/>
   </w:num>
   <w:num w:numId="1024">
-    <w:abstractNumId w:val="991"/>
-  </w:num>
-  <w:num w:numId="1025">
-    <w:abstractNumId w:val="991"/>
-  </w:num>
-  <w:num w:numId="1026">
     <w:abstractNumId w:val="99411"/>
     <w:lvlOverride w:ilvl="0">
       <w:startOverride w:val="1"/>
@@ -15889,10 +16493,46 @@
       <w:startOverride w:val="1"/>
     </w:lvlOverride>
   </w:num>
-  <w:num w:numId="1027">
+  <w:num w:numId="1025">
     <w:abstractNumId w:val="991"/>
   </w:num>
+  <w:num w:numId="1026">
+    <w:abstractNumId w:val="991"/>
+  </w:num>
+  <w:num w:numId="1027">
+    <w:abstractNumId w:val="99411"/>
+    <w:lvlOverride w:ilvl="0">
+      <w:startOverride w:val="1"/>
+    </w:lvlOverride>
+    <w:lvlOverride w:ilvl="1">
+      <w:startOverride w:val="1"/>
+    </w:lvlOverride>
+    <w:lvlOverride w:ilvl="2">
+      <w:startOverride w:val="1"/>
+    </w:lvlOverride>
+    <w:lvlOverride w:ilvl="3">
+      <w:startOverride w:val="1"/>
+    </w:lvlOverride>
+    <w:lvlOverride w:ilvl="4">
+      <w:startOverride w:val="1"/>
+    </w:lvlOverride>
+    <w:lvlOverride w:ilvl="5">
+      <w:startOverride w:val="1"/>
+    </w:lvlOverride>
+    <w:lvlOverride w:ilvl="6">
+      <w:startOverride w:val="1"/>
+    </w:lvlOverride>
+    <w:lvlOverride w:ilvl="7">
+      <w:startOverride w:val="1"/>
+    </w:lvlOverride>
+    <w:lvlOverride w:ilvl="8">
+      <w:startOverride w:val="1"/>
+    </w:lvlOverride>
+  </w:num>
   <w:num w:numId="1028">
+    <w:abstractNumId w:val="991"/>
+  </w:num>
+  <w:num w:numId="1029">
     <w:abstractNumId w:val="991"/>
   </w:num>
 </w:numbering>

--- a/docs/MANUALE_Cardiac_FP_Analyzer.docx
+++ b/docs/MANUALE_Cardiac_FP_Analyzer.docx
@@ -9800,7 +9800,7 @@
         <w:pStyle w:val="BodyText"/>
       </w:pPr>
       <w:r>
-        <w:t xml:space="preserve">Le tre opzioni della v3.17 (rilevamenti deboli, burst, ritmo con battiti mancanti) e l’intervallo minimo fisiologico tra depolarizzazioni sono in Impostazioni ▸ Detection e QC, disattivi di default.</w:t>
+        <w:t xml:space="preserve">Le tre opzioni della v3.17 (rilevamenti deboli, burst, ritmo con battiti mancanti) sono in Impostazioni ▸ Detection e QC, disattive di default; l’intervallo minimo fisiologico tra depolarizzazioni è a 200 ms dalla v3.22 (0 lo disattiva; sul gold standard GG 0, 150, 200 e 250 ms danno risultati identici, quindi agisce solo su registrazioni fuori da quel corpus).</w:t>
       </w:r>
     </w:p>
     <w:p>

--- a/docs/MANUALE_Cardiac_FP_Analyzer.docx
+++ b/docs/MANUALE_Cardiac_FP_Analyzer.docx
@@ -9321,7 +9321,22 @@
         <w:t xml:space="preserve">Sblocca 🔓</w:t>
       </w:r>
       <w:r>
-        <w:t xml:space="preserve">. Spunta e chiusura si salvano subito nel</w:t>
+        <w:t xml:space="preserve">. Se ci sono correzioni non ancora applicate (il pulsante</w:t>
+      </w:r>
+      <w:r>
+        <w:t xml:space="preserve"> </w:t>
+      </w:r>
+      <w:r>
+        <w:rPr>
+          <w:i/>
+        </w:rPr>
+        <w:t xml:space="preserve">Ricalcola</w:t>
+      </w:r>
+      <w:r>
+        <w:t xml:space="preserve"> </w:t>
+      </w:r>
+      <w:r>
+        <w:t xml:space="preserve">è arancione), approvare o chiudere ricalcola prima le misure, così non si approva mai un risultato non aggiornato. Spunta e chiusura si salvano subito nel</w:t>
       </w:r>
       <w:r>
         <w:t xml:space="preserve"> </w:t>

--- a/docs/MANUALE_Cardiac_FP_Analyzer.docx
+++ b/docs/MANUALE_Cardiac_FP_Analyzer.docx
@@ -9336,7 +9336,7 @@
         <w:t xml:space="preserve"> </w:t>
       </w:r>
       <w:r>
-        <w:t xml:space="preserve">è arancione), approvare o chiudere ricalcola prima le misure, così non si approva mai un risultato non aggiornato. Spunta e chiusura si salvano subito nel</w:t>
+        <w:t xml:space="preserve">è arancione), approvare o chiudere chiede prima di ricalcolare le misure (se si rifiuta, non si approva né si chiude), così non si approva mai un risultato non aggiornato. Spunta e chiusura si salvano subito nel</w:t>
       </w:r>
       <w:r>
         <w:t xml:space="preserve"> </w:t>

--- a/docs/MANUALE_Cardiac_FP_Analyzer.docx
+++ b/docs/MANUALE_Cardiac_FP_Analyzer.docx
@@ -8821,7 +8821,7 @@
         <w:t xml:space="preserve"> </w:t>
       </w:r>
       <w:r>
-        <w:t xml:space="preserve">(dalla v3.21 agganciata al picco più alto — positivo o negativo — entro ±25 ms</w:t>
+        <w:t xml:space="preserve">(dalla v3.21 agganciata al picco entro ±25 ms</w:t>
       </w:r>
       <w:r>
         <w:t xml:space="preserve"> </w:t>
@@ -8833,7 +8833,7 @@
         <w:t xml:space="preserve">sul tracciato filtrato del software</w:t>
       </w:r>
       <w:r>
-        <w:t xml:space="preserve">, con la ripolarizzazione proposta); lo stesso vale per</w:t>
+        <w:t xml:space="preserve">, dal lato degli spike della registrazione (positivo o negativo), con la ripolarizzazione proposta); lo stesso vale per</w:t>
       </w:r>
       <w:r>
         <w:t xml:space="preserve"> </w:t>
@@ -8983,7 +8983,7 @@
         <w:t xml:space="preserve">Allinea le depolarizzazioni al picco</w:t>
       </w:r>
       <w:r>
-        <w:t xml:space="preserve">, che sposta ogni marcatore sul picco più alto entro ±25 ms del tracciato filtrato (sulle registrazioni pulite i marcatori automatici sono già lì e il comando non sposta nulla; serve dopo correzioni a mano o su segnali deboli, dove va usato con giudizio). Per lavorare su una parte sola: zoom sull’intervallo (Box o rotella) e poi il comando</w:t>
+        <w:t xml:space="preserve">, che sposta ogni marcatore sul picco entro ±40 ms del tracciato filtrato, dal lato su cui stanno gli spike della registrazione (positivo o negativo, deciso sull’insieme dei battiti: un’onda lenta accanto allo spike non lo fa più scambiare con una oscillazione di base), e ripete finché il marcatore non si muove più (sulle registrazioni pulite i marcatori automatici sono già lì e il comando non sposta nulla; serve dopo correzioni a mano o su segnali deboli, dove va usato con giudizio). Per lavorare su una parte sola: zoom sull’intervallo (Box o rotella) e poi il comando</w:t>
       </w:r>
       <w:r>
         <w:t xml:space="preserve"> </w:t>

--- a/docs/MANUALE_Cardiac_FP_Analyzer.docx
+++ b/docs/MANUALE_Cardiac_FP_Analyzer.docx
@@ -8845,7 +8845,7 @@
         <w:t xml:space="preserve">Sposta qui</w:t>
       </w:r>
       <w:r>
-        <w:t xml:space="preserve">. L’ampiezza del battito è il picco-picco del segnale non filtrato nei ±10 ms attorno al marcatore, per cui un marcatore fuori dallo spike dà un’ampiezza sbagliata. Attenzione alla vista</w:t>
+        <w:t xml:space="preserve">. L’ampiezza del battito è il picco-picco del segnale non filtrato da 30 ms prima a 15 ms dopo il marcatore (finestra scelta confrontandola con le ampiezze dell’operatore su 16 tessuti: lo spike dei ritmi lenti sale in 10–25 ms, e così il valore non dipende da dove sta il marcatore nello spike), per cui un marcatore fuori dallo spike dà comunque un’ampiezza sbagliata. Attenzione alla vista</w:t>
       </w:r>
       <w:r>
         <w:t xml:space="preserve"> </w:t>

--- a/docs/MANUALE_Cardiac_FP_Analyzer.docx
+++ b/docs/MANUALE_Cardiac_FP_Analyzer.docx
@@ -8845,7 +8845,7 @@
         <w:t xml:space="preserve">Sposta qui</w:t>
       </w:r>
       <w:r>
-        <w:t xml:space="preserve">. L’ampiezza del battito è il picco-picco del segnale non filtrato da 30 ms prima a 15 ms dopo il marcatore (finestra scelta confrontandola con le ampiezze dell’operatore su 16 tessuti: lo spike dei ritmi lenti sale in 10–25 ms, e così il valore non dipende da dove sta il marcatore nello spike), per cui un marcatore fuori dallo spike dà comunque un’ampiezza sbagliata. Attenzione alla vista</w:t>
+        <w:t xml:space="preserve">. L’ampiezza del battito è il picco-picco del segnale non filtrato da 30 ms prima a 30 ms dopo il marcatore (finestra scelta confrontandola con le ampiezze dell’operatore su 16 tessuti: lo spike dei ritmi lenti sale in 10–25 ms, e così il valore non dipende da dove sta il marcatore nello spike), per cui un marcatore fuori dallo spike dà comunque un’ampiezza sbagliata. Attenzione alla vista</w:t>
       </w:r>
       <w:r>
         <w:t xml:space="preserve"> </w:t>

--- a/docs/MANUALE_Cardiac_FP_Analyzer.docx
+++ b/docs/MANUALE_Cardiac_FP_Analyzer.docx
@@ -8999,6 +8999,59 @@
       </w:r>
       <w:r>
         <w:t xml:space="preserve">. Tutto annullabile con Ctrl+Z. I burst di rumore sono evidenziati in grigio. Tastiera: ← → battito precedente/successivo (cerchio arancione), Canc toglie il battito selezionato, P / N ripolarizzazione sul picco positivo / negativo per tutti i battiti, Ctrl+Z / Ctrl+Shift+Z annulla e ripete qualsiasi correzione, Ctrl+S salva.</w:t>
+      </w:r>
+    </w:p>
+    <w:p>
+      <w:pPr>
+        <w:pStyle w:val="BodyText"/>
+      </w:pPr>
+      <w:r>
+        <w:rPr>
+          <w:b/>
+        </w:rPr>
+        <w:t xml:space="preserve">Ampiezza e tempo sul segnale non filtrato.</w:t>
+      </w:r>
+      <w:r>
+        <w:t xml:space="preserve"> </w:t>
+      </w:r>
+      <w:r>
+        <w:t xml:space="preserve">Il picco si individua sul tracciato filtrato (pulito), ma il tempo corretto della depolarizzazione e l’ampiezza si leggono sul segnale grezzo, come fanno gli operatori: i marcatori agganciati dal software (clic,</w:t>
+      </w:r>
+      <w:r>
+        <w:t xml:space="preserve"> </w:t>
+      </w:r>
+      <w:r>
+        <w:rPr>
+          <w:i/>
+        </w:rPr>
+        <w:t xml:space="preserve">Allinea</w:t>
+      </w:r>
+      <w:r>
+        <w:t xml:space="preserve">) si portano sul picco grezzo entro ±8 ms, e l’ampiezza è il picco-picco grezzo da 30 ms prima a 30 ms dopo il marcatore, sia nel pannello Revisione sia nelle statistiche del batch (</w:t>
+      </w:r>
+      <w:r>
+        <w:rPr>
+          <w:rStyle w:val="VerbatimChar"/>
+        </w:rPr>
+        <w:t xml:space="preserve">spike_amplitude_mV_*</w:t>
+      </w:r>
+      <w:r>
+        <w:t xml:space="preserve">; il valore sul segnale filtrato resta in</w:t>
+      </w:r>
+      <w:r>
+        <w:t xml:space="preserve"> </w:t>
+      </w:r>
+      <w:r>
+        <w:rPr>
+          <w:rStyle w:val="VerbatimChar"/>
+        </w:rPr>
+        <w:t xml:space="preserve">spike_amplitude_filtered_mV_*</w:t>
+      </w:r>
+      <w:r>
+        <w:t xml:space="preserve"> </w:t>
+      </w:r>
+      <w:r>
+        <w:t xml:space="preserve">e continua a servire al controllo di qualità e ai segnali di allarme). Sul corpus di sviluppo (145 registrazioni) l’errore mediano rispetto all’operatore scende dal 31 % al 5 %.</w:t>
       </w:r>
     </w:p>
     <w:p>

--- a/docs/MANUALE_Cardiac_FP_Analyzer.docx
+++ b/docs/MANUALE_Cardiac_FP_Analyzer.docx
@@ -8998,7 +8998,49 @@
         <w:t xml:space="preserve">”</w:t>
       </w:r>
       <w:r>
-        <w:t xml:space="preserve">. Tutto annullabile con Ctrl+Z. I burst di rumore sono evidenziati in grigio. Tastiera: ← → battito precedente/successivo (cerchio arancione), Canc toglie il battito selezionato, P / N ripolarizzazione sul picco positivo / negativo per tutti i battiti, Ctrl+Z / Ctrl+Shift+Z annulla e ripete qualsiasi correzione, Ctrl+S salva.</w:t>
+        <w:t xml:space="preserve">.</w:t>
+      </w:r>
+      <w:r>
+        <w:t xml:space="preserve"> </w:t>
+      </w:r>
+      <w:r>
+        <w:rPr>
+          <w:b/>
+        </w:rPr>
+        <w:t xml:space="preserve">Trascinare i marcatori</w:t>
+      </w:r>
+      <w:r>
+        <w:t xml:space="preserve"> </w:t>
+      </w:r>
+      <w:r>
+        <w:t xml:space="preserve">(dalla v3.23). In</w:t>
+      </w:r>
+      <w:r>
+        <w:t xml:space="preserve"> </w:t>
+      </w:r>
+      <w:r>
+        <w:rPr>
+          <w:i/>
+        </w:rPr>
+        <w:t xml:space="preserve">Edit</w:t>
+      </w:r>
+      <w:r>
+        <w:t xml:space="preserve"> </w:t>
+      </w:r>
+      <w:r>
+        <w:t xml:space="preserve">un marcatore si può anche trascinare con il tasto sinistro: si preme sul triangolo (rosso per la depolarizzazione, verde per la ripolarizzazione), si sposta e si rilascia. Durante il trascinamento un triangolo semitrasparente mostra dove il marcatore andrà: la depolarizzazione si aggancia al picco dello spike (come</w:t>
+      </w:r>
+      <w:r>
+        <w:t xml:space="preserve"> </w:t>
+      </w:r>
+      <w:r>
+        <w:rPr>
+          <w:i/>
+        </w:rPr>
+        <w:t xml:space="preserve">Sposta qui</w:t>
+      </w:r>
+      <w:r>
+        <w:t xml:space="preserve">, poi riletto sul segnale non filtrato), la ripolarizzazione all’estremo più vicino del tracciato visualizzato. Tenendo premuto Shift al rilascio il marcatore resta esattamente dove lo si lascia, senza aggancio. Una depolarizzazione non si può lasciare su un’altra; un trascinamento che non parte da un marcatore sposta o ingrandisce la vista come sempre; su una registrazione chiusa il trascinamento è rifiutato. Passando con il mouse su un marcatore la barra di stato lo ricorda. Tutto annullabile con Ctrl+Z. I burst di rumore sono evidenziati in grigio. Tastiera: ← → battito precedente/successivo (cerchio arancione), Canc toglie il battito selezionato, P / N ripolarizzazione sul picco positivo / negativo per tutti i battiti, Ctrl+Z / Ctrl+Shift+Z annulla e ripete qualsiasi correzione, Ctrl+S salva.</w:t>
       </w:r>
     </w:p>
     <w:p>

--- a/docs/MANUALE_Cardiac_FP_Analyzer.docx
+++ b/docs/MANUALE_Cardiac_FP_Analyzer.docx
@@ -8546,7 +8546,34 @@
         <w:t xml:space="preserve"> </w:t>
       </w:r>
       <w:r>
-        <w:t xml:space="preserve">— con l’elenco dei problemi trovati (non analizzabile e perché, segnale debole, burst di rumore dell’incubatore e quanto tempo occupano, battiti mancanti, ritmo irregolare o con buchi, FPD non misurabile o incerto, rilevamenti tolti dai veti, ingresso senza tessuto, stato della camera). Poi la</w:t>
+        <w:t xml:space="preserve">— con l’elenco dei problemi trovati (non analizzabile e perché, segnale debole, burst di rumore dell’incubatore e quanto tempo occupano, battiti mancanti, ritmo irregolare o con buchi, FPD non misurabile o incerto, rilevamenti tolti dai veti, ingresso senza tessuto, stato della camera). Se i problemi sono più di tre se ne vedono i primi tre e il collegamento</w:t>
+      </w:r>
+      <w:r>
+        <w:t xml:space="preserve"> </w:t>
+      </w:r>
+      <w:r>
+        <w:rPr>
+          <w:i/>
+        </w:rPr>
+        <w:t xml:space="preserve">… mostra tutto (altri N)</w:t>
+      </w:r>
+      <w:r>
+        <w:t xml:space="preserve"> </w:t>
+      </w:r>
+      <w:r>
+        <w:t xml:space="preserve">apre l’elenco completo (</w:t>
+      </w:r>
+      <w:r>
+        <w:rPr>
+          <w:i/>
+        </w:rPr>
+        <w:t xml:space="preserve">mostra meno</w:t>
+      </w:r>
+      <w:r>
+        <w:t xml:space="preserve"> </w:t>
+      </w:r>
+      <w:r>
+        <w:t xml:space="preserve">lo richiude; la scelta resta per le registrazioni successive); l’elenco completo è anche nel suggerimento che compare passando con il mouse. Poi la</w:t>
       </w:r>
       <w:r>
         <w:t xml:space="preserve"> </w:t>

--- a/docs/MANUALE_Cardiac_FP_Analyzer.docx
+++ b/docs/MANUALE_Cardiac_FP_Analyzer.docx
@@ -12037,7 +12037,19 @@
         <w:t xml:space="preserve">per battito</w:t>
       </w:r>
       <w:r>
-        <w:t xml:space="preserve">, attorno alla posizione trovata sul template (± 150 ms), con soglia 1,5 × rumore; i battiti senza onda hanno FPD NaN.</w:t>
+        <w:t xml:space="preserve">, attorno alla posizione trovata sul template (± 150 ms), con soglia 1,5 × rumore; i battiti senza onda hanno FPD NaN. Dalla v3.23 l’onda ha la</w:t>
+      </w:r>
+      <w:r>
+        <w:t xml:space="preserve"> </w:t>
+      </w:r>
+      <w:r>
+        <w:rPr>
+          <w:b/>
+        </w:rPr>
+        <w:t xml:space="preserve">stessa polarità in tutta la registrazione</w:t>
+      </w:r>
+      <w:r>
+        <w:t xml:space="preserve">: con un’onda bifasica alcuni battiti prendevano il lobo positivo e altri quello negativo (segnalato dagli operatori). Ora ogni battito cerca prima il segno della registrazione — quello del template, oppure l’altro se almeno due battiti su tre lo hanno scelto — e il lobo opposto solo se di quel segno non c’è un’onda sopra la soglia. Sul corpus GG le registrazioni con polarità mista passano da 71 a 9 (sviluppo) e da 28 a 4 (test), le ripolarizzazioni entro 20 ms da quelle dell’operatore dal 57 al 62 % e dal 64 al 68 %; il confronto per registrazione resta invariato (un elettrodo in meno entro ±10 % sullo sviluppo, tre in più entro ±5 % sul test); circa il 5 % dei battiti resta senza ripolarizzazione invece di prendere l’altro lobo.</w:t>
       </w:r>
       <w:r>
         <w:t xml:space="preserve"> </w:t>

--- a/docs/MANUALE_Cardiac_FP_Analyzer.docx
+++ b/docs/MANUALE_Cardiac_FP_Analyzer.docx
@@ -51,7 +51,7 @@
         <w:t xml:space="preserve"> </w:t>
       </w:r>
       <w:r>
-        <w:t xml:space="preserve">3.22.0</w:t>
+        <w:t xml:space="preserve">3.23.0</w:t>
       </w:r>
       <w:r>
         <w:t xml:space="preserve"> </w:t>

--- a/docs/MANUALE_Cardiac_FP_Analyzer.docx
+++ b/docs/MANUALE_Cardiac_FP_Analyzer.docx
@@ -9067,7 +9067,145 @@
         <w:t xml:space="preserve">Sposta qui</w:t>
       </w:r>
       <w:r>
-        <w:t xml:space="preserve">, poi riletto sul segnale non filtrato), la ripolarizzazione all’estremo più vicino del tracciato visualizzato. Tenendo premuto Shift al rilascio il marcatore resta esattamente dove lo si lascia, senza aggancio. Una depolarizzazione non si può lasciare su un’altra; un trascinamento che non parte da un marcatore sposta o ingrandisce la vista come sempre; su una registrazione chiusa il trascinamento è rifiutato. Passando con il mouse su un marcatore la barra di stato lo ricorda. Tutto annullabile con Ctrl+Z. I burst di rumore sono evidenziati in grigio. Tastiera: ← → battito precedente/successivo (cerchio arancione), Canc toglie il battito selezionato, P / N ripolarizzazione sul picco positivo / negativo per tutti i battiti, Ctrl+Z / Ctrl+Shift+Z annulla e ripete qualsiasi correzione, Ctrl+S salva.</w:t>
+        <w:t xml:space="preserve">, poi riletto sul segnale non filtrato), la ripolarizzazione all’estremo più vicino del tracciato visualizzato. Tenendo premuto Shift al rilascio il marcatore resta esattamente dove lo si lascia, senza aggancio. Una depolarizzazione non si può lasciare su un’altra; un trascinamento che non parte da un marcatore sposta o ingrandisce la vista come sempre; su una registrazione chiusa il trascinamento è rifiutato. Passando con il mouse su un marcatore la barra di stato lo ricorda. Il mouse si muove a passi di un pixel: con tutta la registrazione a schermo un pixel copre decine di millisecondi, quindi per un posizionamento fine si ingrandisce (Box o rotella) oppure si usano i tasti</w:t>
+      </w:r>
+      <w:r>
+        <w:t xml:space="preserve"> </w:t>
+      </w:r>
+      <w:r>
+        <w:rPr>
+          <w:b/>
+        </w:rPr>
+        <w:t xml:space="preserve">Alt+← / Alt+→</w:t>
+      </w:r>
+      <w:r>
+        <w:t xml:space="preserve">, che spostano di un campione la depolarizzazione del battito selezionato (cerchio arancione; dopo un trascinamento è quello trascinato), e</w:t>
+      </w:r>
+      <w:r>
+        <w:t xml:space="preserve"> </w:t>
+      </w:r>
+      <w:r>
+        <w:rPr>
+          <w:b/>
+        </w:rPr>
+        <w:t xml:space="preserve">Alt+Shift+← / →</w:t>
+      </w:r>
+      <w:r>
+        <w:t xml:space="preserve"> </w:t>
+      </w:r>
+      <w:r>
+        <w:t xml:space="preserve">per la sua ripolarizzazione. Il</w:t>
+      </w:r>
+      <w:r>
+        <w:t xml:space="preserve"> </w:t>
+      </w:r>
+      <w:r>
+        <w:rPr>
+          <w:b/>
+        </w:rPr>
+        <w:t xml:space="preserve">lato dello spike</w:t>
+      </w:r>
+      <w:r>
+        <w:t xml:space="preserve"> </w:t>
+      </w:r>
+      <w:r>
+        <w:t xml:space="preserve">(picco positivo o negativo) su cui si agganciano e si allineano le depolarizzazioni è deciso all’apertura sui rilevamenti del software, guardando il segnale non filtrato, e non cambia con le correzioni; se non è quello giusto (spike bifasici) si impone con</w:t>
+      </w:r>
+      <w:r>
+        <w:t xml:space="preserve"> </w:t>
+      </w:r>
+      <w:r>
+        <w:rPr>
+          <w:b/>
+        </w:rPr>
+        <w:t xml:space="preserve">Shift+P / Shift+N</w:t>
+      </w:r>
+      <w:r>
+        <w:t xml:space="preserve"> </w:t>
+      </w:r>
+      <w:r>
+        <w:t xml:space="preserve">o con i pulsanti</w:t>
+      </w:r>
+      <w:r>
+        <w:t xml:space="preserve"> </w:t>
+      </w:r>
+      <w:r>
+        <w:rPr>
+          <w:i/>
+        </w:rPr>
+        <w:t xml:space="preserve">Dep +</w:t>
+      </w:r>
+      <w:r>
+        <w:t xml:space="preserve"> </w:t>
+      </w:r>
+      <w:r>
+        <w:t xml:space="preserve">/</w:t>
+      </w:r>
+      <w:r>
+        <w:t xml:space="preserve"> </w:t>
+      </w:r>
+      <w:r>
+        <w:rPr>
+          <w:i/>
+        </w:rPr>
+        <w:t xml:space="preserve">Dep −</w:t>
+      </w:r>
+      <w:r>
+        <w:t xml:space="preserve">, che spostano tutte le depolarizzazioni sul picco di quel lato; la scelta resta per la registrazione e si salva. Il triangolo rosso è disegnato sulla cresta del tracciato visualizzato entro ±2 ms dal suo tempo (il tempo è quello del picco sul segnale non filtrato, che può distare un campione o due dalla cresta del filtrato). Tutto annullabile con Ctrl+Z. I burst di rumore sono evidenziati in grigio. Tastiera: ← → battito precedente/successivo (cerchio arancione), Canc toglie il battito selezionato, P / N ripolarizzazione sul picco positivo / negativo per tutti i battiti (pulsanti</w:t>
+      </w:r>
+      <w:r>
+        <w:t xml:space="preserve"> </w:t>
+      </w:r>
+      <w:r>
+        <w:rPr>
+          <w:i/>
+        </w:rPr>
+        <w:t xml:space="preserve">Ripol +</w:t>
+      </w:r>
+      <w:r>
+        <w:t xml:space="preserve"> </w:t>
+      </w:r>
+      <w:r>
+        <w:t xml:space="preserve">/</w:t>
+      </w:r>
+      <w:r>
+        <w:t xml:space="preserve"> </w:t>
+      </w:r>
+      <w:r>
+        <w:rPr>
+          <w:i/>
+        </w:rPr>
+        <w:t xml:space="preserve">Ripol −</w:t>
+      </w:r>
+      <w:r>
+        <w:t xml:space="preserve">), Shift+P / Shift+N depolarizzazioni sul picco positivo / negativo (pulsanti</w:t>
+      </w:r>
+      <w:r>
+        <w:t xml:space="preserve"> </w:t>
+      </w:r>
+      <w:r>
+        <w:rPr>
+          <w:i/>
+        </w:rPr>
+        <w:t xml:space="preserve">Dep +</w:t>
+      </w:r>
+      <w:r>
+        <w:t xml:space="preserve"> </w:t>
+      </w:r>
+      <w:r>
+        <w:t xml:space="preserve">/</w:t>
+      </w:r>
+      <w:r>
+        <w:t xml:space="preserve"> </w:t>
+      </w:r>
+      <w:r>
+        <w:rPr>
+          <w:i/>
+        </w:rPr>
+        <w:t xml:space="preserve">Dep −</w:t>
+      </w:r>
+      <w:r>
+        <w:t xml:space="preserve">), Alt+← / → e Alt+Shift+← / → un campione per la depolarizzazione / ripolarizzazione selezionata, Ctrl+Z / Ctrl+Shift+Z annulla e ripete qualsiasi correzione, Ctrl+S salva.</w:t>
       </w:r>
     </w:p>
     <w:p>

--- a/docs/MANUALE_Cardiac_FP_Analyzer.docx
+++ b/docs/MANUALE_Cardiac_FP_Analyzer.docx
@@ -2206,7 +2206,118 @@
         <w:t xml:space="preserve"> </w:t>
       </w:r>
       <w:r>
-        <w:t xml:space="preserve">(Terminale):</w:t>
+        <w:t xml:space="preserve">(Terminale). Su un Mac nuovo il primo</w:t>
+      </w:r>
+      <w:r>
+        <w:t xml:space="preserve"> </w:t>
+      </w:r>
+      <w:r>
+        <w:rPr>
+          <w:rStyle w:val="VerbatimChar"/>
+        </w:rPr>
+        <w:t xml:space="preserve">git</w:t>
+      </w:r>
+      <w:r>
+        <w:t xml:space="preserve"> </w:t>
+      </w:r>
+      <w:r>
+        <w:t xml:space="preserve">(o</w:t>
+      </w:r>
+      <w:r>
+        <w:t xml:space="preserve"> </w:t>
+      </w:r>
+      <w:r>
+        <w:rPr>
+          <w:rStyle w:val="VerbatimChar"/>
+        </w:rPr>
+        <w:t xml:space="preserve">python3</w:t>
+      </w:r>
+      <w:r>
+        <w:t xml:space="preserve">) propone di installare gli</w:t>
+      </w:r>
+      <w:r>
+        <w:t xml:space="preserve"> </w:t>
+      </w:r>
+      <w:r>
+        <w:rPr>
+          <w:i/>
+        </w:rPr>
+        <w:t xml:space="preserve">strumenti per lo sviluppo da riga di comando</w:t>
+      </w:r>
+      <w:r>
+        <w:t xml:space="preserve"> </w:t>
+      </w:r>
+      <w:r>
+        <w:t xml:space="preserve">di Apple:</w:t>
+      </w:r>
+      <w:r>
+        <w:t xml:space="preserve"> </w:t>
+      </w:r>
+      <w:r>
+        <w:rPr>
+          <w:b/>
+        </w:rPr>
+        <w:t xml:space="preserve">Installa</w:t>
+      </w:r>
+      <w:r>
+        <w:t xml:space="preserve"> </w:t>
+      </w:r>
+      <w:r>
+        <w:t xml:space="preserve">e</w:t>
+      </w:r>
+      <w:r>
+        <w:t xml:space="preserve"> </w:t>
+      </w:r>
+      <w:r>
+        <w:rPr>
+          <w:b/>
+        </w:rPr>
+        <w:t xml:space="preserve">Accetta</w:t>
+      </w:r>
+      <w:r>
+        <w:t xml:space="preserve"> </w:t>
+      </w:r>
+      <w:r>
+        <w:t xml:space="preserve">(contengono git e Python 3), poi riaprire il Terminale. I comandi di Windows qui sotto non vanno usati sul Mac (</w:t>
+      </w:r>
+      <w:r>
+        <w:rPr>
+          <w:rStyle w:val="VerbatimChar"/>
+        </w:rPr>
+        <w:t xml:space="preserve">py</w:t>
+      </w:r>
+      <w:r>
+        <w:t xml:space="preserve">,</w:t>
+      </w:r>
+      <w:r>
+        <w:t xml:space="preserve"> </w:t>
+      </w:r>
+      <w:r>
+        <w:rPr>
+          <w:rStyle w:val="VerbatimChar"/>
+        </w:rPr>
+        <w:t xml:space="preserve">Activate.ps1</w:t>
+      </w:r>
+      <w:r>
+        <w:t xml:space="preserve"> </w:t>
+      </w:r>
+      <w:r>
+        <w:t xml:space="preserve">e i percorsi con</w:t>
+      </w:r>
+      <w:r>
+        <w:t xml:space="preserve"> </w:t>
+      </w:r>
+      <w:r>
+        <w:rPr>
+          <w:rStyle w:val="VerbatimChar"/>
+        </w:rPr>
+        <w:t xml:space="preserve">\</w:t>
+      </w:r>
+      <w:r>
+        <w:t xml:space="preserve"> </w:t>
+      </w:r>
+      <w:r>
+        <w:t xml:space="preserve">non esistono).</w:t>
       </w:r>
     </w:p>
     <w:p>
@@ -2215,6 +2326,21 @@
       </w:pPr>
       <w:r>
         <w:rPr>
+          <w:rStyle w:val="BuiltInTok"/>
+        </w:rPr>
+        <w:t xml:space="preserve">cd</w:t>
+      </w:r>
+      <w:r>
+        <w:rPr>
+          <w:rStyle w:val="NormalTok"/>
+        </w:rPr>
+        <w:t xml:space="preserve"> ~/Documents</w:t>
+      </w:r>
+      <w:r>
+        <w:br/>
+      </w:r>
+      <w:r>
+        <w:rPr>
           <w:rStyle w:val="FunctionTok"/>
         </w:rPr>
         <w:t xml:space="preserve">git</w:t>
@@ -2245,6 +2371,21 @@
       </w:r>
       <w:r>
         <w:rPr>
+          <w:rStyle w:val="FunctionTok"/>
+        </w:rPr>
+        <w:t xml:space="preserve">git</w:t>
+      </w:r>
+      <w:r>
+        <w:rPr>
+          <w:rStyle w:val="NormalTok"/>
+        </w:rPr>
+        <w:t xml:space="preserve"> checkout feat/pyside-poc</w:t>
+      </w:r>
+      <w:r>
+        <w:br/>
+      </w:r>
+      <w:r>
+        <w:rPr>
           <w:rStyle w:val="ExtensionTok"/>
         </w:rPr>
         <w:t xml:space="preserve">python3</w:t>
@@ -2277,6 +2418,21 @@
         <w:rPr>
           <w:rStyle w:val="ExtensionTok"/>
         </w:rPr>
+        <w:t xml:space="preserve">python</w:t>
+      </w:r>
+      <w:r>
+        <w:rPr>
+          <w:rStyle w:val="NormalTok"/>
+        </w:rPr>
+        <w:t xml:space="preserve"> -m pip install --upgrade pip</w:t>
+      </w:r>
+      <w:r>
+        <w:br/>
+      </w:r>
+      <w:r>
+        <w:rPr>
+          <w:rStyle w:val="ExtensionTok"/>
+        </w:rPr>
         <w:t xml:space="preserve">pip</w:t>
       </w:r>
       <w:r>
@@ -2290,6 +2446,15 @@
           <w:rStyle w:val="StringTok"/>
         </w:rPr>
         <w:t xml:space="preserve">".[gui,reports,mcs,nwb]"</w:t>
+      </w:r>
+      <w:r>
+        <w:br/>
+      </w:r>
+      <w:r>
+        <w:rPr>
+          <w:rStyle w:val="ExtensionTok"/>
+        </w:rPr>
+        <w:t xml:space="preserve">cardiac-fp-gui</w:t>
       </w:r>
     </w:p>
     <w:p>
@@ -2477,6 +2642,15 @@
           <w:rStyle w:val="NormalTok"/>
         </w:rPr>
         <w:t xml:space="preserve"> cardiac-fp-analyzer</w:t>
+      </w:r>
+      <w:r>
+        <w:br/>
+      </w:r>
+      <w:r>
+        <w:rPr>
+          <w:rStyle w:val="NormalTok"/>
+        </w:rPr>
+        <w:t xml:space="preserve">git checkout feat/pyside-poc</w:t>
       </w:r>
       <w:r>
         <w:br/>

--- a/docs/MANUALE_Cardiac_FP_Analyzer.docx
+++ b/docs/MANUALE_Cardiac_FP_Analyzer.docx
@@ -51,7 +51,7 @@
         <w:t xml:space="preserve"> </w:t>
       </w:r>
       <w:r>
-        <w:t xml:space="preserve">3.23.0</w:t>
+        <w:t xml:space="preserve">3.24.0</w:t>
       </w:r>
       <w:r>
         <w:t xml:space="preserve"> </w:t>
@@ -12026,1740 +12026,19 @@
     </w:p>
     <w:p>
       <w:pPr>
-        <w:pStyle w:val="Heading2"/>
-      </w:pPr>
-      <w:bookmarkStart w:id="59" w:name="periodo-frequenza-cv"/>
-      <w:r>
-        <w:t xml:space="preserve">8.3 Periodo, frequenza, CV</w:t>
-      </w:r>
-      <w:bookmarkEnd w:id="59"/>
-    </w:p>
-    <w:p>
-      <w:pPr>
-        <w:pStyle w:val="FirstParagraph"/>
-      </w:pPr>
-      <w:r>
-        <w:t xml:space="preserve">Intervalli tra battiti consecutivi: media, mediana, CV (std/media),</w:t>
-      </w:r>
-      <w:r>
-        <w:t xml:space="preserve"> </w:t>
-      </w:r>
-      <w:r>
-        <w:rPr>
-          <w:rStyle w:val="VerbatimChar"/>
-        </w:rPr>
-        <w:t xml:space="preserve">bpm_mean</w:t>
-      </w:r>
-      <w:r>
-        <w:t xml:space="preserve">, STV di Poincaré. Se il CV di tutte le rilevazioni è ≥ 25 % e ci sono ≥ 6 battiti, il</w:t>
-      </w:r>
-      <w:r>
-        <w:t xml:space="preserve"> </w:t>
-      </w:r>
+        <w:pStyle w:val="BodyText"/>
+      </w:pPr>
       <w:r>
         <w:rPr>
           <w:b/>
         </w:rPr>
-        <w:t xml:space="preserve">treno del ritmo</w:t>
-      </w:r>
-      <w:r>
-        <w:t xml:space="preserve"> </w:t>
-      </w:r>
-      <w:r>
-        <w:t xml:space="preserve">(</w:t>
-      </w:r>
-      <w:r>
-        <w:rPr>
-          <w:rStyle w:val="VerbatimChar"/>
-        </w:rPr>
-        <w:t xml:space="preserve">enable_rhythm_train</w:t>
-      </w:r>
-      <w:r>
-        <w:t xml:space="preserve">, attivo) trova il periodo dominante e tiene la sottosequenza di battiti compatibile: periodo e CV descrivono il ritmo di fondo e non le rilevazioni spurie; su un tessuto regolare non cambia nulla. Sui chip il periodo e il CV sono quelli della camera (§7.3).</w:t>
-      </w:r>
-    </w:p>
-    <w:p>
-      <w:pPr>
-        <w:pStyle w:val="Heading2"/>
-      </w:pPr>
-      <w:bookmarkStart w:id="60" w:name="qc-e-analizzabilità"/>
-      <w:r>
-        <w:t xml:space="preserve">8.4 QC e analizzabilità</w:t>
-      </w:r>
-      <w:bookmarkEnd w:id="60"/>
-    </w:p>
-    <w:p>
-      <w:pPr>
-        <w:pStyle w:val="FirstParagraph"/>
-      </w:pPr>
-      <w:r>
-        <w:t xml:space="preserve">Per battito: ampiezza ≥ 25 % della mediana (</w:t>
-      </w:r>
-      <w:r>
-        <w:rPr>
-          <w:rStyle w:val="VerbatimChar"/>
-        </w:rPr>
-        <w:t xml:space="preserve">amplitude_reject_fraction</w:t>
-      </w:r>
-      <w:r>
-        <w:t xml:space="preserve">), correlazione con il template ≥ 0,40 (</w:t>
-      </w:r>
-      <w:r>
-        <w:rPr>
-          <w:rStyle w:val="VerbatimChar"/>
-        </w:rPr>
-        <w:t xml:space="preserve">morphology_threshold</w:t>
-      </w:r>
-      <w:r>
-        <w:t xml:space="preserve">, con soglia adattiva fino a 0,20 sui tracciati difficili), riammissione dei battiti sul ritmo. Voto: F (&lt; 3 battiti, o SNR &lt; 2 e scarti &gt; 60 %), D (SNR &lt; 3 o scarti &gt; 40 %), C (SNR &lt; 5 o scarti &gt; 20 % o r medio &lt; 0,40), B (SNR &lt; 8 o scarti &gt; 5 %), A.</w:t>
-      </w:r>
-    </w:p>
-    <w:p>
-      <w:pPr>
-        <w:pStyle w:val="BodyText"/>
-      </w:pPr>
-      <w:r>
-        <w:rPr>
-          <w:b/>
-        </w:rPr>
-        <w:t xml:space="preserve">Non analizzabile</w:t>
-      </w:r>
-      <w:r>
-        <w:t xml:space="preserve"> </w:t>
-      </w:r>
-      <w:r>
-        <w:t xml:space="preserve">se: battiti &lt; 3; SNR mediano dei battiti &lt; 1,6; meno di 16 battiti con CV &gt; 40 %; sui chip, camera irregolare / conduzione persa / ferma. Effetto: FPD, FPDc e confidenza a NaN,</w:t>
-      </w:r>
-      <w:r>
-        <w:t xml:space="preserve"> </w:t>
-      </w:r>
-      <w:r>
-        <w:rPr>
-          <w:rStyle w:val="VerbatimChar"/>
-        </w:rPr>
-        <w:t xml:space="preserve">fpd_reliable</w:t>
-      </w:r>
-      <w:r>
-        <w:t xml:space="preserve"> </w:t>
-      </w:r>
-      <w:r>
-        <w:t xml:space="preserve">falso, voto F, classe</w:t>
-      </w:r>
-      <w:r>
-        <w:t xml:space="preserve"> </w:t>
-      </w:r>
-      <w:r>
-        <w:t xml:space="preserve">“</w:t>
-      </w:r>
-      <w:r>
-        <w:t xml:space="preserve">Not analysable</w:t>
-      </w:r>
-      <w:r>
-        <w:t xml:space="preserve">”</w:t>
-      </w:r>
-      <w:r>
-        <w:t xml:space="preserve">; periodo e ampiezza restano.</w:t>
-      </w:r>
-    </w:p>
-    <w:p>
-      <w:pPr>
-        <w:pStyle w:val="Heading2"/>
-      </w:pPr>
-      <w:bookmarkStart w:id="61" w:name="fpd"/>
-      <w:r>
-        <w:t xml:space="preserve">8.5 FPD</w:t>
-      </w:r>
-      <w:bookmarkEnd w:id="61"/>
-    </w:p>
-    <w:p>
-      <w:pPr>
-        <w:pStyle w:val="FirstParagraph"/>
-      </w:pPr>
-      <w:r>
-        <w:t xml:space="preserve">Prima</w:t>
-      </w:r>
-      <w:r>
-        <w:t xml:space="preserve"> </w:t>
-      </w:r>
-      <w:r>
-        <w:rPr>
-          <w:b/>
-        </w:rPr>
-        <w:t xml:space="preserve">sul template</w:t>
-      </w:r>
-      <w:r>
-        <w:t xml:space="preserve"> </w:t>
-      </w:r>
-      <w:r>
-        <w:t xml:space="preserve">(battito mediano di fino a 60 battiti allineati): finestra da 150 ms dopo lo spike a max(900 ms, 70 % del RR, min(85 % del RR, inizio del battito più precoce − 60 ms)): su un ritmo regolare la ricerca arriva all’85 % del ciclo, su uno irregolare si ferma prima di dove può cominciare il battito successivo; passa-basso 20 Hz e segmento riferito al livello di riposo del battito (50–15 ms prima dello spike), così la prominenza dei candidati non dipende dalla finestra; FPD minimo max(120 ms, 20 % RR, ≤ 600 ms); candidati = picchi positivi e negativi con prominenza ≥ 15 % della deviazione;</w:t>
-      </w:r>
-      <w:r>
-        <w:t xml:space="preserve"> </w:t>
-      </w:r>
-      <w:r>
-        <w:rPr>
-          <w:b/>
-        </w:rPr>
-        <w:t xml:space="preserve">scelta dell’onda</w:t>
-      </w:r>
-      <w:r>
-        <w:t xml:space="preserve"> </w:t>
-      </w:r>
-      <w:r>
-        <w:rPr>
-          <w:rStyle w:val="VerbatimChar"/>
-        </w:rPr>
-        <w:t xml:space="preserve">prefer_positive</w:t>
-      </w:r>
-      <w:r>
-        <w:t xml:space="preserve"> </w:t>
-      </w:r>
-      <w:r>
-        <w:t xml:space="preserve">(attiva): il picco positivo più prominente, purché abbia almeno metà della prominenza massima e stia entro 400 ms dal candidato più prominente, altrimenti il più prominente (alternativa</w:t>
-      </w:r>
-      <w:r>
-        <w:t xml:space="preserve"> </w:t>
-      </w:r>
-      <w:r>
-        <w:rPr>
-          <w:rStyle w:val="VerbatimChar"/>
-        </w:rPr>
-        <w:t xml:space="preserve">max_prominence</w:t>
-      </w:r>
-      <w:r>
-        <w:t xml:space="preserve">); soglia di qualità prominenza/rumore ≥ 2.</w:t>
-      </w:r>
-      <w:r>
-        <w:t xml:space="preserve"> </w:t>
-      </w:r>
-      <w:r>
-        <w:rPr>
-          <w:b/>
-        </w:rPr>
-        <w:t xml:space="preserve">Punto misurato</w:t>
-      </w:r>
-      <w:r>
-        <w:t xml:space="preserve"> </w:t>
-      </w:r>
-      <w:r>
-        <w:t xml:space="preserve">(</w:t>
-      </w:r>
-      <w:r>
-        <w:rPr>
-          <w:rStyle w:val="VerbatimChar"/>
-        </w:rPr>
-        <w:t xml:space="preserve">fpd_method</w:t>
-      </w:r>
-      <w:r>
-        <w:t xml:space="preserve">):</w:t>
-      </w:r>
-      <w:r>
-        <w:t xml:space="preserve"> </w:t>
-      </w:r>
-      <w:r>
-        <w:rPr>
-          <w:rStyle w:val="VerbatimChar"/>
-        </w:rPr>
-        <w:t xml:space="preserve">peak</w:t>
-      </w:r>
-      <w:r>
-        <w:t xml:space="preserve"> </w:t>
-      </w:r>
-      <w:r>
-        <w:t xml:space="preserve">(attivo) = latenza del picco dell’onda; alternative</w:t>
-      </w:r>
-      <w:r>
-        <w:t xml:space="preserve"> </w:t>
-      </w:r>
-      <w:r>
-        <w:rPr>
-          <w:rStyle w:val="VerbatimChar"/>
-        </w:rPr>
-        <w:t xml:space="preserve">tangent</w:t>
-      </w:r>
-      <w:r>
-        <w:t xml:space="preserve"> </w:t>
-      </w:r>
-      <w:r>
-        <w:t xml:space="preserve">(intersezione della tangente di discesa con lo zero),</w:t>
-      </w:r>
-      <w:r>
-        <w:t xml:space="preserve"> </w:t>
-      </w:r>
-      <w:r>
-        <w:rPr>
-          <w:rStyle w:val="VerbatimChar"/>
-        </w:rPr>
-        <w:t xml:space="preserve">max_slope</w:t>
-      </w:r>
-      <w:r>
-        <w:t xml:space="preserve">,</w:t>
-      </w:r>
-      <w:r>
-        <w:t xml:space="preserve"> </w:t>
-      </w:r>
-      <w:r>
-        <w:rPr>
-          <w:rStyle w:val="VerbatimChar"/>
-        </w:rPr>
-        <w:t xml:space="preserve">50pct</w:t>
-      </w:r>
-      <w:r>
-        <w:t xml:space="preserve">,</w:t>
-      </w:r>
-      <w:r>
-        <w:t xml:space="preserve"> </w:t>
-      </w:r>
-      <w:r>
-        <w:rPr>
-          <w:rStyle w:val="VerbatimChar"/>
-        </w:rPr>
-        <w:t xml:space="preserve">baseline_return</w:t>
-      </w:r>
-      <w:r>
-        <w:t xml:space="preserve">,</w:t>
-      </w:r>
-      <w:r>
-        <w:t xml:space="preserve"> </w:t>
-      </w:r>
-      <w:r>
-        <w:rPr>
-          <w:rStyle w:val="VerbatimChar"/>
-        </w:rPr>
-        <w:t xml:space="preserve">consensus</w:t>
-      </w:r>
-      <w:r>
-        <w:t xml:space="preserve">. Il picco è il punto più ripetibile tra battiti ed elettrodi, ed è quello con cui è stata fatta la validazione sul report PHOENIX D10.1.</w:t>
-      </w:r>
-    </w:p>
-    <w:p>
-      <w:pPr>
-        <w:pStyle w:val="BodyText"/>
-      </w:pPr>
-      <w:r>
-        <w:t xml:space="preserve">Poi</w:t>
-      </w:r>
-      <w:r>
-        <w:t xml:space="preserve"> </w:t>
-      </w:r>
-      <w:r>
-        <w:rPr>
-          <w:b/>
-        </w:rPr>
-        <w:t xml:space="preserve">per battito</w:t>
-      </w:r>
-      <w:r>
-        <w:t xml:space="preserve">, attorno alla posizione trovata sul template (± 150 ms), con soglia 1,5 × rumore; i battiti senza onda hanno FPD NaN. Dalla v3.23 l’onda ha la</w:t>
-      </w:r>
-      <w:r>
-        <w:t xml:space="preserve"> </w:t>
-      </w:r>
-      <w:r>
-        <w:rPr>
-          <w:b/>
-        </w:rPr>
-        <w:t xml:space="preserve">stessa polarità in tutta la registrazione</w:t>
-      </w:r>
-      <w:r>
-        <w:t xml:space="preserve">: con un’onda bifasica alcuni battiti prendevano il lobo positivo e altri quello negativo (segnalato dagli operatori). Ora ogni battito cerca prima il segno della registrazione — quello del template, oppure l’altro se almeno due battiti su tre lo hanno scelto — e il lobo opposto solo se di quel segno non c’è un’onda sopra la soglia. Sul corpus GG le registrazioni con polarità mista passano da 71 a 9 (sviluppo) e da 28 a 4 (test), le ripolarizzazioni entro 20 ms da quelle dell’operatore dal 57 al 62 % e dal 64 al 68 %; il confronto per registrazione resta invariato (un elettrodo in meno entro ±10 % sullo sviluppo, tre in più entro ±5 % sul test); circa il 5 % dei battiti resta senza ripolarizzazione invece di prendere l’altro lobo.</w:t>
-      </w:r>
-      <w:r>
-        <w:t xml:space="preserve"> </w:t>
-      </w:r>
-      <w:r>
-        <w:rPr>
-          <w:rStyle w:val="VerbatimChar"/>
-        </w:rPr>
-        <w:t xml:space="preserve">fpd_ms_median</w:t>
-      </w:r>
-      <w:r>
-        <w:t xml:space="preserve"> </w:t>
-      </w:r>
-      <w:r>
-        <w:t xml:space="preserve">è la mediana;</w:t>
-      </w:r>
-      <w:r>
-        <w:t xml:space="preserve"> </w:t>
-      </w:r>
-      <w:r>
-        <w:rPr>
-          <w:rStyle w:val="VerbatimChar"/>
-        </w:rPr>
-        <w:t xml:space="preserve">fpd_reliable</w:t>
-      </w:r>
-      <w:r>
-        <w:t xml:space="preserve"> </w:t>
-      </w:r>
-      <w:r>
-        <w:t xml:space="preserve">richiede ≥ 50 % di battiti validi;</w:t>
-      </w:r>
-      <w:r>
-        <w:t xml:space="preserve"> </w:t>
-      </w:r>
-      <w:r>
-        <w:rPr>
-          <w:rStyle w:val="VerbatimChar"/>
-        </w:rPr>
-        <w:t xml:space="preserve">fpd_confidence</w:t>
-      </w:r>
-      <w:r>
-        <w:t xml:space="preserve"> </w:t>
-      </w:r>
-      <w:r>
-        <w:t xml:space="preserve">= metà qualità del template, metà coerenza tra battiti.</w:t>
-      </w:r>
-    </w:p>
-    <w:p>
-      <w:pPr>
-        <w:pStyle w:val="BodyText"/>
-      </w:pPr>
-      <w:r>
-        <w:t xml:space="preserve">Sui chip l’FPD è il</w:t>
-      </w:r>
-      <w:r>
-        <w:t xml:space="preserve"> </w:t>
-      </w:r>
-      <w:r>
-        <w:rPr>
-          <w:b/>
-        </w:rPr>
-        <w:t xml:space="preserve">consenso di camera</w:t>
-      </w:r>
-      <w:r>
-        <w:t xml:space="preserve"> </w:t>
-      </w:r>
-      <w:r>
-        <w:t xml:space="preserve">(§7.3); il valore dell’elettrodo resta in</w:t>
-      </w:r>
-      <w:r>
-        <w:t xml:space="preserve"> </w:t>
-      </w:r>
-      <w:r>
-        <w:rPr>
-          <w:rStyle w:val="VerbatimChar"/>
-        </w:rPr>
-        <w:t xml:space="preserve">fpd_ms_median_electrode</w:t>
-      </w:r>
-      <w:r>
-        <w:t xml:space="preserve">.</w:t>
-      </w:r>
-    </w:p>
-    <w:p>
-      <w:pPr>
-        <w:pStyle w:val="Heading2"/>
-      </w:pPr>
-      <w:bookmarkStart w:id="62" w:name="fpdc"/>
-      <w:r>
-        <w:t xml:space="preserve">8.6 FPDc</w:t>
-      </w:r>
-      <w:bookmarkEnd w:id="62"/>
-    </w:p>
-    <w:p>
-      <w:pPr>
-        <w:pStyle w:val="FirstParagraph"/>
-      </w:pPr>
-      <w:r>
-        <w:t xml:space="preserve">Per battito, FPD / RR^(1/3) con il RR locale (battito precedente),</w:t>
-      </w:r>
-      <w:r>
-        <w:t xml:space="preserve"> </w:t>
-      </w:r>
-      <w:r>
-        <w:rPr>
-          <w:rStyle w:val="VerbatimChar"/>
-        </w:rPr>
-        <w:t xml:space="preserve">correction = 'fridericia'</w:t>
-      </w:r>
-      <w:r>
-        <w:t xml:space="preserve"> </w:t>
-      </w:r>
-      <w:r>
-        <w:t xml:space="preserve">(alternative</w:t>
-      </w:r>
-      <w:r>
-        <w:t xml:space="preserve"> </w:t>
-      </w:r>
-      <w:r>
-        <w:rPr>
-          <w:rStyle w:val="VerbatimChar"/>
-        </w:rPr>
-        <w:t xml:space="preserve">bazett</w:t>
-      </w:r>
-      <w:r>
-        <w:t xml:space="preserve">,</w:t>
-      </w:r>
-      <w:r>
-        <w:t xml:space="preserve"> </w:t>
-      </w:r>
-      <w:r>
-        <w:rPr>
-          <w:rStyle w:val="VerbatimChar"/>
-        </w:rPr>
-        <w:t xml:space="preserve">none</w:t>
-      </w:r>
-      <w:r>
-        <w:t xml:space="preserve">; il sommario riporta sempre entrambe le formule).</w:t>
-      </w:r>
-      <w:r>
-        <w:t xml:space="preserve"> </w:t>
-      </w:r>
-      <w:r>
-        <w:rPr>
-          <w:rStyle w:val="VerbatimChar"/>
-        </w:rPr>
-        <w:t xml:space="preserve">fpdc_ms_mean</w:t>
-      </w:r>
-      <w:r>
-        <w:t xml:space="preserve"> </w:t>
-      </w:r>
-      <w:r>
-        <w:t xml:space="preserve">è la media per battito, oppure l’FPDc di camera (FPD di consenso / periodo di camera^(1/3)). Nessun ΔFPDc se il periodo supera 6 s (</w:t>
-      </w:r>
-      <w:r>
-        <w:rPr>
-          <w:rStyle w:val="VerbatimChar"/>
-        </w:rPr>
-        <w:t xml:space="preserve">max_beat_period_for_fpdc_ms</w:t>
-      </w:r>
-      <w:r>
-        <w:t xml:space="preserve">): la correzione non ha senso su un tessuto quasi fermo.</w:t>
-      </w:r>
-    </w:p>
-    <w:p>
-      <w:pPr>
-        <w:pStyle w:val="Heading2"/>
-      </w:pPr>
-      <w:bookmarkStart w:id="63" w:name="ampiezza-e-spike"/>
-      <w:r>
-        <w:t xml:space="preserve">8.7 Ampiezza e spike</w:t>
-      </w:r>
-      <w:bookmarkEnd w:id="63"/>
-    </w:p>
-    <w:p>
-      <w:pPr>
-        <w:pStyle w:val="FirstParagraph"/>
-      </w:pPr>
-      <w:r>
-        <w:t xml:space="preserve">Picco-picco da 10 ms prima a 20 ms dopo lo spike, sul segnale filtrato e corretto per il guadagno (</w:t>
-      </w:r>
-      <w:r>
-        <w:rPr>
-          <w:rStyle w:val="VerbatimChar"/>
-        </w:rPr>
-        <w:t xml:space="preserve">spike_amplitude_mV_mean</w:t>
-      </w:r>
-      <w:r>
-        <w:t xml:space="preserve">); tempo di salita 10–90 %; dV/dt massimo per battito.</w:t>
-      </w:r>
-    </w:p>
-    <w:p>
-      <w:pPr>
-        <w:pStyle w:val="Heading2"/>
-      </w:pPr>
-      <w:bookmarkStart w:id="64" w:name="aritmie"/>
-      <w:r>
-        <w:t xml:space="preserve">8.8 Aritmie</w:t>
-      </w:r>
-      <w:bookmarkEnd w:id="64"/>
-    </w:p>
-    <w:p>
-      <w:pPr>
-        <w:pStyle w:val="FirstParagraph"/>
-      </w:pPr>
-      <w:r>
-        <w:t xml:space="preserve">Su tutte le rilevazioni: tachicardia (BP &lt; 300 ms), bradicardia (&gt; 2500 ms), irregolarità (CV &gt; 15 %, critica &gt; 30 %), prematuri (&lt; 0,7 × medio), ritardati (&gt; 1,5 ×), pause (&gt; 3 ×), STV alta (&gt; 10 ms), FPD &gt; 500 ms, EAD statistici (&gt; 3 MAD) e da residuo (picco positivo del residuo battito − template, 100–450 ms dopo lo spike). Punteggio 0–100 a pesi fissi; classe dalla prima condizione che vale (Fibrillation-like, EAD with Triggered Activity, …, Irregular Rhythm, Normal Sinus Rhythm). La</w:t>
-      </w:r>
-      <w:r>
-        <w:t xml:space="preserve"> </w:t>
-      </w:r>
-      <w:r>
-        <w:rPr>
-          <w:b/>
-        </w:rPr>
-        <w:t xml:space="preserve">cessazione</w:t>
-      </w:r>
-      <w:r>
-        <w:t xml:space="preserve"> </w:t>
-      </w:r>
-      <w:r>
-        <w:t xml:space="preserve">(silenzio, buchi, decadimento, silenzio terminale) alimenta il TdP score e la risk map; lo</w:t>
-      </w:r>
-      <w:r>
-        <w:t xml:space="preserve"> </w:t>
-      </w:r>
-      <w:r>
-        <w:rPr>
-          <w:b/>
-        </w:rPr>
-        <w:t xml:space="preserve">spettro</w:t>
-      </w:r>
-      <w:r>
-        <w:t xml:space="preserve"> </w:t>
-      </w:r>
-      <w:r>
-        <w:t xml:space="preserve">(Welch, entropia, armoniche) dà l’indice proaritmico della risk map.</w:t>
-      </w:r>
-    </w:p>
-    <w:p>
-      <w:pPr>
-        <w:pStyle w:val="Heading2"/>
-      </w:pPr>
-      <w:bookmarkStart w:id="65" w:name="batch-inclusione-abbinamento-decisione"/>
-      <w:r>
-        <w:t xml:space="preserve">8.9 Batch: inclusione, abbinamento, decisione</w:t>
-      </w:r>
-      <w:bookmarkEnd w:id="65"/>
-    </w:p>
-    <w:p>
-      <w:pPr>
-        <w:pStyle w:val="FirstParagraph"/>
-      </w:pPr>
-      <w:r>
-        <w:rPr>
-          <w:b/>
-        </w:rPr>
-        <w:t xml:space="preserve">Inclusione</w:t>
-      </w:r>
-      <w:r>
-        <w:t xml:space="preserve"> </w:t>
-      </w:r>
-      <w:r>
-        <w:t xml:space="preserve">(solo baseline, primo criterio che fallisce): CV del periodo ≥ 25 % o NaN; FPDc fuori 100–1200 ms; confidenza &lt; 0,66; FPD/RR &gt; 0,80. Un tessuto è escluso solo se</w:t>
-      </w:r>
-      <w:r>
-        <w:t xml:space="preserve"> </w:t>
-      </w:r>
-      <w:r>
-        <w:rPr>
-          <w:b/>
-        </w:rPr>
-        <w:t xml:space="preserve">tutti</w:t>
-      </w:r>
-      <w:r>
-        <w:t xml:space="preserve"> </w:t>
-      </w:r>
-      <w:r>
-        <w:t xml:space="preserve">i suoi baseline falliscono.</w:t>
-      </w:r>
-    </w:p>
-    <w:p>
-      <w:pPr>
-        <w:pStyle w:val="BodyText"/>
-      </w:pPr>
-      <w:r>
-        <w:rPr>
-          <w:b/>
-        </w:rPr>
-        <w:t xml:space="preserve">Riferimento</w:t>
-      </w:r>
-      <w:r>
-        <w:t xml:space="preserve"> </w:t>
-      </w:r>
-      <w:r>
-        <w:t xml:space="preserve">di una dose: l’ultimo baseline/t0 analizzabile, e che ha passato l’inclusione, del tessuto prima della prima dose (con gli orari di acquisizione); senza orari, stessa cartella, poi t0, poi voto QC. Se nessun baseline del tessuto ha passato l’inclusione la dose resta senza riferimento, con il motivo.</w:t>
-      </w:r>
-    </w:p>
-    <w:p>
-      <w:pPr>
-        <w:pStyle w:val="BodyText"/>
-      </w:pPr>
-      <w:r>
-        <w:rPr>
-          <w:b/>
-        </w:rPr>
-        <w:t xml:space="preserve">Variazioni</w:t>
-      </w:r>
-      <w:r>
-        <w:t xml:space="preserve">: ΔBP da</w:t>
-      </w:r>
-      <w:r>
-        <w:t xml:space="preserve"> </w:t>
-      </w:r>
-      <w:r>
-        <w:rPr>
-          <w:rStyle w:val="VerbatimChar"/>
-        </w:rPr>
-        <w:t xml:space="preserve">beat_period_ms_mean</w:t>
-      </w:r>
-      <w:r>
-        <w:t xml:space="preserve">, ΔFPDc da</w:t>
-      </w:r>
-      <w:r>
-        <w:t xml:space="preserve"> </w:t>
-      </w:r>
-      <w:r>
-        <w:rPr>
-          <w:rStyle w:val="VerbatimChar"/>
-        </w:rPr>
-        <w:t xml:space="preserve">fpdc_ms_mean</w:t>
-      </w:r>
-      <w:r>
-        <w:t xml:space="preserve">, Δampiezza da</w:t>
-      </w:r>
-      <w:r>
-        <w:t xml:space="preserve"> </w:t>
-      </w:r>
-      <w:r>
-        <w:rPr>
-          <w:rStyle w:val="VerbatimChar"/>
-        </w:rPr>
-        <w:t xml:space="preserve">spike_amplitude_mV_mean</w:t>
-      </w:r>
-      <w:r>
-        <w:t xml:space="preserve">. TdP score per registrazione: 3 (cessazione, ΔFPDc ≥ 20 %, o EAD critico con ≥ 10 %), 2 (≥ 15 %), 1 (≥ 10 %), −1 (≤ −10 %), 0.</w:t>
-      </w:r>
-    </w:p>
-    <w:p>
-      <w:pPr>
-        <w:pStyle w:val="BodyText"/>
-      </w:pPr>
-      <w:r>
-        <w:rPr>
-          <w:b/>
-        </w:rPr>
-        <w:t xml:space="preserve">Decisione sul composto</w:t>
-      </w:r>
-      <w:r>
-        <w:t xml:space="preserve"> </w:t>
-      </w:r>
-      <w:r>
-        <w:t xml:space="preserve">(</w:t>
-      </w:r>
-      <w:r>
-        <w:rPr>
-          <w:rStyle w:val="VerbatimChar"/>
-        </w:rPr>
-        <w:t xml:space="preserve">classification_method = 'concentration'</w:t>
-      </w:r>
-      <w:r>
-        <w:t xml:space="preserve">): dosi abbinate, analizzabili, incluse (washout, veicolo e controlli esclusi); concentrazioni lette come numeri; media per tessuto, poi tra tessuti; una concentrazione conta se misurata su ≥ 2 tessuti;</w:t>
-      </w:r>
-      <w:r>
-        <w:t xml:space="preserve"> </w:t>
-      </w:r>
-      <w:r>
-        <w:rPr>
-          <w:b/>
-        </w:rPr>
-        <w:t xml:space="preserve">positivo</w:t>
-      </w:r>
-      <w:r>
-        <w:t xml:space="preserve"> </w:t>
-      </w:r>
-      <w:r>
-        <w:t xml:space="preserve">se 2 concentrazioni adiacenti hanno media ≥ 15 % (</w:t>
-      </w:r>
-      <w:r>
-        <w:rPr>
-          <w:rStyle w:val="VerbatimChar"/>
-        </w:rPr>
-        <w:t xml:space="preserve">classification_threshold = 'mid'</w:t>
-      </w:r>
-      <w:r>
-        <w:t xml:space="preserve">);</w:t>
-      </w:r>
-      <w:r>
-        <w:t xml:space="preserve"> </w:t>
-      </w:r>
-      <w:r>
-        <w:rPr>
-          <w:b/>
-        </w:rPr>
-        <w:t xml:space="preserve">dati insufficienti</w:t>
-      </w:r>
-      <w:r>
-        <w:t xml:space="preserve"> </w:t>
-      </w:r>
-      <w:r>
-        <w:t xml:space="preserve">se contano meno di 2 concentrazioni;</w:t>
-      </w:r>
-      <w:r>
-        <w:t xml:space="preserve"> </w:t>
-      </w:r>
-      <w:r>
-        <w:rPr>
-          <w:b/>
-        </w:rPr>
-        <w:t xml:space="preserve">negativo</w:t>
-      </w:r>
-      <w:r>
-        <w:t xml:space="preserve"> </w:t>
-      </w:r>
-      <w:r>
-        <w:t xml:space="preserve">altrimenti. Non esiste una classe</w:t>
-      </w:r>
-      <w:r>
-        <w:t xml:space="preserve"> </w:t>
-      </w:r>
-      <w:r>
-        <w:t xml:space="preserve">“</w:t>
-      </w:r>
-      <w:r>
-        <w:t xml:space="preserve">accorcia</w:t>
-      </w:r>
-      <w:r>
-        <w:t xml:space="preserve">”</w:t>
-      </w:r>
-      <w:r>
-        <w:t xml:space="preserve">: l’accorciamento compare nel TdP score −1 e nei ΔFPDc negativi delle singole registrazioni. Alternative:</w:t>
-      </w:r>
-      <w:r>
-        <w:t xml:space="preserve"> </w:t>
-      </w:r>
-      <w:r>
-        <w:rPr>
-          <w:rStyle w:val="VerbatimChar"/>
-        </w:rPr>
-        <w:t xml:space="preserve">n_above</w:t>
-      </w:r>
-      <w:r>
-        <w:t xml:space="preserve">,</w:t>
-      </w:r>
-      <w:r>
-        <w:t xml:space="preserve"> </w:t>
-      </w:r>
-      <w:r>
-        <w:rPr>
-          <w:rStyle w:val="VerbatimChar"/>
-        </w:rPr>
-        <w:t xml:space="preserve">mean</w:t>
-      </w:r>
-      <w:r>
-        <w:t xml:space="preserve">,</w:t>
-      </w:r>
-      <w:r>
-        <w:t xml:space="preserve"> </w:t>
-      </w:r>
-      <w:r>
-        <w:rPr>
-          <w:rStyle w:val="VerbatimChar"/>
-        </w:rPr>
-        <w:t xml:space="preserve">max</w:t>
-      </w:r>
-      <w:r>
-        <w:t xml:space="preserve"> </w:t>
-      </w:r>
-      <w:r>
-        <w:t xml:space="preserve">(quella usata fino alla v3.7, che sui dati Visone 2023 chiamava positivi tutti i negativi).</w:t>
-      </w:r>
-    </w:p>
-    <w:p>
-      <w:pPr>
-        <w:pStyle w:val="Heading1"/>
-      </w:pPr>
-      <w:bookmarkStart w:id="66" w:name="configurazione"/>
-      <w:r>
-        <w:t xml:space="preserve">9. Configurazione</w:t>
-      </w:r>
-      <w:bookmarkEnd w:id="66"/>
-    </w:p>
-    <w:p>
-      <w:pPr>
-        <w:pStyle w:val="FirstParagraph"/>
-      </w:pPr>
-      <w:r>
-        <w:rPr>
-          <w:rStyle w:val="VerbatimChar"/>
-        </w:rPr>
-        <w:t xml:space="preserve">AnalysisConfig</w:t>
-      </w:r>
-      <w:r>
-        <w:t xml:space="preserve"> </w:t>
-      </w:r>
-      <w:r>
-        <w:t xml:space="preserve">(</w:t>
-      </w:r>
-      <w:r>
-        <w:rPr>
-          <w:rStyle w:val="VerbatimChar"/>
-        </w:rPr>
-        <w:t xml:space="preserve">cardiac_fp_analyzer/config.py</w:t>
-      </w:r>
-      <w:r>
-        <w:t xml:space="preserve">) raccoglie le sezioni</w:t>
-      </w:r>
-      <w:r>
-        <w:t xml:space="preserve"> </w:t>
-      </w:r>
-      <w:r>
-        <w:rPr>
-          <w:rStyle w:val="VerbatimChar"/>
-        </w:rPr>
-        <w:t xml:space="preserve">filtering</w:t>
-      </w:r>
-      <w:r>
-        <w:t xml:space="preserve">,</w:t>
-      </w:r>
-      <w:r>
-        <w:t xml:space="preserve"> </w:t>
-      </w:r>
-      <w:r>
-        <w:rPr>
-          <w:rStyle w:val="VerbatimChar"/>
-        </w:rPr>
-        <w:t xml:space="preserve">beat_detection</w:t>
-      </w:r>
-      <w:r>
-        <w:t xml:space="preserve">,</w:t>
-      </w:r>
-      <w:r>
-        <w:t xml:space="preserve"> </w:t>
-      </w:r>
-      <w:r>
-        <w:rPr>
-          <w:rStyle w:val="VerbatimChar"/>
-        </w:rPr>
-        <w:t xml:space="preserve">repolarization</w:t>
-      </w:r>
-      <w:r>
-        <w:t xml:space="preserve">,</w:t>
-      </w:r>
-      <w:r>
-        <w:t xml:space="preserve"> </w:t>
-      </w:r>
-      <w:r>
-        <w:rPr>
-          <w:rStyle w:val="VerbatimChar"/>
-        </w:rPr>
-        <w:t xml:space="preserve">quality</w:t>
-      </w:r>
-      <w:r>
-        <w:t xml:space="preserve">,</w:t>
-      </w:r>
-      <w:r>
-        <w:t xml:space="preserve"> </w:t>
-      </w:r>
-      <w:r>
-        <w:rPr>
-          <w:rStyle w:val="VerbatimChar"/>
-        </w:rPr>
-        <w:t xml:space="preserve">inclusion</w:t>
-      </w:r>
-      <w:r>
-        <w:t xml:space="preserve">,</w:t>
-      </w:r>
-      <w:r>
-        <w:t xml:space="preserve"> </w:t>
-      </w:r>
-      <w:r>
-        <w:rPr>
-          <w:rStyle w:val="VerbatimChar"/>
-        </w:rPr>
-        <w:t xml:space="preserve">normalization</w:t>
-      </w:r>
-      <w:r>
-        <w:t xml:space="preserve">,</w:t>
-      </w:r>
-      <w:r>
-        <w:t xml:space="preserve"> </w:t>
-      </w:r>
-      <w:r>
-        <w:rPr>
-          <w:rStyle w:val="VerbatimChar"/>
-        </w:rPr>
-        <w:t xml:space="preserve">arrhythmia</w:t>
-      </w:r>
-      <w:r>
-        <w:t xml:space="preserve">,</w:t>
-      </w:r>
-      <w:r>
-        <w:t xml:space="preserve"> </w:t>
-      </w:r>
-      <w:r>
-        <w:rPr>
-          <w:rStyle w:val="VerbatimChar"/>
-        </w:rPr>
-        <w:t xml:space="preserve">channel_selection</w:t>
-      </w:r>
-      <w:r>
-        <w:t xml:space="preserve"> </w:t>
-      </w:r>
-      <w:r>
-        <w:t xml:space="preserve">e i campi di vertice</w:t>
-      </w:r>
-      <w:r>
-        <w:t xml:space="preserve"> </w:t>
-      </w:r>
-      <w:r>
-        <w:rPr>
-          <w:rStyle w:val="VerbatimChar"/>
-        </w:rPr>
-        <w:t xml:space="preserve">amplifier_gain</w:t>
-      </w:r>
-      <w:r>
-        <w:t xml:space="preserve"> </w:t>
-      </w:r>
-      <w:r>
-        <w:t xml:space="preserve">(1e4),</w:t>
-      </w:r>
-      <w:r>
-        <w:t xml:space="preserve"> </w:t>
-      </w:r>
-      <w:r>
-        <w:rPr>
-          <w:rStyle w:val="VerbatimChar"/>
-        </w:rPr>
-        <w:t xml:space="preserve">enable_cessation</w:t>
-      </w:r>
-      <w:r>
-        <w:t xml:space="preserve"> </w:t>
-      </w:r>
-      <w:r>
-        <w:t xml:space="preserve">(True),</w:t>
-      </w:r>
-      <w:r>
-        <w:t xml:space="preserve"> </w:t>
-      </w:r>
-      <w:r>
-        <w:rPr>
-          <w:rStyle w:val="VerbatimChar"/>
-        </w:rPr>
-        <w:t xml:space="preserve">enable_spectral</w:t>
-      </w:r>
-      <w:r>
-        <w:t xml:space="preserve"> </w:t>
-      </w:r>
-      <w:r>
-        <w:t xml:space="preserve">(True),</w:t>
-      </w:r>
-      <w:r>
-        <w:t xml:space="preserve"> </w:t>
-      </w:r>
-      <w:r>
-        <w:rPr>
-          <w:rStyle w:val="VerbatimChar"/>
-        </w:rPr>
-        <w:t xml:space="preserve">use_overrides</w:t>
-      </w:r>
-      <w:r>
-        <w:t xml:space="preserve"> </w:t>
-      </w:r>
-      <w:r>
-        <w:t xml:space="preserve">(True),</w:t>
-      </w:r>
-      <w:r>
-        <w:t xml:space="preserve"> </w:t>
-      </w:r>
-      <w:r>
-        <w:rPr>
-          <w:rStyle w:val="VerbatimChar"/>
-        </w:rPr>
-        <w:t xml:space="preserve">chamber_layout</w:t>
-      </w:r>
-      <w:r>
-        <w:t xml:space="preserve"> </w:t>
-      </w:r>
-      <w:r>
-        <w:t xml:space="preserve">(</w:t>
-      </w:r>
-      <w:r>
-        <w:rPr>
-          <w:rStyle w:val="VerbatimChar"/>
-        </w:rPr>
-        <w:t xml:space="preserve">'auto'</w:t>
-      </w:r>
-      <w:r>
-        <w:t xml:space="preserve">),</w:t>
-      </w:r>
-      <w:r>
-        <w:t xml:space="preserve"> </w:t>
-      </w:r>
-      <w:r>
-        <w:rPr>
-          <w:rStyle w:val="VerbatimChar"/>
-        </w:rPr>
-        <w:t xml:space="preserve">chamber_consensus</w:t>
-      </w:r>
-      <w:r>
-        <w:t xml:space="preserve"> </w:t>
-      </w:r>
-      <w:r>
-        <w:t xml:space="preserve">(True). Si esporta e importa in JSON (</w:t>
-      </w:r>
-      <w:r>
-        <w:rPr>
-          <w:rStyle w:val="VerbatimChar"/>
-        </w:rPr>
-        <w:t xml:space="preserve">to_json</w:t>
-      </w:r>
-      <w:r>
-        <w:t xml:space="preserve">,</w:t>
-      </w:r>
-      <w:r>
-        <w:t xml:space="preserve"> </w:t>
-      </w:r>
-      <w:r>
-        <w:rPr>
-          <w:rStyle w:val="VerbatimChar"/>
-        </w:rPr>
-        <w:t xml:space="preserve">from_json</w:t>
-      </w:r>
-      <w:r>
-        <w:t xml:space="preserve">); il batch salva sempre</w:t>
-      </w:r>
-      <w:r>
-        <w:t xml:space="preserve"> </w:t>
-      </w:r>
-      <w:r>
-        <w:rPr>
-          <w:rStyle w:val="VerbatimChar"/>
-        </w:rPr>
-        <w:t xml:space="preserve">analysis_config.json</w:t>
-      </w:r>
-      <w:r>
-        <w:t xml:space="preserve"> </w:t>
-      </w:r>
-      <w:r>
-        <w:t xml:space="preserve">nei risultati.</w:t>
-      </w:r>
-    </w:p>
-    <w:p>
-      <w:pPr>
-        <w:pStyle w:val="BodyText"/>
-      </w:pPr>
-      <w:r>
-        <w:t xml:space="preserve">Preset:</w:t>
-      </w:r>
-      <w:r>
-        <w:t xml:space="preserve"> </w:t>
-      </w:r>
-      <w:r>
-        <w:rPr>
-          <w:rStyle w:val="VerbatimChar"/>
-        </w:rPr>
-        <w:t xml:space="preserve">default</w:t>
-      </w:r>
-      <w:r>
-        <w:t xml:space="preserve">;</w:t>
-      </w:r>
-      <w:r>
-        <w:t xml:space="preserve"> </w:t>
-      </w:r>
-      <w:r>
-        <w:rPr>
-          <w:rStyle w:val="VerbatimChar"/>
-        </w:rPr>
-        <w:t xml:space="preserve">conservative</w:t>
-      </w:r>
-      <w:r>
-        <w:t xml:space="preserve"> </w:t>
-      </w:r>
-      <w:r>
-        <w:t xml:space="preserve">(morfologia 0,8, QC 0,6, confidenza minima 0,75: segnali rumorosi);</w:t>
-      </w:r>
-      <w:r>
-        <w:t xml:space="preserve"> </w:t>
-      </w:r>
-      <w:r>
-        <w:rPr>
-          <w:rStyle w:val="VerbatimChar"/>
-        </w:rPr>
-        <w:t xml:space="preserve">sensitive</w:t>
-      </w:r>
-      <w:r>
-        <w:t xml:space="preserve"> </w:t>
-      </w:r>
-      <w:r>
-        <w:t xml:space="preserve">(morfologia 0,5, FPD minimo 80 ms: segnali deboli o bradicardici);</w:t>
-      </w:r>
-      <w:r>
-        <w:t xml:space="preserve"> </w:t>
-      </w:r>
-      <w:r>
-        <w:rPr>
-          <w:rStyle w:val="VerbatimChar"/>
-        </w:rPr>
-        <w:t xml:space="preserve">peak_method</w:t>
-      </w:r>
-      <w:r>
-        <w:t xml:space="preserve"> </w:t>
-      </w:r>
-      <w:r>
-        <w:t xml:space="preserve">(oggi identico al default);</w:t>
-      </w:r>
-      <w:r>
-        <w:t xml:space="preserve"> </w:t>
-      </w:r>
-      <w:r>
-        <w:rPr>
-          <w:rStyle w:val="VerbatimChar"/>
-        </w:rPr>
-        <w:t xml:space="preserve">no_filters</w:t>
-      </w:r>
-      <w:r>
-        <w:t xml:space="preserve"> </w:t>
-      </w:r>
-      <w:r>
-        <w:t xml:space="preserve">(disattiva i filtri di ritmo, ampiezza e topologia: per confronti con pipeline vecchie).</w:t>
-      </w:r>
-    </w:p>
-    <w:p>
-      <w:pPr>
-        <w:pStyle w:val="BodyText"/>
-      </w:pPr>
-      <w:r>
-        <w:t xml:space="preserve">Esempio di JSON minimale:</w:t>
-      </w:r>
-    </w:p>
-    <w:p>
-      <w:pPr>
-        <w:pStyle w:val="SourceCode"/>
-      </w:pPr>
-      <w:r>
-        <w:rPr>
-          <w:rStyle w:val="FunctionTok"/>
-        </w:rPr>
-        <w:t xml:space="preserve">{</w:t>
-      </w:r>
-      <w:r>
-        <w:br/>
-      </w:r>
-      <w:r>
-        <w:rPr>
-          <w:rStyle w:val="NormalTok"/>
-        </w:rPr>
-        <w:t xml:space="preserve">  </w:t>
-      </w:r>
-      <w:r>
-        <w:rPr>
-          <w:rStyle w:val="DataTypeTok"/>
-        </w:rPr>
-        <w:t xml:space="preserve">"repolarization"</w:t>
-      </w:r>
-      <w:r>
-        <w:rPr>
-          <w:rStyle w:val="FunctionTok"/>
-        </w:rPr>
-        <w:t xml:space="preserve">:</w:t>
-      </w:r>
-      <w:r>
-        <w:rPr>
-          <w:rStyle w:val="NormalTok"/>
-        </w:rPr>
-        <w:t xml:space="preserve"> </w:t>
-      </w:r>
-      <w:r>
-        <w:rPr>
-          <w:rStyle w:val="FunctionTok"/>
-        </w:rPr>
-        <w:t xml:space="preserve">{</w:t>
-      </w:r>
-      <w:r>
-        <w:rPr>
-          <w:rStyle w:val="DataTypeTok"/>
-        </w:rPr>
-        <w:t xml:space="preserve">"fpd_method"</w:t>
-      </w:r>
-      <w:r>
-        <w:rPr>
-          <w:rStyle w:val="FunctionTok"/>
-        </w:rPr>
-        <w:t xml:space="preserve">:</w:t>
-      </w:r>
-      <w:r>
-        <w:rPr>
-          <w:rStyle w:val="NormalTok"/>
-        </w:rPr>
-        <w:t xml:space="preserve"> </w:t>
-      </w:r>
-      <w:r>
-        <w:rPr>
-          <w:rStyle w:val="StringTok"/>
-        </w:rPr>
-        <w:t xml:space="preserve">"peak"</w:t>
-      </w:r>
-      <w:r>
-        <w:rPr>
-          <w:rStyle w:val="FunctionTok"/>
-        </w:rPr>
-        <w:t xml:space="preserve">,</w:t>
-      </w:r>
-      <w:r>
-        <w:rPr>
-          <w:rStyle w:val="NormalTok"/>
-        </w:rPr>
-        <w:t xml:space="preserve"> </w:t>
-      </w:r>
-      <w:r>
-        <w:rPr>
-          <w:rStyle w:val="DataTypeTok"/>
-        </w:rPr>
-        <w:t xml:space="preserve">"correction"</w:t>
-      </w:r>
-      <w:r>
-        <w:rPr>
-          <w:rStyle w:val="FunctionTok"/>
-        </w:rPr>
-        <w:t xml:space="preserve">:</w:t>
-      </w:r>
-      <w:r>
-        <w:rPr>
-          <w:rStyle w:val="NormalTok"/>
-        </w:rPr>
-        <w:t xml:space="preserve"> </w:t>
-      </w:r>
-      <w:r>
-        <w:rPr>
-          <w:rStyle w:val="StringTok"/>
-        </w:rPr>
-        <w:t xml:space="preserve">"fridericia"</w:t>
-      </w:r>
-      <w:r>
-        <w:rPr>
-          <w:rStyle w:val="FunctionTok"/>
-        </w:rPr>
-        <w:t xml:space="preserve">},</w:t>
-      </w:r>
-      <w:r>
-        <w:br/>
-      </w:r>
-      <w:r>
-        <w:rPr>
-          <w:rStyle w:val="NormalTok"/>
-        </w:rPr>
-        <w:t xml:space="preserve">  </w:t>
-      </w:r>
-      <w:r>
-        <w:rPr>
-          <w:rStyle w:val="DataTypeTok"/>
-        </w:rPr>
-        <w:t xml:space="preserve">"inclusion"</w:t>
-      </w:r>
-      <w:r>
-        <w:rPr>
-          <w:rStyle w:val="FunctionTok"/>
-        </w:rPr>
-        <w:t xml:space="preserve">:</w:t>
-      </w:r>
-      <w:r>
-        <w:rPr>
-          <w:rStyle w:val="NormalTok"/>
-        </w:rPr>
-        <w:t xml:space="preserve"> </w:t>
-      </w:r>
-      <w:r>
-        <w:rPr>
-          <w:rStyle w:val="FunctionTok"/>
-        </w:rPr>
-        <w:t xml:space="preserve">{</w:t>
-      </w:r>
-      <w:r>
-        <w:rPr>
-          <w:rStyle w:val="DataTypeTok"/>
-        </w:rPr>
-        <w:t xml:space="preserve">"max_cv_bp"</w:t>
-      </w:r>
-      <w:r>
-        <w:rPr>
-          <w:rStyle w:val="FunctionTok"/>
-        </w:rPr>
-        <w:t xml:space="preserve">:</w:t>
-      </w:r>
-      <w:r>
-        <w:rPr>
-          <w:rStyle w:val="NormalTok"/>
-        </w:rPr>
-        <w:t xml:space="preserve"> </w:t>
-      </w:r>
-      <w:r>
-        <w:rPr>
-          <w:rStyle w:val="FloatTok"/>
-        </w:rPr>
-        <w:t xml:space="preserve">25.0</w:t>
-      </w:r>
-      <w:r>
-        <w:rPr>
-          <w:rStyle w:val="FunctionTok"/>
-        </w:rPr>
-        <w:t xml:space="preserve">},</w:t>
-      </w:r>
-      <w:r>
-        <w:br/>
-      </w:r>
-      <w:r>
-        <w:rPr>
-          <w:rStyle w:val="NormalTok"/>
-        </w:rPr>
-        <w:t xml:space="preserve">  </w:t>
-      </w:r>
-      <w:r>
-        <w:rPr>
-          <w:rStyle w:val="DataTypeTok"/>
-        </w:rPr>
-        <w:t xml:space="preserve">"normalization"</w:t>
-      </w:r>
-      <w:r>
-        <w:rPr>
-          <w:rStyle w:val="FunctionTok"/>
-        </w:rPr>
-        <w:t xml:space="preserve">:</w:t>
-      </w:r>
-      <w:r>
-        <w:rPr>
-          <w:rStyle w:val="NormalTok"/>
-        </w:rPr>
-        <w:t xml:space="preserve"> </w:t>
-      </w:r>
-      <w:r>
-        <w:rPr>
-          <w:rStyle w:val="FunctionTok"/>
-        </w:rPr>
-        <w:t xml:space="preserve">{</w:t>
-      </w:r>
-      <w:r>
-        <w:rPr>
-          <w:rStyle w:val="DataTypeTok"/>
-        </w:rPr>
-        <w:t xml:space="preserve">"classification_threshold"</w:t>
-      </w:r>
-      <w:r>
-        <w:rPr>
-          <w:rStyle w:val="FunctionTok"/>
-        </w:rPr>
-        <w:t xml:space="preserve">:</w:t>
-      </w:r>
-      <w:r>
-        <w:rPr>
-          <w:rStyle w:val="NormalTok"/>
-        </w:rPr>
-        <w:t xml:space="preserve"> </w:t>
-      </w:r>
-      <w:r>
-        <w:rPr>
-          <w:rStyle w:val="StringTok"/>
-        </w:rPr>
-        <w:t xml:space="preserve">"mid"</w:t>
-      </w:r>
-      <w:r>
-        <w:rPr>
-          <w:rStyle w:val="FunctionTok"/>
-        </w:rPr>
-        <w:t xml:space="preserve">},</w:t>
-      </w:r>
-      <w:r>
-        <w:br/>
-      </w:r>
-      <w:r>
-        <w:rPr>
-          <w:rStyle w:val="NormalTok"/>
-        </w:rPr>
-        <w:t xml:space="preserve">  </w:t>
-      </w:r>
-      <w:r>
-        <w:rPr>
-          <w:rStyle w:val="DataTypeTok"/>
-        </w:rPr>
-        <w:t xml:space="preserve">"amplifier_gain"</w:t>
-      </w:r>
-      <w:r>
-        <w:rPr>
-          <w:rStyle w:val="FunctionTok"/>
-        </w:rPr>
-        <w:t xml:space="preserve">:</w:t>
-      </w:r>
-      <w:r>
-        <w:rPr>
-          <w:rStyle w:val="NormalTok"/>
-        </w:rPr>
-        <w:t xml:space="preserve"> </w:t>
-      </w:r>
-      <w:r>
-        <w:rPr>
-          <w:rStyle w:val="FloatTok"/>
-        </w:rPr>
-        <w:t xml:space="preserve">10000.0</w:t>
-      </w:r>
-      <w:r>
-        <w:rPr>
-          <w:rStyle w:val="FunctionTok"/>
-        </w:rPr>
-        <w:t xml:space="preserve">,</w:t>
-      </w:r>
-      <w:r>
-        <w:br/>
-      </w:r>
-      <w:r>
-        <w:rPr>
-          <w:rStyle w:val="NormalTok"/>
-        </w:rPr>
-        <w:t xml:space="preserve">  </w:t>
-      </w:r>
-      <w:r>
-        <w:rPr>
-          <w:rStyle w:val="DataTypeTok"/>
-        </w:rPr>
-        <w:t xml:space="preserve">"chamber_consensus"</w:t>
-      </w:r>
-      <w:r>
-        <w:rPr>
-          <w:rStyle w:val="FunctionTok"/>
-        </w:rPr>
-        <w:t xml:space="preserve">:</w:t>
-      </w:r>
-      <w:r>
-        <w:rPr>
-          <w:rStyle w:val="NormalTok"/>
-        </w:rPr>
-        <w:t xml:space="preserve"> </w:t>
-      </w:r>
-      <w:r>
-        <w:rPr>
-          <w:rStyle w:val="KeywordTok"/>
-        </w:rPr>
-        <w:t xml:space="preserve">true</w:t>
-      </w:r>
-      <w:r>
-        <w:br/>
-      </w:r>
-      <w:r>
-        <w:rPr>
-          <w:rStyle w:val="FunctionTok"/>
-        </w:rPr>
-        <w:t xml:space="preserve">}</w:t>
-      </w:r>
-    </w:p>
-    <w:p>
-      <w:pPr>
-        <w:pStyle w:val="FirstParagraph"/>
-      </w:pPr>
-      <w:r>
-        <w:t xml:space="preserve">I parametri di cessazione e spettro non sono modificabili da</w:t>
-      </w:r>
-      <w:r>
-        <w:t xml:space="preserve"> </w:t>
-      </w:r>
-      <w:r>
-        <w:rPr>
-          <w:rStyle w:val="VerbatimChar"/>
-        </w:rPr>
-        <w:t xml:space="preserve">AnalysisConfig</w:t>
-      </w:r>
-      <w:r>
-        <w:t xml:space="preserve">. Alcuni campi che esistevano ma non venivano letti (</w:t>
-      </w:r>
-      <w:r>
-        <w:rPr>
-          <w:rStyle w:val="VerbatimChar"/>
-        </w:rPr>
-        <w:t xml:space="preserve">filtering.highpass_*</w:t>
-      </w:r>
-      <w:r>
-        <w:t xml:space="preserve">,</w:t>
-      </w:r>
-      <w:r>
-        <w:t xml:space="preserve"> </w:t>
-      </w:r>
-      <w:r>
-        <w:rPr>
-          <w:rStyle w:val="VerbatimChar"/>
-        </w:rPr>
-        <w:t xml:space="preserve">filtering.lowpass_*</w:t>
-      </w:r>
-      <w:r>
-        <w:t xml:space="preserve">,</w:t>
-      </w:r>
-      <w:r>
-        <w:t xml:space="preserve"> </w:t>
-      </w:r>
-      <w:r>
-        <w:rPr>
-          <w:rStyle w:val="VerbatimChar"/>
-        </w:rPr>
-        <w:t xml:space="preserve">topology_noise_gap_ratio</w:t>
-      </w:r>
-      <w:r>
-        <w:t xml:space="preserve">,</w:t>
-      </w:r>
-      <w:r>
-        <w:t xml:space="preserve"> </w:t>
-      </w:r>
-      <w:r>
-        <w:rPr>
-          <w:rStyle w:val="VerbatimChar"/>
-        </w:rPr>
-        <w:t xml:space="preserve">ead_critical_count</w:t>
-      </w:r>
-      <w:r>
-        <w:t xml:space="preserve">,</w:t>
-      </w:r>
-      <w:r>
-        <w:t xml:space="preserve"> </w:t>
-      </w:r>
-      <w:r>
-        <w:rPr>
-          <w:rStyle w:val="VerbatimChar"/>
-        </w:rPr>
-        <w:t xml:space="preserve">premature_count_threshold</w:t>
-      </w:r>
-      <w:r>
-        <w:t xml:space="preserve">,</w:t>
-      </w:r>
-      <w:r>
-        <w:t xml:space="preserve"> </w:t>
-      </w:r>
-      <w:r>
-        <w:rPr>
-          <w:rStyle w:val="VerbatimChar"/>
-        </w:rPr>
-        <w:t xml:space="preserve">tdp_require_severe_only</w:t>
-      </w:r>
-      <w:r>
-        <w:t xml:space="preserve">,</w:t>
-      </w:r>
-      <w:r>
-        <w:t xml:space="preserve"> </w:t>
-      </w:r>
-      <w:r>
-        <w:rPr>
-          <w:rStyle w:val="VerbatimChar"/>
-        </w:rPr>
-        <w:t xml:space="preserve">snr_good/snr_fair</w:t>
-      </w:r>
-      <w:r>
-        <w:t xml:space="preserve"> </w:t>
-      </w:r>
-      <w:r>
-        <w:t xml:space="preserve">della scelta del canale) sono stati rimossi nella v3.14.1; i file JSON che li contengono si leggono comunque.</w:t>
-      </w:r>
-    </w:p>
-    <w:p>
-      <w:pPr>
-        <w:pStyle w:val="Heading1"/>
-      </w:pPr>
-      <w:bookmarkStart w:id="67" w:name="export-cdisc-send"/>
-      <w:r>
-        <w:t xml:space="preserve">10. Export CDISC SEND</w:t>
-      </w:r>
-      <w:bookmarkEnd w:id="67"/>
-    </w:p>
-    <w:p>
-      <w:pPr>
-        <w:pStyle w:val="SourceCode"/>
-      </w:pPr>
-      <w:r>
-        <w:rPr>
-          <w:rStyle w:val="ImportTok"/>
-        </w:rPr>
-        <w:t xml:space="preserve">from</w:t>
-      </w:r>
-      <w:r>
-        <w:rPr>
-          <w:rStyle w:val="NormalTok"/>
-        </w:rPr>
-        <w:t xml:space="preserve"> cardiac_fp_analyzer.cdisc_export </w:t>
-      </w:r>
-      <w:r>
-        <w:rPr>
-          <w:rStyle w:val="ImportTok"/>
-        </w:rPr>
-        <w:t xml:space="preserve">import</w:t>
-      </w:r>
-      <w:r>
-        <w:rPr>
-          <w:rStyle w:val="NormalTok"/>
-        </w:rPr>
-        <w:t xml:space="preserve"> export_send_package</w:t>
-      </w:r>
-      <w:r>
-        <w:br/>
-      </w:r>
-      <w:r>
-        <w:rPr>
-          <w:rStyle w:val="NormalTok"/>
-        </w:rPr>
-        <w:t xml:space="preserve">export_send_package(results, </w:t>
-      </w:r>
-      <w:r>
-        <w:rPr>
-          <w:rStyle w:val="StringTok"/>
-        </w:rPr>
-        <w:t xml:space="preserve">'out_send/'</w:t>
-      </w:r>
-      <w:r>
-        <w:rPr>
-          <w:rStyle w:val="NormalTok"/>
-        </w:rPr>
-        <w:t xml:space="preserve">, study_id</w:t>
-      </w:r>
-      <w:r>
-        <w:rPr>
-          <w:rStyle w:val="OperatorTok"/>
-        </w:rPr>
-        <w:t xml:space="preserve">=</w:t>
-      </w:r>
-      <w:r>
-        <w:rPr>
-          <w:rStyle w:val="StringTok"/>
-        </w:rPr>
-        <w:t xml:space="preserve">'CIPA2026_01'</w:t>
-      </w:r>
-      <w:r>
-        <w:rPr>
-          <w:rStyle w:val="NormalTok"/>
-        </w:rPr>
-        <w:t xml:space="preserve">)</w:t>
-      </w:r>
-    </w:p>
-    <w:p>
-      <w:pPr>
-        <w:pStyle w:val="FirstParagraph"/>
-      </w:pPr>
-      <w:r>
-        <w:t xml:space="preserve">Domini TS, DM, EX, EG, TX, DS, SUPPEG +</w:t>
-      </w:r>
-      <w:r>
-        <w:t xml:space="preserve"> </w:t>
-      </w:r>
-      <w:r>
-        <w:rPr>
-          <w:rStyle w:val="VerbatimChar"/>
-        </w:rPr>
-        <w:t xml:space="preserve">define.xml</w:t>
-      </w:r>
-      <w:r>
-        <w:t xml:space="preserve"> </w:t>
-      </w:r>
-      <w:r>
-        <w:t xml:space="preserve">(SENDIG 3.1.1); formato</w:t>
-      </w:r>
-      <w:r>
-        <w:t xml:space="preserve"> </w:t>
-      </w:r>
-      <w:r>
-        <w:rPr>
-          <w:rStyle w:val="VerbatimChar"/>
-        </w:rPr>
-        <w:t xml:space="preserve">.xpt</w:t>
-      </w:r>
-      <w:r>
-        <w:t xml:space="preserve"> </w:t>
-      </w:r>
-      <w:r>
-        <w:t xml:space="preserve">con pyreadstat (extra</w:t>
-      </w:r>
-      <w:r>
-        <w:t xml:space="preserve"> </w:t>
-      </w:r>
-      <w:r>
-        <w:rPr>
-          <w:rStyle w:val="VerbatimChar"/>
-        </w:rPr>
-        <w:t xml:space="preserve">cdisc</w:t>
-      </w:r>
-      <w:r>
-        <w:t xml:space="preserve">), altrimenti</w:t>
-      </w:r>
-      <w:r>
-        <w:t xml:space="preserve"> </w:t>
-      </w:r>
-      <w:r>
-        <w:rPr>
-          <w:rStyle w:val="VerbatimChar"/>
-        </w:rPr>
-        <w:t xml:space="preserve">xport</w:t>
-      </w:r>
-      <w:r>
-        <w:t xml:space="preserve">, altrimenti CSV con avviso (non regolatorio). Dalla GUI: pannello Studi ▸</w:t>
+        <w:t xml:space="preserve">Tempo della depolarizzazione: due convenzioni</w:t>
+      </w:r>
+      <w:r>
+        <w:t xml:space="preserve"> </w:t>
+      </w:r>
+      <w:r>
+        <w:t xml:space="preserve">(dalla v3.24,</w:t>
       </w:r>
       <w:r>
         <w:t xml:space="preserve"> </w:t>
@@ -13768,21 +12047,11 @@
         <w:rPr>
           <w:i/>
         </w:rPr>
-        <w:t xml:space="preserve">Esporta CDISC…</w:t>
-      </w:r>
-      <w:r>
-        <w:t xml:space="preserve">. Validare con Pinnacle 21 prima di una submission.</w:t>
-      </w:r>
-    </w:p>
-    <w:p>
-      <w:pPr>
-        <w:pStyle w:val="Heading1"/>
-      </w:pPr>
-      <w:bookmarkStart w:id="68" w:name="limiti-noti-e-lavori-in-corso"/>
-      <w:r>
-        <w:t xml:space="preserve">11. Limiti noti e lavori in corso</w:t>
-      </w:r>
-      <w:bookmarkEnd w:id="68"/>
+        <w:t xml:space="preserve">Impostazioni ▸ Detection ▸ Tempo della depolarizzazione</w:t>
+      </w:r>
+      <w:r>
+        <w:t xml:space="preserve">).</w:t>
+      </w:r>
     </w:p>
     <w:p>
       <w:pPr>
@@ -13794,21 +12063,12 @@
       </w:pPr>
       <w:r>
         <w:rPr>
-          <w:b/>
-        </w:rPr>
-        <w:t xml:space="preserve">Pacing</w:t>
-      </w:r>
-      <w:r>
-        <w:t xml:space="preserve">: le registrazioni stimolate sono riconosciute (</w:t>
-      </w:r>
-      <w:r>
-        <w:rPr>
-          <w:rStyle w:val="VerbatimChar"/>
-        </w:rPr>
-        <w:t xml:space="preserve">paced</w:t>
-      </w:r>
-      <w:r>
-        <w:t xml:space="preserve">) ma non analizzate (artefatto, cattura, latenza).</w:t>
+          <w:i/>
+        </w:rPr>
+        <w:t xml:space="preserve">Picco dello spike (software)</w:t>
+      </w:r>
+      <w:r>
+        <w:t xml:space="preserve">, il default: il tempo è la cresta dello spike, positiva o negativa secondo il lato della registrazione; l’ampiezza è il picco-picco del segnale non filtrato da 30 ms prima a 30 ms dopo.</w:t>
       </w:r>
     </w:p>
     <w:p>
@@ -13821,19 +12081,1847 @@
       </w:pPr>
       <w:r>
         <w:rPr>
+          <w:i/>
+        </w:rPr>
+        <w:t xml:space="preserve">Discesa più ripida (MATLAB del laboratorio)</w:t>
+      </w:r>
+      <w:r>
+        <w:t xml:space="preserve">: la convenzione dell’analizzatore MATLAB v1.5 degli operatori. Il tempo è il punto di</w:t>
+      </w:r>
+      <w:r>
+        <w:t xml:space="preserve"> </w:t>
+      </w:r>
+      <w:r>
+        <w:rPr>
           <w:b/>
         </w:rPr>
-        <w:t xml:space="preserve">GUI</w:t>
-      </w:r>
-      <w:r>
-        <w:t xml:space="preserve">: la mappa dei campioni, il flusso per camera del batch e la decisione per composto sono solo da riga di comando/Python; il pannello Studi lavora per file. I punteggi degli elettrodi sono compositi (SNR + ripolarizzazione − CV); nella mappa del chip il colore è relativo al file.</w:t>
-      </w:r>
+        <w:t xml:space="preserve">discesa più ripida</w:t>
+      </w:r>
+      <w:r>
+        <w:t xml:space="preserve"> </w:t>
+      </w:r>
+      <w:r>
+        <w:t xml:space="preserve">del complesso (minimo di dV/dt sul tracciato a 100 Hz, dopo il notch di tutte le armoniche di rete), la stessa fase per gli spike negativi-prima e positivi-prima, quindi non serve scegliere il lato dello spike (</w:t>
+      </w:r>
+      <w:r>
+        <w:rPr>
+          <w:i/>
+        </w:rPr>
+        <w:t xml:space="preserve">Dep + / Dep −</w:t>
+      </w:r>
+      <w:r>
+        <w:t xml:space="preserve"> </w:t>
+      </w:r>
+      <w:r>
+        <w:t xml:space="preserve">si disattivano). L’ampiezza è il punto più alto meno il più basso del complesso sul segnale non filtrato: il minimo nei 50 ms dopo la discesa, il massimo tra il picco nei 40 ms prima e l’overshoot fino a 100 ms dopo il minimo. Nella revisione i triangoli rossi stanno sulla discesa e due cerchietti segnano il minimo e il massimo. Sulla baseline di Exp1, partendo dai rilevamenti del software, riproduce il tempo degli operatori allo stesso campione nel 98 % dei battiti e il loro</w:t>
+      </w:r>
+      <w:r>
+        <w:t xml:space="preserve"> </w:t>
+      </w:r>
+      <w:r>
+        <w:t xml:space="preserve">“</w:t>
+      </w:r>
+      <w:r>
+        <w:t xml:space="preserve">Dep. Voltage up</w:t>
+      </w:r>
+      <w:r>
+        <w:t xml:space="preserve">”</w:t>
+      </w:r>
+      <w:r>
+        <w:t xml:space="preserve"> </w:t>
+      </w:r>
+      <w:r>
+        <w:t xml:space="preserve">nel 99 %.</w:t>
+      </w:r>
+    </w:p>
+    <w:p>
+      <w:pPr>
+        <w:pStyle w:val="FirstParagraph"/>
+      </w:pPr>
+      <w:r>
+        <w:t xml:space="preserve">La scelta sposta l’FPD di 1–2 ms sugli spike stretti e fino a 12 ms sui complessi larghi. Uno studio va analizzato con</w:t>
+      </w:r>
+      <w:r>
+        <w:t xml:space="preserve"> </w:t>
+      </w:r>
+      <w:r>
+        <w:rPr>
+          <w:b/>
+        </w:rPr>
+        <w:t xml:space="preserve">una sola convenzione</w:t>
+      </w:r>
+      <w:r>
+        <w:t xml:space="preserve"> </w:t>
+      </w:r>
+      <w:r>
+        <w:t xml:space="preserve">(basale e dosi misurate allo stesso modo): la convenzione è scritta nella riga del filtraggio in testa all’Excel dei Results e nel file di revisione, e riaprendo una registrazione rivista con l’altra convenzione il programma lo segnala.</w:t>
+      </w:r>
+    </w:p>
+    <w:p>
+      <w:pPr>
+        <w:pStyle w:val="Heading2"/>
+      </w:pPr>
+      <w:bookmarkStart w:id="59" w:name="periodo-frequenza-cv"/>
+      <w:r>
+        <w:t xml:space="preserve">8.3 Periodo, frequenza, CV</w:t>
+      </w:r>
+      <w:bookmarkEnd w:id="59"/>
+    </w:p>
+    <w:p>
+      <w:pPr>
+        <w:pStyle w:val="FirstParagraph"/>
+      </w:pPr>
+      <w:r>
+        <w:t xml:space="preserve">Intervalli tra battiti consecutivi: media, mediana, CV (std/media),</w:t>
+      </w:r>
+      <w:r>
+        <w:t xml:space="preserve"> </w:t>
+      </w:r>
+      <w:r>
+        <w:rPr>
+          <w:rStyle w:val="VerbatimChar"/>
+        </w:rPr>
+        <w:t xml:space="preserve">bpm_mean</w:t>
+      </w:r>
+      <w:r>
+        <w:t xml:space="preserve">, STV di Poincaré. Se il CV di tutte le rilevazioni è ≥ 25 % e ci sono ≥ 6 battiti, il</w:t>
+      </w:r>
+      <w:r>
+        <w:t xml:space="preserve"> </w:t>
+      </w:r>
+      <w:r>
+        <w:rPr>
+          <w:b/>
+        </w:rPr>
+        <w:t xml:space="preserve">treno del ritmo</w:t>
+      </w:r>
+      <w:r>
+        <w:t xml:space="preserve"> </w:t>
+      </w:r>
+      <w:r>
+        <w:t xml:space="preserve">(</w:t>
+      </w:r>
+      <w:r>
+        <w:rPr>
+          <w:rStyle w:val="VerbatimChar"/>
+        </w:rPr>
+        <w:t xml:space="preserve">enable_rhythm_train</w:t>
+      </w:r>
+      <w:r>
+        <w:t xml:space="preserve">, attivo) trova il periodo dominante e tiene la sottosequenza di battiti compatibile: periodo e CV descrivono il ritmo di fondo e non le rilevazioni spurie; su un tessuto regolare non cambia nulla. Sui chip il periodo e il CV sono quelli della camera (§7.3).</w:t>
+      </w:r>
+    </w:p>
+    <w:p>
+      <w:pPr>
+        <w:pStyle w:val="Heading2"/>
+      </w:pPr>
+      <w:bookmarkStart w:id="60" w:name="qc-e-analizzabilità"/>
+      <w:r>
+        <w:t xml:space="preserve">8.4 QC e analizzabilità</w:t>
+      </w:r>
+      <w:bookmarkEnd w:id="60"/>
+    </w:p>
+    <w:p>
+      <w:pPr>
+        <w:pStyle w:val="FirstParagraph"/>
+      </w:pPr>
+      <w:r>
+        <w:t xml:space="preserve">Per battito: ampiezza ≥ 25 % della mediana (</w:t>
+      </w:r>
+      <w:r>
+        <w:rPr>
+          <w:rStyle w:val="VerbatimChar"/>
+        </w:rPr>
+        <w:t xml:space="preserve">amplitude_reject_fraction</w:t>
+      </w:r>
+      <w:r>
+        <w:t xml:space="preserve">), correlazione con il template ≥ 0,40 (</w:t>
+      </w:r>
+      <w:r>
+        <w:rPr>
+          <w:rStyle w:val="VerbatimChar"/>
+        </w:rPr>
+        <w:t xml:space="preserve">morphology_threshold</w:t>
+      </w:r>
+      <w:r>
+        <w:t xml:space="preserve">, con soglia adattiva fino a 0,20 sui tracciati difficili), riammissione dei battiti sul ritmo. Voto: F (&lt; 3 battiti, o SNR &lt; 2 e scarti &gt; 60 %), D (SNR &lt; 3 o scarti &gt; 40 %), C (SNR &lt; 5 o scarti &gt; 20 % o r medio &lt; 0,40), B (SNR &lt; 8 o scarti &gt; 5 %), A.</w:t>
+      </w:r>
+    </w:p>
+    <w:p>
+      <w:pPr>
+        <w:pStyle w:val="BodyText"/>
+      </w:pPr>
+      <w:r>
+        <w:rPr>
+          <w:b/>
+        </w:rPr>
+        <w:t xml:space="preserve">Non analizzabile</w:t>
+      </w:r>
+      <w:r>
+        <w:t xml:space="preserve"> </w:t>
+      </w:r>
+      <w:r>
+        <w:t xml:space="preserve">se: battiti &lt; 3; SNR mediano dei battiti &lt; 1,6; meno di 16 battiti con CV &gt; 40 %; sui chip, camera irregolare / conduzione persa / ferma. Effetto: FPD, FPDc e confidenza a NaN,</w:t>
+      </w:r>
+      <w:r>
+        <w:t xml:space="preserve"> </w:t>
+      </w:r>
+      <w:r>
+        <w:rPr>
+          <w:rStyle w:val="VerbatimChar"/>
+        </w:rPr>
+        <w:t xml:space="preserve">fpd_reliable</w:t>
+      </w:r>
+      <w:r>
+        <w:t xml:space="preserve"> </w:t>
+      </w:r>
+      <w:r>
+        <w:t xml:space="preserve">falso, voto F, classe</w:t>
+      </w:r>
+      <w:r>
+        <w:t xml:space="preserve"> </w:t>
+      </w:r>
+      <w:r>
+        <w:t xml:space="preserve">“</w:t>
+      </w:r>
+      <w:r>
+        <w:t xml:space="preserve">Not analysable</w:t>
+      </w:r>
+      <w:r>
+        <w:t xml:space="preserve">”</w:t>
+      </w:r>
+      <w:r>
+        <w:t xml:space="preserve">; periodo e ampiezza restano.</w:t>
+      </w:r>
+    </w:p>
+    <w:p>
+      <w:pPr>
+        <w:pStyle w:val="Heading2"/>
+      </w:pPr>
+      <w:bookmarkStart w:id="61" w:name="fpd"/>
+      <w:r>
+        <w:t xml:space="preserve">8.5 FPD</w:t>
+      </w:r>
+      <w:bookmarkEnd w:id="61"/>
+    </w:p>
+    <w:p>
+      <w:pPr>
+        <w:pStyle w:val="FirstParagraph"/>
+      </w:pPr>
+      <w:r>
+        <w:t xml:space="preserve">Prima</w:t>
+      </w:r>
+      <w:r>
+        <w:t xml:space="preserve"> </w:t>
+      </w:r>
+      <w:r>
+        <w:rPr>
+          <w:b/>
+        </w:rPr>
+        <w:t xml:space="preserve">sul template</w:t>
+      </w:r>
+      <w:r>
+        <w:t xml:space="preserve"> </w:t>
+      </w:r>
+      <w:r>
+        <w:t xml:space="preserve">(battito mediano di fino a 60 battiti allineati): finestra da 150 ms dopo lo spike a max(900 ms, 70 % del RR, min(85 % del RR, inizio del battito più precoce − 60 ms)): su un ritmo regolare la ricerca arriva all’85 % del ciclo, su uno irregolare si ferma prima di dove può cominciare il battito successivo; passa-basso 20 Hz e segmento riferito al livello di riposo del battito (50–15 ms prima dello spike), così la prominenza dei candidati non dipende dalla finestra; FPD minimo max(120 ms, 20 % RR, ≤ 600 ms); candidati = picchi positivi e negativi con prominenza ≥ 15 % della deviazione;</w:t>
+      </w:r>
+      <w:r>
+        <w:t xml:space="preserve"> </w:t>
+      </w:r>
+      <w:r>
+        <w:rPr>
+          <w:b/>
+        </w:rPr>
+        <w:t xml:space="preserve">scelta dell’onda</w:t>
+      </w:r>
+      <w:r>
+        <w:t xml:space="preserve"> </w:t>
+      </w:r>
+      <w:r>
+        <w:rPr>
+          <w:rStyle w:val="VerbatimChar"/>
+        </w:rPr>
+        <w:t xml:space="preserve">prefer_positive</w:t>
+      </w:r>
+      <w:r>
+        <w:t xml:space="preserve"> </w:t>
+      </w:r>
+      <w:r>
+        <w:t xml:space="preserve">(attiva): il picco positivo più prominente, purché abbia almeno metà della prominenza massima e stia entro 400 ms dal candidato più prominente, altrimenti il più prominente (alternativa</w:t>
+      </w:r>
+      <w:r>
+        <w:t xml:space="preserve"> </w:t>
+      </w:r>
+      <w:r>
+        <w:rPr>
+          <w:rStyle w:val="VerbatimChar"/>
+        </w:rPr>
+        <w:t xml:space="preserve">max_prominence</w:t>
+      </w:r>
+      <w:r>
+        <w:t xml:space="preserve">); soglia di qualità prominenza/rumore ≥ 2.</w:t>
+      </w:r>
+      <w:r>
+        <w:t xml:space="preserve"> </w:t>
+      </w:r>
+      <w:r>
+        <w:rPr>
+          <w:b/>
+        </w:rPr>
+        <w:t xml:space="preserve">Punto misurato</w:t>
+      </w:r>
+      <w:r>
+        <w:t xml:space="preserve"> </w:t>
+      </w:r>
+      <w:r>
+        <w:t xml:space="preserve">(</w:t>
+      </w:r>
+      <w:r>
+        <w:rPr>
+          <w:rStyle w:val="VerbatimChar"/>
+        </w:rPr>
+        <w:t xml:space="preserve">fpd_method</w:t>
+      </w:r>
+      <w:r>
+        <w:t xml:space="preserve">):</w:t>
+      </w:r>
+      <w:r>
+        <w:t xml:space="preserve"> </w:t>
+      </w:r>
+      <w:r>
+        <w:rPr>
+          <w:rStyle w:val="VerbatimChar"/>
+        </w:rPr>
+        <w:t xml:space="preserve">peak</w:t>
+      </w:r>
+      <w:r>
+        <w:t xml:space="preserve"> </w:t>
+      </w:r>
+      <w:r>
+        <w:t xml:space="preserve">(attivo) = latenza del picco dell’onda; alternative</w:t>
+      </w:r>
+      <w:r>
+        <w:t xml:space="preserve"> </w:t>
+      </w:r>
+      <w:r>
+        <w:rPr>
+          <w:rStyle w:val="VerbatimChar"/>
+        </w:rPr>
+        <w:t xml:space="preserve">tangent</w:t>
+      </w:r>
+      <w:r>
+        <w:t xml:space="preserve"> </w:t>
+      </w:r>
+      <w:r>
+        <w:t xml:space="preserve">(intersezione della tangente di discesa con lo zero),</w:t>
+      </w:r>
+      <w:r>
+        <w:t xml:space="preserve"> </w:t>
+      </w:r>
+      <w:r>
+        <w:rPr>
+          <w:rStyle w:val="VerbatimChar"/>
+        </w:rPr>
+        <w:t xml:space="preserve">max_slope</w:t>
+      </w:r>
+      <w:r>
+        <w:t xml:space="preserve">,</w:t>
+      </w:r>
+      <w:r>
+        <w:t xml:space="preserve"> </w:t>
+      </w:r>
+      <w:r>
+        <w:rPr>
+          <w:rStyle w:val="VerbatimChar"/>
+        </w:rPr>
+        <w:t xml:space="preserve">50pct</w:t>
+      </w:r>
+      <w:r>
+        <w:t xml:space="preserve">,</w:t>
+      </w:r>
+      <w:r>
+        <w:t xml:space="preserve"> </w:t>
+      </w:r>
+      <w:r>
+        <w:rPr>
+          <w:rStyle w:val="VerbatimChar"/>
+        </w:rPr>
+        <w:t xml:space="preserve">baseline_return</w:t>
+      </w:r>
+      <w:r>
+        <w:t xml:space="preserve">,</w:t>
+      </w:r>
+      <w:r>
+        <w:t xml:space="preserve"> </w:t>
+      </w:r>
+      <w:r>
+        <w:rPr>
+          <w:rStyle w:val="VerbatimChar"/>
+        </w:rPr>
+        <w:t xml:space="preserve">consensus</w:t>
+      </w:r>
+      <w:r>
+        <w:t xml:space="preserve">. Il picco è il punto più ripetibile tra battiti ed elettrodi, ed è quello con cui è stata fatta la validazione sul report PHOENIX D10.1.</w:t>
+      </w:r>
+    </w:p>
+    <w:p>
+      <w:pPr>
+        <w:pStyle w:val="BodyText"/>
+      </w:pPr>
+      <w:r>
+        <w:t xml:space="preserve">Poi</w:t>
+      </w:r>
+      <w:r>
+        <w:t xml:space="preserve"> </w:t>
+      </w:r>
+      <w:r>
+        <w:rPr>
+          <w:b/>
+        </w:rPr>
+        <w:t xml:space="preserve">per battito</w:t>
+      </w:r>
+      <w:r>
+        <w:t xml:space="preserve">, attorno alla posizione trovata sul template (± 150 ms), con soglia 1,5 × rumore; i battiti senza onda hanno FPD NaN. Dalla v3.23 l’onda ha la</w:t>
+      </w:r>
+      <w:r>
+        <w:t xml:space="preserve"> </w:t>
+      </w:r>
+      <w:r>
+        <w:rPr>
+          <w:b/>
+        </w:rPr>
+        <w:t xml:space="preserve">stessa polarità in tutta la registrazione</w:t>
+      </w:r>
+      <w:r>
+        <w:t xml:space="preserve">: con un’onda bifasica alcuni battiti prendevano il lobo positivo e altri quello negativo (segnalato dagli operatori). Ora ogni battito cerca prima il segno della registrazione — quello del template, oppure l’altro se almeno due battiti su tre lo hanno scelto — e il lobo opposto solo se di quel segno non c’è un’onda sopra la soglia. Sul corpus GG le registrazioni con polarità mista passano da 71 a 9 (sviluppo) e da 28 a 4 (test), le ripolarizzazioni entro 20 ms da quelle dell’operatore dal 57 al 62 % e dal 64 al 68 %; il confronto per registrazione resta invariato (un elettrodo in meno entro ±10 % sullo sviluppo, tre in più entro ±5 % sul test); circa il 5 % dei battiti resta senza ripolarizzazione invece di prendere l’altro lobo.</w:t>
+      </w:r>
+      <w:r>
+        <w:t xml:space="preserve"> </w:t>
+      </w:r>
+      <w:r>
+        <w:rPr>
+          <w:rStyle w:val="VerbatimChar"/>
+        </w:rPr>
+        <w:t xml:space="preserve">fpd_ms_median</w:t>
+      </w:r>
+      <w:r>
+        <w:t xml:space="preserve"> </w:t>
+      </w:r>
+      <w:r>
+        <w:t xml:space="preserve">è la mediana;</w:t>
+      </w:r>
+      <w:r>
+        <w:t xml:space="preserve"> </w:t>
+      </w:r>
+      <w:r>
+        <w:rPr>
+          <w:rStyle w:val="VerbatimChar"/>
+        </w:rPr>
+        <w:t xml:space="preserve">fpd_reliable</w:t>
+      </w:r>
+      <w:r>
+        <w:t xml:space="preserve"> </w:t>
+      </w:r>
+      <w:r>
+        <w:t xml:space="preserve">richiede ≥ 50 % di battiti validi;</w:t>
+      </w:r>
+      <w:r>
+        <w:t xml:space="preserve"> </w:t>
+      </w:r>
+      <w:r>
+        <w:rPr>
+          <w:rStyle w:val="VerbatimChar"/>
+        </w:rPr>
+        <w:t xml:space="preserve">fpd_confidence</w:t>
+      </w:r>
+      <w:r>
+        <w:t xml:space="preserve"> </w:t>
+      </w:r>
+      <w:r>
+        <w:t xml:space="preserve">= metà qualità del template, metà coerenza tra battiti.</w:t>
+      </w:r>
+    </w:p>
+    <w:p>
+      <w:pPr>
+        <w:pStyle w:val="BodyText"/>
+      </w:pPr>
+      <w:r>
+        <w:t xml:space="preserve">Sui chip l’FPD è il</w:t>
+      </w:r>
+      <w:r>
+        <w:t xml:space="preserve"> </w:t>
+      </w:r>
+      <w:r>
+        <w:rPr>
+          <w:b/>
+        </w:rPr>
+        <w:t xml:space="preserve">consenso di camera</w:t>
+      </w:r>
+      <w:r>
+        <w:t xml:space="preserve"> </w:t>
+      </w:r>
+      <w:r>
+        <w:t xml:space="preserve">(§7.3); il valore dell’elettrodo resta in</w:t>
+      </w:r>
+      <w:r>
+        <w:t xml:space="preserve"> </w:t>
+      </w:r>
+      <w:r>
+        <w:rPr>
+          <w:rStyle w:val="VerbatimChar"/>
+        </w:rPr>
+        <w:t xml:space="preserve">fpd_ms_median_electrode</w:t>
+      </w:r>
+      <w:r>
+        <w:t xml:space="preserve">.</w:t>
+      </w:r>
+    </w:p>
+    <w:p>
+      <w:pPr>
+        <w:pStyle w:val="Heading2"/>
+      </w:pPr>
+      <w:bookmarkStart w:id="62" w:name="fpdc"/>
+      <w:r>
+        <w:t xml:space="preserve">8.6 FPDc</w:t>
+      </w:r>
+      <w:bookmarkEnd w:id="62"/>
+    </w:p>
+    <w:p>
+      <w:pPr>
+        <w:pStyle w:val="FirstParagraph"/>
+      </w:pPr>
+      <w:r>
+        <w:t xml:space="preserve">Per battito, FPD / RR^(1/3) con il RR locale (battito precedente),</w:t>
+      </w:r>
+      <w:r>
+        <w:t xml:space="preserve"> </w:t>
+      </w:r>
+      <w:r>
+        <w:rPr>
+          <w:rStyle w:val="VerbatimChar"/>
+        </w:rPr>
+        <w:t xml:space="preserve">correction = 'fridericia'</w:t>
+      </w:r>
+      <w:r>
+        <w:t xml:space="preserve"> </w:t>
+      </w:r>
+      <w:r>
+        <w:t xml:space="preserve">(alternative</w:t>
+      </w:r>
+      <w:r>
+        <w:t xml:space="preserve"> </w:t>
+      </w:r>
+      <w:r>
+        <w:rPr>
+          <w:rStyle w:val="VerbatimChar"/>
+        </w:rPr>
+        <w:t xml:space="preserve">bazett</w:t>
+      </w:r>
+      <w:r>
+        <w:t xml:space="preserve">,</w:t>
+      </w:r>
+      <w:r>
+        <w:t xml:space="preserve"> </w:t>
+      </w:r>
+      <w:r>
+        <w:rPr>
+          <w:rStyle w:val="VerbatimChar"/>
+        </w:rPr>
+        <w:t xml:space="preserve">none</w:t>
+      </w:r>
+      <w:r>
+        <w:t xml:space="preserve">; il sommario riporta sempre entrambe le formule).</w:t>
+      </w:r>
+      <w:r>
+        <w:t xml:space="preserve"> </w:t>
+      </w:r>
+      <w:r>
+        <w:rPr>
+          <w:rStyle w:val="VerbatimChar"/>
+        </w:rPr>
+        <w:t xml:space="preserve">fpdc_ms_mean</w:t>
+      </w:r>
+      <w:r>
+        <w:t xml:space="preserve"> </w:t>
+      </w:r>
+      <w:r>
+        <w:t xml:space="preserve">è la media per battito, oppure l’FPDc di camera (FPD di consenso / periodo di camera^(1/3)). Nessun ΔFPDc se il periodo supera 6 s (</w:t>
+      </w:r>
+      <w:r>
+        <w:rPr>
+          <w:rStyle w:val="VerbatimChar"/>
+        </w:rPr>
+        <w:t xml:space="preserve">max_beat_period_for_fpdc_ms</w:t>
+      </w:r>
+      <w:r>
+        <w:t xml:space="preserve">): la correzione non ha senso su un tessuto quasi fermo.</w:t>
+      </w:r>
+    </w:p>
+    <w:p>
+      <w:pPr>
+        <w:pStyle w:val="Heading2"/>
+      </w:pPr>
+      <w:bookmarkStart w:id="63" w:name="ampiezza-e-spike"/>
+      <w:r>
+        <w:t xml:space="preserve">8.7 Ampiezza e spike</w:t>
+      </w:r>
+      <w:bookmarkEnd w:id="63"/>
+    </w:p>
+    <w:p>
+      <w:pPr>
+        <w:pStyle w:val="FirstParagraph"/>
+      </w:pPr>
+      <w:r>
+        <w:t xml:space="preserve">Picco-picco da 10 ms prima a 20 ms dopo lo spike, sul segnale filtrato e corretto per il guadagno (</w:t>
+      </w:r>
+      <w:r>
+        <w:rPr>
+          <w:rStyle w:val="VerbatimChar"/>
+        </w:rPr>
+        <w:t xml:space="preserve">spike_amplitude_mV_mean</w:t>
+      </w:r>
+      <w:r>
+        <w:t xml:space="preserve">); tempo di salita 10–90 %; dV/dt massimo per battito.</w:t>
+      </w:r>
+    </w:p>
+    <w:p>
+      <w:pPr>
+        <w:pStyle w:val="Heading2"/>
+      </w:pPr>
+      <w:bookmarkStart w:id="64" w:name="aritmie"/>
+      <w:r>
+        <w:t xml:space="preserve">8.8 Aritmie</w:t>
+      </w:r>
+      <w:bookmarkEnd w:id="64"/>
+    </w:p>
+    <w:p>
+      <w:pPr>
+        <w:pStyle w:val="FirstParagraph"/>
+      </w:pPr>
+      <w:r>
+        <w:t xml:space="preserve">Su tutte le rilevazioni: tachicardia (BP &lt; 300 ms), bradicardia (&gt; 2500 ms), irregolarità (CV &gt; 15 %, critica &gt; 30 %), prematuri (&lt; 0,7 × medio), ritardati (&gt; 1,5 ×), pause (&gt; 3 ×), STV alta (&gt; 10 ms), FPD &gt; 500 ms, EAD statistici (&gt; 3 MAD) e da residuo (picco positivo del residuo battito − template, 100–450 ms dopo lo spike). Punteggio 0–100 a pesi fissi; classe dalla prima condizione che vale (Fibrillation-like, EAD with Triggered Activity, …, Irregular Rhythm, Normal Sinus Rhythm). La</w:t>
+      </w:r>
+      <w:r>
+        <w:t xml:space="preserve"> </w:t>
+      </w:r>
+      <w:r>
+        <w:rPr>
+          <w:b/>
+        </w:rPr>
+        <w:t xml:space="preserve">cessazione</w:t>
+      </w:r>
+      <w:r>
+        <w:t xml:space="preserve"> </w:t>
+      </w:r>
+      <w:r>
+        <w:t xml:space="preserve">(silenzio, buchi, decadimento, silenzio terminale) alimenta il TdP score e la risk map; lo</w:t>
+      </w:r>
+      <w:r>
+        <w:t xml:space="preserve"> </w:t>
+      </w:r>
+      <w:r>
+        <w:rPr>
+          <w:b/>
+        </w:rPr>
+        <w:t xml:space="preserve">spettro</w:t>
+      </w:r>
+      <w:r>
+        <w:t xml:space="preserve"> </w:t>
+      </w:r>
+      <w:r>
+        <w:t xml:space="preserve">(Welch, entropia, armoniche) dà l’indice proaritmico della risk map.</w:t>
+      </w:r>
+    </w:p>
+    <w:p>
+      <w:pPr>
+        <w:pStyle w:val="Heading2"/>
+      </w:pPr>
+      <w:bookmarkStart w:id="65" w:name="batch-inclusione-abbinamento-decisione"/>
+      <w:r>
+        <w:t xml:space="preserve">8.9 Batch: inclusione, abbinamento, decisione</w:t>
+      </w:r>
+      <w:bookmarkEnd w:id="65"/>
+    </w:p>
+    <w:p>
+      <w:pPr>
+        <w:pStyle w:val="FirstParagraph"/>
+      </w:pPr>
+      <w:r>
+        <w:rPr>
+          <w:b/>
+        </w:rPr>
+        <w:t xml:space="preserve">Inclusione</w:t>
+      </w:r>
+      <w:r>
+        <w:t xml:space="preserve"> </w:t>
+      </w:r>
+      <w:r>
+        <w:t xml:space="preserve">(solo baseline, primo criterio che fallisce): CV del periodo ≥ 25 % o NaN; FPDc fuori 100–1200 ms; confidenza &lt; 0,66; FPD/RR &gt; 0,80. Un tessuto è escluso solo se</w:t>
+      </w:r>
+      <w:r>
+        <w:t xml:space="preserve"> </w:t>
+      </w:r>
+      <w:r>
+        <w:rPr>
+          <w:b/>
+        </w:rPr>
+        <w:t xml:space="preserve">tutti</w:t>
+      </w:r>
+      <w:r>
+        <w:t xml:space="preserve"> </w:t>
+      </w:r>
+      <w:r>
+        <w:t xml:space="preserve">i suoi baseline falliscono.</w:t>
+      </w:r>
+    </w:p>
+    <w:p>
+      <w:pPr>
+        <w:pStyle w:val="BodyText"/>
+      </w:pPr>
+      <w:r>
+        <w:rPr>
+          <w:b/>
+        </w:rPr>
+        <w:t xml:space="preserve">Riferimento</w:t>
+      </w:r>
+      <w:r>
+        <w:t xml:space="preserve"> </w:t>
+      </w:r>
+      <w:r>
+        <w:t xml:space="preserve">di una dose: l’ultimo baseline/t0 analizzabile, e che ha passato l’inclusione, del tessuto prima della prima dose (con gli orari di acquisizione); senza orari, stessa cartella, poi t0, poi voto QC. Se nessun baseline del tessuto ha passato l’inclusione la dose resta senza riferimento, con il motivo.</w:t>
+      </w:r>
+    </w:p>
+    <w:p>
+      <w:pPr>
+        <w:pStyle w:val="BodyText"/>
+      </w:pPr>
+      <w:r>
+        <w:rPr>
+          <w:b/>
+        </w:rPr>
+        <w:t xml:space="preserve">Variazioni</w:t>
+      </w:r>
+      <w:r>
+        <w:t xml:space="preserve">: ΔBP da</w:t>
+      </w:r>
+      <w:r>
+        <w:t xml:space="preserve"> </w:t>
+      </w:r>
+      <w:r>
+        <w:rPr>
+          <w:rStyle w:val="VerbatimChar"/>
+        </w:rPr>
+        <w:t xml:space="preserve">beat_period_ms_mean</w:t>
+      </w:r>
+      <w:r>
+        <w:t xml:space="preserve">, ΔFPDc da</w:t>
+      </w:r>
+      <w:r>
+        <w:t xml:space="preserve"> </w:t>
+      </w:r>
+      <w:r>
+        <w:rPr>
+          <w:rStyle w:val="VerbatimChar"/>
+        </w:rPr>
+        <w:t xml:space="preserve">fpdc_ms_mean</w:t>
+      </w:r>
+      <w:r>
+        <w:t xml:space="preserve">, Δampiezza da</w:t>
+      </w:r>
+      <w:r>
+        <w:t xml:space="preserve"> </w:t>
+      </w:r>
+      <w:r>
+        <w:rPr>
+          <w:rStyle w:val="VerbatimChar"/>
+        </w:rPr>
+        <w:t xml:space="preserve">spike_amplitude_mV_mean</w:t>
+      </w:r>
+      <w:r>
+        <w:t xml:space="preserve">. TdP score per registrazione: 3 (cessazione, ΔFPDc ≥ 20 %, o EAD critico con ≥ 10 %), 2 (≥ 15 %), 1 (≥ 10 %), −1 (≤ −10 %), 0.</w:t>
+      </w:r>
+    </w:p>
+    <w:p>
+      <w:pPr>
+        <w:pStyle w:val="BodyText"/>
+      </w:pPr>
+      <w:r>
+        <w:rPr>
+          <w:b/>
+        </w:rPr>
+        <w:t xml:space="preserve">Decisione sul composto</w:t>
+      </w:r>
+      <w:r>
+        <w:t xml:space="preserve"> </w:t>
+      </w:r>
+      <w:r>
+        <w:t xml:space="preserve">(</w:t>
+      </w:r>
+      <w:r>
+        <w:rPr>
+          <w:rStyle w:val="VerbatimChar"/>
+        </w:rPr>
+        <w:t xml:space="preserve">classification_method = 'concentration'</w:t>
+      </w:r>
+      <w:r>
+        <w:t xml:space="preserve">): dosi abbinate, analizzabili, incluse (washout, veicolo e controlli esclusi); concentrazioni lette come numeri; media per tessuto, poi tra tessuti; una concentrazione conta se misurata su ≥ 2 tessuti;</w:t>
+      </w:r>
+      <w:r>
+        <w:t xml:space="preserve"> </w:t>
+      </w:r>
+      <w:r>
+        <w:rPr>
+          <w:b/>
+        </w:rPr>
+        <w:t xml:space="preserve">positivo</w:t>
+      </w:r>
+      <w:r>
+        <w:t xml:space="preserve"> </w:t>
+      </w:r>
+      <w:r>
+        <w:t xml:space="preserve">se 2 concentrazioni adiacenti hanno media ≥ 15 % (</w:t>
+      </w:r>
+      <w:r>
+        <w:rPr>
+          <w:rStyle w:val="VerbatimChar"/>
+        </w:rPr>
+        <w:t xml:space="preserve">classification_threshold = 'mid'</w:t>
+      </w:r>
+      <w:r>
+        <w:t xml:space="preserve">);</w:t>
+      </w:r>
+      <w:r>
+        <w:t xml:space="preserve"> </w:t>
+      </w:r>
+      <w:r>
+        <w:rPr>
+          <w:b/>
+        </w:rPr>
+        <w:t xml:space="preserve">dati insufficienti</w:t>
+      </w:r>
+      <w:r>
+        <w:t xml:space="preserve"> </w:t>
+      </w:r>
+      <w:r>
+        <w:t xml:space="preserve">se contano meno di 2 concentrazioni;</w:t>
+      </w:r>
+      <w:r>
+        <w:t xml:space="preserve"> </w:t>
+      </w:r>
+      <w:r>
+        <w:rPr>
+          <w:b/>
+        </w:rPr>
+        <w:t xml:space="preserve">negativo</w:t>
+      </w:r>
+      <w:r>
+        <w:t xml:space="preserve"> </w:t>
+      </w:r>
+      <w:r>
+        <w:t xml:space="preserve">altrimenti. Non esiste una classe</w:t>
+      </w:r>
+      <w:r>
+        <w:t xml:space="preserve"> </w:t>
+      </w:r>
+      <w:r>
+        <w:t xml:space="preserve">“</w:t>
+      </w:r>
+      <w:r>
+        <w:t xml:space="preserve">accorcia</w:t>
+      </w:r>
+      <w:r>
+        <w:t xml:space="preserve">”</w:t>
+      </w:r>
+      <w:r>
+        <w:t xml:space="preserve">: l’accorciamento compare nel TdP score −1 e nei ΔFPDc negativi delle singole registrazioni. Alternative:</w:t>
+      </w:r>
+      <w:r>
+        <w:t xml:space="preserve"> </w:t>
+      </w:r>
+      <w:r>
+        <w:rPr>
+          <w:rStyle w:val="VerbatimChar"/>
+        </w:rPr>
+        <w:t xml:space="preserve">n_above</w:t>
+      </w:r>
+      <w:r>
+        <w:t xml:space="preserve">,</w:t>
+      </w:r>
+      <w:r>
+        <w:t xml:space="preserve"> </w:t>
+      </w:r>
+      <w:r>
+        <w:rPr>
+          <w:rStyle w:val="VerbatimChar"/>
+        </w:rPr>
+        <w:t xml:space="preserve">mean</w:t>
+      </w:r>
+      <w:r>
+        <w:t xml:space="preserve">,</w:t>
+      </w:r>
+      <w:r>
+        <w:t xml:space="preserve"> </w:t>
+      </w:r>
+      <w:r>
+        <w:rPr>
+          <w:rStyle w:val="VerbatimChar"/>
+        </w:rPr>
+        <w:t xml:space="preserve">max</w:t>
+      </w:r>
+      <w:r>
+        <w:t xml:space="preserve"> </w:t>
+      </w:r>
+      <w:r>
+        <w:t xml:space="preserve">(quella usata fino alla v3.7, che sui dati Visone 2023 chiamava positivi tutti i negativi).</w:t>
+      </w:r>
+    </w:p>
+    <w:p>
+      <w:pPr>
+        <w:pStyle w:val="Heading1"/>
+      </w:pPr>
+      <w:bookmarkStart w:id="66" w:name="configurazione"/>
+      <w:r>
+        <w:t xml:space="preserve">9. Configurazione</w:t>
+      </w:r>
+      <w:bookmarkEnd w:id="66"/>
+    </w:p>
+    <w:p>
+      <w:pPr>
+        <w:pStyle w:val="FirstParagraph"/>
+      </w:pPr>
+      <w:r>
+        <w:rPr>
+          <w:rStyle w:val="VerbatimChar"/>
+        </w:rPr>
+        <w:t xml:space="preserve">AnalysisConfig</w:t>
+      </w:r>
+      <w:r>
+        <w:t xml:space="preserve"> </w:t>
+      </w:r>
+      <w:r>
+        <w:t xml:space="preserve">(</w:t>
+      </w:r>
+      <w:r>
+        <w:rPr>
+          <w:rStyle w:val="VerbatimChar"/>
+        </w:rPr>
+        <w:t xml:space="preserve">cardiac_fp_analyzer/config.py</w:t>
+      </w:r>
+      <w:r>
+        <w:t xml:space="preserve">) raccoglie le sezioni</w:t>
+      </w:r>
+      <w:r>
+        <w:t xml:space="preserve"> </w:t>
+      </w:r>
+      <w:r>
+        <w:rPr>
+          <w:rStyle w:val="VerbatimChar"/>
+        </w:rPr>
+        <w:t xml:space="preserve">filtering</w:t>
+      </w:r>
+      <w:r>
+        <w:t xml:space="preserve">,</w:t>
+      </w:r>
+      <w:r>
+        <w:t xml:space="preserve"> </w:t>
+      </w:r>
+      <w:r>
+        <w:rPr>
+          <w:rStyle w:val="VerbatimChar"/>
+        </w:rPr>
+        <w:t xml:space="preserve">beat_detection</w:t>
+      </w:r>
+      <w:r>
+        <w:t xml:space="preserve">,</w:t>
+      </w:r>
+      <w:r>
+        <w:t xml:space="preserve"> </w:t>
+      </w:r>
+      <w:r>
+        <w:rPr>
+          <w:rStyle w:val="VerbatimChar"/>
+        </w:rPr>
+        <w:t xml:space="preserve">repolarization</w:t>
+      </w:r>
+      <w:r>
+        <w:t xml:space="preserve">,</w:t>
+      </w:r>
+      <w:r>
+        <w:t xml:space="preserve"> </w:t>
+      </w:r>
+      <w:r>
+        <w:rPr>
+          <w:rStyle w:val="VerbatimChar"/>
+        </w:rPr>
+        <w:t xml:space="preserve">quality</w:t>
+      </w:r>
+      <w:r>
+        <w:t xml:space="preserve">,</w:t>
+      </w:r>
+      <w:r>
+        <w:t xml:space="preserve"> </w:t>
+      </w:r>
+      <w:r>
+        <w:rPr>
+          <w:rStyle w:val="VerbatimChar"/>
+        </w:rPr>
+        <w:t xml:space="preserve">inclusion</w:t>
+      </w:r>
+      <w:r>
+        <w:t xml:space="preserve">,</w:t>
+      </w:r>
+      <w:r>
+        <w:t xml:space="preserve"> </w:t>
+      </w:r>
+      <w:r>
+        <w:rPr>
+          <w:rStyle w:val="VerbatimChar"/>
+        </w:rPr>
+        <w:t xml:space="preserve">normalization</w:t>
+      </w:r>
+      <w:r>
+        <w:t xml:space="preserve">,</w:t>
+      </w:r>
+      <w:r>
+        <w:t xml:space="preserve"> </w:t>
+      </w:r>
+      <w:r>
+        <w:rPr>
+          <w:rStyle w:val="VerbatimChar"/>
+        </w:rPr>
+        <w:t xml:space="preserve">arrhythmia</w:t>
+      </w:r>
+      <w:r>
+        <w:t xml:space="preserve">,</w:t>
+      </w:r>
+      <w:r>
+        <w:t xml:space="preserve"> </w:t>
+      </w:r>
+      <w:r>
+        <w:rPr>
+          <w:rStyle w:val="VerbatimChar"/>
+        </w:rPr>
+        <w:t xml:space="preserve">channel_selection</w:t>
+      </w:r>
+      <w:r>
+        <w:t xml:space="preserve"> </w:t>
+      </w:r>
+      <w:r>
+        <w:t xml:space="preserve">e i campi di vertice</w:t>
+      </w:r>
+      <w:r>
+        <w:t xml:space="preserve"> </w:t>
+      </w:r>
+      <w:r>
+        <w:rPr>
+          <w:rStyle w:val="VerbatimChar"/>
+        </w:rPr>
+        <w:t xml:space="preserve">amplifier_gain</w:t>
+      </w:r>
+      <w:r>
+        <w:t xml:space="preserve"> </w:t>
+      </w:r>
+      <w:r>
+        <w:t xml:space="preserve">(1e4),</w:t>
+      </w:r>
+      <w:r>
+        <w:t xml:space="preserve"> </w:t>
+      </w:r>
+      <w:r>
+        <w:rPr>
+          <w:rStyle w:val="VerbatimChar"/>
+        </w:rPr>
+        <w:t xml:space="preserve">enable_cessation</w:t>
+      </w:r>
+      <w:r>
+        <w:t xml:space="preserve"> </w:t>
+      </w:r>
+      <w:r>
+        <w:t xml:space="preserve">(True),</w:t>
+      </w:r>
+      <w:r>
+        <w:t xml:space="preserve"> </w:t>
+      </w:r>
+      <w:r>
+        <w:rPr>
+          <w:rStyle w:val="VerbatimChar"/>
+        </w:rPr>
+        <w:t xml:space="preserve">enable_spectral</w:t>
+      </w:r>
+      <w:r>
+        <w:t xml:space="preserve"> </w:t>
+      </w:r>
+      <w:r>
+        <w:t xml:space="preserve">(True),</w:t>
+      </w:r>
+      <w:r>
+        <w:t xml:space="preserve"> </w:t>
+      </w:r>
+      <w:r>
+        <w:rPr>
+          <w:rStyle w:val="VerbatimChar"/>
+        </w:rPr>
+        <w:t xml:space="preserve">use_overrides</w:t>
+      </w:r>
+      <w:r>
+        <w:t xml:space="preserve"> </w:t>
+      </w:r>
+      <w:r>
+        <w:t xml:space="preserve">(True),</w:t>
+      </w:r>
+      <w:r>
+        <w:t xml:space="preserve"> </w:t>
+      </w:r>
+      <w:r>
+        <w:rPr>
+          <w:rStyle w:val="VerbatimChar"/>
+        </w:rPr>
+        <w:t xml:space="preserve">chamber_layout</w:t>
+      </w:r>
+      <w:r>
+        <w:t xml:space="preserve"> </w:t>
+      </w:r>
+      <w:r>
+        <w:t xml:space="preserve">(</w:t>
+      </w:r>
+      <w:r>
+        <w:rPr>
+          <w:rStyle w:val="VerbatimChar"/>
+        </w:rPr>
+        <w:t xml:space="preserve">'auto'</w:t>
+      </w:r>
+      <w:r>
+        <w:t xml:space="preserve">),</w:t>
+      </w:r>
+      <w:r>
+        <w:t xml:space="preserve"> </w:t>
+      </w:r>
+      <w:r>
+        <w:rPr>
+          <w:rStyle w:val="VerbatimChar"/>
+        </w:rPr>
+        <w:t xml:space="preserve">chamber_consensus</w:t>
+      </w:r>
+      <w:r>
+        <w:t xml:space="preserve"> </w:t>
+      </w:r>
+      <w:r>
+        <w:t xml:space="preserve">(True). Si esporta e importa in JSON (</w:t>
+      </w:r>
+      <w:r>
+        <w:rPr>
+          <w:rStyle w:val="VerbatimChar"/>
+        </w:rPr>
+        <w:t xml:space="preserve">to_json</w:t>
+      </w:r>
+      <w:r>
+        <w:t xml:space="preserve">,</w:t>
+      </w:r>
+      <w:r>
+        <w:t xml:space="preserve"> </w:t>
+      </w:r>
+      <w:r>
+        <w:rPr>
+          <w:rStyle w:val="VerbatimChar"/>
+        </w:rPr>
+        <w:t xml:space="preserve">from_json</w:t>
+      </w:r>
+      <w:r>
+        <w:t xml:space="preserve">); il batch salva sempre</w:t>
+      </w:r>
+      <w:r>
+        <w:t xml:space="preserve"> </w:t>
+      </w:r>
+      <w:r>
+        <w:rPr>
+          <w:rStyle w:val="VerbatimChar"/>
+        </w:rPr>
+        <w:t xml:space="preserve">analysis_config.json</w:t>
+      </w:r>
+      <w:r>
+        <w:t xml:space="preserve"> </w:t>
+      </w:r>
+      <w:r>
+        <w:t xml:space="preserve">nei risultati.</w:t>
+      </w:r>
+    </w:p>
+    <w:p>
+      <w:pPr>
+        <w:pStyle w:val="BodyText"/>
+      </w:pPr>
+      <w:r>
+        <w:t xml:space="preserve">Preset:</w:t>
+      </w:r>
+      <w:r>
+        <w:t xml:space="preserve"> </w:t>
+      </w:r>
+      <w:r>
+        <w:rPr>
+          <w:rStyle w:val="VerbatimChar"/>
+        </w:rPr>
+        <w:t xml:space="preserve">default</w:t>
+      </w:r>
+      <w:r>
+        <w:t xml:space="preserve">;</w:t>
+      </w:r>
+      <w:r>
+        <w:t xml:space="preserve"> </w:t>
+      </w:r>
+      <w:r>
+        <w:rPr>
+          <w:rStyle w:val="VerbatimChar"/>
+        </w:rPr>
+        <w:t xml:space="preserve">conservative</w:t>
+      </w:r>
+      <w:r>
+        <w:t xml:space="preserve"> </w:t>
+      </w:r>
+      <w:r>
+        <w:t xml:space="preserve">(morfologia 0,8, QC 0,6, confidenza minima 0,75: segnali rumorosi);</w:t>
+      </w:r>
+      <w:r>
+        <w:t xml:space="preserve"> </w:t>
+      </w:r>
+      <w:r>
+        <w:rPr>
+          <w:rStyle w:val="VerbatimChar"/>
+        </w:rPr>
+        <w:t xml:space="preserve">sensitive</w:t>
+      </w:r>
+      <w:r>
+        <w:t xml:space="preserve"> </w:t>
+      </w:r>
+      <w:r>
+        <w:t xml:space="preserve">(morfologia 0,5, FPD minimo 80 ms: segnali deboli o bradicardici);</w:t>
+      </w:r>
+      <w:r>
+        <w:t xml:space="preserve"> </w:t>
+      </w:r>
+      <w:r>
+        <w:rPr>
+          <w:rStyle w:val="VerbatimChar"/>
+        </w:rPr>
+        <w:t xml:space="preserve">peak_method</w:t>
+      </w:r>
+      <w:r>
+        <w:t xml:space="preserve"> </w:t>
+      </w:r>
+      <w:r>
+        <w:t xml:space="preserve">(oggi identico al default);</w:t>
+      </w:r>
+      <w:r>
+        <w:t xml:space="preserve"> </w:t>
+      </w:r>
+      <w:r>
+        <w:rPr>
+          <w:rStyle w:val="VerbatimChar"/>
+        </w:rPr>
+        <w:t xml:space="preserve">no_filters</w:t>
+      </w:r>
+      <w:r>
+        <w:t xml:space="preserve"> </w:t>
+      </w:r>
+      <w:r>
+        <w:t xml:space="preserve">(disattiva i filtri di ritmo, ampiezza e topologia: per confronti con pipeline vecchie).</w:t>
+      </w:r>
+    </w:p>
+    <w:p>
+      <w:pPr>
+        <w:pStyle w:val="BodyText"/>
+      </w:pPr>
+      <w:r>
+        <w:t xml:space="preserve">Esempio di JSON minimale:</w:t>
+      </w:r>
+    </w:p>
+    <w:p>
+      <w:pPr>
+        <w:pStyle w:val="SourceCode"/>
+      </w:pPr>
+      <w:r>
+        <w:rPr>
+          <w:rStyle w:val="FunctionTok"/>
+        </w:rPr>
+        <w:t xml:space="preserve">{</w:t>
+      </w:r>
+      <w:r>
+        <w:br/>
+      </w:r>
+      <w:r>
+        <w:rPr>
+          <w:rStyle w:val="NormalTok"/>
+        </w:rPr>
+        <w:t xml:space="preserve">  </w:t>
+      </w:r>
+      <w:r>
+        <w:rPr>
+          <w:rStyle w:val="DataTypeTok"/>
+        </w:rPr>
+        <w:t xml:space="preserve">"repolarization"</w:t>
+      </w:r>
+      <w:r>
+        <w:rPr>
+          <w:rStyle w:val="FunctionTok"/>
+        </w:rPr>
+        <w:t xml:space="preserve">:</w:t>
+      </w:r>
+      <w:r>
+        <w:rPr>
+          <w:rStyle w:val="NormalTok"/>
+        </w:rPr>
+        <w:t xml:space="preserve"> </w:t>
+      </w:r>
+      <w:r>
+        <w:rPr>
+          <w:rStyle w:val="FunctionTok"/>
+        </w:rPr>
+        <w:t xml:space="preserve">{</w:t>
+      </w:r>
+      <w:r>
+        <w:rPr>
+          <w:rStyle w:val="DataTypeTok"/>
+        </w:rPr>
+        <w:t xml:space="preserve">"fpd_method"</w:t>
+      </w:r>
+      <w:r>
+        <w:rPr>
+          <w:rStyle w:val="FunctionTok"/>
+        </w:rPr>
+        <w:t xml:space="preserve">:</w:t>
+      </w:r>
+      <w:r>
+        <w:rPr>
+          <w:rStyle w:val="NormalTok"/>
+        </w:rPr>
+        <w:t xml:space="preserve"> </w:t>
+      </w:r>
+      <w:r>
+        <w:rPr>
+          <w:rStyle w:val="StringTok"/>
+        </w:rPr>
+        <w:t xml:space="preserve">"peak"</w:t>
+      </w:r>
+      <w:r>
+        <w:rPr>
+          <w:rStyle w:val="FunctionTok"/>
+        </w:rPr>
+        <w:t xml:space="preserve">,</w:t>
+      </w:r>
+      <w:r>
+        <w:rPr>
+          <w:rStyle w:val="NormalTok"/>
+        </w:rPr>
+        <w:t xml:space="preserve"> </w:t>
+      </w:r>
+      <w:r>
+        <w:rPr>
+          <w:rStyle w:val="DataTypeTok"/>
+        </w:rPr>
+        <w:t xml:space="preserve">"correction"</w:t>
+      </w:r>
+      <w:r>
+        <w:rPr>
+          <w:rStyle w:val="FunctionTok"/>
+        </w:rPr>
+        <w:t xml:space="preserve">:</w:t>
+      </w:r>
+      <w:r>
+        <w:rPr>
+          <w:rStyle w:val="NormalTok"/>
+        </w:rPr>
+        <w:t xml:space="preserve"> </w:t>
+      </w:r>
+      <w:r>
+        <w:rPr>
+          <w:rStyle w:val="StringTok"/>
+        </w:rPr>
+        <w:t xml:space="preserve">"fridericia"</w:t>
+      </w:r>
+      <w:r>
+        <w:rPr>
+          <w:rStyle w:val="FunctionTok"/>
+        </w:rPr>
+        <w:t xml:space="preserve">},</w:t>
+      </w:r>
+      <w:r>
+        <w:br/>
+      </w:r>
+      <w:r>
+        <w:rPr>
+          <w:rStyle w:val="NormalTok"/>
+        </w:rPr>
+        <w:t xml:space="preserve">  </w:t>
+      </w:r>
+      <w:r>
+        <w:rPr>
+          <w:rStyle w:val="DataTypeTok"/>
+        </w:rPr>
+        <w:t xml:space="preserve">"inclusion"</w:t>
+      </w:r>
+      <w:r>
+        <w:rPr>
+          <w:rStyle w:val="FunctionTok"/>
+        </w:rPr>
+        <w:t xml:space="preserve">:</w:t>
+      </w:r>
+      <w:r>
+        <w:rPr>
+          <w:rStyle w:val="NormalTok"/>
+        </w:rPr>
+        <w:t xml:space="preserve"> </w:t>
+      </w:r>
+      <w:r>
+        <w:rPr>
+          <w:rStyle w:val="FunctionTok"/>
+        </w:rPr>
+        <w:t xml:space="preserve">{</w:t>
+      </w:r>
+      <w:r>
+        <w:rPr>
+          <w:rStyle w:val="DataTypeTok"/>
+        </w:rPr>
+        <w:t xml:space="preserve">"max_cv_bp"</w:t>
+      </w:r>
+      <w:r>
+        <w:rPr>
+          <w:rStyle w:val="FunctionTok"/>
+        </w:rPr>
+        <w:t xml:space="preserve">:</w:t>
+      </w:r>
+      <w:r>
+        <w:rPr>
+          <w:rStyle w:val="NormalTok"/>
+        </w:rPr>
+        <w:t xml:space="preserve"> </w:t>
+      </w:r>
+      <w:r>
+        <w:rPr>
+          <w:rStyle w:val="FloatTok"/>
+        </w:rPr>
+        <w:t xml:space="preserve">25.0</w:t>
+      </w:r>
+      <w:r>
+        <w:rPr>
+          <w:rStyle w:val="FunctionTok"/>
+        </w:rPr>
+        <w:t xml:space="preserve">},</w:t>
+      </w:r>
+      <w:r>
+        <w:br/>
+      </w:r>
+      <w:r>
+        <w:rPr>
+          <w:rStyle w:val="NormalTok"/>
+        </w:rPr>
+        <w:t xml:space="preserve">  </w:t>
+      </w:r>
+      <w:r>
+        <w:rPr>
+          <w:rStyle w:val="DataTypeTok"/>
+        </w:rPr>
+        <w:t xml:space="preserve">"normalization"</w:t>
+      </w:r>
+      <w:r>
+        <w:rPr>
+          <w:rStyle w:val="FunctionTok"/>
+        </w:rPr>
+        <w:t xml:space="preserve">:</w:t>
+      </w:r>
+      <w:r>
+        <w:rPr>
+          <w:rStyle w:val="NormalTok"/>
+        </w:rPr>
+        <w:t xml:space="preserve"> </w:t>
+      </w:r>
+      <w:r>
+        <w:rPr>
+          <w:rStyle w:val="FunctionTok"/>
+        </w:rPr>
+        <w:t xml:space="preserve">{</w:t>
+      </w:r>
+      <w:r>
+        <w:rPr>
+          <w:rStyle w:val="DataTypeTok"/>
+        </w:rPr>
+        <w:t xml:space="preserve">"classification_threshold"</w:t>
+      </w:r>
+      <w:r>
+        <w:rPr>
+          <w:rStyle w:val="FunctionTok"/>
+        </w:rPr>
+        <w:t xml:space="preserve">:</w:t>
+      </w:r>
+      <w:r>
+        <w:rPr>
+          <w:rStyle w:val="NormalTok"/>
+        </w:rPr>
+        <w:t xml:space="preserve"> </w:t>
+      </w:r>
+      <w:r>
+        <w:rPr>
+          <w:rStyle w:val="StringTok"/>
+        </w:rPr>
+        <w:t xml:space="preserve">"mid"</w:t>
+      </w:r>
+      <w:r>
+        <w:rPr>
+          <w:rStyle w:val="FunctionTok"/>
+        </w:rPr>
+        <w:t xml:space="preserve">},</w:t>
+      </w:r>
+      <w:r>
+        <w:br/>
+      </w:r>
+      <w:r>
+        <w:rPr>
+          <w:rStyle w:val="NormalTok"/>
+        </w:rPr>
+        <w:t xml:space="preserve">  </w:t>
+      </w:r>
+      <w:r>
+        <w:rPr>
+          <w:rStyle w:val="DataTypeTok"/>
+        </w:rPr>
+        <w:t xml:space="preserve">"amplifier_gain"</w:t>
+      </w:r>
+      <w:r>
+        <w:rPr>
+          <w:rStyle w:val="FunctionTok"/>
+        </w:rPr>
+        <w:t xml:space="preserve">:</w:t>
+      </w:r>
+      <w:r>
+        <w:rPr>
+          <w:rStyle w:val="NormalTok"/>
+        </w:rPr>
+        <w:t xml:space="preserve"> </w:t>
+      </w:r>
+      <w:r>
+        <w:rPr>
+          <w:rStyle w:val="FloatTok"/>
+        </w:rPr>
+        <w:t xml:space="preserve">10000.0</w:t>
+      </w:r>
+      <w:r>
+        <w:rPr>
+          <w:rStyle w:val="FunctionTok"/>
+        </w:rPr>
+        <w:t xml:space="preserve">,</w:t>
+      </w:r>
+      <w:r>
+        <w:br/>
+      </w:r>
+      <w:r>
+        <w:rPr>
+          <w:rStyle w:val="NormalTok"/>
+        </w:rPr>
+        <w:t xml:space="preserve">  </w:t>
+      </w:r>
+      <w:r>
+        <w:rPr>
+          <w:rStyle w:val="DataTypeTok"/>
+        </w:rPr>
+        <w:t xml:space="preserve">"chamber_consensus"</w:t>
+      </w:r>
+      <w:r>
+        <w:rPr>
+          <w:rStyle w:val="FunctionTok"/>
+        </w:rPr>
+        <w:t xml:space="preserve">:</w:t>
+      </w:r>
+      <w:r>
+        <w:rPr>
+          <w:rStyle w:val="NormalTok"/>
+        </w:rPr>
+        <w:t xml:space="preserve"> </w:t>
+      </w:r>
+      <w:r>
+        <w:rPr>
+          <w:rStyle w:val="KeywordTok"/>
+        </w:rPr>
+        <w:t xml:space="preserve">true</w:t>
+      </w:r>
+      <w:r>
+        <w:br/>
+      </w:r>
+      <w:r>
+        <w:rPr>
+          <w:rStyle w:val="FunctionTok"/>
+        </w:rPr>
+        <w:t xml:space="preserve">}</w:t>
+      </w:r>
+    </w:p>
+    <w:p>
+      <w:pPr>
+        <w:pStyle w:val="FirstParagraph"/>
+      </w:pPr>
+      <w:r>
+        <w:t xml:space="preserve">I parametri di cessazione e spettro non sono modificabili da</w:t>
+      </w:r>
+      <w:r>
+        <w:t xml:space="preserve"> </w:t>
+      </w:r>
+      <w:r>
+        <w:rPr>
+          <w:rStyle w:val="VerbatimChar"/>
+        </w:rPr>
+        <w:t xml:space="preserve">AnalysisConfig</w:t>
+      </w:r>
+      <w:r>
+        <w:t xml:space="preserve">. Alcuni campi che esistevano ma non venivano letti (</w:t>
+      </w:r>
+      <w:r>
+        <w:rPr>
+          <w:rStyle w:val="VerbatimChar"/>
+        </w:rPr>
+        <w:t xml:space="preserve">filtering.highpass_*</w:t>
+      </w:r>
+      <w:r>
+        <w:t xml:space="preserve">,</w:t>
+      </w:r>
+      <w:r>
+        <w:t xml:space="preserve"> </w:t>
+      </w:r>
+      <w:r>
+        <w:rPr>
+          <w:rStyle w:val="VerbatimChar"/>
+        </w:rPr>
+        <w:t xml:space="preserve">filtering.lowpass_*</w:t>
+      </w:r>
+      <w:r>
+        <w:t xml:space="preserve">,</w:t>
+      </w:r>
+      <w:r>
+        <w:t xml:space="preserve"> </w:t>
+      </w:r>
+      <w:r>
+        <w:rPr>
+          <w:rStyle w:val="VerbatimChar"/>
+        </w:rPr>
+        <w:t xml:space="preserve">topology_noise_gap_ratio</w:t>
+      </w:r>
+      <w:r>
+        <w:t xml:space="preserve">,</w:t>
+      </w:r>
+      <w:r>
+        <w:t xml:space="preserve"> </w:t>
+      </w:r>
+      <w:r>
+        <w:rPr>
+          <w:rStyle w:val="VerbatimChar"/>
+        </w:rPr>
+        <w:t xml:space="preserve">ead_critical_count</w:t>
+      </w:r>
+      <w:r>
+        <w:t xml:space="preserve">,</w:t>
+      </w:r>
+      <w:r>
+        <w:t xml:space="preserve"> </w:t>
+      </w:r>
+      <w:r>
+        <w:rPr>
+          <w:rStyle w:val="VerbatimChar"/>
+        </w:rPr>
+        <w:t xml:space="preserve">premature_count_threshold</w:t>
+      </w:r>
+      <w:r>
+        <w:t xml:space="preserve">,</w:t>
+      </w:r>
+      <w:r>
+        <w:t xml:space="preserve"> </w:t>
+      </w:r>
+      <w:r>
+        <w:rPr>
+          <w:rStyle w:val="VerbatimChar"/>
+        </w:rPr>
+        <w:t xml:space="preserve">tdp_require_severe_only</w:t>
+      </w:r>
+      <w:r>
+        <w:t xml:space="preserve">,</w:t>
+      </w:r>
+      <w:r>
+        <w:t xml:space="preserve"> </w:t>
+      </w:r>
+      <w:r>
+        <w:rPr>
+          <w:rStyle w:val="VerbatimChar"/>
+        </w:rPr>
+        <w:t xml:space="preserve">snr_good/snr_fair</w:t>
+      </w:r>
+      <w:r>
+        <w:t xml:space="preserve"> </w:t>
+      </w:r>
+      <w:r>
+        <w:t xml:space="preserve">della scelta del canale) sono stati rimossi nella v3.14.1; i file JSON che li contengono si leggono comunque.</w:t>
+      </w:r>
+    </w:p>
+    <w:p>
+      <w:pPr>
+        <w:pStyle w:val="Heading1"/>
+      </w:pPr>
+      <w:bookmarkStart w:id="67" w:name="export-cdisc-send"/>
+      <w:r>
+        <w:t xml:space="preserve">10. Export CDISC SEND</w:t>
+      </w:r>
+      <w:bookmarkEnd w:id="67"/>
+    </w:p>
+    <w:p>
+      <w:pPr>
+        <w:pStyle w:val="SourceCode"/>
+      </w:pPr>
+      <w:r>
+        <w:rPr>
+          <w:rStyle w:val="ImportTok"/>
+        </w:rPr>
+        <w:t xml:space="preserve">from</w:t>
+      </w:r>
+      <w:r>
+        <w:rPr>
+          <w:rStyle w:val="NormalTok"/>
+        </w:rPr>
+        <w:t xml:space="preserve"> cardiac_fp_analyzer.cdisc_export </w:t>
+      </w:r>
+      <w:r>
+        <w:rPr>
+          <w:rStyle w:val="ImportTok"/>
+        </w:rPr>
+        <w:t xml:space="preserve">import</w:t>
+      </w:r>
+      <w:r>
+        <w:rPr>
+          <w:rStyle w:val="NormalTok"/>
+        </w:rPr>
+        <w:t xml:space="preserve"> export_send_package</w:t>
+      </w:r>
+      <w:r>
+        <w:br/>
+      </w:r>
+      <w:r>
+        <w:rPr>
+          <w:rStyle w:val="NormalTok"/>
+        </w:rPr>
+        <w:t xml:space="preserve">export_send_package(results, </w:t>
+      </w:r>
+      <w:r>
+        <w:rPr>
+          <w:rStyle w:val="StringTok"/>
+        </w:rPr>
+        <w:t xml:space="preserve">'out_send/'</w:t>
+      </w:r>
+      <w:r>
+        <w:rPr>
+          <w:rStyle w:val="NormalTok"/>
+        </w:rPr>
+        <w:t xml:space="preserve">, study_id</w:t>
+      </w:r>
+      <w:r>
+        <w:rPr>
+          <w:rStyle w:val="OperatorTok"/>
+        </w:rPr>
+        <w:t xml:space="preserve">=</w:t>
+      </w:r>
+      <w:r>
+        <w:rPr>
+          <w:rStyle w:val="StringTok"/>
+        </w:rPr>
+        <w:t xml:space="preserve">'CIPA2026_01'</w:t>
+      </w:r>
+      <w:r>
+        <w:rPr>
+          <w:rStyle w:val="NormalTok"/>
+        </w:rPr>
+        <w:t xml:space="preserve">)</w:t>
+      </w:r>
+    </w:p>
+    <w:p>
+      <w:pPr>
+        <w:pStyle w:val="FirstParagraph"/>
+      </w:pPr>
+      <w:r>
+        <w:t xml:space="preserve">Domini TS, DM, EX, EG, TX, DS, SUPPEG +</w:t>
+      </w:r>
+      <w:r>
+        <w:t xml:space="preserve"> </w:t>
+      </w:r>
+      <w:r>
+        <w:rPr>
+          <w:rStyle w:val="VerbatimChar"/>
+        </w:rPr>
+        <w:t xml:space="preserve">define.xml</w:t>
+      </w:r>
+      <w:r>
+        <w:t xml:space="preserve"> </w:t>
+      </w:r>
+      <w:r>
+        <w:t xml:space="preserve">(SENDIG 3.1.1); formato</w:t>
+      </w:r>
+      <w:r>
+        <w:t xml:space="preserve"> </w:t>
+      </w:r>
+      <w:r>
+        <w:rPr>
+          <w:rStyle w:val="VerbatimChar"/>
+        </w:rPr>
+        <w:t xml:space="preserve">.xpt</w:t>
+      </w:r>
+      <w:r>
+        <w:t xml:space="preserve"> </w:t>
+      </w:r>
+      <w:r>
+        <w:t xml:space="preserve">con pyreadstat (extra</w:t>
+      </w:r>
+      <w:r>
+        <w:t xml:space="preserve"> </w:t>
+      </w:r>
+      <w:r>
+        <w:rPr>
+          <w:rStyle w:val="VerbatimChar"/>
+        </w:rPr>
+        <w:t xml:space="preserve">cdisc</w:t>
+      </w:r>
+      <w:r>
+        <w:t xml:space="preserve">), altrimenti</w:t>
+      </w:r>
+      <w:r>
+        <w:t xml:space="preserve"> </w:t>
+      </w:r>
+      <w:r>
+        <w:rPr>
+          <w:rStyle w:val="VerbatimChar"/>
+        </w:rPr>
+        <w:t xml:space="preserve">xport</w:t>
+      </w:r>
+      <w:r>
+        <w:t xml:space="preserve">, altrimenti CSV con avviso (non regolatorio). Dalla GUI: pannello Studi ▸</w:t>
+      </w:r>
+      <w:r>
+        <w:t xml:space="preserve"> </w:t>
+      </w:r>
+      <w:r>
+        <w:rPr>
+          <w:i/>
+        </w:rPr>
+        <w:t xml:space="preserve">Esporta CDISC…</w:t>
+      </w:r>
+      <w:r>
+        <w:t xml:space="preserve">. Validare con Pinnacle 21 prima di una submission.</w:t>
+      </w:r>
+    </w:p>
+    <w:p>
+      <w:pPr>
+        <w:pStyle w:val="Heading1"/>
+      </w:pPr>
+      <w:bookmarkStart w:id="68" w:name="limiti-noti-e-lavori-in-corso"/>
+      <w:r>
+        <w:t xml:space="preserve">11. Limiti noti e lavori in corso</w:t>
+      </w:r>
+      <w:bookmarkEnd w:id="68"/>
     </w:p>
     <w:p>
       <w:pPr>
         <w:numPr>
           <w:ilvl w:val="0"/>
-          <w:numId w:val="1028"/>
+          <w:numId w:val="1029"/>
         </w:numPr>
         <w:pStyle w:val="Compact"/>
       </w:pPr>
@@ -13841,47 +13929,26 @@
         <w:rPr>
           <w:b/>
         </w:rPr>
-        <w:t xml:space="preserve">Vincoli di versione</w:t>
-      </w:r>
-      <w:r>
-        <w:t xml:space="preserve">:</w:t>
-      </w:r>
-      <w:r>
-        <w:t xml:space="preserve"> </w:t>
-      </w:r>
-      <w:r>
-        <w:rPr>
-          <w:rStyle w:val="VerbatimChar"/>
-        </w:rPr>
-        <w:t xml:space="preserve">numpy &lt; 2</w:t>
-      </w:r>
-      <w:r>
-        <w:t xml:space="preserve"> </w:t>
-      </w:r>
-      <w:r>
-        <w:t xml:space="preserve">e</w:t>
-      </w:r>
-      <w:r>
-        <w:t xml:space="preserve"> </w:t>
-      </w:r>
-      <w:r>
-        <w:rPr>
-          <w:rStyle w:val="VerbatimChar"/>
-        </w:rPr>
-        <w:t xml:space="preserve">pyqtgraph &lt; 0.14</w:t>
-      </w:r>
-      <w:r>
-        <w:t xml:space="preserve"> </w:t>
-      </w:r>
-      <w:r>
-        <w:t xml:space="preserve">finché non saranno provati; da qui l’ambiente virtuale.</w:t>
+        <w:t xml:space="preserve">Pacing</w:t>
+      </w:r>
+      <w:r>
+        <w:t xml:space="preserve">: le registrazioni stimolate sono riconosciute (</w:t>
+      </w:r>
+      <w:r>
+        <w:rPr>
+          <w:rStyle w:val="VerbatimChar"/>
+        </w:rPr>
+        <w:t xml:space="preserve">paced</w:t>
+      </w:r>
+      <w:r>
+        <w:t xml:space="preserve">) ma non analizzate (artefatto, cattura, latenza).</w:t>
       </w:r>
     </w:p>
     <w:p>
       <w:pPr>
         <w:numPr>
           <w:ilvl w:val="0"/>
-          <w:numId w:val="1028"/>
+          <w:numId w:val="1029"/>
         </w:numPr>
         <w:pStyle w:val="Compact"/>
       </w:pPr>
@@ -13889,17 +13956,17 @@
         <w:rPr>
           <w:b/>
         </w:rPr>
-        <w:t xml:space="preserve">Validazione</w:t>
-      </w:r>
-      <w:r>
-        <w:t xml:space="preserve">: CiPA (Visone 2023) 6/7 composti; gold standard manuale GG; PHOENIX D10.1 cinque piastre (§7.3). Il consenso di camera è validato contro l’analisi di riferimento del report PHOENIX, non ancora contro misure manuali indipendenti del laboratorio.</w:t>
+        <w:t xml:space="preserve">GUI</w:t>
+      </w:r>
+      <w:r>
+        <w:t xml:space="preserve">: la mappa dei campioni, il flusso per camera del batch e la decisione per composto sono solo da riga di comando/Python; il pannello Studi lavora per file. I punteggi degli elettrodi sono compositi (SNR + ripolarizzazione − CV); nella mappa del chip il colore è relativo al file.</w:t>
       </w:r>
     </w:p>
     <w:p>
       <w:pPr>
         <w:numPr>
           <w:ilvl w:val="0"/>
-          <w:numId w:val="1028"/>
+          <w:numId w:val="1029"/>
         </w:numPr>
         <w:pStyle w:val="Compact"/>
       </w:pPr>
@@ -13907,20 +13974,86 @@
         <w:rPr>
           <w:b/>
         </w:rPr>
-        <w:t xml:space="preserve">Finestra di ricerca dell’onda</w:t>
-      </w:r>
-      <w:r>
-        <w:t xml:space="preserve"> </w:t>
-      </w:r>
-      <w:r>
-        <w:t xml:space="preserve">(v3.15): fino all’85 % del ciclo su un ritmo regolare; su un ritmo irregolare si ferma prima di dove può cominciare il battito successivo. Sui tessuti con plateau positivo seguito da una deflessione negativa la scelta tra i due candidati resta delicata (prominenze simili); in camera il consenso tra elettrodi protegge, sul singolo elettrodo conviene guardare il template.</w:t>
+        <w:t xml:space="preserve">Vincoli di versione</w:t>
+      </w:r>
+      <w:r>
+        <w:t xml:space="preserve">:</w:t>
+      </w:r>
+      <w:r>
+        <w:t xml:space="preserve"> </w:t>
+      </w:r>
+      <w:r>
+        <w:rPr>
+          <w:rStyle w:val="VerbatimChar"/>
+        </w:rPr>
+        <w:t xml:space="preserve">numpy &lt; 2</w:t>
+      </w:r>
+      <w:r>
+        <w:t xml:space="preserve"> </w:t>
+      </w:r>
+      <w:r>
+        <w:t xml:space="preserve">e</w:t>
+      </w:r>
+      <w:r>
+        <w:t xml:space="preserve"> </w:t>
+      </w:r>
+      <w:r>
+        <w:rPr>
+          <w:rStyle w:val="VerbatimChar"/>
+        </w:rPr>
+        <w:t xml:space="preserve">pyqtgraph &lt; 0.14</w:t>
+      </w:r>
+      <w:r>
+        <w:t xml:space="preserve"> </w:t>
+      </w:r>
+      <w:r>
+        <w:t xml:space="preserve">finché non saranno provati; da qui l’ambiente virtuale.</w:t>
       </w:r>
     </w:p>
     <w:p>
       <w:pPr>
         <w:numPr>
           <w:ilvl w:val="0"/>
-          <w:numId w:val="1028"/>
+          <w:numId w:val="1029"/>
+        </w:numPr>
+        <w:pStyle w:val="Compact"/>
+      </w:pPr>
+      <w:r>
+        <w:rPr>
+          <w:b/>
+        </w:rPr>
+        <w:t xml:space="preserve">Validazione</w:t>
+      </w:r>
+      <w:r>
+        <w:t xml:space="preserve">: CiPA (Visone 2023) 6/7 composti; gold standard manuale GG; PHOENIX D10.1 cinque piastre (§7.3). Il consenso di camera è validato contro l’analisi di riferimento del report PHOENIX, non ancora contro misure manuali indipendenti del laboratorio.</w:t>
+      </w:r>
+    </w:p>
+    <w:p>
+      <w:pPr>
+        <w:numPr>
+          <w:ilvl w:val="0"/>
+          <w:numId w:val="1029"/>
+        </w:numPr>
+        <w:pStyle w:val="Compact"/>
+      </w:pPr>
+      <w:r>
+        <w:rPr>
+          <w:b/>
+        </w:rPr>
+        <w:t xml:space="preserve">Finestra di ricerca dell’onda</w:t>
+      </w:r>
+      <w:r>
+        <w:t xml:space="preserve"> </w:t>
+      </w:r>
+      <w:r>
+        <w:t xml:space="preserve">(v3.15): fino all’85 % del ciclo su un ritmo regolare; su un ritmo irregolare si ferma prima di dove può cominciare il battito successivo. Sui tessuti con plateau positivo seguito da una deflessione negativa la scelta tra i due candidati resta delicata (prominenze simili); in camera il consenso tra elettrodi protegge, sul singolo elettrodo conviene guardare il template.</w:t>
+      </w:r>
+    </w:p>
+    <w:p>
+      <w:pPr>
+        <w:numPr>
+          <w:ilvl w:val="0"/>
+          <w:numId w:val="1029"/>
         </w:numPr>
         <w:pStyle w:val="Compact"/>
       </w:pPr>
@@ -14869,7 +15002,7 @@
       <w:pPr>
         <w:numPr>
           <w:ilvl w:val="0"/>
-          <w:numId w:val="1029"/>
+          <w:numId w:val="1030"/>
         </w:numPr>
         <w:pStyle w:val="Compact"/>
       </w:pPr>
@@ -14893,7 +15026,7 @@
       <w:pPr>
         <w:numPr>
           <w:ilvl w:val="0"/>
-          <w:numId w:val="1029"/>
+          <w:numId w:val="1030"/>
         </w:numPr>
         <w:pStyle w:val="Compact"/>
       </w:pPr>
@@ -14917,7 +15050,7 @@
       <w:pPr>
         <w:numPr>
           <w:ilvl w:val="0"/>
-          <w:numId w:val="1029"/>
+          <w:numId w:val="1030"/>
         </w:numPr>
         <w:pStyle w:val="Compact"/>
       </w:pPr>
@@ -14929,7 +15062,7 @@
       <w:pPr>
         <w:numPr>
           <w:ilvl w:val="0"/>
-          <w:numId w:val="1029"/>
+          <w:numId w:val="1030"/>
         </w:numPr>
         <w:pStyle w:val="Compact"/>
       </w:pPr>
@@ -16994,6 +17127,9 @@
     <w:abstractNumId w:val="991"/>
   </w:num>
   <w:num w:numId="1029">
+    <w:abstractNumId w:val="991"/>
+  </w:num>
+  <w:num w:numId="1030">
     <w:abstractNumId w:val="991"/>
   </w:num>
 </w:numbering>
